--- a/docs/analysis/es/(II B) 20260127 Mexus - Project charter.docx
+++ b/docs/analysis/es/(II B) 20260127 Mexus - Project charter.docx
@@ -149,7 +149,6 @@
                                       <w:sz w:val="44"/>
                                     </w:rPr>
                                   </w:pPr>
-                                  <w:proofErr w:type="spellStart"/>
                                   <w:r>
                                     <w:rPr>
                                       <w:color w:val="FFFFFF" w:themeColor="background1"/>
@@ -157,7 +156,6 @@
                                     </w:rPr>
                                     <w:t>Mexus</w:t>
                                   </w:r>
-                                  <w:proofErr w:type="spellEnd"/>
                                 </w:p>
                                 <w:p>
                                   <w:pPr>
@@ -225,7 +223,6 @@
                                 <w:sz w:val="44"/>
                               </w:rPr>
                             </w:pPr>
-                            <w:proofErr w:type="spellStart"/>
                             <w:r>
                               <w:rPr>
                                 <w:color w:val="FFFFFF" w:themeColor="background1"/>
@@ -233,7 +230,6 @@
                               </w:rPr>
                               <w:t>Mexus</w:t>
                             </w:r>
-                            <w:proofErr w:type="spellEnd"/>
                           </w:p>
                           <w:p>
                             <w:pPr>
@@ -612,16 +608,35 @@
                     <w:color w:val="3B3838" w:themeColor="background2" w:themeShade="40"/>
                   </w:rPr>
                 </w:pPr>
-                <w:r>
-                  <w:rPr>
-                    <w:noProof/>
-                    <w:color w:val="3B3838" w:themeColor="background2" w:themeShade="40"/>
-                  </w:rPr>
-                  <w:t>dcueli.com</w:t>
-                </w:r>
+                <w:hyperlink r:id="rId9" w:history="1">
+                  <w:r>
+                    <w:rPr>
+                      <w:rStyle w:val="Hipervnculo"/>
+                      <w:noProof/>
+                    </w:rPr>
+                    <w:t>dcueli.com</w:t>
+                  </w:r>
+                </w:hyperlink>
               </w:p>
             </w:sdtContent>
           </w:sdt>
+          <w:p>
+            <w:pPr>
+              <w:rPr>
+                <w:noProof/>
+                <w:color w:val="808080" w:themeColor="background1" w:themeShade="80"/>
+              </w:rPr>
+            </w:pPr>
+            <w:r>
+              <w:rPr>
+                <w:noProof/>
+                <w:color w:val="808080" w:themeColor="background1" w:themeShade="80"/>
+                <w:sz w:val="36"/>
+                <w:szCs w:val="36"/>
+              </w:rPr>
+              <w:t>Acta de Constitución del Proyecto</w:t>
+            </w:r>
+          </w:p>
           <w:p>
             <w:pPr>
               <w:rPr>
@@ -630,27 +645,6 @@
                 <w:color w:val="808080" w:themeColor="background1" w:themeShade="80"/>
               </w:rPr>
             </w:pPr>
-            <w:r>
-              <w:rPr>
-                <w:noProof/>
-                <w:color w:val="808080" w:themeColor="background1" w:themeShade="80"/>
-              </w:rPr>
-              <w:t xml:space="preserve">Acta de Constitución del Proyecto </w:t>
-            </w:r>
-            <w:r>
-              <w:rPr>
-                <w:noProof/>
-                <w:color w:val="808080" w:themeColor="background1" w:themeShade="80"/>
-              </w:rPr>
-              <w:t>&amp;</w:t>
-            </w:r>
-            <w:r>
-              <w:rPr>
-                <w:noProof/>
-                <w:color w:val="808080" w:themeColor="background1" w:themeShade="80"/>
-              </w:rPr>
-              <w:t xml:space="preserve"> Caso de Negocio </w:t>
-            </w:r>
             <w:r>
               <w:rPr>
                 <w:i/>
@@ -776,6 +770,7 @@
           <w:ilvl w:val="0"/>
           <w:numId w:val="24"/>
         </w:numPr>
+        <w:jc w:val="both"/>
         <w:rPr>
           <w:rStyle w:val="Hipervnculo"/>
           <w:rFonts w:cstheme="minorHAnsi"/>
@@ -791,7 +786,25 @@
             <w:i/>
             <w:iCs/>
           </w:rPr>
-          <w:t>Control de versiones</w:t>
+          <w:t>Control de ve</w:t>
+        </w:r>
+        <w:r>
+          <w:rPr>
+            <w:rStyle w:val="Hipervnculo"/>
+            <w:rFonts w:cstheme="minorHAnsi"/>
+            <w:i/>
+            <w:iCs/>
+          </w:rPr>
+          <w:t>r</w:t>
+        </w:r>
+        <w:r>
+          <w:rPr>
+            <w:rStyle w:val="Hipervnculo"/>
+            <w:rFonts w:cstheme="minorHAnsi"/>
+            <w:i/>
+            <w:iCs/>
+          </w:rPr>
+          <w:t>siones</w:t>
         </w:r>
       </w:hyperlink>
     </w:p>
@@ -802,6 +815,7 @@
           <w:ilvl w:val="0"/>
           <w:numId w:val="24"/>
         </w:numPr>
+        <w:jc w:val="both"/>
         <w:rPr>
           <w:rStyle w:val="Hipervnculo"/>
           <w:rFonts w:cstheme="minorHAnsi"/>
@@ -809,17 +823,47 @@
           <w:iCs/>
         </w:rPr>
       </w:pPr>
-      <w:r>
-        <w:rPr>
-          <w:rStyle w:val="Hipervnculo"/>
-          <w:rFonts w:cstheme="minorHAnsi"/>
-          <w:i/>
-          <w:iCs/>
-        </w:rPr>
-        <w:t>Información general del proyecto</w:t>
-      </w:r>
-    </w:p>
-    <w:bookmarkStart w:id="1" w:name="idx_subsection_I"/>
+      <w:hyperlink w:anchor="_INFORMACIÓN_GENERAL_DEL" w:history="1">
+        <w:r>
+          <w:rPr>
+            <w:rStyle w:val="Hipervnculo"/>
+            <w:rFonts w:cstheme="minorHAnsi"/>
+            <w:i/>
+            <w:iCs/>
+          </w:rPr>
+          <w:t xml:space="preserve">Información general del </w:t>
+        </w:r>
+        <w:r>
+          <w:rPr>
+            <w:rStyle w:val="Hipervnculo"/>
+            <w:rFonts w:cstheme="minorHAnsi"/>
+            <w:i/>
+            <w:iCs/>
+          </w:rPr>
+          <w:t>p</w:t>
+        </w:r>
+        <w:r>
+          <w:rPr>
+            <w:rStyle w:val="Hipervnculo"/>
+            <w:rFonts w:cstheme="minorHAnsi"/>
+            <w:i/>
+            <w:iCs/>
+          </w:rPr>
+          <w:t xml:space="preserve">royecto </w:t>
+        </w:r>
+        <w:r>
+          <w:rPr>
+            <w:rStyle w:val="Hipervnculo"/>
+            <w:rFonts w:cstheme="minorHAnsi"/>
+            <w:b/>
+            <w:bCs/>
+            <w:i/>
+            <w:iCs/>
+          </w:rPr>
+          <w:t>Mexus</w:t>
+        </w:r>
+      </w:hyperlink>
+    </w:p>
     <w:p>
       <w:pPr>
         <w:pStyle w:val="Prrafodelista"/>
@@ -827,29 +871,28 @@
           <w:ilvl w:val="1"/>
           <w:numId w:val="24"/>
         </w:numPr>
-      </w:pPr>
-      <w:r>
-        <w:fldChar w:fldCharType="begin"/>
-      </w:r>
-      <w:r>
-        <w:instrText>HYPERLINK  \l "_Componentes_clave"</w:instrText>
-      </w:r>
-      <w:r>
-        <w:fldChar w:fldCharType="separate"/>
-      </w:r>
-      <w:bookmarkEnd w:id="1"/>
-      <w:r>
-        <w:rPr>
-          <w:rStyle w:val="Hipervnculo"/>
-        </w:rPr>
-        <w:t>Nombre</w:t>
-      </w:r>
-      <w:r>
-        <w:fldChar w:fldCharType="end"/>
-      </w:r>
-      <w:r>
-        <w:t xml:space="preserve"> del proyecto</w:t>
-      </w:r>
+        <w:jc w:val="both"/>
+      </w:pPr>
+      <w:hyperlink w:anchor="_Nombre_del_proyecto" w:history="1">
+        <w:r>
+          <w:rPr>
+            <w:rStyle w:val="Hipervnculo"/>
+          </w:rPr>
+          <w:t xml:space="preserve">Nombre del </w:t>
+        </w:r>
+        <w:r>
+          <w:rPr>
+            <w:rStyle w:val="Hipervnculo"/>
+          </w:rPr>
+          <w:t>p</w:t>
+        </w:r>
+        <w:r>
+          <w:rPr>
+            <w:rStyle w:val="Hipervnculo"/>
+          </w:rPr>
+          <w:t>royecto</w:t>
+        </w:r>
+      </w:hyperlink>
     </w:p>
     <w:p>
       <w:pPr>
@@ -858,13 +901,28 @@
           <w:ilvl w:val="1"/>
           <w:numId w:val="24"/>
         </w:numPr>
-      </w:pPr>
-      <w:r>
-        <w:t>Patro</w:t>
-      </w:r>
-      <w:r>
-        <w:t>cinador y responsable</w:t>
-      </w:r>
+        <w:jc w:val="both"/>
+      </w:pPr>
+      <w:hyperlink w:anchor="_Responsables" w:history="1">
+        <w:r>
+          <w:rPr>
+            <w:rStyle w:val="Hipervnculo"/>
+          </w:rPr>
+          <w:t>Respons</w:t>
+        </w:r>
+        <w:r>
+          <w:rPr>
+            <w:rStyle w:val="Hipervnculo"/>
+          </w:rPr>
+          <w:t>a</w:t>
+        </w:r>
+        <w:r>
+          <w:rPr>
+            <w:rStyle w:val="Hipervnculo"/>
+          </w:rPr>
+          <w:t>bles</w:t>
+        </w:r>
+      </w:hyperlink>
     </w:p>
     <w:p>
       <w:pPr>
@@ -873,13 +931,28 @@
           <w:ilvl w:val="1"/>
           <w:numId w:val="24"/>
         </w:numPr>
-      </w:pPr>
-      <w:r>
-        <w:t>Fe</w:t>
-      </w:r>
-      <w:r>
-        <w:t>cha de inicio prevista</w:t>
-      </w:r>
+        <w:jc w:val="both"/>
+      </w:pPr>
+      <w:hyperlink w:anchor="_Fecha_de_inicio" w:history="1">
+        <w:r>
+          <w:rPr>
+            <w:rStyle w:val="Hipervnculo"/>
+          </w:rPr>
+          <w:t>Fecha de inicio p</w:t>
+        </w:r>
+        <w:r>
+          <w:rPr>
+            <w:rStyle w:val="Hipervnculo"/>
+          </w:rPr>
+          <w:t>r</w:t>
+        </w:r>
+        <w:r>
+          <w:rPr>
+            <w:rStyle w:val="Hipervnculo"/>
+          </w:rPr>
+          <w:t>evista</w:t>
+        </w:r>
+      </w:hyperlink>
     </w:p>
     <w:p>
       <w:pPr>
@@ -888,10 +961,28 @@
           <w:ilvl w:val="0"/>
           <w:numId w:val="24"/>
         </w:numPr>
-      </w:pPr>
-      <w:r>
-        <w:t>Resumen ejecutivo</w:t>
-      </w:r>
+        <w:jc w:val="both"/>
+      </w:pPr>
+      <w:hyperlink w:anchor="_RESUMEN_EJECUTIVO_-" w:history="1">
+        <w:r>
+          <w:rPr>
+            <w:rStyle w:val="Hipervnculo"/>
+          </w:rPr>
+          <w:t>Resumen ejec</w:t>
+        </w:r>
+        <w:r>
+          <w:rPr>
+            <w:rStyle w:val="Hipervnculo"/>
+          </w:rPr>
+          <w:t>u</w:t>
+        </w:r>
+        <w:r>
+          <w:rPr>
+            <w:rStyle w:val="Hipervnculo"/>
+          </w:rPr>
+          <w:t>tivo</w:t>
+        </w:r>
+      </w:hyperlink>
       <w:r>
         <w:t xml:space="preserve"> </w:t>
       </w:r>
@@ -903,106 +994,32 @@
           <w:ilvl w:val="0"/>
           <w:numId w:val="24"/>
         </w:numPr>
-      </w:pPr>
-      <w:hyperlink w:anchor="_ALCANCE_DEL_PRODUCTO" w:history="1">
+        <w:jc w:val="both"/>
+      </w:pPr>
+      <w:hyperlink w:anchor="_PROBLEMA_/_NECESIDAD" w:history="1">
         <w:r>
           <w:rPr>
             <w:rStyle w:val="Hipervnculo"/>
           </w:rPr>
-          <w:t>Justificación</w:t>
+          <w:t>Problema / Nec</w:t>
         </w:r>
-      </w:hyperlink>
-      <w:r>
-        <w:t xml:space="preserve"> y caso de negocio</w:t>
-      </w:r>
-    </w:p>
-    <w:p>
-      <w:pPr>
-        <w:pStyle w:val="Encabezado"/>
-        <w:numPr>
-          <w:ilvl w:val="1"/>
-          <w:numId w:val="26"/>
-        </w:numPr>
-      </w:pPr>
-      <w:hyperlink w:anchor="_Alcance_incluido_(in-scope)" w:history="1">
         <w:r>
           <w:rPr>
             <w:rStyle w:val="Hipervnculo"/>
           </w:rPr>
-          <w:t>Alcance incluido (</w:t>
+          <w:t>e</w:t>
         </w:r>
-        <w:proofErr w:type="spellStart"/>
         <w:r>
           <w:rPr>
             <w:rStyle w:val="Hipervnculo"/>
           </w:rPr>
-          <w:t>in-scope</w:t>
+          <w:t>s</w:t>
         </w:r>
-        <w:proofErr w:type="spellEnd"/>
         <w:r>
           <w:rPr>
             <w:rStyle w:val="Hipervnculo"/>
           </w:rPr>
-          <w:t xml:space="preserve">) para </w:t>
-        </w:r>
-        <w:proofErr w:type="spellStart"/>
-        <w:r>
-          <w:rPr>
-            <w:rStyle w:val="Hipervnculo"/>
-          </w:rPr>
-          <w:t>Mexus</w:t>
-        </w:r>
-        <w:proofErr w:type="spellEnd"/>
-        <w:r>
-          <w:rPr>
-            <w:rStyle w:val="Hipervnculo"/>
-          </w:rPr>
-          <w:t xml:space="preserve"> 0.1.0</w:t>
-        </w:r>
-      </w:hyperlink>
-    </w:p>
-    <w:p>
-      <w:pPr>
-        <w:pStyle w:val="Encabezado"/>
-        <w:numPr>
-          <w:ilvl w:val="1"/>
-          <w:numId w:val="26"/>
-        </w:numPr>
-      </w:pPr>
-      <w:hyperlink w:anchor="_Alcance_excluido_(out-of-scope)" w:history="1">
-        <w:r>
-          <w:rPr>
-            <w:rStyle w:val="Hipervnculo"/>
-          </w:rPr>
-          <w:t>Alcance excluido (</w:t>
-        </w:r>
-        <w:proofErr w:type="spellStart"/>
-        <w:r>
-          <w:rPr>
-            <w:rStyle w:val="Hipervnculo"/>
-          </w:rPr>
-          <w:t>out-of-scope</w:t>
-        </w:r>
-        <w:proofErr w:type="spellEnd"/>
-        <w:r>
-          <w:rPr>
-            <w:rStyle w:val="Hipervnculo"/>
-          </w:rPr>
-          <w:t xml:space="preserve">) para </w:t>
-        </w:r>
-        <w:proofErr w:type="spellStart"/>
-        <w:r>
-          <w:rPr>
-            <w:rStyle w:val="Hipervnculo"/>
-          </w:rPr>
-          <w:t>Mexus</w:t>
-        </w:r>
-        <w:proofErr w:type="spellEnd"/>
-        <w:r>
-          <w:rPr>
-            <w:rStyle w:val="Hipervnculo"/>
-          </w:rPr>
-          <w:t xml:space="preserve"> 0.1.0</w:t>
+          <w:t>idad</w:t>
         </w:r>
       </w:hyperlink>
     </w:p>
@@ -1013,46 +1030,86 @@
           <w:ilvl w:val="0"/>
           <w:numId w:val="24"/>
         </w:numPr>
-      </w:pPr>
-      <w:hyperlink w:anchor="_STAKEHOLDERS_&amp;_ROLES" w:history="1">
-        <w:proofErr w:type="spellStart"/>
+        <w:jc w:val="both"/>
+      </w:pPr>
+      <w:hyperlink w:anchor="_OBJETIVOS_DEL_PROYECTO" w:history="1">
         <w:r>
           <w:rPr>
             <w:rStyle w:val="Hipervnculo"/>
           </w:rPr>
-          <w:t>Stakeholders</w:t>
+          <w:t>Objetivos del proy</w:t>
         </w:r>
-        <w:proofErr w:type="spellEnd"/>
         <w:r>
           <w:rPr>
             <w:rStyle w:val="Hipervnculo"/>
           </w:rPr>
-          <w:t xml:space="preserve"> y roles</w:t>
+          <w:t>e</w:t>
         </w:r>
-      </w:hyperlink>
-    </w:p>
-    <w:p>
-      <w:pPr>
-        <w:pStyle w:val="Encabezado"/>
-        <w:numPr>
-          <w:ilvl w:val="1"/>
-          <w:numId w:val="27"/>
-        </w:numPr>
-      </w:pPr>
-      <w:hyperlink w:anchor="_Stakeholders_clave" w:history="1">
-        <w:proofErr w:type="spellStart"/>
         <w:r>
           <w:rPr>
             <w:rStyle w:val="Hipervnculo"/>
           </w:rPr>
-          <w:t>Stakeholders</w:t>
+          <w:t>cto</w:t>
         </w:r>
-        <w:proofErr w:type="spellEnd"/>
+      </w:hyperlink>
+    </w:p>
+    <w:p>
+      <w:pPr>
+        <w:pStyle w:val="Encabezado"/>
+        <w:numPr>
+          <w:ilvl w:val="0"/>
+          <w:numId w:val="69"/>
+        </w:numPr>
+        <w:jc w:val="both"/>
+      </w:pPr>
+      <w:hyperlink w:anchor="_Objetivo_general" w:history="1">
         <w:r>
           <w:rPr>
             <w:rStyle w:val="Hipervnculo"/>
           </w:rPr>
-          <w:t xml:space="preserve"> clave</w:t>
+          <w:t>Objetivo gene</w:t>
+        </w:r>
+        <w:r>
+          <w:rPr>
+            <w:rStyle w:val="Hipervnculo"/>
+          </w:rPr>
+          <w:t>r</w:t>
+        </w:r>
+        <w:r>
+          <w:rPr>
+            <w:rStyle w:val="Hipervnculo"/>
+          </w:rPr>
+          <w:t>al</w:t>
+        </w:r>
+      </w:hyperlink>
+    </w:p>
+    <w:p>
+      <w:pPr>
+        <w:pStyle w:val="Encabezado"/>
+        <w:numPr>
+          <w:ilvl w:val="0"/>
+          <w:numId w:val="69"/>
+        </w:numPr>
+        <w:jc w:val="both"/>
+      </w:pPr>
+      <w:hyperlink w:anchor="_Beneficios_esperados" w:history="1">
+        <w:r>
+          <w:rPr>
+            <w:rStyle w:val="Hipervnculo"/>
+          </w:rPr>
+          <w:t>Beneficios e</w:t>
+        </w:r>
+        <w:r>
+          <w:rPr>
+            <w:rStyle w:val="Hipervnculo"/>
+          </w:rPr>
+          <w:t>s</w:t>
+        </w:r>
+        <w:r>
+          <w:rPr>
+            <w:rStyle w:val="Hipervnculo"/>
+          </w:rPr>
+          <w:t>perados</w:t>
         </w:r>
       </w:hyperlink>
     </w:p>
@@ -1063,31 +1120,74 @@
           <w:ilvl w:val="0"/>
           <w:numId w:val="24"/>
         </w:numPr>
-      </w:pPr>
-      <w:hyperlink w:anchor="_BENEFICIOS_ESPERADOS" w:history="1">
+        <w:jc w:val="both"/>
+      </w:pPr>
+      <w:hyperlink w:anchor="_ANÁLISIS_ECONÓMICO_(INVERSIÓN)" w:history="1">
         <w:r>
           <w:rPr>
             <w:rStyle w:val="Hipervnculo"/>
           </w:rPr>
-          <w:t>Beneficios esperados</w:t>
+          <w:t>Análisis econó</w:t>
         </w:r>
-      </w:hyperlink>
-    </w:p>
-    <w:p>
-      <w:pPr>
-        <w:pStyle w:val="Encabezado"/>
-        <w:numPr>
-          <w:ilvl w:val="1"/>
-          <w:numId w:val="58"/>
-        </w:numPr>
-        <w:ind w:left="1434" w:hanging="357"/>
-      </w:pPr>
-      <w:hyperlink w:anchor="_Para_el_usuario" w:history="1">
         <w:r>
           <w:rPr>
             <w:rStyle w:val="Hipervnculo"/>
           </w:rPr>
-          <w:t>Para el Usuario</w:t>
+          <w:t>m</w:t>
+        </w:r>
+        <w:r>
+          <w:rPr>
+            <w:rStyle w:val="Hipervnculo"/>
+          </w:rPr>
+          <w:t>ico</w:t>
+        </w:r>
+      </w:hyperlink>
+    </w:p>
+    <w:p>
+      <w:pPr>
+        <w:pStyle w:val="Encabezado"/>
+        <w:numPr>
+          <w:ilvl w:val="0"/>
+          <w:numId w:val="70"/>
+        </w:numPr>
+        <w:jc w:val="both"/>
+      </w:pPr>
+      <w:hyperlink w:anchor="_Hipótesis_de_coste" w:history="1">
+        <w:r>
+          <w:rPr>
+            <w:rStyle w:val="Hipervnculo"/>
+          </w:rPr>
+          <w:t>Hipótesis de coste</w:t>
+        </w:r>
+      </w:hyperlink>
+    </w:p>
+    <w:p>
+      <w:pPr>
+        <w:pStyle w:val="Encabezado"/>
+        <w:numPr>
+          <w:ilvl w:val="0"/>
+          <w:numId w:val="70"/>
+        </w:numPr>
+        <w:jc w:val="both"/>
+      </w:pPr>
+      <w:hyperlink w:anchor="_Beneficios_esperados_1" w:history="1">
+        <w:r>
+          <w:rPr>
+            <w:rStyle w:val="Hipervnculo"/>
+          </w:rPr>
+          <w:t>Beneficio</w:t>
+        </w:r>
+        <w:r>
+          <w:rPr>
+            <w:rStyle w:val="Hipervnculo"/>
+          </w:rPr>
+          <w:t>s</w:t>
+        </w:r>
+        <w:r>
+          <w:rPr>
+            <w:rStyle w:val="Hipervnculo"/>
+          </w:rPr>
+          <w:t xml:space="preserve"> esperados</w:t>
         </w:r>
       </w:hyperlink>
     </w:p>
@@ -1098,49 +1198,26 @@
           <w:ilvl w:val="0"/>
           <w:numId w:val="24"/>
         </w:numPr>
-      </w:pPr>
-      <w:hyperlink w:anchor="_SUPUESTOS_Y_RESTRICCIONES" w:history="1">
+        <w:jc w:val="both"/>
+      </w:pPr>
+      <w:hyperlink w:anchor="_CONCLUSIÓN_DEL_CASO" w:history="1">
         <w:r>
           <w:rPr>
             <w:rStyle w:val="Hipervnculo"/>
           </w:rPr>
-          <w:t>Supuestos y restricciones</w:t>
+          <w:t>Conclusión del caso de</w:t>
         </w:r>
-      </w:hyperlink>
-    </w:p>
-    <w:p>
-      <w:pPr>
-        <w:pStyle w:val="Encabezado"/>
-        <w:numPr>
-          <w:ilvl w:val="1"/>
-          <w:numId w:val="29"/>
-        </w:numPr>
-        <w:ind w:left="1434" w:hanging="357"/>
-      </w:pPr>
-      <w:hyperlink w:anchor="_Supuestos" w:history="1">
         <w:r>
           <w:rPr>
             <w:rStyle w:val="Hipervnculo"/>
           </w:rPr>
-          <w:t>Supuestos</w:t>
+          <w:t xml:space="preserve"> </w:t>
         </w:r>
-      </w:hyperlink>
-    </w:p>
-    <w:p>
-      <w:pPr>
-        <w:pStyle w:val="Encabezado"/>
-        <w:numPr>
-          <w:ilvl w:val="1"/>
-          <w:numId w:val="29"/>
-        </w:numPr>
-        <w:ind w:left="1434" w:hanging="357"/>
-      </w:pPr>
-      <w:hyperlink w:anchor="_Restricciones" w:history="1">
         <w:r>
           <w:rPr>
             <w:rStyle w:val="Hipervnculo"/>
           </w:rPr>
-          <w:t>Restricciones</w:t>
+          <w:t>negocio</w:t>
         </w:r>
       </w:hyperlink>
     </w:p>
@@ -1151,30 +1228,50 @@
           <w:ilvl w:val="0"/>
           <w:numId w:val="24"/>
         </w:numPr>
-      </w:pPr>
-      <w:hyperlink w:anchor="_CRITERIOS_DE_ÉXITO" w:history="1">
-        <w:r>
-          <w:rPr>
-            <w:rStyle w:val="Hipervnculo"/>
-          </w:rPr>
-          <w:t>Criterios de Éxito</w:t>
-        </w:r>
-      </w:hyperlink>
-    </w:p>
-    <w:p>
-      <w:pPr>
-        <w:pStyle w:val="Prrafodelista"/>
-        <w:numPr>
-          <w:ilvl w:val="0"/>
-          <w:numId w:val="24"/>
-        </w:numPr>
+        <w:jc w:val="both"/>
       </w:pPr>
       <w:hyperlink w:anchor="_ESTADO_DEL_DOCUMENTO" w:history="1">
         <w:r>
           <w:rPr>
             <w:rStyle w:val="Hipervnculo"/>
           </w:rPr>
-          <w:t>Estado del documento</w:t>
+          <w:t>Estado del do</w:t>
+        </w:r>
+        <w:r>
+          <w:rPr>
+            <w:rStyle w:val="Hipervnculo"/>
+          </w:rPr>
+          <w:t>c</w:t>
+        </w:r>
+        <w:r>
+          <w:rPr>
+            <w:rStyle w:val="Hipervnculo"/>
+          </w:rPr>
+          <w:t>u</w:t>
+        </w:r>
+        <w:r>
+          <w:rPr>
+            <w:rStyle w:val="Hipervnculo"/>
+          </w:rPr>
+          <w:t>m</w:t>
+        </w:r>
+        <w:r>
+          <w:rPr>
+            <w:rStyle w:val="Hipervnculo"/>
+          </w:rPr>
+          <w:t>e</w:t>
+        </w:r>
+        <w:r>
+          <w:rPr>
+            <w:rStyle w:val="Hipervnculo"/>
+          </w:rPr>
+          <w:t>n</w:t>
+        </w:r>
+        <w:r>
+          <w:rPr>
+            <w:rStyle w:val="Hipervnculo"/>
+          </w:rPr>
+          <w:t>to</w:t>
         </w:r>
       </w:hyperlink>
     </w:p>
@@ -1203,8 +1300,8 @@
       <w:pPr>
         <w:pStyle w:val="Contenido"/>
       </w:pPr>
-      <w:bookmarkStart w:id="2" w:name="_Prólogo"/>
-      <w:bookmarkEnd w:id="2"/>
+      <w:bookmarkStart w:id="1" w:name="_Prólogo"/>
+      <w:bookmarkEnd w:id="1"/>
     </w:p>
     <w:p>
       <w:pPr>
@@ -1290,7 +1387,7 @@
                               </w:rPr>
                               <w:t xml:space="preserve">de </w:t>
                             </w:r>
-                            <w:hyperlink r:id="rId9" w:history="1">
+                            <w:hyperlink r:id="rId10" w:history="1">
                               <w:r>
                                 <w:rPr>
                                   <w:rStyle w:val="Hipervnculo"/>
@@ -1352,7 +1449,7 @@
                                 <w:lang w:bidi="es-ES"/>
                               </w:rPr>
                             </w:pPr>
-                            <w:hyperlink r:id="rId10" w:history="1">
+                            <w:hyperlink r:id="rId11" w:history="1">
                               <w:r>
                                 <w:rPr>
                                   <w:rStyle w:val="Hipervnculo"/>
@@ -1438,7 +1535,7 @@
                         </w:rPr>
                         <w:t xml:space="preserve">de </w:t>
                       </w:r>
-                      <w:hyperlink r:id="rId11" w:history="1">
+                      <w:hyperlink r:id="rId12" w:history="1">
                         <w:r>
                           <w:rPr>
                             <w:rStyle w:val="Hipervnculo"/>
@@ -1500,7 +1597,7 @@
                           <w:lang w:bidi="es-ES"/>
                         </w:rPr>
                       </w:pPr>
-                      <w:hyperlink r:id="rId12" w:history="1">
+                      <w:hyperlink r:id="rId13" w:history="1">
                         <w:r>
                           <w:rPr>
                             <w:rStyle w:val="Hipervnculo"/>
@@ -1539,8 +1636,8 @@
           <w:lang w:eastAsia="es-ES"/>
         </w:rPr>
       </w:pPr>
-      <w:bookmarkStart w:id="3" w:name="_CONTROL_DE_VERSIONES"/>
-      <w:bookmarkEnd w:id="3"/>
+      <w:bookmarkStart w:id="2" w:name="_CONTROL_DE_VERSIONES"/>
+      <w:bookmarkEnd w:id="2"/>
       <w:r>
         <w:rPr>
           <w:lang w:eastAsia="es-ES"/>
@@ -1555,10 +1652,10 @@
         <w:tblLook w:val="04A0" w:firstRow="1" w:lastRow="0" w:firstColumn="1" w:lastColumn="0" w:noHBand="0" w:noVBand="1"/>
       </w:tblPr>
       <w:tblGrid>
-        <w:gridCol w:w="1063"/>
-        <w:gridCol w:w="2514"/>
-        <w:gridCol w:w="4981"/>
-        <w:gridCol w:w="1476"/>
+        <w:gridCol w:w="1064"/>
+        <w:gridCol w:w="2352"/>
+        <w:gridCol w:w="5237"/>
+        <w:gridCol w:w="1381"/>
       </w:tblGrid>
       <w:tr>
         <w:trPr>
@@ -1567,7 +1664,7 @@
         <w:tc>
           <w:tcPr>
             <w:cnfStyle w:val="001000000100" w:firstRow="0" w:lastRow="0" w:firstColumn="1" w:lastColumn="0" w:oddVBand="0" w:evenVBand="0" w:oddHBand="0" w:evenHBand="0" w:firstRowFirstColumn="1" w:firstRowLastColumn="0" w:lastRowFirstColumn="0" w:lastRowLastColumn="0"/>
-            <w:tcW w:w="529" w:type="pct"/>
+            <w:tcW w:w="530" w:type="pct"/>
             <w:hideMark/>
           </w:tcPr>
           <w:p>
@@ -1660,7 +1757,7 @@
         <w:tc>
           <w:tcPr>
             <w:cnfStyle w:val="001000000000" w:firstRow="0" w:lastRow="0" w:firstColumn="1" w:lastColumn="0" w:oddVBand="0" w:evenVBand="0" w:oddHBand="0" w:evenHBand="0" w:firstRowFirstColumn="0" w:firstRowLastColumn="0" w:lastRowFirstColumn="0" w:lastRowLastColumn="0"/>
-            <w:tcW w:w="529" w:type="pct"/>
+            <w:tcW w:w="530" w:type="pct"/>
             <w:hideMark/>
           </w:tcPr>
           <w:p>
@@ -1672,7 +1769,7 @@
                 <w:u w:val="none"/>
               </w:rPr>
             </w:pPr>
-            <w:bookmarkStart w:id="4" w:name="Version_1_0_de_documento"/>
+            <w:bookmarkStart w:id="3" w:name="Version_1_0_de_documento"/>
             <w:r>
               <w:rPr>
                 <w:rStyle w:val="ancla"/>
@@ -1681,7 +1778,7 @@
               </w:rPr>
               <w:t>1.0</w:t>
             </w:r>
-            <w:bookmarkEnd w:id="4"/>
+            <w:bookmarkEnd w:id="3"/>
           </w:p>
         </w:tc>
         <w:tc>
@@ -1784,7 +1881,7 @@
         <w:tc>
           <w:tcPr>
             <w:cnfStyle w:val="001000000000" w:firstRow="0" w:lastRow="0" w:firstColumn="1" w:lastColumn="0" w:oddVBand="0" w:evenVBand="0" w:oddHBand="0" w:evenHBand="0" w:firstRowFirstColumn="0" w:firstRowLastColumn="0" w:lastRowFirstColumn="0" w:lastRowLastColumn="0"/>
-            <w:tcW w:w="529" w:type="pct"/>
+            <w:tcW w:w="530" w:type="pct"/>
             <w:hideMark/>
           </w:tcPr>
           <w:p>
@@ -1802,6 +1899,13 @@
               <w:pStyle w:val="Contenido"/>
               <w:cnfStyle w:val="000000000000" w:firstRow="0" w:lastRow="0" w:firstColumn="0" w:lastColumn="0" w:oddVBand="0" w:evenVBand="0" w:oddHBand="0" w:evenHBand="0" w:firstRowFirstColumn="0" w:firstRowLastColumn="0" w:lastRowFirstColumn="0" w:lastRowLastColumn="0"/>
             </w:pPr>
+            <w:r>
+              <w:rPr>
+                <w:i/>
+                <w:iCs/>
+              </w:rPr>
+              <w:t>30/01/2026</w:t>
+            </w:r>
           </w:p>
         </w:tc>
         <w:tc>
@@ -1811,12 +1915,166 @@
           <w:p>
             <w:pPr>
               <w:pStyle w:val="Contenido"/>
+              <w:numPr>
+                <w:ilvl w:val="0"/>
+                <w:numId w:val="71"/>
+              </w:numPr>
+              <w:ind w:left="357" w:hanging="357"/>
+              <w:cnfStyle w:val="000000000000" w:firstRow="0" w:lastRow="0" w:firstColumn="0" w:lastColumn="0" w:oddVBand="0" w:evenVBand="0" w:oddHBand="0" w:evenHBand="0" w:firstRowFirstColumn="0" w:firstRowLastColumn="0" w:lastRowFirstColumn="0" w:lastRowLastColumn="0"/>
+              <w:rPr>
+                <w:rStyle w:val="nfasis"/>
+                <w:i w:val="0"/>
+                <w:iCs w:val="0"/>
+                <w:sz w:val="18"/>
+                <w:szCs w:val="18"/>
+              </w:rPr>
+            </w:pPr>
+            <w:r>
+              <w:rPr>
+                <w:rStyle w:val="nfasis"/>
+                <w:i w:val="0"/>
+                <w:iCs w:val="0"/>
+                <w:sz w:val="18"/>
+                <w:szCs w:val="18"/>
+              </w:rPr>
+              <w:t>Problema / necesidad</w:t>
+            </w:r>
+          </w:p>
+          <w:p>
+            <w:pPr>
+              <w:pStyle w:val="Contenido"/>
+              <w:numPr>
+                <w:ilvl w:val="0"/>
+                <w:numId w:val="71"/>
+              </w:numPr>
+              <w:ind w:left="357" w:hanging="357"/>
+              <w:cnfStyle w:val="000000000000" w:firstRow="0" w:lastRow="0" w:firstColumn="0" w:lastColumn="0" w:oddVBand="0" w:evenVBand="0" w:oddHBand="0" w:evenHBand="0" w:firstRowFirstColumn="0" w:firstRowLastColumn="0" w:lastRowFirstColumn="0" w:lastRowLastColumn="0"/>
+              <w:rPr>
+                <w:rStyle w:val="nfasis"/>
+                <w:i w:val="0"/>
+                <w:iCs w:val="0"/>
+                <w:sz w:val="18"/>
+                <w:szCs w:val="18"/>
+              </w:rPr>
+            </w:pPr>
+            <w:r>
+              <w:rPr>
+                <w:rStyle w:val="nfasis"/>
+                <w:i w:val="0"/>
+                <w:iCs w:val="0"/>
+                <w:sz w:val="18"/>
+                <w:szCs w:val="18"/>
+              </w:rPr>
+              <w:t>Objetivos del proyecto</w:t>
+            </w:r>
+          </w:p>
+          <w:p>
+            <w:pPr>
+              <w:pStyle w:val="Contenido"/>
+              <w:numPr>
+                <w:ilvl w:val="0"/>
+                <w:numId w:val="71"/>
+              </w:numPr>
+              <w:ind w:left="357" w:hanging="357"/>
+              <w:cnfStyle w:val="000000000000" w:firstRow="0" w:lastRow="0" w:firstColumn="0" w:lastColumn="0" w:oddVBand="0" w:evenVBand="0" w:oddHBand="0" w:evenHBand="0" w:firstRowFirstColumn="0" w:firstRowLastColumn="0" w:lastRowFirstColumn="0" w:lastRowLastColumn="0"/>
+              <w:rPr>
+                <w:rStyle w:val="nfasis"/>
+                <w:i w:val="0"/>
+                <w:iCs w:val="0"/>
+                <w:sz w:val="18"/>
+                <w:szCs w:val="18"/>
+              </w:rPr>
+            </w:pPr>
+            <w:r>
+              <w:rPr>
+                <w:rStyle w:val="nfasis"/>
+                <w:i w:val="0"/>
+                <w:iCs w:val="0"/>
+                <w:sz w:val="18"/>
+                <w:szCs w:val="18"/>
+              </w:rPr>
+              <w:t>Alternativas consideradas</w:t>
+            </w:r>
+          </w:p>
+          <w:p>
+            <w:pPr>
+              <w:pStyle w:val="Contenido"/>
+              <w:numPr>
+                <w:ilvl w:val="0"/>
+                <w:numId w:val="71"/>
+              </w:numPr>
+              <w:ind w:left="357" w:hanging="357"/>
+              <w:cnfStyle w:val="000000000000" w:firstRow="0" w:lastRow="0" w:firstColumn="0" w:lastColumn="0" w:oddVBand="0" w:evenVBand="0" w:oddHBand="0" w:evenHBand="0" w:firstRowFirstColumn="0" w:firstRowLastColumn="0" w:lastRowFirstColumn="0" w:lastRowLastColumn="0"/>
+              <w:rPr>
+                <w:rStyle w:val="nfasis"/>
+                <w:i w:val="0"/>
+                <w:iCs w:val="0"/>
+                <w:sz w:val="18"/>
+                <w:szCs w:val="18"/>
+              </w:rPr>
+            </w:pPr>
+            <w:r>
+              <w:rPr>
+                <w:rStyle w:val="nfasis"/>
+                <w:i w:val="0"/>
+                <w:iCs w:val="0"/>
+                <w:sz w:val="18"/>
+                <w:szCs w:val="18"/>
+              </w:rPr>
+              <w:t>Análisis económico (inversión)</w:t>
+            </w:r>
+          </w:p>
+          <w:p>
+            <w:pPr>
+              <w:pStyle w:val="Contenido"/>
+              <w:numPr>
+                <w:ilvl w:val="0"/>
+                <w:numId w:val="71"/>
+              </w:numPr>
+              <w:ind w:left="357" w:hanging="357"/>
+              <w:cnfStyle w:val="000000000000" w:firstRow="0" w:lastRow="0" w:firstColumn="0" w:lastColumn="0" w:oddVBand="0" w:evenVBand="0" w:oddHBand="0" w:evenHBand="0" w:firstRowFirstColumn="0" w:firstRowLastColumn="0" w:lastRowFirstColumn="0" w:lastRowLastColumn="0"/>
+              <w:rPr>
+                <w:rStyle w:val="nfasis"/>
+              </w:rPr>
+            </w:pPr>
+            <w:r>
+              <w:rPr>
+                <w:rStyle w:val="nfasis"/>
+                <w:i w:val="0"/>
+                <w:iCs w:val="0"/>
+                <w:sz w:val="18"/>
+                <w:szCs w:val="18"/>
+              </w:rPr>
+              <w:t>Conclusión del caso de negocio</w:t>
+            </w:r>
+          </w:p>
+          <w:p>
+            <w:pPr>
+              <w:pStyle w:val="Contenido"/>
+              <w:cnfStyle w:val="000000000000" w:firstRow="0" w:lastRow="0" w:firstColumn="0" w:lastColumn="0" w:oddVBand="0" w:evenVBand="0" w:oddHBand="0" w:evenHBand="0" w:firstRowFirstColumn="0" w:firstRowLastColumn="0" w:lastRowFirstColumn="0" w:lastRowLastColumn="0"/>
+              <w:rPr>
+                <w:rStyle w:val="nfasis"/>
+                <w:sz w:val="18"/>
+                <w:szCs w:val="18"/>
+              </w:rPr>
+            </w:pPr>
+          </w:p>
+          <w:p>
+            <w:pPr>
+              <w:pStyle w:val="Contenido"/>
               <w:cnfStyle w:val="000000000000" w:firstRow="0" w:lastRow="0" w:firstColumn="0" w:lastColumn="0" w:oddVBand="0" w:evenVBand="0" w:oddHBand="0" w:evenHBand="0" w:firstRowFirstColumn="0" w:firstRowLastColumn="0" w:lastRowFirstColumn="0" w:lastRowLastColumn="0"/>
               <w:rPr>
                 <w:i/>
                 <w:iCs/>
               </w:rPr>
             </w:pPr>
+            <w:r>
+              <w:rPr>
+                <w:b/>
+                <w:bCs/>
+              </w:rPr>
+              <w:t>Documento finalizado</w:t>
+            </w:r>
           </w:p>
         </w:tc>
         <w:tc>
@@ -1828,6 +2086,13 @@
               <w:pStyle w:val="Contenido"/>
               <w:cnfStyle w:val="000000000000" w:firstRow="0" w:lastRow="0" w:firstColumn="0" w:lastColumn="0" w:oddVBand="0" w:evenVBand="0" w:oddHBand="0" w:evenHBand="0" w:firstRowFirstColumn="0" w:firstRowLastColumn="0" w:lastRowFirstColumn="0" w:lastRowLastColumn="0"/>
             </w:pPr>
+            <w:r>
+              <w:rPr>
+                <w:i/>
+                <w:iCs/>
+              </w:rPr>
+              <w:t>dcueli</w:t>
+            </w:r>
           </w:p>
         </w:tc>
       </w:tr>
@@ -1838,7 +2103,7 @@
         <w:tc>
           <w:tcPr>
             <w:cnfStyle w:val="001000000000" w:firstRow="0" w:lastRow="0" w:firstColumn="1" w:lastColumn="0" w:oddVBand="0" w:evenVBand="0" w:oddHBand="0" w:evenHBand="0" w:firstRowFirstColumn="0" w:firstRowLastColumn="0" w:lastRowFirstColumn="0" w:lastRowLastColumn="0"/>
-            <w:tcW w:w="529" w:type="pct"/>
+            <w:tcW w:w="530" w:type="pct"/>
             <w:hideMark/>
           </w:tcPr>
           <w:p>
@@ -1912,22 +2177,22 @@
       <w:pPr>
         <w:pStyle w:val="Ttulo1"/>
       </w:pPr>
-      <w:bookmarkStart w:id="5" w:name="_Investigación_y_Aprendizaje"/>
-      <w:bookmarkStart w:id="6" w:name="_Desarrollo"/>
-      <w:bookmarkStart w:id="7" w:name="_VISIÓN_DEL_PRODUCTO"/>
-      <w:bookmarkStart w:id="8" w:name="_Estructura_de_carpetas"/>
-      <w:bookmarkStart w:id="9" w:name="_Mecánicas_implementadas"/>
-      <w:bookmarkStart w:id="10" w:name="_Dificultades_encontradas"/>
-      <w:bookmarkStart w:id="11" w:name="_Problemas_que_resuelve"/>
+      <w:bookmarkStart w:id="4" w:name="_Investigación_y_Aprendizaje"/>
+      <w:bookmarkStart w:id="5" w:name="_Desarrollo"/>
+      <w:bookmarkStart w:id="6" w:name="_VISIÓN_DEL_PRODUCTO"/>
+      <w:bookmarkStart w:id="7" w:name="_Estructura_de_carpetas"/>
+      <w:bookmarkStart w:id="8" w:name="_Mecánicas_implementadas"/>
+      <w:bookmarkStart w:id="9" w:name="_Dificultades_encontradas"/>
+      <w:bookmarkStart w:id="10" w:name="_Problemas_que_resuelve"/>
+      <w:bookmarkEnd w:id="4"/>
       <w:bookmarkEnd w:id="5"/>
       <w:bookmarkEnd w:id="6"/>
       <w:bookmarkEnd w:id="7"/>
       <w:bookmarkEnd w:id="8"/>
       <w:bookmarkEnd w:id="9"/>
       <w:bookmarkEnd w:id="10"/>
-      <w:bookmarkEnd w:id="11"/>
-      <w:r>
-        <w:t>INFORMACIÓN GENERAL DEL PROYECTO</w:t>
+      <w:r>
+        <w:t>DATOS GENERALES</w:t>
       </w:r>
       <w:r>
         <w:t xml:space="preserve"> </w:t>
@@ -1937,31 +2202,78 @@
           <w:rPr>
             <w:rStyle w:val="HipervnculoalndiceCar"/>
           </w:rPr>
-          <w:t>- ir al índice -</w:t>
+          <w:t>- ir al í</w:t>
+        </w:r>
+        <w:r>
+          <w:rPr>
+            <w:rStyle w:val="HipervnculoalndiceCar"/>
+          </w:rPr>
+          <w:t>n</w:t>
+        </w:r>
+        <w:r>
+          <w:rPr>
+            <w:rStyle w:val="HipervnculoalndiceCar"/>
+          </w:rPr>
+          <w:t>dice -</w:t>
         </w:r>
       </w:hyperlink>
     </w:p>
     <w:p/>
-    <w:p>
-      <w:pPr>
-        <w:pStyle w:val="Ttulo2"/>
-      </w:pPr>
-      <w:r>
-        <w:t>Nombre del proyecto</w:t>
-      </w:r>
-    </w:p>
     <w:p>
       <w:r>
         <w:rPr>
           <w:i/>
           <w:iCs/>
         </w:rPr>
-        <w:t>Nombre</w:t>
+        <w:t>Organización</w:t>
       </w:r>
       <w:r>
         <w:t xml:space="preserve">: </w:t>
       </w:r>
-      <w:proofErr w:type="spellStart"/>
+      <w:hyperlink r:id="rId14" w:history="1">
+        <w:r>
+          <w:rPr>
+            <w:rStyle w:val="Hipervnculo"/>
+            <w:b/>
+            <w:bCs/>
+          </w:rPr>
+          <w:t>dcueli.com</w:t>
+        </w:r>
+      </w:hyperlink>
+    </w:p>
+    <w:p>
+      <w:r>
+        <w:rPr>
+          <w:i/>
+          <w:iCs/>
+        </w:rPr>
+        <w:t>Patrocinado</w:t>
+      </w:r>
+      <w:r>
+        <w:t xml:space="preserve">: </w:t>
+      </w:r>
+      <w:hyperlink r:id="rId15" w:history="1">
+        <w:r>
+          <w:rPr>
+            <w:rStyle w:val="Hipervnculo"/>
+            <w:b/>
+            <w:bCs/>
+          </w:rPr>
+          <w:t>dcueli.com</w:t>
+        </w:r>
+      </w:hyperlink>
+    </w:p>
+    <w:p>
+      <w:r>
+        <w:rPr>
+          <w:i/>
+          <w:iCs/>
+        </w:rPr>
+        <w:t>Proyecto</w:t>
+      </w:r>
+      <w:r>
+        <w:t xml:space="preserve">: </w:t>
+      </w:r>
       <w:r>
         <w:rPr>
           <w:b/>
@@ -1969,7 +2281,6 @@
         </w:rPr>
         <w:t>Mexus</w:t>
       </w:r>
-      <w:proofErr w:type="spellEnd"/>
     </w:p>
     <w:p>
       <w:r>
@@ -1977,257 +2288,7 @@
           <w:i/>
           <w:iCs/>
         </w:rPr>
-        <w:t>Tipo de proyecto</w:t>
-      </w:r>
-      <w:r>
-        <w:t>: Desarrollo de aplicación móvil para Android (uso personal, no comercial).</w:t>
-      </w:r>
-    </w:p>
-    <w:p/>
-    <w:p>
-      <w:pPr>
-        <w:pStyle w:val="Ttulo2"/>
-      </w:pPr>
-      <w:r>
-        <w:t>Patrocinador y responsable</w:t>
-      </w:r>
-    </w:p>
-    <w:p>
-      <w:r>
-        <w:rPr>
-          <w:i/>
-          <w:iCs/>
-        </w:rPr>
-        <w:t>Patrocinador del proyecto</w:t>
-      </w:r>
-      <w:r>
-        <w:t xml:space="preserve">: </w:t>
-      </w:r>
-      <w:hyperlink r:id="rId13" w:history="1">
-        <w:r>
-          <w:rPr>
-            <w:rStyle w:val="Hipervnculo"/>
-            <w:b/>
-            <w:bCs/>
-            <w:i/>
-            <w:iCs/>
-          </w:rPr>
-          <w:t>dcueli.com</w:t>
-        </w:r>
-      </w:hyperlink>
-    </w:p>
-    <w:p>
-      <w:r>
-        <w:rPr>
-          <w:i/>
-          <w:iCs/>
-        </w:rPr>
-        <w:t>Responsable global del proyecto</w:t>
-      </w:r>
-      <w:r>
-        <w:t>:</w:t>
-      </w:r>
-      <w:r>
-        <w:t xml:space="preserve"> </w:t>
-      </w:r>
-      <w:r>
-        <w:rPr>
-          <w:b/>
-          <w:bCs/>
-        </w:rPr>
-        <w:t>David Cueli</w:t>
-      </w:r>
-    </w:p>
-    <w:p>
-      <w:r>
-        <w:rPr>
-          <w:i/>
-          <w:iCs/>
-        </w:rPr>
-        <w:t>Nombre</w:t>
-      </w:r>
-      <w:r>
-        <w:t xml:space="preserve">: </w:t>
-      </w:r>
-      <w:r>
-        <w:rPr>
-          <w:b/>
-          <w:bCs/>
-        </w:rPr>
-        <w:t>David Cueli Chavarría</w:t>
-      </w:r>
-    </w:p>
-    <w:p>
-      <w:r>
-        <w:t xml:space="preserve">Roles: </w:t>
-      </w:r>
-    </w:p>
-    <w:p>
-      <w:pPr>
-        <w:pStyle w:val="NormalWeb"/>
-        <w:numPr>
-          <w:ilvl w:val="0"/>
-          <w:numId w:val="60"/>
-        </w:numPr>
-        <w:rPr>
-          <w:b w:val="0"/>
-          <w:bCs/>
-          <w:color w:val="auto"/>
-        </w:rPr>
-      </w:pPr>
-      <w:proofErr w:type="spellStart"/>
-      <w:r>
-        <w:rPr>
-          <w:b w:val="0"/>
-          <w:bCs/>
-          <w:color w:val="auto"/>
-        </w:rPr>
-        <w:t>Product</w:t>
-      </w:r>
-      <w:proofErr w:type="spellEnd"/>
-      <w:r>
-        <w:rPr>
-          <w:b w:val="0"/>
-          <w:bCs/>
-          <w:color w:val="auto"/>
-        </w:rPr>
-        <w:t xml:space="preserve"> Owner, </w:t>
-      </w:r>
-    </w:p>
-    <w:p>
-      <w:pPr>
-        <w:pStyle w:val="NormalWeb"/>
-        <w:numPr>
-          <w:ilvl w:val="0"/>
-          <w:numId w:val="60"/>
-        </w:numPr>
-        <w:rPr>
-          <w:b w:val="0"/>
-          <w:bCs/>
-          <w:color w:val="auto"/>
-        </w:rPr>
-      </w:pPr>
-      <w:r>
-        <w:rPr>
-          <w:b w:val="0"/>
-          <w:bCs/>
-          <w:color w:val="auto"/>
-        </w:rPr>
-        <w:t xml:space="preserve">Project Manager, </w:t>
-      </w:r>
-    </w:p>
-    <w:p>
-      <w:pPr>
-        <w:pStyle w:val="NormalWeb"/>
-        <w:numPr>
-          <w:ilvl w:val="0"/>
-          <w:numId w:val="60"/>
-        </w:numPr>
-        <w:rPr>
-          <w:b w:val="0"/>
-          <w:bCs/>
-          <w:color w:val="auto"/>
-        </w:rPr>
-      </w:pPr>
-      <w:r>
-        <w:rPr>
-          <w:b w:val="0"/>
-          <w:bCs/>
-          <w:color w:val="auto"/>
-        </w:rPr>
-        <w:t xml:space="preserve">Arquitecto de Software, </w:t>
-      </w:r>
-    </w:p>
-    <w:p>
-      <w:pPr>
-        <w:pStyle w:val="NormalWeb"/>
-        <w:numPr>
-          <w:ilvl w:val="0"/>
-          <w:numId w:val="60"/>
-        </w:numPr>
-        <w:rPr>
-          <w:b w:val="0"/>
-          <w:bCs/>
-          <w:color w:val="auto"/>
-        </w:rPr>
-      </w:pPr>
-      <w:r>
-        <w:rPr>
-          <w:b w:val="0"/>
-          <w:bCs/>
-          <w:color w:val="auto"/>
-        </w:rPr>
-        <w:t xml:space="preserve">Desarrollador, </w:t>
-      </w:r>
-    </w:p>
-    <w:p>
-      <w:pPr>
-        <w:pStyle w:val="NormalWeb"/>
-        <w:numPr>
-          <w:ilvl w:val="0"/>
-          <w:numId w:val="60"/>
-        </w:numPr>
-        <w:rPr>
-          <w:b w:val="0"/>
-          <w:bCs/>
-          <w:color w:val="auto"/>
-        </w:rPr>
-      </w:pPr>
-      <w:r>
-        <w:rPr>
-          <w:b w:val="0"/>
-          <w:bCs/>
-          <w:color w:val="auto"/>
-        </w:rPr>
-        <w:t xml:space="preserve">QA y </w:t>
-      </w:r>
-    </w:p>
-    <w:p>
-      <w:pPr>
-        <w:pStyle w:val="NormalWeb"/>
-        <w:numPr>
-          <w:ilvl w:val="0"/>
-          <w:numId w:val="60"/>
-        </w:numPr>
-        <w:rPr>
-          <w:b w:val="0"/>
-          <w:bCs/>
-          <w:color w:val="auto"/>
-        </w:rPr>
-      </w:pPr>
-      <w:r>
-        <w:rPr>
-          <w:b w:val="0"/>
-          <w:bCs/>
-          <w:color w:val="auto"/>
-        </w:rPr>
-        <w:t xml:space="preserve">Scrum </w:t>
-      </w:r>
-      <w:r>
-        <w:rPr>
-          <w:b w:val="0"/>
-          <w:bCs/>
-          <w:color w:val="auto"/>
-        </w:rPr>
-        <w:t>Máster</w:t>
-      </w:r>
-    </w:p>
-    <w:p/>
-    <w:p>
-      <w:pPr>
-        <w:pStyle w:val="Ttulo2"/>
-      </w:pPr>
-      <w:r>
-        <w:t>Fecha de inicio prevista</w:t>
-      </w:r>
-    </w:p>
-    <w:p>
-      <w:r>
-        <w:rPr>
-          <w:i/>
-          <w:iCs/>
-        </w:rPr>
-        <w:t>Fecha de inicio del proyecto</w:t>
+        <w:t>Fecha de inicio</w:t>
       </w:r>
       <w:r>
         <w:t xml:space="preserve">: </w:t>
@@ -2244,26 +2305,35 @@
       </w:r>
     </w:p>
     <w:p>
-      <w:pPr>
-        <w:spacing w:after="200" w:line="276" w:lineRule="auto"/>
-        <w:contextualSpacing w:val="0"/>
-      </w:pPr>
-      <w:r>
-        <w:br w:type="page"/>
-      </w:r>
-    </w:p>
+      <w:r>
+        <w:rPr>
+          <w:i/>
+          <w:iCs/>
+        </w:rPr>
+        <w:t>Versión de referencia</w:t>
+      </w:r>
+      <w:r>
+        <w:t xml:space="preserve">: </w:t>
+      </w:r>
+      <w:r>
+        <w:rPr>
+          <w:b/>
+          <w:bCs/>
+        </w:rPr>
+        <w:t>Mexus 0.1.0 (MVP interno)</w:t>
+      </w:r>
+    </w:p>
+    <w:p/>
     <w:p>
       <w:pPr>
         <w:pStyle w:val="Ttulo1"/>
       </w:pPr>
       <w:r>
-        <w:lastRenderedPageBreak/>
         <w:t>RESUMEN EJECUTIVO</w:t>
       </w:r>
     </w:p>
     <w:p/>
     <w:p>
-      <w:proofErr w:type="spellStart"/>
       <w:r>
         <w:rPr>
           <w:b/>
@@ -2271,7 +2341,6 @@
         </w:rPr>
         <w:t>Mexus</w:t>
       </w:r>
-      <w:proofErr w:type="spellEnd"/>
       <w:r>
         <w:t xml:space="preserve"> es un proyecto de desarrollo de software privado cuyo objetivo es crear una aplicación Android para la grabación controlada y local de llamadas telefónicas propias.</w:t>
       </w:r>
@@ -2297,6 +2366,7 @@
         <w:pStyle w:val="Ttulo2"/>
       </w:pPr>
       <w:r>
+        <w:lastRenderedPageBreak/>
         <w:t>Problema u oportunidad</w:t>
       </w:r>
     </w:p>
@@ -2416,15 +2486,7 @@
         <w:t>r</w:t>
       </w:r>
       <w:r>
-        <w:t xml:space="preserve">estricciones impuestas por los </w:t>
-      </w:r>
-      <w:proofErr w:type="spellStart"/>
-      <w:r>
-        <w:t>stores</w:t>
-      </w:r>
-      <w:proofErr w:type="spellEnd"/>
-      <w:r>
-        <w:t xml:space="preserve"> oficiales</w:t>
+        <w:t>estricciones impuestas por los stores oficiales</w:t>
       </w:r>
       <w:r>
         <w:t>,</w:t>
@@ -2487,15 +2549,7 @@
         </w:numPr>
       </w:pPr>
       <w:r>
-        <w:t xml:space="preserve">Profundizar en el uso de </w:t>
-      </w:r>
-      <w:proofErr w:type="spellStart"/>
-      <w:r>
-        <w:t>APIs</w:t>
-      </w:r>
-      <w:proofErr w:type="spellEnd"/>
-      <w:r>
-        <w:t xml:space="preserve"> nativas Android</w:t>
+        <w:t>Profundizar en el uso de APIs nativas Android</w:t>
       </w:r>
       <w:r>
         <w:t>.</w:t>
@@ -2509,15 +2563,7 @@
         </w:numPr>
       </w:pPr>
       <w:r>
-        <w:t xml:space="preserve">Diseñar </w:t>
-      </w:r>
-      <w:proofErr w:type="spellStart"/>
-      <w:r>
-        <w:t>plugins</w:t>
-      </w:r>
-      <w:proofErr w:type="spellEnd"/>
-      <w:r>
-        <w:t xml:space="preserve"> Capacitor con responsabilidades bien definidas</w:t>
+        <w:t>Diseñar plugins Capacitor con responsabilidades bien definidas</w:t>
       </w:r>
       <w:r>
         <w:t>.</w:t>
@@ -2553,7 +2599,6 @@
     </w:p>
     <w:p/>
     <w:p>
-      <w:proofErr w:type="spellStart"/>
       <w:r>
         <w:rPr>
           <w:b/>
@@ -2561,7 +2606,6 @@
         </w:rPr>
         <w:t>Mexus</w:t>
       </w:r>
-      <w:proofErr w:type="spellEnd"/>
       <w:r>
         <w:t xml:space="preserve"> </w:t>
       </w:r>
@@ -2578,7 +2622,6 @@
         <w:pStyle w:val="Ttulo2"/>
       </w:pPr>
       <w:r>
-        <w:lastRenderedPageBreak/>
         <w:t>Motivos legales y de control</w:t>
       </w:r>
     </w:p>
@@ -2630,13 +2673,8 @@
         </w:numPr>
       </w:pPr>
       <w:r>
-        <w:t xml:space="preserve">Sin distribución en </w:t>
-      </w:r>
-      <w:proofErr w:type="spellStart"/>
-      <w:r>
-        <w:t>stores</w:t>
-      </w:r>
-      <w:proofErr w:type="spellEnd"/>
+        <w:t>Sin distribución en stores</w:t>
+      </w:r>
       <w:r>
         <w:t>.</w:t>
       </w:r>
@@ -2653,6 +2691,7 @@
         <w:pStyle w:val="Ttulo2"/>
       </w:pPr>
       <w:r>
+        <w:lastRenderedPageBreak/>
         <w:t>Beneficios esperados</w:t>
       </w:r>
     </w:p>
@@ -2677,15 +2716,7 @@
         </w:numPr>
       </w:pPr>
       <w:r>
-        <w:t xml:space="preserve">Eliminación de dependencias de </w:t>
-      </w:r>
-      <w:proofErr w:type="gramStart"/>
-      <w:r>
-        <w:t>apps</w:t>
-      </w:r>
-      <w:proofErr w:type="gramEnd"/>
-      <w:r>
-        <w:t xml:space="preserve"> comerciales o de terceros.</w:t>
+        <w:t>Eliminación de dependencias de apps comerciales o de terceros.</w:t>
       </w:r>
     </w:p>
     <w:p>
@@ -2712,13 +2743,7 @@
         <w:t xml:space="preserve"> conocimientos</w:t>
       </w:r>
       <w:r>
-        <w:t xml:space="preserve"> </w:t>
-      </w:r>
-      <w:r>
-        <w:t>avanzados</w:t>
-      </w:r>
-      <w:r>
-        <w:t>, o pilotaje,</w:t>
+        <w:t xml:space="preserve"> avanzados, o pilotaje,</w:t>
       </w:r>
       <w:r>
         <w:t xml:space="preserve"> </w:t>
@@ -2754,15 +2779,7 @@
         <w:ind w:left="1434" w:hanging="357"/>
       </w:pPr>
       <w:r>
-        <w:t>desarrollo móvil (</w:t>
-      </w:r>
-      <w:proofErr w:type="spellStart"/>
-      <w:r>
-        <w:t>Ionic</w:t>
-      </w:r>
-      <w:proofErr w:type="spellEnd"/>
-      <w:r>
-        <w:t>, Angular, Capacitor, Java),</w:t>
+        <w:t>desarrollo móvil (Ionic, Angular, Capacitor, Java),</w:t>
       </w:r>
     </w:p>
     <w:p>
@@ -2855,15 +2872,7 @@
     </w:p>
     <w:p>
       <w:r>
-        <w:t>Diseñar, desarrollar y mantener una aplicación propia de grabación de llamadas para Android (</w:t>
-      </w:r>
-      <w:proofErr w:type="spellStart"/>
-      <w:r>
-        <w:t>Mexus</w:t>
-      </w:r>
-      <w:proofErr w:type="spellEnd"/>
-      <w:r>
-        <w:t>), que cumpla con los requisitos funcionales mínimos definidos para la versión 0.1.0 (MVP) y sirva como base para futuras iteraciones y mejoras.</w:t>
+        <w:t>Diseñar, desarrollar y mantener una aplicación propia de grabación de llamadas para Android (Mexus), que cumpla con los requisitos funcionales mínimos definidos para la versión 0.1.0 (MVP) y sirva como base para futuras iteraciones y mejoras.</w:t>
       </w:r>
     </w:p>
     <w:p>
@@ -2896,80 +2905,87 @@
     </w:p>
     <w:p>
       <w:r>
-        <w:t xml:space="preserve">Establecer una arquitectura limpia con </w:t>
-      </w:r>
-      <w:proofErr w:type="spellStart"/>
-      <w:r>
-        <w:t>plugins</w:t>
-      </w:r>
-      <w:proofErr w:type="spellEnd"/>
-      <w:r>
-        <w:t xml:space="preserve"> nativos separados y capa UI en </w:t>
-      </w:r>
-      <w:proofErr w:type="spellStart"/>
-      <w:r>
-        <w:t>Ionic+Angular</w:t>
-      </w:r>
-      <w:proofErr w:type="spellEnd"/>
-      <w:r>
-        <w:t>.</w:t>
+        <w:t>Establecer una arquitectura limpia con plugins nativos separados y capa UI en Ionic+Angular.</w:t>
+      </w:r>
+    </w:p>
+    <w:p>
+      <w:r>
+        <w:t>Documentar visión, requisitos, arquitectura y plan de pruebas, siguiendo buenas prácticas de gestión de proyectos TI.</w:t>
+      </w:r>
+    </w:p>
+    <w:p/>
+    <w:p>
+      <w:pPr>
+        <w:pStyle w:val="Ttulo1"/>
+      </w:pPr>
+      <w:r>
+        <w:t>4. Alcance alto nivel</w:t>
+      </w:r>
+    </w:p>
+    <w:p>
+      <w:r>
+        <w:t>[Documento de Visión y Alcance]</w:t>
+      </w:r>
+    </w:p>
+    <w:p>
+      <w:r>
+        <w:t>Plataforma objetivo: Android 10 o superior.</w:t>
+      </w:r>
+    </w:p>
+    <w:p>
+      <w:r>
+        <w:t>Sin backend, sin almacenamiento en la nube, sin publicación en stores, sin monetización.</w:t>
+      </w:r>
+    </w:p>
+    <w:p>
+      <w:r>
+        <w:t>Funcionalidad mínima centrada en grabación y gestión local de llamadas, con robustez y control de privacidad básicos.</w:t>
+      </w:r>
+    </w:p>
+    <w:p>
+      <w:r>
+        <w:t>________________________________________</w:t>
+      </w:r>
+    </w:p>
+    <w:p>
+      <w:r>
+        <w:t>5. Riesgos principales (resumen)</w:t>
+      </w:r>
+    </w:p>
+    <w:p>
+      <w:r>
+        <w:t>(El detalle irá en el Registro de Riesgos, esto es un resumen ejecutivo)</w:t>
+      </w:r>
+    </w:p>
+    <w:p>
+      <w:r>
+        <w:t>Riesgos técnicos:</w:t>
       </w:r>
     </w:p>
     <w:p>
       <w:r>
         <w:lastRenderedPageBreak/>
-        <w:t>Documentar visión, requisitos, arquitectura y plan de pruebas, siguiendo buenas prácticas de gestión de proyectos TI.</w:t>
-      </w:r>
-    </w:p>
-    <w:p/>
-    <w:p>
-      <w:pPr>
-        <w:pStyle w:val="Ttulo1"/>
-      </w:pPr>
-      <w:r>
-        <w:t>4. Alcance alto nivel</w:t>
-      </w:r>
-    </w:p>
-    <w:p>
-      <w:r>
-        <w:t>[D</w:t>
-      </w:r>
-      <w:r>
-        <w:t>ocumento de Visión y Alcance</w:t>
-      </w:r>
-      <w:r>
-        <w:t>]</w:t>
-      </w:r>
-    </w:p>
-    <w:p>
-      <w:r>
-        <w:t>Plataforma objetivo: Android 10 o superior.</w:t>
-      </w:r>
-    </w:p>
-    <w:p>
-      <w:r>
-        <w:t xml:space="preserve">Sin </w:t>
-      </w:r>
-      <w:proofErr w:type="spellStart"/>
-      <w:r>
-        <w:t>backend</w:t>
-      </w:r>
-      <w:proofErr w:type="spellEnd"/>
-      <w:r>
-        <w:t xml:space="preserve">, sin almacenamiento en la nube, sin publicación en </w:t>
-      </w:r>
-      <w:proofErr w:type="spellStart"/>
-      <w:r>
-        <w:t>stores</w:t>
-      </w:r>
-      <w:proofErr w:type="spellEnd"/>
-      <w:r>
-        <w:t>, sin monetización.</w:t>
-      </w:r>
-    </w:p>
-    <w:p>
-      <w:r>
-        <w:t>Funcionalidad mínima centrada en grabación y gestión local de llamadas, con robustez y control de privacidad básicos.</w:t>
+        <w:t>Limitaciones de APIs de Android para grabación de llamadas, comportamiento distinto según versión y fabricante.</w:t>
+      </w:r>
+    </w:p>
+    <w:p>
+      <w:r>
+        <w:t>Riesgos legales:</w:t>
+      </w:r>
+    </w:p>
+    <w:p>
+      <w:r>
+        <w:t>Normativas de privacidad y grabación de comunicaciones que pueden afectar al uso de la aplicación según el país.</w:t>
+      </w:r>
+    </w:p>
+    <w:p>
+      <w:r>
+        <w:t>Riesgos de capacidad:</w:t>
+      </w:r>
+    </w:p>
+    <w:p>
+      <w:r>
+        <w:t>El proyecto depende de un único recurso (tú), con tiempo limitado y necesidad de reengancharse a Angular.</w:t>
       </w:r>
     </w:p>
     <w:p>
@@ -2979,59 +2995,6 @@
     </w:p>
     <w:p>
       <w:r>
-        <w:t>5. Riesgos principales (resumen)</w:t>
-      </w:r>
-    </w:p>
-    <w:p>
-      <w:r>
-        <w:t>(El detalle irá en el Registro de Riesgos, esto es un resumen ejecutivo)</w:t>
-      </w:r>
-    </w:p>
-    <w:p>
-      <w:r>
-        <w:t>Riesgos técnicos:</w:t>
-      </w:r>
-    </w:p>
-    <w:p>
-      <w:r>
-        <w:t xml:space="preserve">Limitaciones de </w:t>
-      </w:r>
-      <w:proofErr w:type="spellStart"/>
-      <w:r>
-        <w:t>APIs</w:t>
-      </w:r>
-      <w:proofErr w:type="spellEnd"/>
-      <w:r>
-        <w:t xml:space="preserve"> de Android para grabación de llamadas, comportamiento distinto según versión y fabricante.</w:t>
-      </w:r>
-    </w:p>
-    <w:p>
-      <w:r>
-        <w:t>Riesgos legales:</w:t>
-      </w:r>
-    </w:p>
-    <w:p>
-      <w:r>
-        <w:t>Normativas de privacidad y grabación de comunicaciones que pueden afectar al uso de la aplicación según el país.</w:t>
-      </w:r>
-    </w:p>
-    <w:p>
-      <w:r>
-        <w:t>Riesgos de capacidad:</w:t>
-      </w:r>
-    </w:p>
-    <w:p>
-      <w:r>
-        <w:t>El proyecto depende de un único recurso (tú), con tiempo limitado y necesidad de reengancharse a Angular.</w:t>
-      </w:r>
-    </w:p>
-    <w:p>
-      <w:r>
-        <w:t>________________________________________</w:t>
-      </w:r>
-    </w:p>
-    <w:p>
-      <w:r>
         <w:t>6. Presupuesto estimado (ficticio)</w:t>
       </w:r>
     </w:p>
@@ -3091,11 +3054,6 @@
       </w:r>
     </w:p>
     <w:p>
-      <w:pPr>
-        <w:rPr>
-          <w:rFonts w:hint="eastAsia"/>
-        </w:rPr>
-      </w:pPr>
       <w:r>
         <w:rPr>
           <w:rFonts w:hint="eastAsia"/>
@@ -3164,11 +3122,6 @@
       </w:r>
     </w:p>
     <w:p>
-      <w:pPr>
-        <w:rPr>
-          <w:rFonts w:hint="eastAsia"/>
-        </w:rPr>
-      </w:pPr>
       <w:r>
         <w:rPr>
           <w:rFonts w:hint="eastAsia"/>
@@ -3237,11 +3190,6 @@
       </w:r>
     </w:p>
     <w:p>
-      <w:pPr>
-        <w:rPr>
-          <w:rFonts w:hint="eastAsia"/>
-        </w:rPr>
-      </w:pPr>
       <w:r>
         <w:rPr>
           <w:rFonts w:hint="eastAsia"/>
@@ -3350,81 +3298,794 @@
     </w:p>
     <w:p>
       <w:r>
-        <w:t xml:space="preserve">La versión 0.1.0 de </w:t>
-      </w:r>
-      <w:proofErr w:type="spellStart"/>
-      <w:r>
+        <w:t>La versión 0.1.0 de Mexus se considera aceptada cuando:</w:t>
+      </w:r>
+    </w:p>
+    <w:p>
+      <w:r>
+        <w:t>se ha implementado la funcionalidad mínima definida en la SRS para 0.1.0,</w:t>
+      </w:r>
+    </w:p>
+    <w:p>
+      <w:r>
+        <w:t>existe documentación básica (Visión, Acta de Constitución, SRS, Arquitectura, Plan de Pruebas),</w:t>
+      </w:r>
+    </w:p>
+    <w:p>
+      <w:r>
+        <w:t>la aplicación funciona de forma estable en el dispositivo Android objetivo,</w:t>
+      </w:r>
+    </w:p>
+    <w:p>
+      <w:r>
+        <w:t>y se han identificado y documentado los riesgos y siguientes pasos para versiones posteriores.</w:t>
+      </w:r>
+    </w:p>
+    <w:p>
+      <w:r>
+        <w:t>________________________________________</w:t>
+      </w:r>
+    </w:p>
+    <w:p>
+      <w:r>
+        <w:t>8. Aprobación</w:t>
+      </w:r>
+    </w:p>
+    <w:p>
+      <w:r>
+        <w:t>(Aquí puedes dejar un bloque tipo firma)</w:t>
+      </w:r>
+    </w:p>
+    <w:p>
+      <w:r>
+        <w:t>Aprobado por:</w:t>
+      </w:r>
+    </w:p>
+    <w:p>
+      <w:r>
+        <w:t>Nombre:</w:t>
+      </w:r>
+    </w:p>
+    <w:p>
+      <w:r>
+        <w:t>Rol: Patrocinador / Responsable del Proyecto</w:t>
+      </w:r>
+    </w:p>
+    <w:p>
+      <w:r>
+        <w:t>Fecha:</w:t>
+      </w:r>
+    </w:p>
+    <w:p>
+      <w:pPr>
+        <w:pStyle w:val="Ttulo2"/>
+      </w:pPr>
+    </w:p>
+    <w:p/>
+    <w:p>
+      <w:pPr>
+        <w:jc w:val="both"/>
+      </w:pPr>
+    </w:p>
+    <w:p>
+      <w:pPr>
+        <w:jc w:val="both"/>
+        <w:rPr>
+          <w:b/>
+          <w:bCs/>
+        </w:rPr>
+      </w:pPr>
+      <w:r>
+        <w:rPr>
+          <w:b/>
+          <w:bCs/>
+        </w:rPr>
+        <w:t>1. Datos generales</w:t>
+      </w:r>
+    </w:p>
+    <w:p>
+      <w:pPr>
+        <w:numPr>
+          <w:ilvl w:val="0"/>
+          <w:numId w:val="72"/>
+        </w:numPr>
+        <w:jc w:val="both"/>
+      </w:pPr>
+      <w:r>
+        <w:t>Organización: </w:t>
+      </w:r>
+      <w:r>
+        <w:rPr>
+          <w:b/>
+          <w:bCs/>
+        </w:rPr>
+        <w:t>dcueli.com</w:t>
+      </w:r>
+    </w:p>
+    <w:p>
+      <w:pPr>
+        <w:numPr>
+          <w:ilvl w:val="0"/>
+          <w:numId w:val="72"/>
+        </w:numPr>
+        <w:jc w:val="both"/>
+      </w:pPr>
+      <w:r>
+        <w:t>Proyecto: </w:t>
+      </w:r>
+      <w:r>
+        <w:rPr>
+          <w:b/>
+          <w:bCs/>
+        </w:rPr>
         <w:t>Mexus</w:t>
       </w:r>
-      <w:proofErr w:type="spellEnd"/>
-      <w:r>
-        <w:t xml:space="preserve"> se considera aceptada cuando:</w:t>
-      </w:r>
-    </w:p>
-    <w:p>
-      <w:r>
-        <w:t>se ha implementado la funcionalidad mínima definida en la SRS para 0.1.0,</w:t>
-      </w:r>
-    </w:p>
-    <w:p>
-      <w:r>
-        <w:t>existe documentación básica (Visión, Acta de Constitución, SRS, Arquitectura, Plan de Pruebas),</w:t>
-      </w:r>
-    </w:p>
-    <w:p>
-      <w:r>
-        <w:t>la aplicación funciona de forma estable en el dispositivo Android objetivo,</w:t>
-      </w:r>
-    </w:p>
-    <w:p>
-      <w:r>
-        <w:t>y se han identificado y documentado los riesgos y siguientes pasos para versiones posteriores.</w:t>
-      </w:r>
-    </w:p>
-    <w:p>
-      <w:r>
-        <w:t>________________________________________</w:t>
-      </w:r>
-    </w:p>
-    <w:p>
-      <w:r>
-        <w:t>8. Aprobación</w:t>
-      </w:r>
-    </w:p>
-    <w:p>
-      <w:r>
-        <w:t>(Aquí puedes dejar un bloque tipo firma)</w:t>
-      </w:r>
-    </w:p>
-    <w:p>
+    </w:p>
+    <w:p>
+      <w:pPr>
+        <w:numPr>
+          <w:ilvl w:val="0"/>
+          <w:numId w:val="72"/>
+        </w:numPr>
+        <w:jc w:val="both"/>
+      </w:pPr>
+      <w:r>
+        <w:t>Fecha de inicio: </w:t>
+      </w:r>
+      <w:r>
+        <w:rPr>
+          <w:i/>
+          <w:iCs/>
+        </w:rPr>
+        <w:t>(a completar)</w:t>
+      </w:r>
+    </w:p>
+    <w:p>
+      <w:pPr>
+        <w:numPr>
+          <w:ilvl w:val="0"/>
+          <w:numId w:val="72"/>
+        </w:numPr>
+        <w:jc w:val="both"/>
+      </w:pPr>
+      <w:r>
+        <w:t>Versión de referencia: </w:t>
+      </w:r>
+      <w:r>
+        <w:rPr>
+          <w:b/>
+          <w:bCs/>
+        </w:rPr>
+        <w:t>Mexus 0.1.0 (MVP interno)</w:t>
+      </w:r>
+      <w:r>
+        <w:t>.</w:t>
+      </w:r>
+    </w:p>
+    <w:p>
+      <w:pPr>
+        <w:jc w:val="both"/>
+        <w:rPr>
+          <w:b/>
+          <w:bCs/>
+        </w:rPr>
+      </w:pPr>
+      <w:r>
+        <w:rPr>
+          <w:b/>
+          <w:bCs/>
+        </w:rPr>
+        <w:t>2. Propósito del proyecto</w:t>
+      </w:r>
+    </w:p>
+    <w:p>
+      <w:pPr>
+        <w:jc w:val="both"/>
+      </w:pPr>
+      <w:r>
+        <w:lastRenderedPageBreak/>
+        <w:t>Establecer formalmente el inicio del proyecto Mexus dentro de dcueli.com, definiendo objetivos, alcance alto nivel, roles, riesgos principales y el compromiso de dedicar los recursos necesarios para completar la versión 0.1.0 según los requisitos definidos.</w:t>
+      </w:r>
+    </w:p>
+    <w:p>
+      <w:pPr>
+        <w:jc w:val="both"/>
+        <w:rPr>
+          <w:b/>
+          <w:bCs/>
+        </w:rPr>
+      </w:pPr>
+      <w:r>
+        <w:rPr>
+          <w:b/>
+          <w:bCs/>
+        </w:rPr>
+        <w:t>3. Objetivos del proyecto</w:t>
+      </w:r>
+    </w:p>
+    <w:p>
+      <w:pPr>
+        <w:numPr>
+          <w:ilvl w:val="0"/>
+          <w:numId w:val="73"/>
+        </w:numPr>
+        <w:jc w:val="both"/>
+      </w:pPr>
+      <w:r>
+        <w:t>Entregar una versión 0.1.0 funcional de Mexus con:</w:t>
+      </w:r>
+    </w:p>
+    <w:p>
+      <w:pPr>
+        <w:numPr>
+          <w:ilvl w:val="1"/>
+          <w:numId w:val="73"/>
+        </w:numPr>
+        <w:jc w:val="both"/>
+      </w:pPr>
+      <w:r>
+        <w:t>grabación manual de llamadas en Android 10+,</w:t>
+      </w:r>
+    </w:p>
+    <w:p>
+      <w:pPr>
+        <w:numPr>
+          <w:ilvl w:val="1"/>
+          <w:numId w:val="73"/>
+        </w:numPr>
+        <w:jc w:val="both"/>
+      </w:pPr>
+      <w:r>
+        <w:t>listado y reproducción de grabaciones con metadatos básicos,</w:t>
+      </w:r>
+    </w:p>
+    <w:p>
+      <w:pPr>
+        <w:numPr>
+          <w:ilvl w:val="1"/>
+          <w:numId w:val="73"/>
+        </w:numPr>
+        <w:jc w:val="both"/>
+      </w:pPr>
+      <w:r>
+        <w:t>arquitectura basada en Ionic+Angular+Capacitor+plugins Java.</w:t>
+      </w:r>
+    </w:p>
+    <w:p>
+      <w:pPr>
+        <w:numPr>
+          <w:ilvl w:val="0"/>
+          <w:numId w:val="73"/>
+        </w:numPr>
+        <w:jc w:val="both"/>
+      </w:pPr>
+      <w:r>
+        <w:t>Documentar el ciclo de vida del proyecto (visión, requisitos, arquitectura, planificación, pruebas, riesgos).</w:t>
+      </w:r>
+    </w:p>
+    <w:p>
+      <w:pPr>
+        <w:jc w:val="both"/>
+        <w:rPr>
+          <w:b/>
+          <w:bCs/>
+        </w:rPr>
+      </w:pPr>
+      <w:r>
+        <w:rPr>
+          <w:b/>
+          <w:bCs/>
+        </w:rPr>
+        <w:t>4. Alcance alto nivel</w:t>
+      </w:r>
+    </w:p>
+    <w:p>
+      <w:pPr>
+        <w:numPr>
+          <w:ilvl w:val="0"/>
+          <w:numId w:val="74"/>
+        </w:numPr>
+        <w:jc w:val="both"/>
+      </w:pPr>
+      <w:r>
+        <w:t>Plataforma: Android (10 o superior).</w:t>
+      </w:r>
+    </w:p>
+    <w:p>
+      <w:pPr>
+        <w:numPr>
+          <w:ilvl w:val="0"/>
+          <w:numId w:val="74"/>
+        </w:numPr>
+        <w:jc w:val="both"/>
+      </w:pPr>
+      <w:r>
+        <w:t>Sin backend, sin servicios externos, sin publicación en stores.</w:t>
+      </w:r>
+    </w:p>
+    <w:p>
+      <w:pPr>
+        <w:numPr>
+          <w:ilvl w:val="0"/>
+          <w:numId w:val="74"/>
+        </w:numPr>
+        <w:jc w:val="both"/>
+      </w:pPr>
+      <w:r>
+        <w:t>Sin modelo de negocio ni objetivos de ingreso asociados.</w:t>
+      </w:r>
+    </w:p>
+    <w:p>
+      <w:pPr>
+        <w:numPr>
+          <w:ilvl w:val="0"/>
+          <w:numId w:val="74"/>
+        </w:numPr>
+        <w:jc w:val="both"/>
+      </w:pPr>
+      <w:r>
+        <w:t>Foco en uso interno / personal y en calidad técnica/documental.</w:t>
+      </w:r>
+    </w:p>
+    <w:p>
+      <w:pPr>
+        <w:jc w:val="both"/>
+        <w:rPr>
+          <w:b/>
+          <w:bCs/>
+        </w:rPr>
+      </w:pPr>
+      <w:r>
+        <w:rPr>
+          <w:b/>
+          <w:bCs/>
+        </w:rPr>
+        <w:t>5. Roles y responsabilidades</w:t>
+      </w:r>
+    </w:p>
+    <w:p>
+      <w:pPr>
+        <w:jc w:val="both"/>
+      </w:pPr>
+      <w:r>
+        <w:t>Aunque todas las funciones recaen sobre una misma persona, a nivel formal se distinguen los siguientes roles dentro de dcueli.com:</w:t>
+      </w:r>
+    </w:p>
+    <w:p>
+      <w:pPr>
+        <w:numPr>
+          <w:ilvl w:val="0"/>
+          <w:numId w:val="75"/>
+        </w:numPr>
+        <w:jc w:val="both"/>
+      </w:pPr>
+      <w:r>
+        <w:rPr>
+          <w:b/>
+          <w:bCs/>
+        </w:rPr>
+        <w:t>Product Owner (PO)</w:t>
+      </w:r>
+      <w:r>
+        <w:t>: Define visión del producto y prioriza el backlog.</w:t>
+      </w:r>
+    </w:p>
+    <w:p>
+      <w:pPr>
+        <w:numPr>
+          <w:ilvl w:val="0"/>
+          <w:numId w:val="75"/>
+        </w:numPr>
+        <w:jc w:val="both"/>
+      </w:pPr>
+      <w:r>
+        <w:rPr>
+          <w:b/>
+          <w:bCs/>
+        </w:rPr>
+        <w:t>Project Manager (PM)</w:t>
+      </w:r>
+      <w:r>
+        <w:t>: Planifica, hace seguimiento, gestiona riesgos y documentación.</w:t>
+      </w:r>
+    </w:p>
+    <w:p>
+      <w:pPr>
+        <w:numPr>
+          <w:ilvl w:val="0"/>
+          <w:numId w:val="75"/>
+        </w:numPr>
+        <w:jc w:val="both"/>
+      </w:pPr>
+      <w:r>
+        <w:rPr>
+          <w:b/>
+          <w:bCs/>
+        </w:rPr>
+        <w:t>Software Architect (SA)</w:t>
+      </w:r>
+      <w:r>
+        <w:t>: Diseña arquitectura técnica y toma decisiones de diseño.</w:t>
+      </w:r>
+    </w:p>
+    <w:p>
+      <w:pPr>
+        <w:numPr>
+          <w:ilvl w:val="0"/>
+          <w:numId w:val="75"/>
+        </w:numPr>
+        <w:jc w:val="both"/>
+      </w:pPr>
+      <w:r>
+        <w:rPr>
+          <w:b/>
+          <w:bCs/>
+        </w:rPr>
+        <w:t>Desarrollador</w:t>
+      </w:r>
+      <w:r>
+        <w:t>: Implementa frontend, plugins nativos y lógica de negocio.</w:t>
+      </w:r>
+    </w:p>
+    <w:p>
+      <w:pPr>
+        <w:numPr>
+          <w:ilvl w:val="0"/>
+          <w:numId w:val="75"/>
+        </w:numPr>
+        <w:jc w:val="both"/>
+      </w:pPr>
+      <w:r>
+        <w:rPr>
+          <w:b/>
+          <w:bCs/>
+        </w:rPr>
+        <w:t>QA / Tester</w:t>
+      </w:r>
+      <w:r>
+        <w:t>: Diseña y ejecuta pruebas funcionales y de calidad.</w:t>
+      </w:r>
+    </w:p>
+    <w:p>
+      <w:pPr>
+        <w:numPr>
+          <w:ilvl w:val="0"/>
+          <w:numId w:val="75"/>
+        </w:numPr>
+        <w:jc w:val="both"/>
+      </w:pPr>
+      <w:r>
+        <w:rPr>
+          <w:b/>
+          <w:bCs/>
+        </w:rPr>
+        <w:t>Scrum Master</w:t>
+      </w:r>
+      <w:r>
+        <w:t>: Vela por la aplicación de prácticas ágiles (aunque sea en equipo unipersonal).</w:t>
+      </w:r>
+    </w:p>
+    <w:p>
+      <w:pPr>
+        <w:jc w:val="both"/>
+        <w:rPr>
+          <w:b/>
+          <w:bCs/>
+        </w:rPr>
+      </w:pPr>
+      <w:r>
+        <w:rPr>
+          <w:b/>
+          <w:bCs/>
+        </w:rPr>
+        <w:t>6. Riesgos principales (resumen)</w:t>
+      </w:r>
+    </w:p>
+    <w:p>
+      <w:pPr>
+        <w:numPr>
+          <w:ilvl w:val="0"/>
+          <w:numId w:val="76"/>
+        </w:numPr>
+        <w:jc w:val="both"/>
+      </w:pPr>
+      <w:r>
+        <w:t>Técnicos:</w:t>
+      </w:r>
+    </w:p>
+    <w:p>
+      <w:pPr>
+        <w:numPr>
+          <w:ilvl w:val="1"/>
+          <w:numId w:val="76"/>
+        </w:numPr>
+        <w:jc w:val="both"/>
+      </w:pPr>
+      <w:r>
+        <w:t>Limitaciones de APIs de Android para grabación de llamadas en ciertas versiones/dispositivos.</w:t>
+      </w:r>
+    </w:p>
+    <w:p>
+      <w:pPr>
+        <w:numPr>
+          <w:ilvl w:val="0"/>
+          <w:numId w:val="76"/>
+        </w:numPr>
+        <w:jc w:val="both"/>
+      </w:pPr>
+      <w:r>
+        <w:t>Legales:</w:t>
+      </w:r>
+    </w:p>
+    <w:p>
+      <w:pPr>
+        <w:numPr>
+          <w:ilvl w:val="1"/>
+          <w:numId w:val="76"/>
+        </w:numPr>
+        <w:jc w:val="both"/>
+      </w:pPr>
+      <w:r>
+        <w:t>Requisitos de privacidad y consentimiento para la grabación de comunicaciones, tanto a nivel local como internacional.</w:t>
+      </w:r>
+    </w:p>
+    <w:p>
+      <w:pPr>
+        <w:numPr>
+          <w:ilvl w:val="0"/>
+          <w:numId w:val="76"/>
+        </w:numPr>
+        <w:jc w:val="both"/>
+      </w:pPr>
+      <w:r>
+        <w:t>De capacidad:</w:t>
+      </w:r>
+    </w:p>
+    <w:p>
+      <w:pPr>
+        <w:numPr>
+          <w:ilvl w:val="1"/>
+          <w:numId w:val="76"/>
+        </w:numPr>
+        <w:jc w:val="both"/>
+      </w:pPr>
+      <w:r>
+        <w:t>Proyecto sostenido por un único recurso de dcueli.com, con dedicación parcial.</w:t>
+      </w:r>
+    </w:p>
+    <w:p>
+      <w:pPr>
+        <w:jc w:val="both"/>
+      </w:pPr>
+      <w:r>
+        <w:rPr>
+          <w:i/>
+          <w:iCs/>
+        </w:rPr>
+        <w:t>(El detalle se desarrollará en el Registro de Riesgos.)</w:t>
+      </w:r>
+    </w:p>
+    <w:p>
+      <w:pPr>
+        <w:jc w:val="both"/>
+        <w:rPr>
+          <w:b/>
+          <w:bCs/>
+        </w:rPr>
+      </w:pPr>
+      <w:r>
+        <w:rPr>
+          <w:b/>
+          <w:bCs/>
+        </w:rPr>
+        <w:t>7. Presupuesto y recursos</w:t>
+      </w:r>
+    </w:p>
+    <w:p>
+      <w:pPr>
+        <w:numPr>
+          <w:ilvl w:val="0"/>
+          <w:numId w:val="77"/>
+        </w:numPr>
+        <w:jc w:val="both"/>
+      </w:pPr>
+      <w:r>
+        <w:t>Presupuesto interno teórico para Mexus 0.1.0: </w:t>
+      </w:r>
+      <w:r>
+        <w:rPr>
+          <w:b/>
+          <w:bCs/>
+        </w:rPr>
+        <w:t>4.400 €</w:t>
+      </w:r>
+      <w:r>
+        <w:t>, correspondiente a unas 110 horas de trabajo estimadas.</w:t>
+      </w:r>
+    </w:p>
+    <w:p>
+      <w:pPr>
+        <w:numPr>
+          <w:ilvl w:val="0"/>
+          <w:numId w:val="77"/>
+        </w:numPr>
+        <w:jc w:val="both"/>
+      </w:pPr>
+      <w:r>
+        <w:t>Recursos:</w:t>
+      </w:r>
+    </w:p>
+    <w:p>
+      <w:pPr>
+        <w:numPr>
+          <w:ilvl w:val="1"/>
+          <w:numId w:val="77"/>
+        </w:numPr>
+        <w:jc w:val="both"/>
+      </w:pPr>
+      <w:r>
+        <w:t>1 FTE equivalente (la persona de dcueli.com que ejerce todos los roles del proyecto).</w:t>
+      </w:r>
+    </w:p>
+    <w:p>
+      <w:pPr>
+        <w:jc w:val="both"/>
+        <w:rPr>
+          <w:b/>
+          <w:bCs/>
+        </w:rPr>
+      </w:pPr>
+      <w:r>
+        <w:rPr>
+          <w:b/>
+          <w:bCs/>
+        </w:rPr>
+        <w:t>8. Criterios de éxito</w:t>
+      </w:r>
+    </w:p>
+    <w:p>
+      <w:pPr>
+        <w:jc w:val="both"/>
+      </w:pPr>
+      <w:r>
+        <w:t>El proyecto Mexus 0.1.0 se considerará exitoso si:</w:t>
+      </w:r>
+    </w:p>
+    <w:p>
+      <w:pPr>
+        <w:numPr>
+          <w:ilvl w:val="0"/>
+          <w:numId w:val="78"/>
+        </w:numPr>
+        <w:jc w:val="both"/>
+      </w:pPr>
+      <w:r>
+        <w:t>se implementan las funcionalidades definidas como Must en la SRS,</w:t>
+      </w:r>
+    </w:p>
+    <w:p>
+      <w:pPr>
+        <w:numPr>
+          <w:ilvl w:val="0"/>
+          <w:numId w:val="78"/>
+        </w:numPr>
+        <w:jc w:val="both"/>
+      </w:pPr>
+      <w:r>
+        <w:t>la app funciona de forma estable en al menos un dispositivo Android objetivo,</w:t>
+      </w:r>
+    </w:p>
+    <w:p>
+      <w:pPr>
+        <w:numPr>
+          <w:ilvl w:val="0"/>
+          <w:numId w:val="78"/>
+        </w:numPr>
+        <w:jc w:val="both"/>
+      </w:pPr>
+      <w:r>
+        <w:t>la documentación clave (Visión, Caso de Negocio, Acta, SRS, Arquitectura, Plan de Pruebas) está completa y coherente,</w:t>
+      </w:r>
+    </w:p>
+    <w:p>
+      <w:pPr>
+        <w:numPr>
+          <w:ilvl w:val="0"/>
+          <w:numId w:val="78"/>
+        </w:numPr>
+        <w:jc w:val="both"/>
+      </w:pPr>
+      <w:r>
+        <w:t>y dcueli.com dispone de una base sólida para futuras versiones de Mexus.</w:t>
+      </w:r>
+    </w:p>
+    <w:p>
+      <w:pPr>
+        <w:jc w:val="both"/>
+        <w:rPr>
+          <w:b/>
+          <w:bCs/>
+        </w:rPr>
+      </w:pPr>
+      <w:r>
+        <w:rPr>
+          <w:b/>
+          <w:bCs/>
+        </w:rPr>
+        <w:t>9. Aprobación</w:t>
+      </w:r>
+    </w:p>
+    <w:p>
+      <w:pPr>
+        <w:numPr>
+          <w:ilvl w:val="0"/>
+          <w:numId w:val="79"/>
+        </w:numPr>
+        <w:jc w:val="both"/>
+      </w:pPr>
       <w:r>
         <w:t>Aprobado por:</w:t>
       </w:r>
     </w:p>
     <w:p>
-      <w:r>
-        <w:t>Nombre:</w:t>
-      </w:r>
-    </w:p>
-    <w:p>
-      <w:r>
-        <w:lastRenderedPageBreak/>
-        <w:t>Rol: Patrocinador / Responsable del Proyecto</w:t>
-      </w:r>
-    </w:p>
-    <w:p>
-      <w:r>
-        <w:t>Fecha:</w:t>
-      </w:r>
-    </w:p>
-    <w:p>
-      <w:pPr>
-        <w:pStyle w:val="Ttulo2"/>
-      </w:pPr>
-    </w:p>
+      <w:pPr>
+        <w:numPr>
+          <w:ilvl w:val="1"/>
+          <w:numId w:val="79"/>
+        </w:numPr>
+        <w:jc w:val="both"/>
+      </w:pPr>
+      <w:r>
+        <w:t>Nombre: </w:t>
+      </w:r>
+      <w:r>
+        <w:rPr>
+          <w:i/>
+          <w:iCs/>
+        </w:rPr>
+        <w:t>(tu nombre)</w:t>
+      </w:r>
+    </w:p>
+    <w:p>
+      <w:pPr>
+        <w:numPr>
+          <w:ilvl w:val="1"/>
+          <w:numId w:val="79"/>
+        </w:numPr>
+        <w:jc w:val="both"/>
+      </w:pPr>
+      <w:r>
+        <w:t>Rol: Patrocinador / Responsable de Proyecto de dcueli.com</w:t>
+      </w:r>
+    </w:p>
+    <w:p>
+      <w:pPr>
+        <w:numPr>
+          <w:ilvl w:val="1"/>
+          <w:numId w:val="79"/>
+        </w:numPr>
+        <w:jc w:val="both"/>
+      </w:pPr>
+      <w:r>
+        <w:t>Fecha: </w:t>
+      </w:r>
+      <w:r>
+        <w:rPr>
+          <w:i/>
+          <w:iCs/>
+        </w:rPr>
+        <w:t>(a completar)</w:t>
+      </w:r>
+    </w:p>
+    <w:p>
+      <w:pPr>
+        <w:jc w:val="both"/>
+      </w:pPr>
+    </w:p>
+    <w:p/>
     <w:sectPr>
-      <w:headerReference w:type="default" r:id="rId14"/>
-      <w:footerReference w:type="default" r:id="rId15"/>
+      <w:headerReference w:type="default" r:id="rId16"/>
+      <w:footerReference w:type="default" r:id="rId17"/>
       <w:pgSz w:w="11906" w:h="16838" w:code="9"/>
       <w:pgMar w:top="720" w:right="936" w:bottom="720" w:left="936" w:header="0" w:footer="289" w:gutter="0"/>
       <w:pgNumType w:start="1"/>
@@ -3845,7 +4506,7 @@
               <w:color w:val="767171" w:themeColor="background2" w:themeShade="80"/>
               <w:sz w:val="20"/>
             </w:rPr>
-            <w:t>Visión &amp; Alcance</w:t>
+            <w:t>Acta de constitución del proyecto</w:t>
           </w:r>
         </w:p>
       </w:tc>
@@ -3880,14 +4541,12 @@
               <w:i/>
             </w:rPr>
           </w:pPr>
-          <w:proofErr w:type="spellStart"/>
           <w:r>
             <w:rPr>
               <w:i/>
             </w:rPr>
             <w:t>Mexus</w:t>
           </w:r>
-          <w:proofErr w:type="spellEnd"/>
         </w:p>
       </w:tc>
     </w:tr>
@@ -4441,6 +5100,155 @@
     </w:lvl>
   </w:abstractNum>
   <w:abstractNum w:abstractNumId="4" w15:restartNumberingAfterBreak="0">
+    <w:nsid w:val="09EA0C02"/>
+    <w:multiLevelType w:val="multilevel"/>
+    <w:tmpl w:val="9156098E"/>
+    <w:lvl w:ilvl="0">
+      <w:start w:val="1"/>
+      <w:numFmt w:val="bullet"/>
+      <w:lvlText w:val=""/>
+      <w:lvlJc w:val="left"/>
+      <w:pPr>
+        <w:tabs>
+          <w:tab w:val="num" w:pos="720"/>
+        </w:tabs>
+        <w:ind w:left="720" w:hanging="360"/>
+      </w:pPr>
+      <w:rPr>
+        <w:rFonts w:ascii="Symbol" w:hAnsi="Symbol" w:hint="default"/>
+        <w:sz w:val="20"/>
+      </w:rPr>
+    </w:lvl>
+    <w:lvl w:ilvl="1">
+      <w:start w:val="1"/>
+      <w:numFmt w:val="bullet"/>
+      <w:lvlText w:val=""/>
+      <w:lvlJc w:val="left"/>
+      <w:pPr>
+        <w:tabs>
+          <w:tab w:val="num" w:pos="1440"/>
+        </w:tabs>
+        <w:ind w:left="1440" w:hanging="360"/>
+      </w:pPr>
+      <w:rPr>
+        <w:rFonts w:ascii="Symbol" w:hAnsi="Symbol" w:hint="default"/>
+        <w:sz w:val="20"/>
+      </w:rPr>
+    </w:lvl>
+    <w:lvl w:ilvl="2" w:tentative="1">
+      <w:start w:val="1"/>
+      <w:numFmt w:val="bullet"/>
+      <w:lvlText w:val=""/>
+      <w:lvlJc w:val="left"/>
+      <w:pPr>
+        <w:tabs>
+          <w:tab w:val="num" w:pos="2160"/>
+        </w:tabs>
+        <w:ind w:left="2160" w:hanging="360"/>
+      </w:pPr>
+      <w:rPr>
+        <w:rFonts w:ascii="Symbol" w:hAnsi="Symbol" w:hint="default"/>
+        <w:sz w:val="20"/>
+      </w:rPr>
+    </w:lvl>
+    <w:lvl w:ilvl="3" w:tentative="1">
+      <w:start w:val="1"/>
+      <w:numFmt w:val="bullet"/>
+      <w:lvlText w:val=""/>
+      <w:lvlJc w:val="left"/>
+      <w:pPr>
+        <w:tabs>
+          <w:tab w:val="num" w:pos="2880"/>
+        </w:tabs>
+        <w:ind w:left="2880" w:hanging="360"/>
+      </w:pPr>
+      <w:rPr>
+        <w:rFonts w:ascii="Symbol" w:hAnsi="Symbol" w:hint="default"/>
+        <w:sz w:val="20"/>
+      </w:rPr>
+    </w:lvl>
+    <w:lvl w:ilvl="4" w:tentative="1">
+      <w:start w:val="1"/>
+      <w:numFmt w:val="bullet"/>
+      <w:lvlText w:val=""/>
+      <w:lvlJc w:val="left"/>
+      <w:pPr>
+        <w:tabs>
+          <w:tab w:val="num" w:pos="3600"/>
+        </w:tabs>
+        <w:ind w:left="3600" w:hanging="360"/>
+      </w:pPr>
+      <w:rPr>
+        <w:rFonts w:ascii="Symbol" w:hAnsi="Symbol" w:hint="default"/>
+        <w:sz w:val="20"/>
+      </w:rPr>
+    </w:lvl>
+    <w:lvl w:ilvl="5" w:tentative="1">
+      <w:start w:val="1"/>
+      <w:numFmt w:val="bullet"/>
+      <w:lvlText w:val=""/>
+      <w:lvlJc w:val="left"/>
+      <w:pPr>
+        <w:tabs>
+          <w:tab w:val="num" w:pos="4320"/>
+        </w:tabs>
+        <w:ind w:left="4320" w:hanging="360"/>
+      </w:pPr>
+      <w:rPr>
+        <w:rFonts w:ascii="Symbol" w:hAnsi="Symbol" w:hint="default"/>
+        <w:sz w:val="20"/>
+      </w:rPr>
+    </w:lvl>
+    <w:lvl w:ilvl="6" w:tentative="1">
+      <w:start w:val="1"/>
+      <w:numFmt w:val="bullet"/>
+      <w:lvlText w:val=""/>
+      <w:lvlJc w:val="left"/>
+      <w:pPr>
+        <w:tabs>
+          <w:tab w:val="num" w:pos="5040"/>
+        </w:tabs>
+        <w:ind w:left="5040" w:hanging="360"/>
+      </w:pPr>
+      <w:rPr>
+        <w:rFonts w:ascii="Symbol" w:hAnsi="Symbol" w:hint="default"/>
+        <w:sz w:val="20"/>
+      </w:rPr>
+    </w:lvl>
+    <w:lvl w:ilvl="7" w:tentative="1">
+      <w:start w:val="1"/>
+      <w:numFmt w:val="bullet"/>
+      <w:lvlText w:val=""/>
+      <w:lvlJc w:val="left"/>
+      <w:pPr>
+        <w:tabs>
+          <w:tab w:val="num" w:pos="5760"/>
+        </w:tabs>
+        <w:ind w:left="5760" w:hanging="360"/>
+      </w:pPr>
+      <w:rPr>
+        <w:rFonts w:ascii="Symbol" w:hAnsi="Symbol" w:hint="default"/>
+        <w:sz w:val="20"/>
+      </w:rPr>
+    </w:lvl>
+    <w:lvl w:ilvl="8" w:tentative="1">
+      <w:start w:val="1"/>
+      <w:numFmt w:val="bullet"/>
+      <w:lvlText w:val=""/>
+      <w:lvlJc w:val="left"/>
+      <w:pPr>
+        <w:tabs>
+          <w:tab w:val="num" w:pos="6480"/>
+        </w:tabs>
+        <w:ind w:left="6480" w:hanging="360"/>
+      </w:pPr>
+      <w:rPr>
+        <w:rFonts w:ascii="Symbol" w:hAnsi="Symbol" w:hint="default"/>
+        <w:sz w:val="20"/>
+      </w:rPr>
+    </w:lvl>
+  </w:abstractNum>
+  <w:abstractNum w:abstractNumId="5" w15:restartNumberingAfterBreak="0">
     <w:nsid w:val="0DE364DC"/>
     <w:multiLevelType w:val="hybridMultilevel"/>
     <w:tmpl w:val="1844357E"/>
@@ -4553,7 +5361,7 @@
       </w:rPr>
     </w:lvl>
   </w:abstractNum>
-  <w:abstractNum w:abstractNumId="5" w15:restartNumberingAfterBreak="0">
+  <w:abstractNum w:abstractNumId="6" w15:restartNumberingAfterBreak="0">
     <w:nsid w:val="113D78B0"/>
     <w:multiLevelType w:val="hybridMultilevel"/>
     <w:tmpl w:val="8E9EF0C6"/>
@@ -4639,7 +5447,7 @@
       </w:pPr>
     </w:lvl>
   </w:abstractNum>
-  <w:abstractNum w:abstractNumId="6" w15:restartNumberingAfterBreak="0">
+  <w:abstractNum w:abstractNumId="7" w15:restartNumberingAfterBreak="0">
     <w:nsid w:val="12D23720"/>
     <w:multiLevelType w:val="hybridMultilevel"/>
     <w:tmpl w:val="ECC87842"/>
@@ -4752,7 +5560,7 @@
       </w:rPr>
     </w:lvl>
   </w:abstractNum>
-  <w:abstractNum w:abstractNumId="7" w15:restartNumberingAfterBreak="0">
+  <w:abstractNum w:abstractNumId="8" w15:restartNumberingAfterBreak="0">
     <w:nsid w:val="16E17375"/>
     <w:multiLevelType w:val="multilevel"/>
     <w:tmpl w:val="1F068E96"/>
@@ -4901,7 +5709,7 @@
       </w:rPr>
     </w:lvl>
   </w:abstractNum>
-  <w:abstractNum w:abstractNumId="8" w15:restartNumberingAfterBreak="0">
+  <w:abstractNum w:abstractNumId="9" w15:restartNumberingAfterBreak="0">
     <w:nsid w:val="17362330"/>
     <w:multiLevelType w:val="hybridMultilevel"/>
     <w:tmpl w:val="65BAEAF8"/>
@@ -5014,7 +5822,7 @@
       </w:rPr>
     </w:lvl>
   </w:abstractNum>
-  <w:abstractNum w:abstractNumId="9" w15:restartNumberingAfterBreak="0">
+  <w:abstractNum w:abstractNumId="10" w15:restartNumberingAfterBreak="0">
     <w:nsid w:val="17EA312B"/>
     <w:multiLevelType w:val="multilevel"/>
     <w:tmpl w:val="43AA61C4"/>
@@ -5136,7 +5944,7 @@
       </w:rPr>
     </w:lvl>
   </w:abstractNum>
-  <w:abstractNum w:abstractNumId="10" w15:restartNumberingAfterBreak="0">
+  <w:abstractNum w:abstractNumId="11" w15:restartNumberingAfterBreak="0">
     <w:nsid w:val="187157A7"/>
     <w:multiLevelType w:val="hybridMultilevel"/>
     <w:tmpl w:val="09EE4C20"/>
@@ -5222,7 +6030,7 @@
       </w:pPr>
     </w:lvl>
   </w:abstractNum>
-  <w:abstractNum w:abstractNumId="11" w15:restartNumberingAfterBreak="0">
+  <w:abstractNum w:abstractNumId="12" w15:restartNumberingAfterBreak="0">
     <w:nsid w:val="188F4C77"/>
     <w:multiLevelType w:val="multilevel"/>
     <w:tmpl w:val="63AAFD52"/>
@@ -5371,7 +6179,7 @@
       </w:rPr>
     </w:lvl>
   </w:abstractNum>
-  <w:abstractNum w:abstractNumId="12" w15:restartNumberingAfterBreak="0">
+  <w:abstractNum w:abstractNumId="13" w15:restartNumberingAfterBreak="0">
     <w:nsid w:val="18F770EB"/>
     <w:multiLevelType w:val="hybridMultilevel"/>
     <w:tmpl w:val="52781714"/>
@@ -5484,7 +6292,7 @@
       </w:rPr>
     </w:lvl>
   </w:abstractNum>
-  <w:abstractNum w:abstractNumId="13" w15:restartNumberingAfterBreak="0">
+  <w:abstractNum w:abstractNumId="14" w15:restartNumberingAfterBreak="0">
     <w:nsid w:val="1ED45166"/>
     <w:multiLevelType w:val="hybridMultilevel"/>
     <w:tmpl w:val="22963CEA"/>
@@ -5605,7 +6413,7 @@
       </w:rPr>
     </w:lvl>
   </w:abstractNum>
-  <w:abstractNum w:abstractNumId="14" w15:restartNumberingAfterBreak="0">
+  <w:abstractNum w:abstractNumId="15" w15:restartNumberingAfterBreak="0">
     <w:nsid w:val="23744895"/>
     <w:multiLevelType w:val="hybridMultilevel"/>
     <w:tmpl w:val="63260728"/>
@@ -5718,7 +6526,7 @@
       </w:rPr>
     </w:lvl>
   </w:abstractNum>
-  <w:abstractNum w:abstractNumId="15" w15:restartNumberingAfterBreak="0">
+  <w:abstractNum w:abstractNumId="16" w15:restartNumberingAfterBreak="0">
     <w:nsid w:val="24045FD6"/>
     <w:multiLevelType w:val="hybridMultilevel"/>
     <w:tmpl w:val="B7CEF076"/>
@@ -5831,7 +6639,7 @@
       </w:rPr>
     </w:lvl>
   </w:abstractNum>
-  <w:abstractNum w:abstractNumId="16" w15:restartNumberingAfterBreak="0">
+  <w:abstractNum w:abstractNumId="17" w15:restartNumberingAfterBreak="0">
     <w:nsid w:val="25235DE1"/>
     <w:multiLevelType w:val="hybridMultilevel"/>
     <w:tmpl w:val="70364434"/>
@@ -5944,7 +6752,7 @@
       </w:rPr>
     </w:lvl>
   </w:abstractNum>
-  <w:abstractNum w:abstractNumId="17" w15:restartNumberingAfterBreak="0">
+  <w:abstractNum w:abstractNumId="18" w15:restartNumberingAfterBreak="0">
     <w:nsid w:val="269F6984"/>
     <w:multiLevelType w:val="hybridMultilevel"/>
     <w:tmpl w:val="6DE0BD5C"/>
@@ -6057,7 +6865,7 @@
       </w:rPr>
     </w:lvl>
   </w:abstractNum>
-  <w:abstractNum w:abstractNumId="18" w15:restartNumberingAfterBreak="0">
+  <w:abstractNum w:abstractNumId="19" w15:restartNumberingAfterBreak="0">
     <w:nsid w:val="26A96A04"/>
     <w:multiLevelType w:val="hybridMultilevel"/>
     <w:tmpl w:val="F544D7E6"/>
@@ -6170,7 +6978,7 @@
       </w:rPr>
     </w:lvl>
   </w:abstractNum>
-  <w:abstractNum w:abstractNumId="19" w15:restartNumberingAfterBreak="0">
+  <w:abstractNum w:abstractNumId="20" w15:restartNumberingAfterBreak="0">
     <w:nsid w:val="291720D3"/>
     <w:multiLevelType w:val="hybridMultilevel"/>
     <w:tmpl w:val="66F8C08C"/>
@@ -6259,7 +7067,7 @@
       </w:pPr>
     </w:lvl>
   </w:abstractNum>
-  <w:abstractNum w:abstractNumId="20" w15:restartNumberingAfterBreak="0">
+  <w:abstractNum w:abstractNumId="21" w15:restartNumberingAfterBreak="0">
     <w:nsid w:val="2AA119EC"/>
     <w:multiLevelType w:val="multilevel"/>
     <w:tmpl w:val="561A7D28"/>
@@ -6408,7 +7216,7 @@
       </w:rPr>
     </w:lvl>
   </w:abstractNum>
-  <w:abstractNum w:abstractNumId="21" w15:restartNumberingAfterBreak="0">
+  <w:abstractNum w:abstractNumId="22" w15:restartNumberingAfterBreak="0">
     <w:nsid w:val="2B2F7482"/>
     <w:multiLevelType w:val="multilevel"/>
     <w:tmpl w:val="F4448112"/>
@@ -6557,7 +7365,7 @@
       </w:rPr>
     </w:lvl>
   </w:abstractNum>
-  <w:abstractNum w:abstractNumId="22" w15:restartNumberingAfterBreak="0">
+  <w:abstractNum w:abstractNumId="23" w15:restartNumberingAfterBreak="0">
     <w:nsid w:val="2D566AEF"/>
     <w:multiLevelType w:val="hybridMultilevel"/>
     <w:tmpl w:val="33AA802C"/>
@@ -6643,7 +7451,7 @@
       </w:pPr>
     </w:lvl>
   </w:abstractNum>
-  <w:abstractNum w:abstractNumId="23" w15:restartNumberingAfterBreak="0">
+  <w:abstractNum w:abstractNumId="24" w15:restartNumberingAfterBreak="0">
     <w:nsid w:val="3050374F"/>
     <w:multiLevelType w:val="hybridMultilevel"/>
     <w:tmpl w:val="9778869A"/>
@@ -6735,7 +7543,7 @@
       </w:pPr>
     </w:lvl>
   </w:abstractNum>
-  <w:abstractNum w:abstractNumId="24" w15:restartNumberingAfterBreak="0">
+  <w:abstractNum w:abstractNumId="25" w15:restartNumberingAfterBreak="0">
     <w:nsid w:val="30F14EA2"/>
     <w:multiLevelType w:val="multilevel"/>
     <w:tmpl w:val="43AA61C4"/>
@@ -6857,7 +7665,7 @@
       </w:rPr>
     </w:lvl>
   </w:abstractNum>
-  <w:abstractNum w:abstractNumId="25" w15:restartNumberingAfterBreak="0">
+  <w:abstractNum w:abstractNumId="26" w15:restartNumberingAfterBreak="0">
     <w:nsid w:val="312A4B8E"/>
     <w:multiLevelType w:val="hybridMultilevel"/>
     <w:tmpl w:val="AF781EEA"/>
@@ -6970,7 +7778,7 @@
       </w:rPr>
     </w:lvl>
   </w:abstractNum>
-  <w:abstractNum w:abstractNumId="26" w15:restartNumberingAfterBreak="0">
+  <w:abstractNum w:abstractNumId="27" w15:restartNumberingAfterBreak="0">
     <w:nsid w:val="320B1104"/>
     <w:multiLevelType w:val="multilevel"/>
     <w:tmpl w:val="EF5C1AB0"/>
@@ -7119,7 +7927,7 @@
       </w:rPr>
     </w:lvl>
   </w:abstractNum>
-  <w:abstractNum w:abstractNumId="27" w15:restartNumberingAfterBreak="0">
+  <w:abstractNum w:abstractNumId="28" w15:restartNumberingAfterBreak="0">
     <w:nsid w:val="350C45F7"/>
     <w:multiLevelType w:val="hybridMultilevel"/>
     <w:tmpl w:val="AB1CD680"/>
@@ -7232,7 +8040,7 @@
       </w:rPr>
     </w:lvl>
   </w:abstractNum>
-  <w:abstractNum w:abstractNumId="28" w15:restartNumberingAfterBreak="0">
+  <w:abstractNum w:abstractNumId="29" w15:restartNumberingAfterBreak="0">
     <w:nsid w:val="374343AA"/>
     <w:multiLevelType w:val="hybridMultilevel"/>
     <w:tmpl w:val="6E7622B4"/>
@@ -7324,7 +8132,7 @@
       </w:pPr>
     </w:lvl>
   </w:abstractNum>
-  <w:abstractNum w:abstractNumId="29" w15:restartNumberingAfterBreak="0">
+  <w:abstractNum w:abstractNumId="30" w15:restartNumberingAfterBreak="0">
     <w:nsid w:val="37BF4879"/>
     <w:multiLevelType w:val="hybridMultilevel"/>
     <w:tmpl w:val="773A6DE4"/>
@@ -7414,7 +8222,7 @@
       </w:pPr>
     </w:lvl>
   </w:abstractNum>
-  <w:abstractNum w:abstractNumId="30" w15:restartNumberingAfterBreak="0">
+  <w:abstractNum w:abstractNumId="31" w15:restartNumberingAfterBreak="0">
     <w:nsid w:val="386364A0"/>
     <w:multiLevelType w:val="hybridMultilevel"/>
     <w:tmpl w:val="31EE00F2"/>
@@ -7503,7 +8311,7 @@
       </w:pPr>
     </w:lvl>
   </w:abstractNum>
-  <w:abstractNum w:abstractNumId="31" w15:restartNumberingAfterBreak="0">
+  <w:abstractNum w:abstractNumId="32" w15:restartNumberingAfterBreak="0">
     <w:nsid w:val="39A94CE3"/>
     <w:multiLevelType w:val="hybridMultilevel"/>
     <w:tmpl w:val="AAEE1E26"/>
@@ -7616,7 +8424,7 @@
       </w:rPr>
     </w:lvl>
   </w:abstractNum>
-  <w:abstractNum w:abstractNumId="32" w15:restartNumberingAfterBreak="0">
+  <w:abstractNum w:abstractNumId="33" w15:restartNumberingAfterBreak="0">
     <w:nsid w:val="3B26602D"/>
     <w:multiLevelType w:val="hybridMultilevel"/>
     <w:tmpl w:val="F6A6BE9C"/>
@@ -7705,7 +8513,7 @@
       </w:pPr>
     </w:lvl>
   </w:abstractNum>
-  <w:abstractNum w:abstractNumId="33" w15:restartNumberingAfterBreak="0">
+  <w:abstractNum w:abstractNumId="34" w15:restartNumberingAfterBreak="0">
     <w:nsid w:val="3BA97E2B"/>
     <w:multiLevelType w:val="hybridMultilevel"/>
     <w:tmpl w:val="3D6830AC"/>
@@ -7817,7 +8625,7 @@
       </w:rPr>
     </w:lvl>
   </w:abstractNum>
-  <w:abstractNum w:abstractNumId="34" w15:restartNumberingAfterBreak="0">
+  <w:abstractNum w:abstractNumId="35" w15:restartNumberingAfterBreak="0">
     <w:nsid w:val="3E447B91"/>
     <w:multiLevelType w:val="hybridMultilevel"/>
     <w:tmpl w:val="87765E60"/>
@@ -7932,7 +8740,7 @@
       </w:rPr>
     </w:lvl>
   </w:abstractNum>
-  <w:abstractNum w:abstractNumId="35" w15:restartNumberingAfterBreak="0">
+  <w:abstractNum w:abstractNumId="36" w15:restartNumberingAfterBreak="0">
     <w:nsid w:val="3FD47AAA"/>
     <w:multiLevelType w:val="multilevel"/>
     <w:tmpl w:val="38B009E2"/>
@@ -8045,7 +8853,7 @@
       </w:rPr>
     </w:lvl>
   </w:abstractNum>
-  <w:abstractNum w:abstractNumId="36" w15:restartNumberingAfterBreak="0">
+  <w:abstractNum w:abstractNumId="37" w15:restartNumberingAfterBreak="0">
     <w:nsid w:val="409E345B"/>
     <w:multiLevelType w:val="hybridMultilevel"/>
     <w:tmpl w:val="9170E098"/>
@@ -8158,7 +8966,394 @@
       </w:rPr>
     </w:lvl>
   </w:abstractNum>
-  <w:abstractNum w:abstractNumId="37" w15:restartNumberingAfterBreak="0">
+  <w:abstractNum w:abstractNumId="38" w15:restartNumberingAfterBreak="0">
+    <w:nsid w:val="40B51113"/>
+    <w:multiLevelType w:val="hybridMultilevel"/>
+    <w:tmpl w:val="513E2BDA"/>
+    <w:lvl w:ilvl="0" w:tplc="D9AAF3D2">
+      <w:start w:val="1"/>
+      <w:numFmt w:val="decimal"/>
+      <w:lvlText w:val="5.%1."/>
+      <w:lvlJc w:val="left"/>
+      <w:pPr>
+        <w:ind w:left="1440" w:hanging="360"/>
+      </w:pPr>
+      <w:rPr>
+        <w:rFonts w:hint="default"/>
+      </w:rPr>
+    </w:lvl>
+    <w:lvl w:ilvl="1" w:tplc="0C0A0019" w:tentative="1">
+      <w:start w:val="1"/>
+      <w:numFmt w:val="lowerLetter"/>
+      <w:lvlText w:val="%2."/>
+      <w:lvlJc w:val="left"/>
+      <w:pPr>
+        <w:ind w:left="2160" w:hanging="360"/>
+      </w:pPr>
+    </w:lvl>
+    <w:lvl w:ilvl="2" w:tplc="0C0A001B" w:tentative="1">
+      <w:start w:val="1"/>
+      <w:numFmt w:val="lowerRoman"/>
+      <w:lvlText w:val="%3."/>
+      <w:lvlJc w:val="right"/>
+      <w:pPr>
+        <w:ind w:left="2880" w:hanging="180"/>
+      </w:pPr>
+    </w:lvl>
+    <w:lvl w:ilvl="3" w:tplc="0C0A000F" w:tentative="1">
+      <w:start w:val="1"/>
+      <w:numFmt w:val="decimal"/>
+      <w:lvlText w:val="%4."/>
+      <w:lvlJc w:val="left"/>
+      <w:pPr>
+        <w:ind w:left="3600" w:hanging="360"/>
+      </w:pPr>
+    </w:lvl>
+    <w:lvl w:ilvl="4" w:tplc="0C0A0019" w:tentative="1">
+      <w:start w:val="1"/>
+      <w:numFmt w:val="lowerLetter"/>
+      <w:lvlText w:val="%5."/>
+      <w:lvlJc w:val="left"/>
+      <w:pPr>
+        <w:ind w:left="4320" w:hanging="360"/>
+      </w:pPr>
+    </w:lvl>
+    <w:lvl w:ilvl="5" w:tplc="0C0A001B" w:tentative="1">
+      <w:start w:val="1"/>
+      <w:numFmt w:val="lowerRoman"/>
+      <w:lvlText w:val="%6."/>
+      <w:lvlJc w:val="right"/>
+      <w:pPr>
+        <w:ind w:left="5040" w:hanging="180"/>
+      </w:pPr>
+    </w:lvl>
+    <w:lvl w:ilvl="6" w:tplc="0C0A000F" w:tentative="1">
+      <w:start w:val="1"/>
+      <w:numFmt w:val="decimal"/>
+      <w:lvlText w:val="%7."/>
+      <w:lvlJc w:val="left"/>
+      <w:pPr>
+        <w:ind w:left="5760" w:hanging="360"/>
+      </w:pPr>
+    </w:lvl>
+    <w:lvl w:ilvl="7" w:tplc="0C0A0019" w:tentative="1">
+      <w:start w:val="1"/>
+      <w:numFmt w:val="lowerLetter"/>
+      <w:lvlText w:val="%8."/>
+      <w:lvlJc w:val="left"/>
+      <w:pPr>
+        <w:ind w:left="6480" w:hanging="360"/>
+      </w:pPr>
+    </w:lvl>
+    <w:lvl w:ilvl="8" w:tplc="0C0A001B" w:tentative="1">
+      <w:start w:val="1"/>
+      <w:numFmt w:val="lowerRoman"/>
+      <w:lvlText w:val="%9."/>
+      <w:lvlJc w:val="right"/>
+      <w:pPr>
+        <w:ind w:left="7200" w:hanging="180"/>
+      </w:pPr>
+    </w:lvl>
+  </w:abstractNum>
+  <w:abstractNum w:abstractNumId="39" w15:restartNumberingAfterBreak="0">
+    <w:nsid w:val="416346D8"/>
+    <w:multiLevelType w:val="multilevel"/>
+    <w:tmpl w:val="FF5ABEFA"/>
+    <w:lvl w:ilvl="0">
+      <w:start w:val="1"/>
+      <w:numFmt w:val="bullet"/>
+      <w:lvlText w:val=""/>
+      <w:lvlJc w:val="left"/>
+      <w:pPr>
+        <w:tabs>
+          <w:tab w:val="num" w:pos="720"/>
+        </w:tabs>
+        <w:ind w:left="720" w:hanging="360"/>
+      </w:pPr>
+      <w:rPr>
+        <w:rFonts w:ascii="Symbol" w:hAnsi="Symbol" w:hint="default"/>
+        <w:sz w:val="20"/>
+      </w:rPr>
+    </w:lvl>
+    <w:lvl w:ilvl="1" w:tentative="1">
+      <w:start w:val="1"/>
+      <w:numFmt w:val="bullet"/>
+      <w:lvlText w:val=""/>
+      <w:lvlJc w:val="left"/>
+      <w:pPr>
+        <w:tabs>
+          <w:tab w:val="num" w:pos="1440"/>
+        </w:tabs>
+        <w:ind w:left="1440" w:hanging="360"/>
+      </w:pPr>
+      <w:rPr>
+        <w:rFonts w:ascii="Symbol" w:hAnsi="Symbol" w:hint="default"/>
+        <w:sz w:val="20"/>
+      </w:rPr>
+    </w:lvl>
+    <w:lvl w:ilvl="2" w:tentative="1">
+      <w:start w:val="1"/>
+      <w:numFmt w:val="bullet"/>
+      <w:lvlText w:val=""/>
+      <w:lvlJc w:val="left"/>
+      <w:pPr>
+        <w:tabs>
+          <w:tab w:val="num" w:pos="2160"/>
+        </w:tabs>
+        <w:ind w:left="2160" w:hanging="360"/>
+      </w:pPr>
+      <w:rPr>
+        <w:rFonts w:ascii="Symbol" w:hAnsi="Symbol" w:hint="default"/>
+        <w:sz w:val="20"/>
+      </w:rPr>
+    </w:lvl>
+    <w:lvl w:ilvl="3" w:tentative="1">
+      <w:start w:val="1"/>
+      <w:numFmt w:val="bullet"/>
+      <w:lvlText w:val=""/>
+      <w:lvlJc w:val="left"/>
+      <w:pPr>
+        <w:tabs>
+          <w:tab w:val="num" w:pos="2880"/>
+        </w:tabs>
+        <w:ind w:left="2880" w:hanging="360"/>
+      </w:pPr>
+      <w:rPr>
+        <w:rFonts w:ascii="Symbol" w:hAnsi="Symbol" w:hint="default"/>
+        <w:sz w:val="20"/>
+      </w:rPr>
+    </w:lvl>
+    <w:lvl w:ilvl="4" w:tentative="1">
+      <w:start w:val="1"/>
+      <w:numFmt w:val="bullet"/>
+      <w:lvlText w:val=""/>
+      <w:lvlJc w:val="left"/>
+      <w:pPr>
+        <w:tabs>
+          <w:tab w:val="num" w:pos="3600"/>
+        </w:tabs>
+        <w:ind w:left="3600" w:hanging="360"/>
+      </w:pPr>
+      <w:rPr>
+        <w:rFonts w:ascii="Symbol" w:hAnsi="Symbol" w:hint="default"/>
+        <w:sz w:val="20"/>
+      </w:rPr>
+    </w:lvl>
+    <w:lvl w:ilvl="5" w:tentative="1">
+      <w:start w:val="1"/>
+      <w:numFmt w:val="bullet"/>
+      <w:lvlText w:val=""/>
+      <w:lvlJc w:val="left"/>
+      <w:pPr>
+        <w:tabs>
+          <w:tab w:val="num" w:pos="4320"/>
+        </w:tabs>
+        <w:ind w:left="4320" w:hanging="360"/>
+      </w:pPr>
+      <w:rPr>
+        <w:rFonts w:ascii="Symbol" w:hAnsi="Symbol" w:hint="default"/>
+        <w:sz w:val="20"/>
+      </w:rPr>
+    </w:lvl>
+    <w:lvl w:ilvl="6" w:tentative="1">
+      <w:start w:val="1"/>
+      <w:numFmt w:val="bullet"/>
+      <w:lvlText w:val=""/>
+      <w:lvlJc w:val="left"/>
+      <w:pPr>
+        <w:tabs>
+          <w:tab w:val="num" w:pos="5040"/>
+        </w:tabs>
+        <w:ind w:left="5040" w:hanging="360"/>
+      </w:pPr>
+      <w:rPr>
+        <w:rFonts w:ascii="Symbol" w:hAnsi="Symbol" w:hint="default"/>
+        <w:sz w:val="20"/>
+      </w:rPr>
+    </w:lvl>
+    <w:lvl w:ilvl="7" w:tentative="1">
+      <w:start w:val="1"/>
+      <w:numFmt w:val="bullet"/>
+      <w:lvlText w:val=""/>
+      <w:lvlJc w:val="left"/>
+      <w:pPr>
+        <w:tabs>
+          <w:tab w:val="num" w:pos="5760"/>
+        </w:tabs>
+        <w:ind w:left="5760" w:hanging="360"/>
+      </w:pPr>
+      <w:rPr>
+        <w:rFonts w:ascii="Symbol" w:hAnsi="Symbol" w:hint="default"/>
+        <w:sz w:val="20"/>
+      </w:rPr>
+    </w:lvl>
+    <w:lvl w:ilvl="8" w:tentative="1">
+      <w:start w:val="1"/>
+      <w:numFmt w:val="bullet"/>
+      <w:lvlText w:val=""/>
+      <w:lvlJc w:val="left"/>
+      <w:pPr>
+        <w:tabs>
+          <w:tab w:val="num" w:pos="6480"/>
+        </w:tabs>
+        <w:ind w:left="6480" w:hanging="360"/>
+      </w:pPr>
+      <w:rPr>
+        <w:rFonts w:ascii="Symbol" w:hAnsi="Symbol" w:hint="default"/>
+        <w:sz w:val="20"/>
+      </w:rPr>
+    </w:lvl>
+  </w:abstractNum>
+  <w:abstractNum w:abstractNumId="40" w15:restartNumberingAfterBreak="0">
+    <w:nsid w:val="424808D2"/>
+    <w:multiLevelType w:val="multilevel"/>
+    <w:tmpl w:val="FCF6049C"/>
+    <w:lvl w:ilvl="0">
+      <w:start w:val="1"/>
+      <w:numFmt w:val="bullet"/>
+      <w:lvlText w:val=""/>
+      <w:lvlJc w:val="left"/>
+      <w:pPr>
+        <w:tabs>
+          <w:tab w:val="num" w:pos="720"/>
+        </w:tabs>
+        <w:ind w:left="720" w:hanging="360"/>
+      </w:pPr>
+      <w:rPr>
+        <w:rFonts w:ascii="Symbol" w:hAnsi="Symbol" w:hint="default"/>
+        <w:sz w:val="20"/>
+      </w:rPr>
+    </w:lvl>
+    <w:lvl w:ilvl="1">
+      <w:start w:val="1"/>
+      <w:numFmt w:val="bullet"/>
+      <w:lvlText w:val=""/>
+      <w:lvlJc w:val="left"/>
+      <w:pPr>
+        <w:tabs>
+          <w:tab w:val="num" w:pos="1440"/>
+        </w:tabs>
+        <w:ind w:left="1440" w:hanging="360"/>
+      </w:pPr>
+      <w:rPr>
+        <w:rFonts w:ascii="Symbol" w:hAnsi="Symbol" w:hint="default"/>
+        <w:sz w:val="20"/>
+      </w:rPr>
+    </w:lvl>
+    <w:lvl w:ilvl="2" w:tentative="1">
+      <w:start w:val="1"/>
+      <w:numFmt w:val="bullet"/>
+      <w:lvlText w:val=""/>
+      <w:lvlJc w:val="left"/>
+      <w:pPr>
+        <w:tabs>
+          <w:tab w:val="num" w:pos="2160"/>
+        </w:tabs>
+        <w:ind w:left="2160" w:hanging="360"/>
+      </w:pPr>
+      <w:rPr>
+        <w:rFonts w:ascii="Symbol" w:hAnsi="Symbol" w:hint="default"/>
+        <w:sz w:val="20"/>
+      </w:rPr>
+    </w:lvl>
+    <w:lvl w:ilvl="3" w:tentative="1">
+      <w:start w:val="1"/>
+      <w:numFmt w:val="bullet"/>
+      <w:lvlText w:val=""/>
+      <w:lvlJc w:val="left"/>
+      <w:pPr>
+        <w:tabs>
+          <w:tab w:val="num" w:pos="2880"/>
+        </w:tabs>
+        <w:ind w:left="2880" w:hanging="360"/>
+      </w:pPr>
+      <w:rPr>
+        <w:rFonts w:ascii="Symbol" w:hAnsi="Symbol" w:hint="default"/>
+        <w:sz w:val="20"/>
+      </w:rPr>
+    </w:lvl>
+    <w:lvl w:ilvl="4" w:tentative="1">
+      <w:start w:val="1"/>
+      <w:numFmt w:val="bullet"/>
+      <w:lvlText w:val=""/>
+      <w:lvlJc w:val="left"/>
+      <w:pPr>
+        <w:tabs>
+          <w:tab w:val="num" w:pos="3600"/>
+        </w:tabs>
+        <w:ind w:left="3600" w:hanging="360"/>
+      </w:pPr>
+      <w:rPr>
+        <w:rFonts w:ascii="Symbol" w:hAnsi="Symbol" w:hint="default"/>
+        <w:sz w:val="20"/>
+      </w:rPr>
+    </w:lvl>
+    <w:lvl w:ilvl="5" w:tentative="1">
+      <w:start w:val="1"/>
+      <w:numFmt w:val="bullet"/>
+      <w:lvlText w:val=""/>
+      <w:lvlJc w:val="left"/>
+      <w:pPr>
+        <w:tabs>
+          <w:tab w:val="num" w:pos="4320"/>
+        </w:tabs>
+        <w:ind w:left="4320" w:hanging="360"/>
+      </w:pPr>
+      <w:rPr>
+        <w:rFonts w:ascii="Symbol" w:hAnsi="Symbol" w:hint="default"/>
+        <w:sz w:val="20"/>
+      </w:rPr>
+    </w:lvl>
+    <w:lvl w:ilvl="6" w:tentative="1">
+      <w:start w:val="1"/>
+      <w:numFmt w:val="bullet"/>
+      <w:lvlText w:val=""/>
+      <w:lvlJc w:val="left"/>
+      <w:pPr>
+        <w:tabs>
+          <w:tab w:val="num" w:pos="5040"/>
+        </w:tabs>
+        <w:ind w:left="5040" w:hanging="360"/>
+      </w:pPr>
+      <w:rPr>
+        <w:rFonts w:ascii="Symbol" w:hAnsi="Symbol" w:hint="default"/>
+        <w:sz w:val="20"/>
+      </w:rPr>
+    </w:lvl>
+    <w:lvl w:ilvl="7" w:tentative="1">
+      <w:start w:val="1"/>
+      <w:numFmt w:val="bullet"/>
+      <w:lvlText w:val=""/>
+      <w:lvlJc w:val="left"/>
+      <w:pPr>
+        <w:tabs>
+          <w:tab w:val="num" w:pos="5760"/>
+        </w:tabs>
+        <w:ind w:left="5760" w:hanging="360"/>
+      </w:pPr>
+      <w:rPr>
+        <w:rFonts w:ascii="Symbol" w:hAnsi="Symbol" w:hint="default"/>
+        <w:sz w:val="20"/>
+      </w:rPr>
+    </w:lvl>
+    <w:lvl w:ilvl="8" w:tentative="1">
+      <w:start w:val="1"/>
+      <w:numFmt w:val="bullet"/>
+      <w:lvlText w:val=""/>
+      <w:lvlJc w:val="left"/>
+      <w:pPr>
+        <w:tabs>
+          <w:tab w:val="num" w:pos="6480"/>
+        </w:tabs>
+        <w:ind w:left="6480" w:hanging="360"/>
+      </w:pPr>
+      <w:rPr>
+        <w:rFonts w:ascii="Symbol" w:hAnsi="Symbol" w:hint="default"/>
+        <w:sz w:val="20"/>
+      </w:rPr>
+    </w:lvl>
+  </w:abstractNum>
+  <w:abstractNum w:abstractNumId="41" w15:restartNumberingAfterBreak="0">
     <w:nsid w:val="435670B1"/>
     <w:multiLevelType w:val="hybridMultilevel"/>
     <w:tmpl w:val="05E43B8C"/>
@@ -8248,7 +9443,7 @@
       </w:pPr>
     </w:lvl>
   </w:abstractNum>
-  <w:abstractNum w:abstractNumId="38" w15:restartNumberingAfterBreak="0">
+  <w:abstractNum w:abstractNumId="42" w15:restartNumberingAfterBreak="0">
     <w:nsid w:val="43F545FB"/>
     <w:multiLevelType w:val="multilevel"/>
     <w:tmpl w:val="43AA61C4"/>
@@ -8370,7 +9565,7 @@
       </w:rPr>
     </w:lvl>
   </w:abstractNum>
-  <w:abstractNum w:abstractNumId="39" w15:restartNumberingAfterBreak="0">
+  <w:abstractNum w:abstractNumId="43" w15:restartNumberingAfterBreak="0">
     <w:nsid w:val="446507D2"/>
     <w:multiLevelType w:val="multilevel"/>
     <w:tmpl w:val="7EE2475E"/>
@@ -8519,7 +9714,7 @@
       </w:rPr>
     </w:lvl>
   </w:abstractNum>
-  <w:abstractNum w:abstractNumId="40" w15:restartNumberingAfterBreak="0">
+  <w:abstractNum w:abstractNumId="44" w15:restartNumberingAfterBreak="0">
     <w:nsid w:val="446E0401"/>
     <w:multiLevelType w:val="hybridMultilevel"/>
     <w:tmpl w:val="7B12DAF2"/>
@@ -8611,7 +9806,7 @@
       </w:pPr>
     </w:lvl>
   </w:abstractNum>
-  <w:abstractNum w:abstractNumId="41" w15:restartNumberingAfterBreak="0">
+  <w:abstractNum w:abstractNumId="45" w15:restartNumberingAfterBreak="0">
     <w:nsid w:val="44900C9E"/>
     <w:multiLevelType w:val="hybridMultilevel"/>
     <w:tmpl w:val="B610F256"/>
@@ -8704,7 +9899,7 @@
       </w:pPr>
     </w:lvl>
   </w:abstractNum>
-  <w:abstractNum w:abstractNumId="42" w15:restartNumberingAfterBreak="0">
+  <w:abstractNum w:abstractNumId="46" w15:restartNumberingAfterBreak="0">
     <w:nsid w:val="46E16413"/>
     <w:multiLevelType w:val="hybridMultilevel"/>
     <w:tmpl w:val="C20022DC"/>
@@ -8793,7 +9988,7 @@
       </w:pPr>
     </w:lvl>
   </w:abstractNum>
-  <w:abstractNum w:abstractNumId="43" w15:restartNumberingAfterBreak="0">
+  <w:abstractNum w:abstractNumId="47" w15:restartNumberingAfterBreak="0">
     <w:nsid w:val="477A688C"/>
     <w:multiLevelType w:val="hybridMultilevel"/>
     <w:tmpl w:val="2DF479A8"/>
@@ -8879,7 +10074,97 @@
       </w:pPr>
     </w:lvl>
   </w:abstractNum>
-  <w:abstractNum w:abstractNumId="44" w15:restartNumberingAfterBreak="0">
+  <w:abstractNum w:abstractNumId="48" w15:restartNumberingAfterBreak="0">
+    <w:nsid w:val="47EE26C8"/>
+    <w:multiLevelType w:val="hybridMultilevel"/>
+    <w:tmpl w:val="B6509890"/>
+    <w:lvl w:ilvl="0" w:tplc="3676C834">
+      <w:start w:val="1"/>
+      <w:numFmt w:val="decimal"/>
+      <w:lvlText w:val="6.%1."/>
+      <w:lvlJc w:val="left"/>
+      <w:pPr>
+        <w:ind w:left="1440" w:hanging="360"/>
+      </w:pPr>
+      <w:rPr>
+        <w:rFonts w:hint="default"/>
+        <w:color w:val="242D5B"/>
+      </w:rPr>
+    </w:lvl>
+    <w:lvl w:ilvl="1" w:tplc="0C0A0019" w:tentative="1">
+      <w:start w:val="1"/>
+      <w:numFmt w:val="lowerLetter"/>
+      <w:lvlText w:val="%2."/>
+      <w:lvlJc w:val="left"/>
+      <w:pPr>
+        <w:ind w:left="2160" w:hanging="360"/>
+      </w:pPr>
+    </w:lvl>
+    <w:lvl w:ilvl="2" w:tplc="0C0A001B" w:tentative="1">
+      <w:start w:val="1"/>
+      <w:numFmt w:val="lowerRoman"/>
+      <w:lvlText w:val="%3."/>
+      <w:lvlJc w:val="right"/>
+      <w:pPr>
+        <w:ind w:left="2880" w:hanging="180"/>
+      </w:pPr>
+    </w:lvl>
+    <w:lvl w:ilvl="3" w:tplc="0C0A000F" w:tentative="1">
+      <w:start w:val="1"/>
+      <w:numFmt w:val="decimal"/>
+      <w:lvlText w:val="%4."/>
+      <w:lvlJc w:val="left"/>
+      <w:pPr>
+        <w:ind w:left="3600" w:hanging="360"/>
+      </w:pPr>
+    </w:lvl>
+    <w:lvl w:ilvl="4" w:tplc="0C0A0019" w:tentative="1">
+      <w:start w:val="1"/>
+      <w:numFmt w:val="lowerLetter"/>
+      <w:lvlText w:val="%5."/>
+      <w:lvlJc w:val="left"/>
+      <w:pPr>
+        <w:ind w:left="4320" w:hanging="360"/>
+      </w:pPr>
+    </w:lvl>
+    <w:lvl w:ilvl="5" w:tplc="0C0A001B" w:tentative="1">
+      <w:start w:val="1"/>
+      <w:numFmt w:val="lowerRoman"/>
+      <w:lvlText w:val="%6."/>
+      <w:lvlJc w:val="right"/>
+      <w:pPr>
+        <w:ind w:left="5040" w:hanging="180"/>
+      </w:pPr>
+    </w:lvl>
+    <w:lvl w:ilvl="6" w:tplc="0C0A000F" w:tentative="1">
+      <w:start w:val="1"/>
+      <w:numFmt w:val="decimal"/>
+      <w:lvlText w:val="%7."/>
+      <w:lvlJc w:val="left"/>
+      <w:pPr>
+        <w:ind w:left="5760" w:hanging="360"/>
+      </w:pPr>
+    </w:lvl>
+    <w:lvl w:ilvl="7" w:tplc="0C0A0019" w:tentative="1">
+      <w:start w:val="1"/>
+      <w:numFmt w:val="lowerLetter"/>
+      <w:lvlText w:val="%8."/>
+      <w:lvlJc w:val="left"/>
+      <w:pPr>
+        <w:ind w:left="6480" w:hanging="360"/>
+      </w:pPr>
+    </w:lvl>
+    <w:lvl w:ilvl="8" w:tplc="0C0A001B" w:tentative="1">
+      <w:start w:val="1"/>
+      <w:numFmt w:val="lowerRoman"/>
+      <w:lvlText w:val="%9."/>
+      <w:lvlJc w:val="right"/>
+      <w:pPr>
+        <w:ind w:left="7200" w:hanging="180"/>
+      </w:pPr>
+    </w:lvl>
+  </w:abstractNum>
+  <w:abstractNum w:abstractNumId="49" w15:restartNumberingAfterBreak="0">
     <w:nsid w:val="48356000"/>
     <w:multiLevelType w:val="hybridMultilevel"/>
     <w:tmpl w:val="58F2C608"/>
@@ -8993,7 +10278,7 @@
       </w:rPr>
     </w:lvl>
   </w:abstractNum>
-  <w:abstractNum w:abstractNumId="45" w15:restartNumberingAfterBreak="0">
+  <w:abstractNum w:abstractNumId="50" w15:restartNumberingAfterBreak="0">
     <w:nsid w:val="48D54728"/>
     <w:multiLevelType w:val="hybridMultilevel"/>
     <w:tmpl w:val="926A914C"/>
@@ -9108,7 +10393,7 @@
       </w:rPr>
     </w:lvl>
   </w:abstractNum>
-  <w:abstractNum w:abstractNumId="46" w15:restartNumberingAfterBreak="0">
+  <w:abstractNum w:abstractNumId="51" w15:restartNumberingAfterBreak="0">
     <w:nsid w:val="4A086B9A"/>
     <w:multiLevelType w:val="hybridMultilevel"/>
     <w:tmpl w:val="9476DBFE"/>
@@ -9220,7 +10505,7 @@
       </w:rPr>
     </w:lvl>
   </w:abstractNum>
-  <w:abstractNum w:abstractNumId="47" w15:restartNumberingAfterBreak="0">
+  <w:abstractNum w:abstractNumId="52" w15:restartNumberingAfterBreak="0">
     <w:nsid w:val="4A584FA5"/>
     <w:multiLevelType w:val="hybridMultilevel"/>
     <w:tmpl w:val="179E794E"/>
@@ -9333,7 +10618,7 @@
       </w:rPr>
     </w:lvl>
   </w:abstractNum>
-  <w:abstractNum w:abstractNumId="48" w15:restartNumberingAfterBreak="0">
+  <w:abstractNum w:abstractNumId="53" w15:restartNumberingAfterBreak="0">
     <w:nsid w:val="4ACE7390"/>
     <w:multiLevelType w:val="hybridMultilevel"/>
     <w:tmpl w:val="6A7A4F2A"/>
@@ -9419,7 +10704,7 @@
       </w:pPr>
     </w:lvl>
   </w:abstractNum>
-  <w:abstractNum w:abstractNumId="49" w15:restartNumberingAfterBreak="0">
+  <w:abstractNum w:abstractNumId="54" w15:restartNumberingAfterBreak="0">
     <w:nsid w:val="4C4378A8"/>
     <w:multiLevelType w:val="hybridMultilevel"/>
     <w:tmpl w:val="1D385DF6"/>
@@ -9532,7 +10817,7 @@
       </w:rPr>
     </w:lvl>
   </w:abstractNum>
-  <w:abstractNum w:abstractNumId="50" w15:restartNumberingAfterBreak="0">
+  <w:abstractNum w:abstractNumId="55" w15:restartNumberingAfterBreak="0">
     <w:nsid w:val="4E74022A"/>
     <w:multiLevelType w:val="multilevel"/>
     <w:tmpl w:val="43AA61C4"/>
@@ -9654,7 +10939,156 @@
       </w:rPr>
     </w:lvl>
   </w:abstractNum>
-  <w:abstractNum w:abstractNumId="51" w15:restartNumberingAfterBreak="0">
+  <w:abstractNum w:abstractNumId="56" w15:restartNumberingAfterBreak="0">
+    <w:nsid w:val="5178268F"/>
+    <w:multiLevelType w:val="multilevel"/>
+    <w:tmpl w:val="F9FA9B52"/>
+    <w:lvl w:ilvl="0">
+      <w:start w:val="1"/>
+      <w:numFmt w:val="bullet"/>
+      <w:lvlText w:val=""/>
+      <w:lvlJc w:val="left"/>
+      <w:pPr>
+        <w:tabs>
+          <w:tab w:val="num" w:pos="720"/>
+        </w:tabs>
+        <w:ind w:left="720" w:hanging="360"/>
+      </w:pPr>
+      <w:rPr>
+        <w:rFonts w:ascii="Symbol" w:hAnsi="Symbol" w:hint="default"/>
+        <w:sz w:val="20"/>
+      </w:rPr>
+    </w:lvl>
+    <w:lvl w:ilvl="1" w:tentative="1">
+      <w:start w:val="1"/>
+      <w:numFmt w:val="bullet"/>
+      <w:lvlText w:val=""/>
+      <w:lvlJc w:val="left"/>
+      <w:pPr>
+        <w:tabs>
+          <w:tab w:val="num" w:pos="1440"/>
+        </w:tabs>
+        <w:ind w:left="1440" w:hanging="360"/>
+      </w:pPr>
+      <w:rPr>
+        <w:rFonts w:ascii="Symbol" w:hAnsi="Symbol" w:hint="default"/>
+        <w:sz w:val="20"/>
+      </w:rPr>
+    </w:lvl>
+    <w:lvl w:ilvl="2" w:tentative="1">
+      <w:start w:val="1"/>
+      <w:numFmt w:val="bullet"/>
+      <w:lvlText w:val=""/>
+      <w:lvlJc w:val="left"/>
+      <w:pPr>
+        <w:tabs>
+          <w:tab w:val="num" w:pos="2160"/>
+        </w:tabs>
+        <w:ind w:left="2160" w:hanging="360"/>
+      </w:pPr>
+      <w:rPr>
+        <w:rFonts w:ascii="Symbol" w:hAnsi="Symbol" w:hint="default"/>
+        <w:sz w:val="20"/>
+      </w:rPr>
+    </w:lvl>
+    <w:lvl w:ilvl="3" w:tentative="1">
+      <w:start w:val="1"/>
+      <w:numFmt w:val="bullet"/>
+      <w:lvlText w:val=""/>
+      <w:lvlJc w:val="left"/>
+      <w:pPr>
+        <w:tabs>
+          <w:tab w:val="num" w:pos="2880"/>
+        </w:tabs>
+        <w:ind w:left="2880" w:hanging="360"/>
+      </w:pPr>
+      <w:rPr>
+        <w:rFonts w:ascii="Symbol" w:hAnsi="Symbol" w:hint="default"/>
+        <w:sz w:val="20"/>
+      </w:rPr>
+    </w:lvl>
+    <w:lvl w:ilvl="4" w:tentative="1">
+      <w:start w:val="1"/>
+      <w:numFmt w:val="bullet"/>
+      <w:lvlText w:val=""/>
+      <w:lvlJc w:val="left"/>
+      <w:pPr>
+        <w:tabs>
+          <w:tab w:val="num" w:pos="3600"/>
+        </w:tabs>
+        <w:ind w:left="3600" w:hanging="360"/>
+      </w:pPr>
+      <w:rPr>
+        <w:rFonts w:ascii="Symbol" w:hAnsi="Symbol" w:hint="default"/>
+        <w:sz w:val="20"/>
+      </w:rPr>
+    </w:lvl>
+    <w:lvl w:ilvl="5" w:tentative="1">
+      <w:start w:val="1"/>
+      <w:numFmt w:val="bullet"/>
+      <w:lvlText w:val=""/>
+      <w:lvlJc w:val="left"/>
+      <w:pPr>
+        <w:tabs>
+          <w:tab w:val="num" w:pos="4320"/>
+        </w:tabs>
+        <w:ind w:left="4320" w:hanging="360"/>
+      </w:pPr>
+      <w:rPr>
+        <w:rFonts w:ascii="Symbol" w:hAnsi="Symbol" w:hint="default"/>
+        <w:sz w:val="20"/>
+      </w:rPr>
+    </w:lvl>
+    <w:lvl w:ilvl="6" w:tentative="1">
+      <w:start w:val="1"/>
+      <w:numFmt w:val="bullet"/>
+      <w:lvlText w:val=""/>
+      <w:lvlJc w:val="left"/>
+      <w:pPr>
+        <w:tabs>
+          <w:tab w:val="num" w:pos="5040"/>
+        </w:tabs>
+        <w:ind w:left="5040" w:hanging="360"/>
+      </w:pPr>
+      <w:rPr>
+        <w:rFonts w:ascii="Symbol" w:hAnsi="Symbol" w:hint="default"/>
+        <w:sz w:val="20"/>
+      </w:rPr>
+    </w:lvl>
+    <w:lvl w:ilvl="7" w:tentative="1">
+      <w:start w:val="1"/>
+      <w:numFmt w:val="bullet"/>
+      <w:lvlText w:val=""/>
+      <w:lvlJc w:val="left"/>
+      <w:pPr>
+        <w:tabs>
+          <w:tab w:val="num" w:pos="5760"/>
+        </w:tabs>
+        <w:ind w:left="5760" w:hanging="360"/>
+      </w:pPr>
+      <w:rPr>
+        <w:rFonts w:ascii="Symbol" w:hAnsi="Symbol" w:hint="default"/>
+        <w:sz w:val="20"/>
+      </w:rPr>
+    </w:lvl>
+    <w:lvl w:ilvl="8" w:tentative="1">
+      <w:start w:val="1"/>
+      <w:numFmt w:val="bullet"/>
+      <w:lvlText w:val=""/>
+      <w:lvlJc w:val="left"/>
+      <w:pPr>
+        <w:tabs>
+          <w:tab w:val="num" w:pos="6480"/>
+        </w:tabs>
+        <w:ind w:left="6480" w:hanging="360"/>
+      </w:pPr>
+      <w:rPr>
+        <w:rFonts w:ascii="Symbol" w:hAnsi="Symbol" w:hint="default"/>
+        <w:sz w:val="20"/>
+      </w:rPr>
+    </w:lvl>
+  </w:abstractNum>
+  <w:abstractNum w:abstractNumId="57" w15:restartNumberingAfterBreak="0">
     <w:nsid w:val="522D45AC"/>
     <w:multiLevelType w:val="multilevel"/>
     <w:tmpl w:val="443E6B66"/>
@@ -9803,7 +11237,7 @@
       </w:rPr>
     </w:lvl>
   </w:abstractNum>
-  <w:abstractNum w:abstractNumId="52" w15:restartNumberingAfterBreak="0">
+  <w:abstractNum w:abstractNumId="58" w15:restartNumberingAfterBreak="0">
     <w:nsid w:val="53122EA6"/>
     <w:multiLevelType w:val="hybridMultilevel"/>
     <w:tmpl w:val="A43AC1CA"/>
@@ -9889,7 +11323,156 @@
       </w:pPr>
     </w:lvl>
   </w:abstractNum>
-  <w:abstractNum w:abstractNumId="53" w15:restartNumberingAfterBreak="0">
+  <w:abstractNum w:abstractNumId="59" w15:restartNumberingAfterBreak="0">
+    <w:nsid w:val="53477FDB"/>
+    <w:multiLevelType w:val="multilevel"/>
+    <w:tmpl w:val="ADF2A944"/>
+    <w:lvl w:ilvl="0">
+      <w:start w:val="1"/>
+      <w:numFmt w:val="bullet"/>
+      <w:lvlText w:val=""/>
+      <w:lvlJc w:val="left"/>
+      <w:pPr>
+        <w:tabs>
+          <w:tab w:val="num" w:pos="720"/>
+        </w:tabs>
+        <w:ind w:left="720" w:hanging="360"/>
+      </w:pPr>
+      <w:rPr>
+        <w:rFonts w:ascii="Symbol" w:hAnsi="Symbol" w:hint="default"/>
+        <w:sz w:val="20"/>
+      </w:rPr>
+    </w:lvl>
+    <w:lvl w:ilvl="1" w:tentative="1">
+      <w:start w:val="1"/>
+      <w:numFmt w:val="bullet"/>
+      <w:lvlText w:val=""/>
+      <w:lvlJc w:val="left"/>
+      <w:pPr>
+        <w:tabs>
+          <w:tab w:val="num" w:pos="1440"/>
+        </w:tabs>
+        <w:ind w:left="1440" w:hanging="360"/>
+      </w:pPr>
+      <w:rPr>
+        <w:rFonts w:ascii="Symbol" w:hAnsi="Symbol" w:hint="default"/>
+        <w:sz w:val="20"/>
+      </w:rPr>
+    </w:lvl>
+    <w:lvl w:ilvl="2" w:tentative="1">
+      <w:start w:val="1"/>
+      <w:numFmt w:val="bullet"/>
+      <w:lvlText w:val=""/>
+      <w:lvlJc w:val="left"/>
+      <w:pPr>
+        <w:tabs>
+          <w:tab w:val="num" w:pos="2160"/>
+        </w:tabs>
+        <w:ind w:left="2160" w:hanging="360"/>
+      </w:pPr>
+      <w:rPr>
+        <w:rFonts w:ascii="Symbol" w:hAnsi="Symbol" w:hint="default"/>
+        <w:sz w:val="20"/>
+      </w:rPr>
+    </w:lvl>
+    <w:lvl w:ilvl="3" w:tentative="1">
+      <w:start w:val="1"/>
+      <w:numFmt w:val="bullet"/>
+      <w:lvlText w:val=""/>
+      <w:lvlJc w:val="left"/>
+      <w:pPr>
+        <w:tabs>
+          <w:tab w:val="num" w:pos="2880"/>
+        </w:tabs>
+        <w:ind w:left="2880" w:hanging="360"/>
+      </w:pPr>
+      <w:rPr>
+        <w:rFonts w:ascii="Symbol" w:hAnsi="Symbol" w:hint="default"/>
+        <w:sz w:val="20"/>
+      </w:rPr>
+    </w:lvl>
+    <w:lvl w:ilvl="4" w:tentative="1">
+      <w:start w:val="1"/>
+      <w:numFmt w:val="bullet"/>
+      <w:lvlText w:val=""/>
+      <w:lvlJc w:val="left"/>
+      <w:pPr>
+        <w:tabs>
+          <w:tab w:val="num" w:pos="3600"/>
+        </w:tabs>
+        <w:ind w:left="3600" w:hanging="360"/>
+      </w:pPr>
+      <w:rPr>
+        <w:rFonts w:ascii="Symbol" w:hAnsi="Symbol" w:hint="default"/>
+        <w:sz w:val="20"/>
+      </w:rPr>
+    </w:lvl>
+    <w:lvl w:ilvl="5" w:tentative="1">
+      <w:start w:val="1"/>
+      <w:numFmt w:val="bullet"/>
+      <w:lvlText w:val=""/>
+      <w:lvlJc w:val="left"/>
+      <w:pPr>
+        <w:tabs>
+          <w:tab w:val="num" w:pos="4320"/>
+        </w:tabs>
+        <w:ind w:left="4320" w:hanging="360"/>
+      </w:pPr>
+      <w:rPr>
+        <w:rFonts w:ascii="Symbol" w:hAnsi="Symbol" w:hint="default"/>
+        <w:sz w:val="20"/>
+      </w:rPr>
+    </w:lvl>
+    <w:lvl w:ilvl="6" w:tentative="1">
+      <w:start w:val="1"/>
+      <w:numFmt w:val="bullet"/>
+      <w:lvlText w:val=""/>
+      <w:lvlJc w:val="left"/>
+      <w:pPr>
+        <w:tabs>
+          <w:tab w:val="num" w:pos="5040"/>
+        </w:tabs>
+        <w:ind w:left="5040" w:hanging="360"/>
+      </w:pPr>
+      <w:rPr>
+        <w:rFonts w:ascii="Symbol" w:hAnsi="Symbol" w:hint="default"/>
+        <w:sz w:val="20"/>
+      </w:rPr>
+    </w:lvl>
+    <w:lvl w:ilvl="7" w:tentative="1">
+      <w:start w:val="1"/>
+      <w:numFmt w:val="bullet"/>
+      <w:lvlText w:val=""/>
+      <w:lvlJc w:val="left"/>
+      <w:pPr>
+        <w:tabs>
+          <w:tab w:val="num" w:pos="5760"/>
+        </w:tabs>
+        <w:ind w:left="5760" w:hanging="360"/>
+      </w:pPr>
+      <w:rPr>
+        <w:rFonts w:ascii="Symbol" w:hAnsi="Symbol" w:hint="default"/>
+        <w:sz w:val="20"/>
+      </w:rPr>
+    </w:lvl>
+    <w:lvl w:ilvl="8" w:tentative="1">
+      <w:start w:val="1"/>
+      <w:numFmt w:val="bullet"/>
+      <w:lvlText w:val=""/>
+      <w:lvlJc w:val="left"/>
+      <w:pPr>
+        <w:tabs>
+          <w:tab w:val="num" w:pos="6480"/>
+        </w:tabs>
+        <w:ind w:left="6480" w:hanging="360"/>
+      </w:pPr>
+      <w:rPr>
+        <w:rFonts w:ascii="Symbol" w:hAnsi="Symbol" w:hint="default"/>
+        <w:sz w:val="20"/>
+      </w:rPr>
+    </w:lvl>
+  </w:abstractNum>
+  <w:abstractNum w:abstractNumId="60" w15:restartNumberingAfterBreak="0">
     <w:nsid w:val="58ED4A0B"/>
     <w:multiLevelType w:val="hybridMultilevel"/>
     <w:tmpl w:val="B1A0D958"/>
@@ -10002,7 +11585,7 @@
       </w:rPr>
     </w:lvl>
   </w:abstractNum>
-  <w:abstractNum w:abstractNumId="54" w15:restartNumberingAfterBreak="0">
+  <w:abstractNum w:abstractNumId="61" w15:restartNumberingAfterBreak="0">
     <w:nsid w:val="5D76329A"/>
     <w:multiLevelType w:val="hybridMultilevel"/>
     <w:tmpl w:val="E7A2F67E"/>
@@ -10115,7 +11698,7 @@
       </w:rPr>
     </w:lvl>
   </w:abstractNum>
-  <w:abstractNum w:abstractNumId="55" w15:restartNumberingAfterBreak="0">
+  <w:abstractNum w:abstractNumId="62" w15:restartNumberingAfterBreak="0">
     <w:nsid w:val="5D8D418A"/>
     <w:multiLevelType w:val="hybridMultilevel"/>
     <w:tmpl w:val="237A5BC8"/>
@@ -10207,7 +11790,7 @@
       </w:pPr>
     </w:lvl>
   </w:abstractNum>
-  <w:abstractNum w:abstractNumId="56" w15:restartNumberingAfterBreak="0">
+  <w:abstractNum w:abstractNumId="63" w15:restartNumberingAfterBreak="0">
     <w:nsid w:val="5FA20AFF"/>
     <w:multiLevelType w:val="hybridMultilevel"/>
     <w:tmpl w:val="0A688DFC"/>
@@ -10320,7 +11903,7 @@
       </w:rPr>
     </w:lvl>
   </w:abstractNum>
-  <w:abstractNum w:abstractNumId="57" w15:restartNumberingAfterBreak="0">
+  <w:abstractNum w:abstractNumId="64" w15:restartNumberingAfterBreak="0">
     <w:nsid w:val="5FA63F9A"/>
     <w:multiLevelType w:val="hybridMultilevel"/>
     <w:tmpl w:val="85EC26D2"/>
@@ -10406,7 +11989,156 @@
       </w:pPr>
     </w:lvl>
   </w:abstractNum>
-  <w:abstractNum w:abstractNumId="58" w15:restartNumberingAfterBreak="0">
+  <w:abstractNum w:abstractNumId="65" w15:restartNumberingAfterBreak="0">
+    <w:nsid w:val="644D2E79"/>
+    <w:multiLevelType w:val="multilevel"/>
+    <w:tmpl w:val="4A04D3A4"/>
+    <w:lvl w:ilvl="0">
+      <w:start w:val="1"/>
+      <w:numFmt w:val="bullet"/>
+      <w:lvlText w:val=""/>
+      <w:lvlJc w:val="left"/>
+      <w:pPr>
+        <w:tabs>
+          <w:tab w:val="num" w:pos="720"/>
+        </w:tabs>
+        <w:ind w:left="720" w:hanging="360"/>
+      </w:pPr>
+      <w:rPr>
+        <w:rFonts w:ascii="Symbol" w:hAnsi="Symbol" w:hint="default"/>
+        <w:sz w:val="20"/>
+      </w:rPr>
+    </w:lvl>
+    <w:lvl w:ilvl="1">
+      <w:start w:val="1"/>
+      <w:numFmt w:val="bullet"/>
+      <w:lvlText w:val=""/>
+      <w:lvlJc w:val="left"/>
+      <w:pPr>
+        <w:tabs>
+          <w:tab w:val="num" w:pos="1440"/>
+        </w:tabs>
+        <w:ind w:left="1440" w:hanging="360"/>
+      </w:pPr>
+      <w:rPr>
+        <w:rFonts w:ascii="Symbol" w:hAnsi="Symbol" w:hint="default"/>
+        <w:sz w:val="20"/>
+      </w:rPr>
+    </w:lvl>
+    <w:lvl w:ilvl="2" w:tentative="1">
+      <w:start w:val="1"/>
+      <w:numFmt w:val="bullet"/>
+      <w:lvlText w:val=""/>
+      <w:lvlJc w:val="left"/>
+      <w:pPr>
+        <w:tabs>
+          <w:tab w:val="num" w:pos="2160"/>
+        </w:tabs>
+        <w:ind w:left="2160" w:hanging="360"/>
+      </w:pPr>
+      <w:rPr>
+        <w:rFonts w:ascii="Symbol" w:hAnsi="Symbol" w:hint="default"/>
+        <w:sz w:val="20"/>
+      </w:rPr>
+    </w:lvl>
+    <w:lvl w:ilvl="3" w:tentative="1">
+      <w:start w:val="1"/>
+      <w:numFmt w:val="bullet"/>
+      <w:lvlText w:val=""/>
+      <w:lvlJc w:val="left"/>
+      <w:pPr>
+        <w:tabs>
+          <w:tab w:val="num" w:pos="2880"/>
+        </w:tabs>
+        <w:ind w:left="2880" w:hanging="360"/>
+      </w:pPr>
+      <w:rPr>
+        <w:rFonts w:ascii="Symbol" w:hAnsi="Symbol" w:hint="default"/>
+        <w:sz w:val="20"/>
+      </w:rPr>
+    </w:lvl>
+    <w:lvl w:ilvl="4" w:tentative="1">
+      <w:start w:val="1"/>
+      <w:numFmt w:val="bullet"/>
+      <w:lvlText w:val=""/>
+      <w:lvlJc w:val="left"/>
+      <w:pPr>
+        <w:tabs>
+          <w:tab w:val="num" w:pos="3600"/>
+        </w:tabs>
+        <w:ind w:left="3600" w:hanging="360"/>
+      </w:pPr>
+      <w:rPr>
+        <w:rFonts w:ascii="Symbol" w:hAnsi="Symbol" w:hint="default"/>
+        <w:sz w:val="20"/>
+      </w:rPr>
+    </w:lvl>
+    <w:lvl w:ilvl="5" w:tentative="1">
+      <w:start w:val="1"/>
+      <w:numFmt w:val="bullet"/>
+      <w:lvlText w:val=""/>
+      <w:lvlJc w:val="left"/>
+      <w:pPr>
+        <w:tabs>
+          <w:tab w:val="num" w:pos="4320"/>
+        </w:tabs>
+        <w:ind w:left="4320" w:hanging="360"/>
+      </w:pPr>
+      <w:rPr>
+        <w:rFonts w:ascii="Symbol" w:hAnsi="Symbol" w:hint="default"/>
+        <w:sz w:val="20"/>
+      </w:rPr>
+    </w:lvl>
+    <w:lvl w:ilvl="6" w:tentative="1">
+      <w:start w:val="1"/>
+      <w:numFmt w:val="bullet"/>
+      <w:lvlText w:val=""/>
+      <w:lvlJc w:val="left"/>
+      <w:pPr>
+        <w:tabs>
+          <w:tab w:val="num" w:pos="5040"/>
+        </w:tabs>
+        <w:ind w:left="5040" w:hanging="360"/>
+      </w:pPr>
+      <w:rPr>
+        <w:rFonts w:ascii="Symbol" w:hAnsi="Symbol" w:hint="default"/>
+        <w:sz w:val="20"/>
+      </w:rPr>
+    </w:lvl>
+    <w:lvl w:ilvl="7" w:tentative="1">
+      <w:start w:val="1"/>
+      <w:numFmt w:val="bullet"/>
+      <w:lvlText w:val=""/>
+      <w:lvlJc w:val="left"/>
+      <w:pPr>
+        <w:tabs>
+          <w:tab w:val="num" w:pos="5760"/>
+        </w:tabs>
+        <w:ind w:left="5760" w:hanging="360"/>
+      </w:pPr>
+      <w:rPr>
+        <w:rFonts w:ascii="Symbol" w:hAnsi="Symbol" w:hint="default"/>
+        <w:sz w:val="20"/>
+      </w:rPr>
+    </w:lvl>
+    <w:lvl w:ilvl="8" w:tentative="1">
+      <w:start w:val="1"/>
+      <w:numFmt w:val="bullet"/>
+      <w:lvlText w:val=""/>
+      <w:lvlJc w:val="left"/>
+      <w:pPr>
+        <w:tabs>
+          <w:tab w:val="num" w:pos="6480"/>
+        </w:tabs>
+        <w:ind w:left="6480" w:hanging="360"/>
+      </w:pPr>
+      <w:rPr>
+        <w:rFonts w:ascii="Symbol" w:hAnsi="Symbol" w:hint="default"/>
+        <w:sz w:val="20"/>
+      </w:rPr>
+    </w:lvl>
+  </w:abstractNum>
+  <w:abstractNum w:abstractNumId="66" w15:restartNumberingAfterBreak="0">
     <w:nsid w:val="651C3CE5"/>
     <w:multiLevelType w:val="hybridMultilevel"/>
     <w:tmpl w:val="103AF862"/>
@@ -10519,7 +12251,7 @@
       </w:rPr>
     </w:lvl>
   </w:abstractNum>
-  <w:abstractNum w:abstractNumId="59" w15:restartNumberingAfterBreak="0">
+  <w:abstractNum w:abstractNumId="67" w15:restartNumberingAfterBreak="0">
     <w:nsid w:val="68804733"/>
     <w:multiLevelType w:val="hybridMultilevel"/>
     <w:tmpl w:val="1D1033D6"/>
@@ -10611,7 +12343,7 @@
       </w:pPr>
     </w:lvl>
   </w:abstractNum>
-  <w:abstractNum w:abstractNumId="60" w15:restartNumberingAfterBreak="0">
+  <w:abstractNum w:abstractNumId="68" w15:restartNumberingAfterBreak="0">
     <w:nsid w:val="69971059"/>
     <w:multiLevelType w:val="multilevel"/>
     <w:tmpl w:val="C4AEC3A6"/>
@@ -10760,7 +12492,7 @@
       </w:rPr>
     </w:lvl>
   </w:abstractNum>
-  <w:abstractNum w:abstractNumId="61" w15:restartNumberingAfterBreak="0">
+  <w:abstractNum w:abstractNumId="69" w15:restartNumberingAfterBreak="0">
     <w:nsid w:val="69EE2AD1"/>
     <w:multiLevelType w:val="hybridMultilevel"/>
     <w:tmpl w:val="7902D734"/>
@@ -10850,7 +12582,122 @@
       </w:pPr>
     </w:lvl>
   </w:abstractNum>
-  <w:abstractNum w:abstractNumId="62" w15:restartNumberingAfterBreak="0">
+  <w:abstractNum w:abstractNumId="70" w15:restartNumberingAfterBreak="0">
+    <w:nsid w:val="6D257D12"/>
+    <w:multiLevelType w:val="hybridMultilevel"/>
+    <w:tmpl w:val="D2386116"/>
+    <w:lvl w:ilvl="0" w:tplc="7EB0CC62">
+      <w:start w:val="1"/>
+      <w:numFmt w:val="bullet"/>
+      <w:lvlText w:val=""/>
+      <w:lvlJc w:val="left"/>
+      <w:pPr>
+        <w:ind w:left="720" w:hanging="360"/>
+      </w:pPr>
+      <w:rPr>
+        <w:rFonts w:ascii="Symbol" w:hAnsi="Symbol" w:hint="default"/>
+        <w:sz w:val="18"/>
+        <w:szCs w:val="18"/>
+      </w:rPr>
+    </w:lvl>
+    <w:lvl w:ilvl="1" w:tplc="0C0A0003" w:tentative="1">
+      <w:start w:val="1"/>
+      <w:numFmt w:val="bullet"/>
+      <w:lvlText w:val="o"/>
+      <w:lvlJc w:val="left"/>
+      <w:pPr>
+        <w:ind w:left="1440" w:hanging="360"/>
+      </w:pPr>
+      <w:rPr>
+        <w:rFonts w:ascii="Courier New" w:hAnsi="Courier New" w:cs="Courier New" w:hint="default"/>
+      </w:rPr>
+    </w:lvl>
+    <w:lvl w:ilvl="2" w:tplc="0C0A0005" w:tentative="1">
+      <w:start w:val="1"/>
+      <w:numFmt w:val="bullet"/>
+      <w:lvlText w:val=""/>
+      <w:lvlJc w:val="left"/>
+      <w:pPr>
+        <w:ind w:left="2160" w:hanging="360"/>
+      </w:pPr>
+      <w:rPr>
+        <w:rFonts w:ascii="Wingdings" w:hAnsi="Wingdings" w:hint="default"/>
+      </w:rPr>
+    </w:lvl>
+    <w:lvl w:ilvl="3" w:tplc="0C0A0001" w:tentative="1">
+      <w:start w:val="1"/>
+      <w:numFmt w:val="bullet"/>
+      <w:lvlText w:val=""/>
+      <w:lvlJc w:val="left"/>
+      <w:pPr>
+        <w:ind w:left="2880" w:hanging="360"/>
+      </w:pPr>
+      <w:rPr>
+        <w:rFonts w:ascii="Symbol" w:hAnsi="Symbol" w:hint="default"/>
+      </w:rPr>
+    </w:lvl>
+    <w:lvl w:ilvl="4" w:tplc="0C0A0003" w:tentative="1">
+      <w:start w:val="1"/>
+      <w:numFmt w:val="bullet"/>
+      <w:lvlText w:val="o"/>
+      <w:lvlJc w:val="left"/>
+      <w:pPr>
+        <w:ind w:left="3600" w:hanging="360"/>
+      </w:pPr>
+      <w:rPr>
+        <w:rFonts w:ascii="Courier New" w:hAnsi="Courier New" w:cs="Courier New" w:hint="default"/>
+      </w:rPr>
+    </w:lvl>
+    <w:lvl w:ilvl="5" w:tplc="0C0A0005" w:tentative="1">
+      <w:start w:val="1"/>
+      <w:numFmt w:val="bullet"/>
+      <w:lvlText w:val=""/>
+      <w:lvlJc w:val="left"/>
+      <w:pPr>
+        <w:ind w:left="4320" w:hanging="360"/>
+      </w:pPr>
+      <w:rPr>
+        <w:rFonts w:ascii="Wingdings" w:hAnsi="Wingdings" w:hint="default"/>
+      </w:rPr>
+    </w:lvl>
+    <w:lvl w:ilvl="6" w:tplc="0C0A0001" w:tentative="1">
+      <w:start w:val="1"/>
+      <w:numFmt w:val="bullet"/>
+      <w:lvlText w:val=""/>
+      <w:lvlJc w:val="left"/>
+      <w:pPr>
+        <w:ind w:left="5040" w:hanging="360"/>
+      </w:pPr>
+      <w:rPr>
+        <w:rFonts w:ascii="Symbol" w:hAnsi="Symbol" w:hint="default"/>
+      </w:rPr>
+    </w:lvl>
+    <w:lvl w:ilvl="7" w:tplc="0C0A0003" w:tentative="1">
+      <w:start w:val="1"/>
+      <w:numFmt w:val="bullet"/>
+      <w:lvlText w:val="o"/>
+      <w:lvlJc w:val="left"/>
+      <w:pPr>
+        <w:ind w:left="5760" w:hanging="360"/>
+      </w:pPr>
+      <w:rPr>
+        <w:rFonts w:ascii="Courier New" w:hAnsi="Courier New" w:cs="Courier New" w:hint="default"/>
+      </w:rPr>
+    </w:lvl>
+    <w:lvl w:ilvl="8" w:tplc="0C0A0005" w:tentative="1">
+      <w:start w:val="1"/>
+      <w:numFmt w:val="bullet"/>
+      <w:lvlText w:val=""/>
+      <w:lvlJc w:val="left"/>
+      <w:pPr>
+        <w:ind w:left="6480" w:hanging="360"/>
+      </w:pPr>
+      <w:rPr>
+        <w:rFonts w:ascii="Wingdings" w:hAnsi="Wingdings" w:hint="default"/>
+      </w:rPr>
+    </w:lvl>
+  </w:abstractNum>
+  <w:abstractNum w:abstractNumId="71" w15:restartNumberingAfterBreak="0">
     <w:nsid w:val="70873546"/>
     <w:multiLevelType w:val="multilevel"/>
     <w:tmpl w:val="43AA61C4"/>
@@ -10972,7 +12819,7 @@
       </w:rPr>
     </w:lvl>
   </w:abstractNum>
-  <w:abstractNum w:abstractNumId="63" w15:restartNumberingAfterBreak="0">
+  <w:abstractNum w:abstractNumId="72" w15:restartNumberingAfterBreak="0">
     <w:nsid w:val="72BC7866"/>
     <w:multiLevelType w:val="multilevel"/>
     <w:tmpl w:val="6D3AC186"/>
@@ -11121,7 +12968,7 @@
       </w:rPr>
     </w:lvl>
   </w:abstractNum>
-  <w:abstractNum w:abstractNumId="64" w15:restartNumberingAfterBreak="0">
+  <w:abstractNum w:abstractNumId="73" w15:restartNumberingAfterBreak="0">
     <w:nsid w:val="72C6560B"/>
     <w:multiLevelType w:val="hybridMultilevel"/>
     <w:tmpl w:val="5E5A0ED2"/>
@@ -11210,7 +13057,7 @@
       </w:pPr>
     </w:lvl>
   </w:abstractNum>
-  <w:abstractNum w:abstractNumId="65" w15:restartNumberingAfterBreak="0">
+  <w:abstractNum w:abstractNumId="74" w15:restartNumberingAfterBreak="0">
     <w:nsid w:val="74011DF0"/>
     <w:multiLevelType w:val="multilevel"/>
     <w:tmpl w:val="43AA61C4"/>
@@ -11332,7 +13179,7 @@
       </w:rPr>
     </w:lvl>
   </w:abstractNum>
-  <w:abstractNum w:abstractNumId="66" w15:restartNumberingAfterBreak="0">
+  <w:abstractNum w:abstractNumId="75" w15:restartNumberingAfterBreak="0">
     <w:nsid w:val="761130A1"/>
     <w:multiLevelType w:val="hybridMultilevel"/>
     <w:tmpl w:val="3F04D048"/>
@@ -11445,7 +13292,7 @@
       </w:rPr>
     </w:lvl>
   </w:abstractNum>
-  <w:abstractNum w:abstractNumId="67" w15:restartNumberingAfterBreak="0">
+  <w:abstractNum w:abstractNumId="76" w15:restartNumberingAfterBreak="0">
     <w:nsid w:val="76660959"/>
     <w:multiLevelType w:val="hybridMultilevel"/>
     <w:tmpl w:val="75D28A3C"/>
@@ -11534,209 +13381,540 @@
       </w:pPr>
     </w:lvl>
   </w:abstractNum>
+  <w:abstractNum w:abstractNumId="77" w15:restartNumberingAfterBreak="0">
+    <w:nsid w:val="797C637B"/>
+    <w:multiLevelType w:val="multilevel"/>
+    <w:tmpl w:val="6CE05428"/>
+    <w:lvl w:ilvl="0">
+      <w:start w:val="1"/>
+      <w:numFmt w:val="bullet"/>
+      <w:lvlText w:val=""/>
+      <w:lvlJc w:val="left"/>
+      <w:pPr>
+        <w:tabs>
+          <w:tab w:val="num" w:pos="720"/>
+        </w:tabs>
+        <w:ind w:left="720" w:hanging="360"/>
+      </w:pPr>
+      <w:rPr>
+        <w:rFonts w:ascii="Symbol" w:hAnsi="Symbol" w:hint="default"/>
+        <w:sz w:val="20"/>
+      </w:rPr>
+    </w:lvl>
+    <w:lvl w:ilvl="1" w:tentative="1">
+      <w:start w:val="1"/>
+      <w:numFmt w:val="bullet"/>
+      <w:lvlText w:val=""/>
+      <w:lvlJc w:val="left"/>
+      <w:pPr>
+        <w:tabs>
+          <w:tab w:val="num" w:pos="1440"/>
+        </w:tabs>
+        <w:ind w:left="1440" w:hanging="360"/>
+      </w:pPr>
+      <w:rPr>
+        <w:rFonts w:ascii="Symbol" w:hAnsi="Symbol" w:hint="default"/>
+        <w:sz w:val="20"/>
+      </w:rPr>
+    </w:lvl>
+    <w:lvl w:ilvl="2" w:tentative="1">
+      <w:start w:val="1"/>
+      <w:numFmt w:val="bullet"/>
+      <w:lvlText w:val=""/>
+      <w:lvlJc w:val="left"/>
+      <w:pPr>
+        <w:tabs>
+          <w:tab w:val="num" w:pos="2160"/>
+        </w:tabs>
+        <w:ind w:left="2160" w:hanging="360"/>
+      </w:pPr>
+      <w:rPr>
+        <w:rFonts w:ascii="Symbol" w:hAnsi="Symbol" w:hint="default"/>
+        <w:sz w:val="20"/>
+      </w:rPr>
+    </w:lvl>
+    <w:lvl w:ilvl="3" w:tentative="1">
+      <w:start w:val="1"/>
+      <w:numFmt w:val="bullet"/>
+      <w:lvlText w:val=""/>
+      <w:lvlJc w:val="left"/>
+      <w:pPr>
+        <w:tabs>
+          <w:tab w:val="num" w:pos="2880"/>
+        </w:tabs>
+        <w:ind w:left="2880" w:hanging="360"/>
+      </w:pPr>
+      <w:rPr>
+        <w:rFonts w:ascii="Symbol" w:hAnsi="Symbol" w:hint="default"/>
+        <w:sz w:val="20"/>
+      </w:rPr>
+    </w:lvl>
+    <w:lvl w:ilvl="4" w:tentative="1">
+      <w:start w:val="1"/>
+      <w:numFmt w:val="bullet"/>
+      <w:lvlText w:val=""/>
+      <w:lvlJc w:val="left"/>
+      <w:pPr>
+        <w:tabs>
+          <w:tab w:val="num" w:pos="3600"/>
+        </w:tabs>
+        <w:ind w:left="3600" w:hanging="360"/>
+      </w:pPr>
+      <w:rPr>
+        <w:rFonts w:ascii="Symbol" w:hAnsi="Symbol" w:hint="default"/>
+        <w:sz w:val="20"/>
+      </w:rPr>
+    </w:lvl>
+    <w:lvl w:ilvl="5" w:tentative="1">
+      <w:start w:val="1"/>
+      <w:numFmt w:val="bullet"/>
+      <w:lvlText w:val=""/>
+      <w:lvlJc w:val="left"/>
+      <w:pPr>
+        <w:tabs>
+          <w:tab w:val="num" w:pos="4320"/>
+        </w:tabs>
+        <w:ind w:left="4320" w:hanging="360"/>
+      </w:pPr>
+      <w:rPr>
+        <w:rFonts w:ascii="Symbol" w:hAnsi="Symbol" w:hint="default"/>
+        <w:sz w:val="20"/>
+      </w:rPr>
+    </w:lvl>
+    <w:lvl w:ilvl="6" w:tentative="1">
+      <w:start w:val="1"/>
+      <w:numFmt w:val="bullet"/>
+      <w:lvlText w:val=""/>
+      <w:lvlJc w:val="left"/>
+      <w:pPr>
+        <w:tabs>
+          <w:tab w:val="num" w:pos="5040"/>
+        </w:tabs>
+        <w:ind w:left="5040" w:hanging="360"/>
+      </w:pPr>
+      <w:rPr>
+        <w:rFonts w:ascii="Symbol" w:hAnsi="Symbol" w:hint="default"/>
+        <w:sz w:val="20"/>
+      </w:rPr>
+    </w:lvl>
+    <w:lvl w:ilvl="7" w:tentative="1">
+      <w:start w:val="1"/>
+      <w:numFmt w:val="bullet"/>
+      <w:lvlText w:val=""/>
+      <w:lvlJc w:val="left"/>
+      <w:pPr>
+        <w:tabs>
+          <w:tab w:val="num" w:pos="5760"/>
+        </w:tabs>
+        <w:ind w:left="5760" w:hanging="360"/>
+      </w:pPr>
+      <w:rPr>
+        <w:rFonts w:ascii="Symbol" w:hAnsi="Symbol" w:hint="default"/>
+        <w:sz w:val="20"/>
+      </w:rPr>
+    </w:lvl>
+    <w:lvl w:ilvl="8" w:tentative="1">
+      <w:start w:val="1"/>
+      <w:numFmt w:val="bullet"/>
+      <w:lvlText w:val=""/>
+      <w:lvlJc w:val="left"/>
+      <w:pPr>
+        <w:tabs>
+          <w:tab w:val="num" w:pos="6480"/>
+        </w:tabs>
+        <w:ind w:left="6480" w:hanging="360"/>
+      </w:pPr>
+      <w:rPr>
+        <w:rFonts w:ascii="Symbol" w:hAnsi="Symbol" w:hint="default"/>
+        <w:sz w:val="20"/>
+      </w:rPr>
+    </w:lvl>
+  </w:abstractNum>
+  <w:abstractNum w:abstractNumId="78" w15:restartNumberingAfterBreak="0">
+    <w:nsid w:val="79F742A8"/>
+    <w:multiLevelType w:val="multilevel"/>
+    <w:tmpl w:val="EDC8A15E"/>
+    <w:lvl w:ilvl="0">
+      <w:start w:val="1"/>
+      <w:numFmt w:val="bullet"/>
+      <w:lvlText w:val=""/>
+      <w:lvlJc w:val="left"/>
+      <w:pPr>
+        <w:tabs>
+          <w:tab w:val="num" w:pos="720"/>
+        </w:tabs>
+        <w:ind w:left="720" w:hanging="360"/>
+      </w:pPr>
+      <w:rPr>
+        <w:rFonts w:ascii="Symbol" w:hAnsi="Symbol" w:hint="default"/>
+        <w:sz w:val="20"/>
+      </w:rPr>
+    </w:lvl>
+    <w:lvl w:ilvl="1">
+      <w:start w:val="1"/>
+      <w:numFmt w:val="bullet"/>
+      <w:lvlText w:val=""/>
+      <w:lvlJc w:val="left"/>
+      <w:pPr>
+        <w:tabs>
+          <w:tab w:val="num" w:pos="1440"/>
+        </w:tabs>
+        <w:ind w:left="1440" w:hanging="360"/>
+      </w:pPr>
+      <w:rPr>
+        <w:rFonts w:ascii="Symbol" w:hAnsi="Symbol" w:hint="default"/>
+        <w:sz w:val="20"/>
+      </w:rPr>
+    </w:lvl>
+    <w:lvl w:ilvl="2" w:tentative="1">
+      <w:start w:val="1"/>
+      <w:numFmt w:val="bullet"/>
+      <w:lvlText w:val=""/>
+      <w:lvlJc w:val="left"/>
+      <w:pPr>
+        <w:tabs>
+          <w:tab w:val="num" w:pos="2160"/>
+        </w:tabs>
+        <w:ind w:left="2160" w:hanging="360"/>
+      </w:pPr>
+      <w:rPr>
+        <w:rFonts w:ascii="Symbol" w:hAnsi="Symbol" w:hint="default"/>
+        <w:sz w:val="20"/>
+      </w:rPr>
+    </w:lvl>
+    <w:lvl w:ilvl="3" w:tentative="1">
+      <w:start w:val="1"/>
+      <w:numFmt w:val="bullet"/>
+      <w:lvlText w:val=""/>
+      <w:lvlJc w:val="left"/>
+      <w:pPr>
+        <w:tabs>
+          <w:tab w:val="num" w:pos="2880"/>
+        </w:tabs>
+        <w:ind w:left="2880" w:hanging="360"/>
+      </w:pPr>
+      <w:rPr>
+        <w:rFonts w:ascii="Symbol" w:hAnsi="Symbol" w:hint="default"/>
+        <w:sz w:val="20"/>
+      </w:rPr>
+    </w:lvl>
+    <w:lvl w:ilvl="4" w:tentative="1">
+      <w:start w:val="1"/>
+      <w:numFmt w:val="bullet"/>
+      <w:lvlText w:val=""/>
+      <w:lvlJc w:val="left"/>
+      <w:pPr>
+        <w:tabs>
+          <w:tab w:val="num" w:pos="3600"/>
+        </w:tabs>
+        <w:ind w:left="3600" w:hanging="360"/>
+      </w:pPr>
+      <w:rPr>
+        <w:rFonts w:ascii="Symbol" w:hAnsi="Symbol" w:hint="default"/>
+        <w:sz w:val="20"/>
+      </w:rPr>
+    </w:lvl>
+    <w:lvl w:ilvl="5" w:tentative="1">
+      <w:start w:val="1"/>
+      <w:numFmt w:val="bullet"/>
+      <w:lvlText w:val=""/>
+      <w:lvlJc w:val="left"/>
+      <w:pPr>
+        <w:tabs>
+          <w:tab w:val="num" w:pos="4320"/>
+        </w:tabs>
+        <w:ind w:left="4320" w:hanging="360"/>
+      </w:pPr>
+      <w:rPr>
+        <w:rFonts w:ascii="Symbol" w:hAnsi="Symbol" w:hint="default"/>
+        <w:sz w:val="20"/>
+      </w:rPr>
+    </w:lvl>
+    <w:lvl w:ilvl="6" w:tentative="1">
+      <w:start w:val="1"/>
+      <w:numFmt w:val="bullet"/>
+      <w:lvlText w:val=""/>
+      <w:lvlJc w:val="left"/>
+      <w:pPr>
+        <w:tabs>
+          <w:tab w:val="num" w:pos="5040"/>
+        </w:tabs>
+        <w:ind w:left="5040" w:hanging="360"/>
+      </w:pPr>
+      <w:rPr>
+        <w:rFonts w:ascii="Symbol" w:hAnsi="Symbol" w:hint="default"/>
+        <w:sz w:val="20"/>
+      </w:rPr>
+    </w:lvl>
+    <w:lvl w:ilvl="7" w:tentative="1">
+      <w:start w:val="1"/>
+      <w:numFmt w:val="bullet"/>
+      <w:lvlText w:val=""/>
+      <w:lvlJc w:val="left"/>
+      <w:pPr>
+        <w:tabs>
+          <w:tab w:val="num" w:pos="5760"/>
+        </w:tabs>
+        <w:ind w:left="5760" w:hanging="360"/>
+      </w:pPr>
+      <w:rPr>
+        <w:rFonts w:ascii="Symbol" w:hAnsi="Symbol" w:hint="default"/>
+        <w:sz w:val="20"/>
+      </w:rPr>
+    </w:lvl>
+    <w:lvl w:ilvl="8" w:tentative="1">
+      <w:start w:val="1"/>
+      <w:numFmt w:val="bullet"/>
+      <w:lvlText w:val=""/>
+      <w:lvlJc w:val="left"/>
+      <w:pPr>
+        <w:tabs>
+          <w:tab w:val="num" w:pos="6480"/>
+        </w:tabs>
+        <w:ind w:left="6480" w:hanging="360"/>
+      </w:pPr>
+      <w:rPr>
+        <w:rFonts w:ascii="Symbol" w:hAnsi="Symbol" w:hint="default"/>
+        <w:sz w:val="20"/>
+      </w:rPr>
+    </w:lvl>
+  </w:abstractNum>
   <w:num w:numId="1" w16cid:durableId="82264625">
-    <w:abstractNumId w:val="50"/>
+    <w:abstractNumId w:val="55"/>
   </w:num>
   <w:num w:numId="2" w16cid:durableId="902325847">
-    <w:abstractNumId w:val="24"/>
+    <w:abstractNumId w:val="25"/>
   </w:num>
   <w:num w:numId="3" w16cid:durableId="988821880">
-    <w:abstractNumId w:val="9"/>
+    <w:abstractNumId w:val="10"/>
   </w:num>
   <w:num w:numId="4" w16cid:durableId="1096286354">
-    <w:abstractNumId w:val="62"/>
+    <w:abstractNumId w:val="71"/>
   </w:num>
   <w:num w:numId="5" w16cid:durableId="1564828212">
-    <w:abstractNumId w:val="65"/>
+    <w:abstractNumId w:val="74"/>
   </w:num>
   <w:num w:numId="6" w16cid:durableId="408036902">
-    <w:abstractNumId w:val="38"/>
+    <w:abstractNumId w:val="42"/>
   </w:num>
   <w:num w:numId="7" w16cid:durableId="552619947">
     <w:abstractNumId w:val="1"/>
   </w:num>
   <w:num w:numId="8" w16cid:durableId="1162701328">
-    <w:abstractNumId w:val="59"/>
+    <w:abstractNumId w:val="67"/>
   </w:num>
   <w:num w:numId="9" w16cid:durableId="814100682">
-    <w:abstractNumId w:val="36"/>
+    <w:abstractNumId w:val="37"/>
   </w:num>
   <w:num w:numId="10" w16cid:durableId="180318813">
-    <w:abstractNumId w:val="14"/>
+    <w:abstractNumId w:val="15"/>
   </w:num>
   <w:num w:numId="11" w16cid:durableId="1079794263">
     <w:abstractNumId w:val="0"/>
   </w:num>
   <w:num w:numId="12" w16cid:durableId="730806067">
-    <w:abstractNumId w:val="12"/>
+    <w:abstractNumId w:val="13"/>
   </w:num>
   <w:num w:numId="13" w16cid:durableId="1002659298">
-    <w:abstractNumId w:val="26"/>
+    <w:abstractNumId w:val="27"/>
   </w:num>
   <w:num w:numId="14" w16cid:durableId="2095736121">
     <w:abstractNumId w:val="3"/>
   </w:num>
   <w:num w:numId="15" w16cid:durableId="1001929712">
+    <w:abstractNumId w:val="57"/>
+  </w:num>
+  <w:num w:numId="16" w16cid:durableId="219025717">
+    <w:abstractNumId w:val="43"/>
+  </w:num>
+  <w:num w:numId="17" w16cid:durableId="492066569">
+    <w:abstractNumId w:val="22"/>
+  </w:num>
+  <w:num w:numId="18" w16cid:durableId="638078303">
+    <w:abstractNumId w:val="8"/>
+  </w:num>
+  <w:num w:numId="19" w16cid:durableId="43650790">
+    <w:abstractNumId w:val="9"/>
+  </w:num>
+  <w:num w:numId="20" w16cid:durableId="549732192">
+    <w:abstractNumId w:val="14"/>
+  </w:num>
+  <w:num w:numId="21" w16cid:durableId="1468738966">
+    <w:abstractNumId w:val="35"/>
+  </w:num>
+  <w:num w:numId="22" w16cid:durableId="2062630928">
+    <w:abstractNumId w:val="49"/>
+  </w:num>
+  <w:num w:numId="23" w16cid:durableId="1364210148">
+    <w:abstractNumId w:val="54"/>
+  </w:num>
+  <w:num w:numId="24" w16cid:durableId="1382941373">
+    <w:abstractNumId w:val="29"/>
+  </w:num>
+  <w:num w:numId="25" w16cid:durableId="1110663902">
+    <w:abstractNumId w:val="20"/>
+  </w:num>
+  <w:num w:numId="26" w16cid:durableId="312684505">
+    <w:abstractNumId w:val="44"/>
+  </w:num>
+  <w:num w:numId="27" w16cid:durableId="623192434">
+    <w:abstractNumId w:val="24"/>
+  </w:num>
+  <w:num w:numId="28" w16cid:durableId="716857032">
+    <w:abstractNumId w:val="73"/>
+  </w:num>
+  <w:num w:numId="29" w16cid:durableId="1258443407">
+    <w:abstractNumId w:val="45"/>
+  </w:num>
+  <w:num w:numId="30" w16cid:durableId="880946462">
+    <w:abstractNumId w:val="5"/>
+  </w:num>
+  <w:num w:numId="31" w16cid:durableId="925918693">
+    <w:abstractNumId w:val="61"/>
+  </w:num>
+  <w:num w:numId="32" w16cid:durableId="2097970418">
+    <w:abstractNumId w:val="26"/>
+  </w:num>
+  <w:num w:numId="33" w16cid:durableId="741099369">
     <w:abstractNumId w:val="51"/>
   </w:num>
-  <w:num w:numId="16" w16cid:durableId="219025717">
-    <w:abstractNumId w:val="39"/>
-  </w:num>
-  <w:num w:numId="17" w16cid:durableId="492066569">
-    <w:abstractNumId w:val="21"/>
-  </w:num>
-  <w:num w:numId="18" w16cid:durableId="638078303">
-    <w:abstractNumId w:val="7"/>
-  </w:num>
-  <w:num w:numId="19" w16cid:durableId="43650790">
-    <w:abstractNumId w:val="8"/>
-  </w:num>
-  <w:num w:numId="20" w16cid:durableId="549732192">
-    <w:abstractNumId w:val="13"/>
-  </w:num>
-  <w:num w:numId="21" w16cid:durableId="1468738966">
+  <w:num w:numId="34" w16cid:durableId="1128352080">
     <w:abstractNumId w:val="34"/>
   </w:num>
-  <w:num w:numId="22" w16cid:durableId="2062630928">
-    <w:abstractNumId w:val="44"/>
+  <w:num w:numId="35" w16cid:durableId="1528062044">
+    <w:abstractNumId w:val="75"/>
   </w:num>
-  <w:num w:numId="23" w16cid:durableId="1364210148">
-    <w:abstractNumId w:val="49"/>
-  </w:num>
-  <w:num w:numId="24" w16cid:durableId="1382941373">
-    <w:abstractNumId w:val="28"/>
-  </w:num>
-  <w:num w:numId="25" w16cid:durableId="1110663902">
-    <w:abstractNumId w:val="19"/>
-  </w:num>
-  <w:num w:numId="26" w16cid:durableId="312684505">
-    <w:abstractNumId w:val="40"/>
-  </w:num>
-  <w:num w:numId="27" w16cid:durableId="623192434">
-    <w:abstractNumId w:val="23"/>
-  </w:num>
-  <w:num w:numId="28" w16cid:durableId="716857032">
-    <w:abstractNumId w:val="64"/>
-  </w:num>
-  <w:num w:numId="29" w16cid:durableId="1258443407">
+  <w:num w:numId="36" w16cid:durableId="2066830880">
     <w:abstractNumId w:val="41"/>
   </w:num>
-  <w:num w:numId="30" w16cid:durableId="880946462">
-    <w:abstractNumId w:val="4"/>
-  </w:num>
-  <w:num w:numId="31" w16cid:durableId="925918693">
-    <w:abstractNumId w:val="54"/>
-  </w:num>
-  <w:num w:numId="32" w16cid:durableId="2097970418">
-    <w:abstractNumId w:val="25"/>
-  </w:num>
-  <w:num w:numId="33" w16cid:durableId="741099369">
-    <w:abstractNumId w:val="46"/>
-  </w:num>
-  <w:num w:numId="34" w16cid:durableId="1128352080">
-    <w:abstractNumId w:val="33"/>
-  </w:num>
-  <w:num w:numId="35" w16cid:durableId="1528062044">
-    <w:abstractNumId w:val="66"/>
-  </w:num>
-  <w:num w:numId="36" w16cid:durableId="2066830880">
-    <w:abstractNumId w:val="37"/>
-  </w:num>
   <w:num w:numId="37" w16cid:durableId="1429545440">
-    <w:abstractNumId w:val="61"/>
+    <w:abstractNumId w:val="69"/>
   </w:num>
   <w:num w:numId="38" w16cid:durableId="1947735070">
     <w:abstractNumId w:val="2"/>
   </w:num>
   <w:num w:numId="39" w16cid:durableId="1521819505">
-    <w:abstractNumId w:val="57"/>
+    <w:abstractNumId w:val="64"/>
   </w:num>
   <w:num w:numId="40" w16cid:durableId="166024332">
+    <w:abstractNumId w:val="53"/>
+  </w:num>
+  <w:num w:numId="41" w16cid:durableId="2101676064">
+    <w:abstractNumId w:val="46"/>
+  </w:num>
+  <w:num w:numId="42" w16cid:durableId="1359696986">
+    <w:abstractNumId w:val="58"/>
+  </w:num>
+  <w:num w:numId="43" w16cid:durableId="1531143192">
+    <w:abstractNumId w:val="47"/>
+  </w:num>
+  <w:num w:numId="44" w16cid:durableId="1686201787">
+    <w:abstractNumId w:val="11"/>
+  </w:num>
+  <w:num w:numId="45" w16cid:durableId="1416904238">
+    <w:abstractNumId w:val="28"/>
+  </w:num>
+  <w:num w:numId="46" w16cid:durableId="2026319050">
+    <w:abstractNumId w:val="7"/>
+  </w:num>
+  <w:num w:numId="47" w16cid:durableId="514225857">
+    <w:abstractNumId w:val="18"/>
+  </w:num>
+  <w:num w:numId="48" w16cid:durableId="545068969">
+    <w:abstractNumId w:val="66"/>
+  </w:num>
+  <w:num w:numId="49" w16cid:durableId="1824933259">
+    <w:abstractNumId w:val="19"/>
+  </w:num>
+  <w:num w:numId="50" w16cid:durableId="1069352379">
+    <w:abstractNumId w:val="52"/>
+  </w:num>
+  <w:num w:numId="51" w16cid:durableId="461309903">
+    <w:abstractNumId w:val="32"/>
+  </w:num>
+  <w:num w:numId="52" w16cid:durableId="445545886">
+    <w:abstractNumId w:val="63"/>
+  </w:num>
+  <w:num w:numId="53" w16cid:durableId="967781129">
+    <w:abstractNumId w:val="17"/>
+  </w:num>
+  <w:num w:numId="54" w16cid:durableId="1982688472">
+    <w:abstractNumId w:val="60"/>
+  </w:num>
+  <w:num w:numId="55" w16cid:durableId="1291209225">
+    <w:abstractNumId w:val="6"/>
+  </w:num>
+  <w:num w:numId="56" w16cid:durableId="389694142">
+    <w:abstractNumId w:val="33"/>
+  </w:num>
+  <w:num w:numId="57" w16cid:durableId="490948039">
+    <w:abstractNumId w:val="30"/>
+  </w:num>
+  <w:num w:numId="58" w16cid:durableId="809830526">
+    <w:abstractNumId w:val="36"/>
+  </w:num>
+  <w:num w:numId="59" w16cid:durableId="185488541">
+    <w:abstractNumId w:val="50"/>
+  </w:num>
+  <w:num w:numId="60" w16cid:durableId="442458979">
+    <w:abstractNumId w:val="16"/>
+  </w:num>
+  <w:num w:numId="61" w16cid:durableId="1954898027">
+    <w:abstractNumId w:val="31"/>
+  </w:num>
+  <w:num w:numId="62" w16cid:durableId="1716350385">
+    <w:abstractNumId w:val="12"/>
+  </w:num>
+  <w:num w:numId="63" w16cid:durableId="1954944771">
+    <w:abstractNumId w:val="72"/>
+  </w:num>
+  <w:num w:numId="64" w16cid:durableId="766269299">
+    <w:abstractNumId w:val="68"/>
+  </w:num>
+  <w:num w:numId="65" w16cid:durableId="1663241880">
+    <w:abstractNumId w:val="21"/>
+  </w:num>
+  <w:num w:numId="66" w16cid:durableId="1369791328">
+    <w:abstractNumId w:val="23"/>
+  </w:num>
+  <w:num w:numId="67" w16cid:durableId="1550267102">
+    <w:abstractNumId w:val="76"/>
+  </w:num>
+  <w:num w:numId="68" w16cid:durableId="274137233">
+    <w:abstractNumId w:val="62"/>
+  </w:num>
+  <w:num w:numId="69" w16cid:durableId="1456560849">
+    <w:abstractNumId w:val="38"/>
+  </w:num>
+  <w:num w:numId="70" w16cid:durableId="325983809">
     <w:abstractNumId w:val="48"/>
   </w:num>
-  <w:num w:numId="41" w16cid:durableId="2101676064">
-    <w:abstractNumId w:val="42"/>
+  <w:num w:numId="71" w16cid:durableId="106506998">
+    <w:abstractNumId w:val="70"/>
   </w:num>
-  <w:num w:numId="42" w16cid:durableId="1359696986">
-    <w:abstractNumId w:val="52"/>
+  <w:num w:numId="72" w16cid:durableId="281228336">
+    <w:abstractNumId w:val="39"/>
   </w:num>
-  <w:num w:numId="43" w16cid:durableId="1531143192">
-    <w:abstractNumId w:val="43"/>
+  <w:num w:numId="73" w16cid:durableId="500581696">
+    <w:abstractNumId w:val="40"/>
   </w:num>
-  <w:num w:numId="44" w16cid:durableId="1686201787">
-    <w:abstractNumId w:val="10"/>
+  <w:num w:numId="74" w16cid:durableId="247151471">
+    <w:abstractNumId w:val="77"/>
   </w:num>
-  <w:num w:numId="45" w16cid:durableId="1416904238">
-    <w:abstractNumId w:val="27"/>
-  </w:num>
-  <w:num w:numId="46" w16cid:durableId="2026319050">
-    <w:abstractNumId w:val="6"/>
-  </w:num>
-  <w:num w:numId="47" w16cid:durableId="514225857">
-    <w:abstractNumId w:val="17"/>
-  </w:num>
-  <w:num w:numId="48" w16cid:durableId="545068969">
-    <w:abstractNumId w:val="58"/>
-  </w:num>
-  <w:num w:numId="49" w16cid:durableId="1824933259">
-    <w:abstractNumId w:val="18"/>
-  </w:num>
-  <w:num w:numId="50" w16cid:durableId="1069352379">
-    <w:abstractNumId w:val="47"/>
-  </w:num>
-  <w:num w:numId="51" w16cid:durableId="461309903">
-    <w:abstractNumId w:val="31"/>
-  </w:num>
-  <w:num w:numId="52" w16cid:durableId="445545886">
+  <w:num w:numId="75" w16cid:durableId="442306129">
     <w:abstractNumId w:val="56"/>
   </w:num>
-  <w:num w:numId="53" w16cid:durableId="967781129">
-    <w:abstractNumId w:val="16"/>
+  <w:num w:numId="76" w16cid:durableId="98259902">
+    <w:abstractNumId w:val="78"/>
   </w:num>
-  <w:num w:numId="54" w16cid:durableId="1982688472">
-    <w:abstractNumId w:val="53"/>
+  <w:num w:numId="77" w16cid:durableId="1656950022">
+    <w:abstractNumId w:val="65"/>
   </w:num>
-  <w:num w:numId="55" w16cid:durableId="1291209225">
-    <w:abstractNumId w:val="5"/>
+  <w:num w:numId="78" w16cid:durableId="21976109">
+    <w:abstractNumId w:val="59"/>
   </w:num>
-  <w:num w:numId="56" w16cid:durableId="389694142">
-    <w:abstractNumId w:val="32"/>
-  </w:num>
-  <w:num w:numId="57" w16cid:durableId="490948039">
-    <w:abstractNumId w:val="29"/>
-  </w:num>
-  <w:num w:numId="58" w16cid:durableId="809830526">
-    <w:abstractNumId w:val="35"/>
-  </w:num>
-  <w:num w:numId="59" w16cid:durableId="185488541">
-    <w:abstractNumId w:val="45"/>
-  </w:num>
-  <w:num w:numId="60" w16cid:durableId="442458979">
-    <w:abstractNumId w:val="15"/>
-  </w:num>
-  <w:num w:numId="61" w16cid:durableId="1954898027">
-    <w:abstractNumId w:val="30"/>
-  </w:num>
-  <w:num w:numId="62" w16cid:durableId="1716350385">
-    <w:abstractNumId w:val="11"/>
-  </w:num>
-  <w:num w:numId="63" w16cid:durableId="1954944771">
-    <w:abstractNumId w:val="63"/>
-  </w:num>
-  <w:num w:numId="64" w16cid:durableId="766269299">
-    <w:abstractNumId w:val="60"/>
-  </w:num>
-  <w:num w:numId="65" w16cid:durableId="1663241880">
-    <w:abstractNumId w:val="20"/>
-  </w:num>
-  <w:num w:numId="66" w16cid:durableId="1369791328">
-    <w:abstractNumId w:val="22"/>
-  </w:num>
-  <w:num w:numId="67" w16cid:durableId="1550267102">
-    <w:abstractNumId w:val="67"/>
-  </w:num>
-  <w:num w:numId="68" w16cid:durableId="274137233">
-    <w:abstractNumId w:val="55"/>
+  <w:num w:numId="79" w16cid:durableId="1893611530">
+    <w:abstractNumId w:val="4"/>
   </w:num>
 </w:numbering>
 </file>
@@ -12269,6 +14447,7 @@
   <w:style w:type="character" w:default="1" w:styleId="Fuentedeprrafopredeter">
     <w:name w:val="Default Paragraph Font"/>
     <w:uiPriority w:val="1"/>
+    <w:semiHidden/>
     <w:unhideWhenUsed/>
   </w:style>
   <w:style w:type="table" w:default="1" w:styleId="Tablanormal">
@@ -13371,12 +15550,14 @@
     <w:rsid w:val="002C5662"/>
     <w:rsid w:val="004010E7"/>
     <w:rsid w:val="00491E1D"/>
+    <w:rsid w:val="005B625B"/>
     <w:rsid w:val="006B176B"/>
     <w:rsid w:val="00960C1A"/>
     <w:rsid w:val="00C94860"/>
     <w:rsid w:val="00C974A8"/>
     <w:rsid w:val="00D6343F"/>
     <w:rsid w:val="00EF27E6"/>
+    <w:rsid w:val="00F658D2"/>
   </w:rsids>
   <m:mathPr>
     <m:mathFont m:val="Cambria Math"/>

--- a/docs/analysis/es/(II B) 20260127 Mexus - Project charter.docx
+++ b/docs/analysis/es/(II B) 20260127 Mexus - Project charter.docx
@@ -625,16 +625,18 @@
               <w:rPr>
                 <w:noProof/>
                 <w:color w:val="808080" w:themeColor="background1" w:themeShade="80"/>
+                <w:sz w:val="40"/>
+                <w:szCs w:val="40"/>
               </w:rPr>
             </w:pPr>
             <w:r>
               <w:rPr>
                 <w:noProof/>
                 <w:color w:val="808080" w:themeColor="background1" w:themeShade="80"/>
-                <w:sz w:val="36"/>
-                <w:szCs w:val="36"/>
+                <w:sz w:val="56"/>
+                <w:szCs w:val="56"/>
               </w:rPr>
-              <w:t>Acta de Constitución del Proyecto</w:t>
+              <w:t>Acta de Constitución</w:t>
             </w:r>
           </w:p>
           <w:p>
@@ -786,7 +788,35 @@
             <w:i/>
             <w:iCs/>
           </w:rPr>
-          <w:t>Control de ve</w:t>
+          <w:t>Control de versiones</w:t>
+        </w:r>
+      </w:hyperlink>
+    </w:p>
+    <w:p>
+      <w:pPr>
+        <w:pStyle w:val="Encabezado"/>
+        <w:numPr>
+          <w:ilvl w:val="0"/>
+          <w:numId w:val="24"/>
+        </w:numPr>
+        <w:jc w:val="both"/>
+        <w:rPr>
+          <w:rFonts w:cstheme="minorHAnsi"/>
+          <w:i/>
+          <w:iCs/>
+          <w:color w:val="2C59A6"/>
+          <w:u w:val="single"/>
+        </w:rPr>
+      </w:pPr>
+      <w:hyperlink w:anchor="_IDENTIFICACIÓN_DEL_PROYECTO" w:history="1">
+        <w:r>
+          <w:rPr>
+            <w:rStyle w:val="Hipervnculo"/>
+            <w:rFonts w:cstheme="minorHAnsi"/>
+            <w:i/>
+            <w:iCs/>
+          </w:rPr>
+          <w:t>I</w:t>
         </w:r>
         <w:r>
           <w:rPr>
@@ -795,7 +825,7 @@
             <w:i/>
             <w:iCs/>
           </w:rPr>
-          <w:t>r</w:t>
+          <w:t>dentificación</w:t>
         </w:r>
         <w:r>
           <w:rPr>
@@ -804,7 +834,62 @@
             <w:i/>
             <w:iCs/>
           </w:rPr>
-          <w:t>siones</w:t>
+          <w:t xml:space="preserve"> </w:t>
+        </w:r>
+        <w:r>
+          <w:rPr>
+            <w:rStyle w:val="Hipervnculo"/>
+            <w:rFonts w:cstheme="minorHAnsi"/>
+            <w:i/>
+            <w:iCs/>
+          </w:rPr>
+          <w:t>d</w:t>
+        </w:r>
+        <w:r>
+          <w:rPr>
+            <w:rStyle w:val="Hipervnculo"/>
+            <w:rFonts w:cstheme="minorHAnsi"/>
+            <w:i/>
+            <w:iCs/>
+          </w:rPr>
+          <w:t>el proyect</w:t>
+        </w:r>
+        <w:r>
+          <w:rPr>
+            <w:rStyle w:val="Hipervnculo"/>
+            <w:rFonts w:cstheme="minorHAnsi"/>
+            <w:i/>
+            <w:iCs/>
+          </w:rPr>
+          <w:t>o</w:t>
+        </w:r>
+      </w:hyperlink>
+    </w:p>
+    <w:p>
+      <w:pPr>
+        <w:pStyle w:val="Encabezado"/>
+        <w:numPr>
+          <w:ilvl w:val="0"/>
+          <w:numId w:val="24"/>
+        </w:numPr>
+        <w:jc w:val="both"/>
+        <w:rPr>
+          <w:rFonts w:cstheme="minorHAnsi"/>
+          <w:i/>
+          <w:iCs/>
+          <w:color w:val="2C59A6"/>
+          <w:u w:val="single"/>
+        </w:rPr>
+      </w:pPr>
+      <w:hyperlink w:anchor="_Propósito_Y_JUSTIFICACIÓN" w:history="1">
+        <w:r>
+          <w:rPr>
+            <w:rStyle w:val="Hipervnculo"/>
+            <w:rFonts w:cstheme="minorHAnsi"/>
+            <w:i/>
+            <w:iCs/>
+          </w:rPr>
+          <w:t>Propósito y justificación</w:t>
         </w:r>
       </w:hyperlink>
     </w:p>
@@ -823,7 +908,7 @@
           <w:iCs/>
         </w:rPr>
       </w:pPr>
-      <w:hyperlink w:anchor="_INFORMACIÓN_GENERAL_DEL" w:history="1">
+      <w:hyperlink w:anchor="_OBJETIVOS_DEL_PROYECTO" w:history="1">
         <w:r>
           <w:rPr>
             <w:rStyle w:val="Hipervnculo"/>
@@ -831,36 +916,7 @@
             <w:i/>
             <w:iCs/>
           </w:rPr>
-          <w:t xml:space="preserve">Información general del </w:t>
-        </w:r>
-        <w:r>
-          <w:rPr>
-            <w:rStyle w:val="Hipervnculo"/>
-            <w:rFonts w:cstheme="minorHAnsi"/>
-            <w:i/>
-            <w:iCs/>
-          </w:rPr>
-          <w:t>p</w:t>
-        </w:r>
-        <w:r>
-          <w:rPr>
-            <w:rStyle w:val="Hipervnculo"/>
-            <w:rFonts w:cstheme="minorHAnsi"/>
-            <w:i/>
-            <w:iCs/>
-          </w:rPr>
-          <w:t xml:space="preserve">royecto </w:t>
-        </w:r>
-        <w:r>
-          <w:rPr>
-            <w:rStyle w:val="Hipervnculo"/>
-            <w:rFonts w:cstheme="minorHAnsi"/>
-            <w:b/>
-            <w:bCs/>
-            <w:i/>
-            <w:iCs/>
-          </w:rPr>
-          <w:t>Mexus</w:t>
+          <w:t>Objetivos del proyecto</w:t>
         </w:r>
       </w:hyperlink>
     </w:p>
@@ -873,24 +929,12 @@
         </w:numPr>
         <w:jc w:val="both"/>
       </w:pPr>
-      <w:hyperlink w:anchor="_Nombre_del_proyecto" w:history="1">
+      <w:hyperlink w:anchor="_Objetivo_general" w:history="1">
         <w:r>
           <w:rPr>
             <w:rStyle w:val="Hipervnculo"/>
           </w:rPr>
-          <w:t xml:space="preserve">Nombre del </w:t>
-        </w:r>
-        <w:r>
-          <w:rPr>
-            <w:rStyle w:val="Hipervnculo"/>
-          </w:rPr>
-          <w:t>p</w:t>
-        </w:r>
-        <w:r>
-          <w:rPr>
-            <w:rStyle w:val="Hipervnculo"/>
-          </w:rPr>
-          <w:t>royecto</w:t>
+          <w:t>Objetivo general</w:t>
         </w:r>
       </w:hyperlink>
     </w:p>
@@ -903,321 +947,12 @@
         </w:numPr>
         <w:jc w:val="both"/>
       </w:pPr>
-      <w:hyperlink w:anchor="_Responsables" w:history="1">
+      <w:hyperlink w:anchor="_Objetivos_específicos" w:history="1">
         <w:r>
           <w:rPr>
             <w:rStyle w:val="Hipervnculo"/>
           </w:rPr>
-          <w:t>Respons</w:t>
-        </w:r>
-        <w:r>
-          <w:rPr>
-            <w:rStyle w:val="Hipervnculo"/>
-          </w:rPr>
-          <w:t>a</w:t>
-        </w:r>
-        <w:r>
-          <w:rPr>
-            <w:rStyle w:val="Hipervnculo"/>
-          </w:rPr>
-          <w:t>bles</w:t>
-        </w:r>
-      </w:hyperlink>
-    </w:p>
-    <w:p>
-      <w:pPr>
-        <w:pStyle w:val="Prrafodelista"/>
-        <w:numPr>
-          <w:ilvl w:val="1"/>
-          <w:numId w:val="24"/>
-        </w:numPr>
-        <w:jc w:val="both"/>
-      </w:pPr>
-      <w:hyperlink w:anchor="_Fecha_de_inicio" w:history="1">
-        <w:r>
-          <w:rPr>
-            <w:rStyle w:val="Hipervnculo"/>
-          </w:rPr>
-          <w:t>Fecha de inicio p</w:t>
-        </w:r>
-        <w:r>
-          <w:rPr>
-            <w:rStyle w:val="Hipervnculo"/>
-          </w:rPr>
-          <w:t>r</w:t>
-        </w:r>
-        <w:r>
-          <w:rPr>
-            <w:rStyle w:val="Hipervnculo"/>
-          </w:rPr>
-          <w:t>evista</w:t>
-        </w:r>
-      </w:hyperlink>
-    </w:p>
-    <w:p>
-      <w:pPr>
-        <w:pStyle w:val="Encabezado"/>
-        <w:numPr>
-          <w:ilvl w:val="0"/>
-          <w:numId w:val="24"/>
-        </w:numPr>
-        <w:jc w:val="both"/>
-      </w:pPr>
-      <w:hyperlink w:anchor="_RESUMEN_EJECUTIVO_-" w:history="1">
-        <w:r>
-          <w:rPr>
-            <w:rStyle w:val="Hipervnculo"/>
-          </w:rPr>
-          <w:t>Resumen ejec</w:t>
-        </w:r>
-        <w:r>
-          <w:rPr>
-            <w:rStyle w:val="Hipervnculo"/>
-          </w:rPr>
-          <w:t>u</w:t>
-        </w:r>
-        <w:r>
-          <w:rPr>
-            <w:rStyle w:val="Hipervnculo"/>
-          </w:rPr>
-          <w:t>tivo</w:t>
-        </w:r>
-      </w:hyperlink>
-      <w:r>
-        <w:t xml:space="preserve"> </w:t>
-      </w:r>
-    </w:p>
-    <w:p>
-      <w:pPr>
-        <w:pStyle w:val="Encabezado"/>
-        <w:numPr>
-          <w:ilvl w:val="0"/>
-          <w:numId w:val="24"/>
-        </w:numPr>
-        <w:jc w:val="both"/>
-      </w:pPr>
-      <w:hyperlink w:anchor="_PROBLEMA_/_NECESIDAD" w:history="1">
-        <w:r>
-          <w:rPr>
-            <w:rStyle w:val="Hipervnculo"/>
-          </w:rPr>
-          <w:t>Problema / Nec</w:t>
-        </w:r>
-        <w:r>
-          <w:rPr>
-            <w:rStyle w:val="Hipervnculo"/>
-          </w:rPr>
-          <w:t>e</w:t>
-        </w:r>
-        <w:r>
-          <w:rPr>
-            <w:rStyle w:val="Hipervnculo"/>
-          </w:rPr>
-          <w:t>s</w:t>
-        </w:r>
-        <w:r>
-          <w:rPr>
-            <w:rStyle w:val="Hipervnculo"/>
-          </w:rPr>
-          <w:t>idad</w:t>
-        </w:r>
-      </w:hyperlink>
-    </w:p>
-    <w:p>
-      <w:pPr>
-        <w:pStyle w:val="Encabezado"/>
-        <w:numPr>
-          <w:ilvl w:val="0"/>
-          <w:numId w:val="24"/>
-        </w:numPr>
-        <w:jc w:val="both"/>
-      </w:pPr>
-      <w:hyperlink w:anchor="_OBJETIVOS_DEL_PROYECTO" w:history="1">
-        <w:r>
-          <w:rPr>
-            <w:rStyle w:val="Hipervnculo"/>
-          </w:rPr>
-          <w:t>Objetivos del proy</w:t>
-        </w:r>
-        <w:r>
-          <w:rPr>
-            <w:rStyle w:val="Hipervnculo"/>
-          </w:rPr>
-          <w:t>e</w:t>
-        </w:r>
-        <w:r>
-          <w:rPr>
-            <w:rStyle w:val="Hipervnculo"/>
-          </w:rPr>
-          <w:t>cto</w:t>
-        </w:r>
-      </w:hyperlink>
-    </w:p>
-    <w:p>
-      <w:pPr>
-        <w:pStyle w:val="Encabezado"/>
-        <w:numPr>
-          <w:ilvl w:val="0"/>
-          <w:numId w:val="69"/>
-        </w:numPr>
-        <w:jc w:val="both"/>
-      </w:pPr>
-      <w:hyperlink w:anchor="_Objetivo_general" w:history="1">
-        <w:r>
-          <w:rPr>
-            <w:rStyle w:val="Hipervnculo"/>
-          </w:rPr>
-          <w:t>Objetivo gene</w:t>
-        </w:r>
-        <w:r>
-          <w:rPr>
-            <w:rStyle w:val="Hipervnculo"/>
-          </w:rPr>
-          <w:t>r</w:t>
-        </w:r>
-        <w:r>
-          <w:rPr>
-            <w:rStyle w:val="Hipervnculo"/>
-          </w:rPr>
-          <w:t>al</w:t>
-        </w:r>
-      </w:hyperlink>
-    </w:p>
-    <w:p>
-      <w:pPr>
-        <w:pStyle w:val="Encabezado"/>
-        <w:numPr>
-          <w:ilvl w:val="0"/>
-          <w:numId w:val="69"/>
-        </w:numPr>
-        <w:jc w:val="both"/>
-      </w:pPr>
-      <w:hyperlink w:anchor="_Beneficios_esperados" w:history="1">
-        <w:r>
-          <w:rPr>
-            <w:rStyle w:val="Hipervnculo"/>
-          </w:rPr>
-          <w:t>Beneficios e</w:t>
-        </w:r>
-        <w:r>
-          <w:rPr>
-            <w:rStyle w:val="Hipervnculo"/>
-          </w:rPr>
-          <w:t>s</w:t>
-        </w:r>
-        <w:r>
-          <w:rPr>
-            <w:rStyle w:val="Hipervnculo"/>
-          </w:rPr>
-          <w:t>perados</w:t>
-        </w:r>
-      </w:hyperlink>
-    </w:p>
-    <w:p>
-      <w:pPr>
-        <w:pStyle w:val="Encabezado"/>
-        <w:numPr>
-          <w:ilvl w:val="0"/>
-          <w:numId w:val="24"/>
-        </w:numPr>
-        <w:jc w:val="both"/>
-      </w:pPr>
-      <w:hyperlink w:anchor="_ANÁLISIS_ECONÓMICO_(INVERSIÓN)" w:history="1">
-        <w:r>
-          <w:rPr>
-            <w:rStyle w:val="Hipervnculo"/>
-          </w:rPr>
-          <w:t>Análisis econó</w:t>
-        </w:r>
-        <w:r>
-          <w:rPr>
-            <w:rStyle w:val="Hipervnculo"/>
-          </w:rPr>
-          <w:t>m</w:t>
-        </w:r>
-        <w:r>
-          <w:rPr>
-            <w:rStyle w:val="Hipervnculo"/>
-          </w:rPr>
-          <w:t>ico</w:t>
-        </w:r>
-      </w:hyperlink>
-    </w:p>
-    <w:p>
-      <w:pPr>
-        <w:pStyle w:val="Encabezado"/>
-        <w:numPr>
-          <w:ilvl w:val="0"/>
-          <w:numId w:val="70"/>
-        </w:numPr>
-        <w:jc w:val="both"/>
-      </w:pPr>
-      <w:hyperlink w:anchor="_Hipótesis_de_coste" w:history="1">
-        <w:r>
-          <w:rPr>
-            <w:rStyle w:val="Hipervnculo"/>
-          </w:rPr>
-          <w:t>Hipótesis de coste</w:t>
-        </w:r>
-      </w:hyperlink>
-    </w:p>
-    <w:p>
-      <w:pPr>
-        <w:pStyle w:val="Encabezado"/>
-        <w:numPr>
-          <w:ilvl w:val="0"/>
-          <w:numId w:val="70"/>
-        </w:numPr>
-        <w:jc w:val="both"/>
-      </w:pPr>
-      <w:hyperlink w:anchor="_Beneficios_esperados_1" w:history="1">
-        <w:r>
-          <w:rPr>
-            <w:rStyle w:val="Hipervnculo"/>
-          </w:rPr>
-          <w:t>Beneficio</w:t>
-        </w:r>
-        <w:r>
-          <w:rPr>
-            <w:rStyle w:val="Hipervnculo"/>
-          </w:rPr>
-          <w:t>s</w:t>
-        </w:r>
-        <w:r>
-          <w:rPr>
-            <w:rStyle w:val="Hipervnculo"/>
-          </w:rPr>
-          <w:t xml:space="preserve"> esperados</w:t>
-        </w:r>
-      </w:hyperlink>
-    </w:p>
-    <w:p>
-      <w:pPr>
-        <w:pStyle w:val="Encabezado"/>
-        <w:numPr>
-          <w:ilvl w:val="0"/>
-          <w:numId w:val="24"/>
-        </w:numPr>
-        <w:jc w:val="both"/>
-      </w:pPr>
-      <w:hyperlink w:anchor="_CONCLUSIÓN_DEL_CASO" w:history="1">
-        <w:r>
-          <w:rPr>
-            <w:rStyle w:val="Hipervnculo"/>
-          </w:rPr>
-          <w:t>Conclusión del caso de</w:t>
-        </w:r>
-        <w:r>
-          <w:rPr>
-            <w:rStyle w:val="Hipervnculo"/>
-          </w:rPr>
-          <w:t xml:space="preserve"> </w:t>
-        </w:r>
-        <w:r>
-          <w:rPr>
-            <w:rStyle w:val="Hipervnculo"/>
-          </w:rPr>
-          <w:t>negocio</w:t>
+          <w:t>Objetivos específicos</w:t>
         </w:r>
       </w:hyperlink>
     </w:p>
@@ -1230,58 +965,254 @@
         </w:numPr>
         <w:jc w:val="both"/>
       </w:pPr>
-      <w:hyperlink w:anchor="_ESTADO_DEL_DOCUMENTO" w:history="1">
+      <w:hyperlink w:anchor="_ALCANCE_ALTO_NIVEL" w:history="1">
         <w:r>
           <w:rPr>
             <w:rStyle w:val="Hipervnculo"/>
           </w:rPr>
-          <w:t>Estado del do</w:t>
+          <w:t>Alcance alto nivel</w:t>
         </w:r>
+      </w:hyperlink>
+    </w:p>
+    <w:p>
+      <w:pPr>
+        <w:pStyle w:val="Prrafodelista"/>
+        <w:numPr>
+          <w:ilvl w:val="0"/>
+          <w:numId w:val="88"/>
+        </w:numPr>
+        <w:jc w:val="both"/>
+      </w:pPr>
+      <w:hyperlink w:anchor="_Incluido" w:history="1">
         <w:r>
           <w:rPr>
             <w:rStyle w:val="Hipervnculo"/>
           </w:rPr>
-          <w:t>c</w:t>
+          <w:t>Incluido</w:t>
         </w:r>
+      </w:hyperlink>
+    </w:p>
+    <w:p>
+      <w:pPr>
+        <w:pStyle w:val="Prrafodelista"/>
+        <w:numPr>
+          <w:ilvl w:val="0"/>
+          <w:numId w:val="88"/>
+        </w:numPr>
+        <w:jc w:val="both"/>
+      </w:pPr>
+      <w:hyperlink w:anchor="_Excluido" w:history="1">
         <w:r>
           <w:rPr>
             <w:rStyle w:val="Hipervnculo"/>
           </w:rPr>
-          <w:t>u</w:t>
+          <w:t>Excluido</w:t>
         </w:r>
+      </w:hyperlink>
+    </w:p>
+    <w:p>
+      <w:pPr>
+        <w:pStyle w:val="Prrafodelista"/>
+        <w:numPr>
+          <w:ilvl w:val="0"/>
+          <w:numId w:val="24"/>
+        </w:numPr>
+        <w:jc w:val="both"/>
+      </w:pPr>
+      <w:hyperlink w:anchor="_STAKEHOLDERS,_ROLES_Y" w:history="1">
         <w:r>
           <w:rPr>
             <w:rStyle w:val="Hipervnculo"/>
           </w:rPr>
-          <w:t>m</w:t>
+          <w:t>Stakeholders, roles y responsabilidades</w:t>
         </w:r>
+      </w:hyperlink>
+    </w:p>
+    <w:p>
+      <w:pPr>
+        <w:pStyle w:val="Prrafodelista"/>
+        <w:numPr>
+          <w:ilvl w:val="0"/>
+          <w:numId w:val="24"/>
+        </w:numPr>
+        <w:jc w:val="both"/>
+      </w:pPr>
+      <w:hyperlink w:anchor="_RIESGOS_PRINCIPALES_-" w:history="1">
         <w:r>
           <w:rPr>
             <w:rStyle w:val="Hipervnculo"/>
           </w:rPr>
-          <w:t>e</w:t>
+          <w:t>Riesgos principales</w:t>
         </w:r>
+      </w:hyperlink>
+    </w:p>
+    <w:p>
+      <w:pPr>
+        <w:pStyle w:val="Prrafodelista"/>
+        <w:numPr>
+          <w:ilvl w:val="0"/>
+          <w:numId w:val="89"/>
+        </w:numPr>
+        <w:jc w:val="both"/>
+      </w:pPr>
+      <w:hyperlink w:anchor="_Técnicos" w:history="1">
         <w:r>
           <w:rPr>
             <w:rStyle w:val="Hipervnculo"/>
           </w:rPr>
-          <w:t>n</w:t>
+          <w:t>Técnicos</w:t>
         </w:r>
+      </w:hyperlink>
+    </w:p>
+    <w:p>
+      <w:pPr>
+        <w:pStyle w:val="Prrafodelista"/>
+        <w:numPr>
+          <w:ilvl w:val="0"/>
+          <w:numId w:val="89"/>
+        </w:numPr>
+        <w:jc w:val="both"/>
+      </w:pPr>
+      <w:hyperlink w:anchor="_Legales" w:history="1">
         <w:r>
           <w:rPr>
             <w:rStyle w:val="Hipervnculo"/>
           </w:rPr>
-          <w:t>to</w:t>
+          <w:t>Legales</w:t>
         </w:r>
       </w:hyperlink>
     </w:p>
     <w:p>
       <w:pPr>
+        <w:pStyle w:val="Prrafodelista"/>
+        <w:numPr>
+          <w:ilvl w:val="0"/>
+          <w:numId w:val="89"/>
+        </w:numPr>
+        <w:jc w:val="both"/>
+      </w:pPr>
+      <w:hyperlink w:anchor="_1De_capacidad" w:history="1">
+        <w:r>
+          <w:rPr>
+            <w:rStyle w:val="Hipervnculo"/>
+          </w:rPr>
+          <w:t>De capacidad</w:t>
+        </w:r>
+      </w:hyperlink>
+    </w:p>
+    <w:p>
+      <w:pPr>
+        <w:pStyle w:val="Prrafodelista"/>
+        <w:numPr>
+          <w:ilvl w:val="0"/>
+          <w:numId w:val="24"/>
+        </w:numPr>
+        <w:jc w:val="both"/>
+      </w:pPr>
+      <w:hyperlink w:anchor="_PRESUPUESTO_Y_RECURSOS" w:history="1">
+        <w:r>
+          <w:rPr>
+            <w:rStyle w:val="Hipervnculo"/>
+          </w:rPr>
+          <w:t>Presupuesto y recursos</w:t>
+        </w:r>
+      </w:hyperlink>
+    </w:p>
+    <w:p>
+      <w:pPr>
+        <w:pStyle w:val="Prrafodelista"/>
+        <w:numPr>
+          <w:ilvl w:val="0"/>
+          <w:numId w:val="24"/>
+        </w:numPr>
+        <w:jc w:val="both"/>
+      </w:pPr>
+      <w:hyperlink w:anchor="_Autoridad_y_toma" w:history="1">
+        <w:r>
+          <w:rPr>
+            <w:rStyle w:val="Hipervnculo"/>
+          </w:rPr>
+          <w:t>Autoridad y toma de decisiones</w:t>
+        </w:r>
+      </w:hyperlink>
+    </w:p>
+    <w:p>
+      <w:pPr>
+        <w:pStyle w:val="Prrafodelista"/>
+        <w:numPr>
+          <w:ilvl w:val="0"/>
+          <w:numId w:val="24"/>
+        </w:numPr>
+        <w:jc w:val="both"/>
+      </w:pPr>
+      <w:hyperlink w:anchor="_CRITERIOS_DE_ÉXITO" w:history="1">
+        <w:r>
+          <w:rPr>
+            <w:rStyle w:val="Hipervnculo"/>
+          </w:rPr>
+          <w:t>Criterios de éxito</w:t>
+        </w:r>
+      </w:hyperlink>
+    </w:p>
+    <w:p>
+      <w:pPr>
+        <w:pStyle w:val="Prrafodelista"/>
+        <w:numPr>
+          <w:ilvl w:val="0"/>
+          <w:numId w:val="24"/>
+        </w:numPr>
+        <w:jc w:val="both"/>
+      </w:pPr>
+      <w:hyperlink w:anchor="_APROBACIÓN_-_ir" w:history="1">
+        <w:r>
+          <w:rPr>
+            <w:rStyle w:val="Hipervnculo"/>
+          </w:rPr>
+          <w:t>Aprobación</w:t>
+        </w:r>
+      </w:hyperlink>
+    </w:p>
+    <w:p>
+      <w:pPr>
+        <w:pStyle w:val="Prrafodelista"/>
+        <w:numPr>
+          <w:ilvl w:val="0"/>
+          <w:numId w:val="24"/>
+        </w:numPr>
+        <w:jc w:val="both"/>
+        <w:rPr>
+          <w:rStyle w:val="Hipervnculo"/>
+        </w:rPr>
+      </w:pPr>
+      <w:r>
+        <w:fldChar w:fldCharType="begin"/>
+      </w:r>
+      <w:r>
+        <w:instrText>HYPERLINK  \l "_ESTADO_DEL_DOCUMENTO"</w:instrText>
+      </w:r>
+      <w:r>
+        <w:fldChar w:fldCharType="separate"/>
+      </w:r>
+      <w:r>
+        <w:rPr>
+          <w:rStyle w:val="Hipervnculo"/>
+        </w:rPr>
+        <w:t>Estado del documento</w:t>
+      </w:r>
+    </w:p>
+    <w:p>
+      <w:pPr>
         <w:spacing w:after="200"/>
         <w:rPr>
           <w:color w:val="242D5B"/>
         </w:rPr>
       </w:pPr>
+      <w:r>
+        <w:rPr>
+          <w:rFonts w:eastAsiaTheme="minorHAnsi"/>
+        </w:rPr>
+        <w:fldChar w:fldCharType="end"/>
+      </w:r>
       <w:r>
         <w:br w:type="page"/>
       </w:r>
@@ -1351,7 +1282,7 @@
                               <w:rPr>
                                 <w:rStyle w:val="Hipervnculo"/>
                                 <w:rFonts w:ascii="Calibri" w:hAnsi="Calibri" w:cs="Calibri"/>
-                                <w:b w:val="0"/>
+                                <w:b/>
                                 <w:bCs/>
                                 <w:lang w:bidi="es-ES"/>
                               </w:rPr>
@@ -1359,7 +1290,6 @@
                             <w:r>
                               <w:rPr>
                                 <w:rFonts w:ascii="Calibri" w:hAnsi="Calibri" w:cs="Calibri"/>
-                                <w:b w:val="0"/>
                                 <w:lang w:bidi="es-ES"/>
                               </w:rPr>
                               <w:t xml:space="preserve">Información sobre </w:t>
@@ -1381,7 +1311,6 @@
                             <w:r>
                               <w:rPr>
                                 <w:rFonts w:ascii="Calibri" w:hAnsi="Calibri" w:cs="Calibri"/>
-                                <w:b w:val="0"/>
                                 <w:bCs/>
                                 <w:lang w:bidi="es-ES"/>
                               </w:rPr>
@@ -1392,7 +1321,6 @@
                                 <w:rPr>
                                   <w:rStyle w:val="Hipervnculo"/>
                                   <w:rFonts w:ascii="Calibri" w:hAnsi="Calibri" w:cs="Calibri"/>
-                                  <w:b w:val="0"/>
                                   <w:bCs/>
                                   <w:lang w:bidi="es-ES"/>
                                 </w:rPr>
@@ -1407,7 +1335,7 @@
                               <w:jc w:val="center"/>
                               <w:rPr>
                                 <w:rFonts w:ascii="Calibri" w:hAnsi="Calibri" w:cs="Calibri"/>
-                                <w:b w:val="0"/>
+                                <w:b/>
                                 <w:lang w:bidi="es-ES"/>
                               </w:rPr>
                             </w:pPr>
@@ -1499,7 +1427,7 @@
                         <w:rPr>
                           <w:rStyle w:val="Hipervnculo"/>
                           <w:rFonts w:ascii="Calibri" w:hAnsi="Calibri" w:cs="Calibri"/>
-                          <w:b w:val="0"/>
+                          <w:b/>
                           <w:bCs/>
                           <w:lang w:bidi="es-ES"/>
                         </w:rPr>
@@ -1507,7 +1435,6 @@
                       <w:r>
                         <w:rPr>
                           <w:rFonts w:ascii="Calibri" w:hAnsi="Calibri" w:cs="Calibri"/>
-                          <w:b w:val="0"/>
                           <w:lang w:bidi="es-ES"/>
                         </w:rPr>
                         <w:t xml:space="preserve">Información sobre </w:t>
@@ -1529,7 +1456,6 @@
                       <w:r>
                         <w:rPr>
                           <w:rFonts w:ascii="Calibri" w:hAnsi="Calibri" w:cs="Calibri"/>
-                          <w:b w:val="0"/>
                           <w:bCs/>
                           <w:lang w:bidi="es-ES"/>
                         </w:rPr>
@@ -1540,7 +1466,6 @@
                           <w:rPr>
                             <w:rStyle w:val="Hipervnculo"/>
                             <w:rFonts w:ascii="Calibri" w:hAnsi="Calibri" w:cs="Calibri"/>
-                            <w:b w:val="0"/>
                             <w:bCs/>
                             <w:lang w:bidi="es-ES"/>
                           </w:rPr>
@@ -1555,7 +1480,7 @@
                         <w:jc w:val="center"/>
                         <w:rPr>
                           <w:rFonts w:ascii="Calibri" w:hAnsi="Calibri" w:cs="Calibri"/>
-                          <w:b w:val="0"/>
+                          <w:b/>
                           <w:lang w:bidi="es-ES"/>
                         </w:rPr>
                       </w:pPr>
@@ -1653,9 +1578,9 @@
       </w:tblPr>
       <w:tblGrid>
         <w:gridCol w:w="1064"/>
-        <w:gridCol w:w="2352"/>
-        <w:gridCol w:w="5237"/>
-        <w:gridCol w:w="1381"/>
+        <w:gridCol w:w="2095"/>
+        <w:gridCol w:w="5645"/>
+        <w:gridCol w:w="1230"/>
       </w:tblGrid>
       <w:tr>
         <w:trPr>
@@ -1676,7 +1601,7 @@
             </w:pPr>
             <w:r>
               <w:rPr>
-                <w:rStyle w:val="Textoennegrita"/>
+                <w:rStyle w:val="Fuerte"/>
                 <w:b/>
               </w:rPr>
               <w:t>Versión</w:t>
@@ -1698,7 +1623,7 @@
             </w:pPr>
             <w:r>
               <w:rPr>
-                <w:rStyle w:val="Textoennegrita"/>
+                <w:rStyle w:val="Fuerte"/>
                 <w:b/>
               </w:rPr>
               <w:t>Fecha</w:t>
@@ -1720,7 +1645,7 @@
             </w:pPr>
             <w:r>
               <w:rPr>
-                <w:rStyle w:val="Textoennegrita"/>
+                <w:rStyle w:val="Fuerte"/>
                 <w:b/>
               </w:rPr>
               <w:t>Cambios realizados</w:t>
@@ -1742,7 +1667,7 @@
             </w:pPr>
             <w:r>
               <w:rPr>
-                <w:rStyle w:val="Textoennegrita"/>
+                <w:rStyle w:val="Fuerte"/>
                 <w:b/>
               </w:rPr>
               <w:t>Autor</w:t>
@@ -1853,6 +1778,66 @@
               <w:t>Documento inicial creado</w:t>
             </w:r>
           </w:p>
+          <w:p>
+            <w:pPr>
+              <w:pStyle w:val="Contenido"/>
+              <w:cnfStyle w:val="000000100000" w:firstRow="0" w:lastRow="0" w:firstColumn="0" w:lastColumn="0" w:oddVBand="0" w:evenVBand="0" w:oddHBand="1" w:evenHBand="0" w:firstRowFirstColumn="0" w:firstRowLastColumn="0" w:lastRowFirstColumn="0" w:lastRowLastColumn="0"/>
+              <w:rPr>
+                <w:b/>
+                <w:bCs/>
+                <w:i/>
+                <w:color w:val="FFFFFF" w:themeColor="background1"/>
+              </w:rPr>
+            </w:pPr>
+          </w:p>
+          <w:p>
+            <w:pPr>
+              <w:pStyle w:val="Contenido"/>
+              <w:numPr>
+                <w:ilvl w:val="0"/>
+                <w:numId w:val="71"/>
+              </w:numPr>
+              <w:ind w:left="357" w:hanging="357"/>
+              <w:cnfStyle w:val="000000100000" w:firstRow="0" w:lastRow="0" w:firstColumn="0" w:lastColumn="0" w:oddVBand="0" w:evenVBand="0" w:oddHBand="1" w:evenHBand="0" w:firstRowFirstColumn="0" w:firstRowLastColumn="0" w:lastRowFirstColumn="0" w:lastRowLastColumn="0"/>
+              <w:rPr>
+                <w:color w:val="FFFFFF" w:themeColor="background1"/>
+                <w:sz w:val="18"/>
+                <w:szCs w:val="18"/>
+              </w:rPr>
+            </w:pPr>
+            <w:r>
+              <w:rPr>
+                <w:color w:val="FFFFFF" w:themeColor="background1"/>
+                <w:sz w:val="18"/>
+                <w:szCs w:val="18"/>
+              </w:rPr>
+              <w:t>Identificación del proyecto</w:t>
+            </w:r>
+          </w:p>
+          <w:p>
+            <w:pPr>
+              <w:pStyle w:val="Contenido"/>
+              <w:numPr>
+                <w:ilvl w:val="0"/>
+                <w:numId w:val="71"/>
+              </w:numPr>
+              <w:ind w:left="357" w:hanging="357"/>
+              <w:cnfStyle w:val="000000100000" w:firstRow="0" w:lastRow="0" w:firstColumn="0" w:lastColumn="0" w:oddVBand="0" w:evenVBand="0" w:oddHBand="1" w:evenHBand="0" w:firstRowFirstColumn="0" w:firstRowLastColumn="0" w:lastRowFirstColumn="0" w:lastRowLastColumn="0"/>
+              <w:rPr>
+                <w:color w:val="FFFFFF" w:themeColor="background1"/>
+                <w:sz w:val="18"/>
+                <w:szCs w:val="18"/>
+              </w:rPr>
+            </w:pPr>
+            <w:r>
+              <w:rPr>
+                <w:color w:val="FFFFFF" w:themeColor="background1"/>
+                <w:sz w:val="18"/>
+                <w:szCs w:val="18"/>
+              </w:rPr>
+              <w:t>Propósito y justificación</w:t>
+            </w:r>
+          </w:p>
         </w:tc>
         <w:tc>
           <w:tcPr>
@@ -1904,7 +1889,28 @@
                 <w:i/>
                 <w:iCs/>
               </w:rPr>
-              <w:t>30/01/2026</w:t>
+              <w:t>02</w:t>
+            </w:r>
+            <w:r>
+              <w:rPr>
+                <w:i/>
+                <w:iCs/>
+              </w:rPr>
+              <w:t>/0</w:t>
+            </w:r>
+            <w:r>
+              <w:rPr>
+                <w:i/>
+                <w:iCs/>
+              </w:rPr>
+              <w:t>2</w:t>
+            </w:r>
+            <w:r>
+              <w:rPr>
+                <w:i/>
+                <w:iCs/>
+              </w:rPr>
+              <w:t>/2026</w:t>
             </w:r>
           </w:p>
         </w:tc>
@@ -1912,34 +1918,6 @@
           <w:tcPr>
             <w:tcW w:w="0" w:type="auto"/>
           </w:tcPr>
-          <w:p>
-            <w:pPr>
-              <w:pStyle w:val="Contenido"/>
-              <w:numPr>
-                <w:ilvl w:val="0"/>
-                <w:numId w:val="71"/>
-              </w:numPr>
-              <w:ind w:left="357" w:hanging="357"/>
-              <w:cnfStyle w:val="000000000000" w:firstRow="0" w:lastRow="0" w:firstColumn="0" w:lastColumn="0" w:oddVBand="0" w:evenVBand="0" w:oddHBand="0" w:evenHBand="0" w:firstRowFirstColumn="0" w:firstRowLastColumn="0" w:lastRowFirstColumn="0" w:lastRowLastColumn="0"/>
-              <w:rPr>
-                <w:rStyle w:val="nfasis"/>
-                <w:i w:val="0"/>
-                <w:iCs w:val="0"/>
-                <w:sz w:val="18"/>
-                <w:szCs w:val="18"/>
-              </w:rPr>
-            </w:pPr>
-            <w:r>
-              <w:rPr>
-                <w:rStyle w:val="nfasis"/>
-                <w:i w:val="0"/>
-                <w:iCs w:val="0"/>
-                <w:sz w:val="18"/>
-                <w:szCs w:val="18"/>
-              </w:rPr>
-              <w:t>Problema / necesidad</w:t>
-            </w:r>
-          </w:p>
           <w:p>
             <w:pPr>
               <w:pStyle w:val="Contenido"/>
@@ -1993,7 +1971,7 @@
                 <w:sz w:val="18"/>
                 <w:szCs w:val="18"/>
               </w:rPr>
-              <w:t>Alternativas consideradas</w:t>
+              <w:t>Alcance alto nivel</w:t>
             </w:r>
           </w:p>
           <w:p>
@@ -2021,7 +1999,7 @@
                 <w:sz w:val="18"/>
                 <w:szCs w:val="18"/>
               </w:rPr>
-              <w:t>Análisis económico (inversión)</w:t>
+              <w:t>Stakeholders, roles y responsabilidades</w:t>
             </w:r>
           </w:p>
           <w:p>
@@ -2035,6 +2013,10 @@
               <w:cnfStyle w:val="000000000000" w:firstRow="0" w:lastRow="0" w:firstColumn="0" w:lastColumn="0" w:oddVBand="0" w:evenVBand="0" w:oddHBand="0" w:evenHBand="0" w:firstRowFirstColumn="0" w:firstRowLastColumn="0" w:lastRowFirstColumn="0" w:lastRowLastColumn="0"/>
               <w:rPr>
                 <w:rStyle w:val="nfasis"/>
+                <w:i w:val="0"/>
+                <w:iCs w:val="0"/>
+                <w:sz w:val="18"/>
+                <w:szCs w:val="18"/>
               </w:rPr>
             </w:pPr>
             <w:r>
@@ -2045,7 +2027,147 @@
                 <w:sz w:val="18"/>
                 <w:szCs w:val="18"/>
               </w:rPr>
-              <w:t>Conclusión del caso de negocio</w:t>
+              <w:t>Riesgos principales</w:t>
+            </w:r>
+          </w:p>
+          <w:p>
+            <w:pPr>
+              <w:pStyle w:val="Contenido"/>
+              <w:numPr>
+                <w:ilvl w:val="0"/>
+                <w:numId w:val="71"/>
+              </w:numPr>
+              <w:ind w:left="357" w:hanging="357"/>
+              <w:cnfStyle w:val="000000000000" w:firstRow="0" w:lastRow="0" w:firstColumn="0" w:lastColumn="0" w:oddVBand="0" w:evenVBand="0" w:oddHBand="0" w:evenHBand="0" w:firstRowFirstColumn="0" w:firstRowLastColumn="0" w:lastRowFirstColumn="0" w:lastRowLastColumn="0"/>
+              <w:rPr>
+                <w:rStyle w:val="nfasis"/>
+                <w:i w:val="0"/>
+                <w:iCs w:val="0"/>
+                <w:sz w:val="18"/>
+                <w:szCs w:val="18"/>
+              </w:rPr>
+            </w:pPr>
+            <w:r>
+              <w:rPr>
+                <w:rStyle w:val="nfasis"/>
+                <w:i w:val="0"/>
+                <w:iCs w:val="0"/>
+                <w:sz w:val="18"/>
+                <w:szCs w:val="18"/>
+              </w:rPr>
+              <w:t>Presupuesto y recursos</w:t>
+            </w:r>
+          </w:p>
+          <w:p>
+            <w:pPr>
+              <w:pStyle w:val="Contenido"/>
+              <w:numPr>
+                <w:ilvl w:val="0"/>
+                <w:numId w:val="71"/>
+              </w:numPr>
+              <w:ind w:left="357" w:hanging="357"/>
+              <w:cnfStyle w:val="000000000000" w:firstRow="0" w:lastRow="0" w:firstColumn="0" w:lastColumn="0" w:oddVBand="0" w:evenVBand="0" w:oddHBand="0" w:evenHBand="0" w:firstRowFirstColumn="0" w:firstRowLastColumn="0" w:lastRowFirstColumn="0" w:lastRowLastColumn="0"/>
+              <w:rPr>
+                <w:rStyle w:val="nfasis"/>
+                <w:i w:val="0"/>
+                <w:iCs w:val="0"/>
+                <w:sz w:val="18"/>
+                <w:szCs w:val="18"/>
+              </w:rPr>
+            </w:pPr>
+            <w:r>
+              <w:rPr>
+                <w:rStyle w:val="nfasis"/>
+                <w:i w:val="0"/>
+                <w:iCs w:val="0"/>
+                <w:sz w:val="18"/>
+                <w:szCs w:val="18"/>
+              </w:rPr>
+              <w:t>Autoridad y toma de decisiones</w:t>
+            </w:r>
+          </w:p>
+          <w:p>
+            <w:pPr>
+              <w:pStyle w:val="Contenido"/>
+              <w:numPr>
+                <w:ilvl w:val="0"/>
+                <w:numId w:val="71"/>
+              </w:numPr>
+              <w:ind w:left="357" w:hanging="357"/>
+              <w:cnfStyle w:val="000000000000" w:firstRow="0" w:lastRow="0" w:firstColumn="0" w:lastColumn="0" w:oddVBand="0" w:evenVBand="0" w:oddHBand="0" w:evenHBand="0" w:firstRowFirstColumn="0" w:firstRowLastColumn="0" w:lastRowFirstColumn="0" w:lastRowLastColumn="0"/>
+              <w:rPr>
+                <w:rStyle w:val="nfasis"/>
+                <w:i w:val="0"/>
+                <w:iCs w:val="0"/>
+                <w:sz w:val="18"/>
+                <w:szCs w:val="18"/>
+              </w:rPr>
+            </w:pPr>
+            <w:r>
+              <w:rPr>
+                <w:rStyle w:val="nfasis"/>
+                <w:i w:val="0"/>
+                <w:iCs w:val="0"/>
+                <w:sz w:val="18"/>
+                <w:szCs w:val="18"/>
+              </w:rPr>
+              <w:t>Criterios de éxito</w:t>
+            </w:r>
+          </w:p>
+          <w:p>
+            <w:pPr>
+              <w:pStyle w:val="Contenido"/>
+              <w:numPr>
+                <w:ilvl w:val="0"/>
+                <w:numId w:val="71"/>
+              </w:numPr>
+              <w:ind w:left="357" w:hanging="357"/>
+              <w:cnfStyle w:val="000000000000" w:firstRow="0" w:lastRow="0" w:firstColumn="0" w:lastColumn="0" w:oddVBand="0" w:evenVBand="0" w:oddHBand="0" w:evenHBand="0" w:firstRowFirstColumn="0" w:firstRowLastColumn="0" w:lastRowFirstColumn="0" w:lastRowLastColumn="0"/>
+              <w:rPr>
+                <w:rStyle w:val="nfasis"/>
+                <w:i w:val="0"/>
+                <w:iCs w:val="0"/>
+                <w:sz w:val="18"/>
+                <w:szCs w:val="18"/>
+              </w:rPr>
+            </w:pPr>
+            <w:r>
+              <w:rPr>
+                <w:rStyle w:val="nfasis"/>
+                <w:i w:val="0"/>
+                <w:iCs w:val="0"/>
+                <w:sz w:val="18"/>
+                <w:szCs w:val="18"/>
+              </w:rPr>
+              <w:t>Aprobación</w:t>
+            </w:r>
+          </w:p>
+          <w:p>
+            <w:pPr>
+              <w:pStyle w:val="Contenido"/>
+              <w:numPr>
+                <w:ilvl w:val="0"/>
+                <w:numId w:val="71"/>
+              </w:numPr>
+              <w:ind w:left="357" w:hanging="357"/>
+              <w:cnfStyle w:val="000000000000" w:firstRow="0" w:lastRow="0" w:firstColumn="0" w:lastColumn="0" w:oddVBand="0" w:evenVBand="0" w:oddHBand="0" w:evenHBand="0" w:firstRowFirstColumn="0" w:firstRowLastColumn="0" w:lastRowFirstColumn="0" w:lastRowLastColumn="0"/>
+              <w:rPr>
+                <w:rStyle w:val="nfasis"/>
+                <w:i w:val="0"/>
+                <w:iCs w:val="0"/>
+                <w:sz w:val="18"/>
+                <w:szCs w:val="18"/>
+              </w:rPr>
+            </w:pPr>
+            <w:r>
+              <w:rPr>
+                <w:rStyle w:val="nfasis"/>
+                <w:i w:val="0"/>
+                <w:iCs w:val="0"/>
+                <w:sz w:val="18"/>
+                <w:szCs w:val="18"/>
+              </w:rPr>
+              <w:t>Estado del documento</w:t>
             </w:r>
           </w:p>
           <w:p>
@@ -2169,12 +2291,6 @@
     </w:p>
     <w:p>
       <w:pPr>
-        <w:pStyle w:val="Contenido"/>
-        <w:ind w:left="720" w:hanging="720"/>
-      </w:pPr>
-    </w:p>
-    <w:p>
-      <w:pPr>
         <w:pStyle w:val="Ttulo1"/>
       </w:pPr>
       <w:bookmarkStart w:id="4" w:name="_Investigación_y_Aprendizaje"/>
@@ -2184,6 +2300,7 @@
       <w:bookmarkStart w:id="8" w:name="_Mecánicas_implementadas"/>
       <w:bookmarkStart w:id="9" w:name="_Dificultades_encontradas"/>
       <w:bookmarkStart w:id="10" w:name="_Problemas_que_resuelve"/>
+      <w:bookmarkStart w:id="11" w:name="_IDENTIFICACIÓN_DEL_PROYECTO"/>
       <w:bookmarkEnd w:id="4"/>
       <w:bookmarkEnd w:id="5"/>
       <w:bookmarkEnd w:id="6"/>
@@ -2191,34 +2308,99 @@
       <w:bookmarkEnd w:id="8"/>
       <w:bookmarkEnd w:id="9"/>
       <w:bookmarkEnd w:id="10"/>
-      <w:r>
-        <w:t>DATOS GENERALES</w:t>
-      </w:r>
-      <w:r>
+      <w:bookmarkEnd w:id="11"/>
+      <w:r>
+        <w:t>IDENTIFICACIÓN DEL PROYECTO</w:t>
+      </w:r>
+      <w:r>
+        <w:rPr>
+          <w:rFonts w:cs="Calibri Light"/>
+          <w:caps w:val="0"/>
+          <w:sz w:val="18"/>
+          <w:szCs w:val="18"/>
+        </w:rPr>
         <w:t xml:space="preserve"> </w:t>
       </w:r>
       <w:hyperlink w:anchor="_ÍNDICE" w:history="1">
         <w:r>
           <w:rPr>
             <w:rStyle w:val="HipervnculoalndiceCar"/>
+            <w:rFonts w:ascii="Calibri Light" w:hAnsi="Calibri Light" w:cs="Calibri Light"/>
+            <w:caps w:val="0"/>
+            <w:szCs w:val="18"/>
           </w:rPr>
-          <w:t>- ir al í</w:t>
-        </w:r>
-        <w:r>
-          <w:rPr>
-            <w:rStyle w:val="HipervnculoalndiceCar"/>
-          </w:rPr>
-          <w:t>n</w:t>
-        </w:r>
-        <w:r>
-          <w:rPr>
-            <w:rStyle w:val="HipervnculoalndiceCar"/>
-          </w:rPr>
-          <w:t>dice -</w:t>
+          <w:t>- ir al índice -</w:t>
         </w:r>
       </w:hyperlink>
     </w:p>
-    <w:p/>
+    <w:p>
+      <w:pPr>
+        <w:pStyle w:val="NormalWeb"/>
+      </w:pPr>
+      <w:r>
+        <w:t xml:space="preserve">La gestión del proyecto se basará en principios de </w:t>
+      </w:r>
+      <w:r>
+        <w:rPr>
+          <w:b/>
+          <w:bCs/>
+        </w:rPr>
+        <w:t>PMBOK</w:t>
+      </w:r>
+      <w:r>
+        <w:t xml:space="preserve"> y </w:t>
+      </w:r>
+      <w:r>
+        <w:rPr>
+          <w:b/>
+          <w:bCs/>
+        </w:rPr>
+        <w:t>PRINCE2</w:t>
+      </w:r>
+      <w:r>
+        <w:t xml:space="preserve"> para la gobernanza y control, combinados con un enfoque de ejecución ágil híbrido (Scrum/Kanban) adaptado a un equipo reducido y a un desarrollo iterativo.</w:t>
+      </w:r>
+    </w:p>
+    <w:p>
+      <w:pPr>
+        <w:rPr>
+          <w:i/>
+          <w:iCs/>
+        </w:rPr>
+      </w:pPr>
+    </w:p>
+    <w:p>
+      <w:pPr>
+        <w:rPr>
+          <w:i/>
+          <w:iCs/>
+        </w:rPr>
+      </w:pPr>
+      <w:r>
+        <w:rPr>
+          <w:i/>
+          <w:iCs/>
+        </w:rPr>
+        <w:t>Nombre del Proyecto</w:t>
+      </w:r>
+      <w:r>
+        <w:t xml:space="preserve">: </w:t>
+      </w:r>
+      <w:r>
+        <w:rPr>
+          <w:b/>
+          <w:bCs/>
+        </w:rPr>
+        <w:t>Mexus</w:t>
+      </w:r>
+      <w:r>
+        <w:rPr>
+          <w:i/>
+          <w:iCs/>
+        </w:rPr>
+        <w:t xml:space="preserve"> </w:t>
+      </w:r>
+    </w:p>
     <w:p>
       <w:r>
         <w:rPr>
@@ -2247,7 +2429,21 @@
           <w:i/>
           <w:iCs/>
         </w:rPr>
-        <w:t>Patrocinado</w:t>
+        <w:t>Patroci</w:t>
+      </w:r>
+      <w:r>
+        <w:rPr>
+          <w:i/>
+          <w:iCs/>
+        </w:rPr>
+        <w:t>ni</w:t>
+      </w:r>
+      <w:r>
+        <w:rPr>
+          <w:i/>
+          <w:iCs/>
+        </w:rPr>
+        <w:t>o</w:t>
       </w:r>
       <w:r>
         <w:t xml:space="preserve">: </w:t>
@@ -2269,10 +2465,1362 @@
           <w:i/>
           <w:iCs/>
         </w:rPr>
-        <w:t>Proyecto</w:t>
+        <w:t>Fecha de inicio</w:t>
       </w:r>
       <w:r>
         <w:t xml:space="preserve">: </w:t>
+      </w:r>
+      <w:r>
+        <w:rPr>
+          <w:b/>
+          <w:bCs/>
+        </w:rPr>
+        <w:t>27/ene/2026</w:t>
+      </w:r>
+      <w:r>
+        <w:t>.</w:t>
+      </w:r>
+    </w:p>
+    <w:p>
+      <w:r>
+        <w:rPr>
+          <w:i/>
+          <w:iCs/>
+        </w:rPr>
+        <w:t>Tipo</w:t>
+      </w:r>
+      <w:r>
+        <w:t xml:space="preserve">: </w:t>
+      </w:r>
+      <w:r>
+        <w:rPr>
+          <w:b/>
+          <w:bCs/>
+        </w:rPr>
+        <w:t>Aplicación móvil privada (uso personal)</w:t>
+      </w:r>
+    </w:p>
+    <w:p>
+      <w:r>
+        <w:rPr>
+          <w:i/>
+          <w:iCs/>
+        </w:rPr>
+        <w:t>Modelo de despliegue</w:t>
+      </w:r>
+      <w:r>
+        <w:t xml:space="preserve">: </w:t>
+      </w:r>
+      <w:r>
+        <w:rPr>
+          <w:b/>
+          <w:bCs/>
+        </w:rPr>
+        <w:t xml:space="preserve">Local / fuera de </w:t>
+      </w:r>
+      <w:r>
+        <w:rPr>
+          <w:b/>
+          <w:bCs/>
+        </w:rPr>
+        <w:t>tiendas</w:t>
+      </w:r>
+      <w:r>
+        <w:rPr>
+          <w:b/>
+          <w:bCs/>
+        </w:rPr>
+        <w:t xml:space="preserve"> oficiales</w:t>
+      </w:r>
+    </w:p>
+    <w:p>
+      <w:r>
+        <w:rPr>
+          <w:i/>
+          <w:iCs/>
+        </w:rPr>
+        <w:t>Versión de referencia</w:t>
+      </w:r>
+      <w:r>
+        <w:t xml:space="preserve">: </w:t>
+      </w:r>
+      <w:r>
+        <w:rPr>
+          <w:b/>
+          <w:bCs/>
+        </w:rPr>
+        <w:t>Mexus 0.1.0 (MVP interno)</w:t>
+      </w:r>
+    </w:p>
+    <w:p/>
+    <w:p>
+      <w:pPr>
+        <w:pStyle w:val="Ttulo1"/>
+      </w:pPr>
+      <w:bookmarkStart w:id="12" w:name="_Propósito_Y_JUSTIFICACIÓN"/>
+      <w:bookmarkEnd w:id="12"/>
+      <w:r>
+        <w:t>PROPÓSITO Y JUSTIFICACIÓN</w:t>
+      </w:r>
+      <w:r>
+        <w:rPr>
+          <w:rFonts w:cs="Calibri Light"/>
+          <w:caps w:val="0"/>
+          <w:sz w:val="18"/>
+          <w:szCs w:val="18"/>
+        </w:rPr>
+        <w:t xml:space="preserve"> </w:t>
+      </w:r>
+      <w:hyperlink w:anchor="_ÍNDICE" w:history="1">
+        <w:r>
+          <w:rPr>
+            <w:rStyle w:val="HipervnculoalndiceCar"/>
+            <w:rFonts w:ascii="Calibri Light" w:hAnsi="Calibri Light" w:cs="Calibri Light"/>
+            <w:caps w:val="0"/>
+            <w:szCs w:val="18"/>
+          </w:rPr>
+          <w:t>- ir al índice -</w:t>
+        </w:r>
+      </w:hyperlink>
+    </w:p>
+    <w:p>
+      <w:pPr>
+        <w:pStyle w:val="-iralndice-"/>
+        <w:rPr>
+          <w:color w:val="auto"/>
+          <w:sz w:val="22"/>
+          <w:szCs w:val="28"/>
+        </w:rPr>
+      </w:pPr>
+    </w:p>
+    <w:p>
+      <w:pPr>
+        <w:pStyle w:val="-iralndice-"/>
+        <w:rPr>
+          <w:color w:val="auto"/>
+          <w:sz w:val="22"/>
+          <w:szCs w:val="28"/>
+        </w:rPr>
+      </w:pPr>
+      <w:r>
+        <w:rPr>
+          <w:color w:val="auto"/>
+          <w:sz w:val="22"/>
+          <w:szCs w:val="28"/>
+        </w:rPr>
+        <w:t xml:space="preserve">Establecer formalmente el inicio del proyecto Mexus dentro de </w:t>
+      </w:r>
+      <w:hyperlink r:id="rId16" w:history="1">
+        <w:r>
+          <w:rPr>
+            <w:rStyle w:val="Hipervnculo"/>
+            <w:b/>
+            <w:bCs/>
+            <w:sz w:val="22"/>
+            <w:szCs w:val="28"/>
+          </w:rPr>
+          <w:t>dcueli.com</w:t>
+        </w:r>
+      </w:hyperlink>
+      <w:r>
+        <w:rPr>
+          <w:color w:val="auto"/>
+          <w:sz w:val="22"/>
+          <w:szCs w:val="28"/>
+        </w:rPr>
+        <w:t>, definiendo objetivos, alcance alto nivel, roles, riesgos principales y el compromiso de dedicar los recursos necesarios para completar la versión 0.1.0 según los requisitos definidos</w:t>
+      </w:r>
+      <w:r>
+        <w:rPr>
+          <w:color w:val="auto"/>
+          <w:sz w:val="22"/>
+          <w:szCs w:val="28"/>
+        </w:rPr>
+        <w:t xml:space="preserve"> </w:t>
+      </w:r>
+      <w:r>
+        <w:rPr>
+          <w:color w:val="auto"/>
+          <w:sz w:val="22"/>
+          <w:szCs w:val="28"/>
+        </w:rPr>
+        <w:t>evitando dependencias de terceros y limitaciones impuestas por plataformas comerciales.</w:t>
+      </w:r>
+    </w:p>
+    <w:p>
+      <w:pPr>
+        <w:pStyle w:val="-iralndice-"/>
+        <w:rPr>
+          <w:color w:val="auto"/>
+          <w:sz w:val="22"/>
+          <w:szCs w:val="28"/>
+        </w:rPr>
+      </w:pPr>
+      <w:r>
+        <w:rPr>
+          <w:color w:val="auto"/>
+          <w:sz w:val="22"/>
+          <w:szCs w:val="28"/>
+        </w:rPr>
+        <w:lastRenderedPageBreak/>
+        <w:t>El proyecto no persigue fines comerciales ni distribución pública, y se justifica por:</w:t>
+      </w:r>
+    </w:p>
+    <w:p>
+      <w:pPr>
+        <w:pStyle w:val="-iralndice-"/>
+        <w:rPr>
+          <w:color w:val="auto"/>
+          <w:sz w:val="22"/>
+          <w:szCs w:val="28"/>
+        </w:rPr>
+      </w:pPr>
+    </w:p>
+    <w:p>
+      <w:pPr>
+        <w:pStyle w:val="-iralndice-"/>
+        <w:numPr>
+          <w:ilvl w:val="0"/>
+          <w:numId w:val="80"/>
+        </w:numPr>
+        <w:rPr>
+          <w:color w:val="auto"/>
+          <w:sz w:val="22"/>
+          <w:szCs w:val="28"/>
+        </w:rPr>
+      </w:pPr>
+      <w:r>
+        <w:rPr>
+          <w:color w:val="auto"/>
+          <w:sz w:val="22"/>
+          <w:szCs w:val="28"/>
+        </w:rPr>
+        <w:t>n</w:t>
+      </w:r>
+      <w:r>
+        <w:rPr>
+          <w:color w:val="auto"/>
+          <w:sz w:val="22"/>
+          <w:szCs w:val="28"/>
+        </w:rPr>
+        <w:t>ecesidad de control total sobre la solución.</w:t>
+      </w:r>
+    </w:p>
+    <w:p>
+      <w:pPr>
+        <w:pStyle w:val="-iralndice-"/>
+        <w:numPr>
+          <w:ilvl w:val="0"/>
+          <w:numId w:val="80"/>
+        </w:numPr>
+        <w:rPr>
+          <w:color w:val="auto"/>
+          <w:sz w:val="22"/>
+          <w:szCs w:val="28"/>
+        </w:rPr>
+      </w:pPr>
+      <w:r>
+        <w:rPr>
+          <w:color w:val="auto"/>
+          <w:sz w:val="22"/>
+          <w:szCs w:val="28"/>
+        </w:rPr>
+        <w:t>e</w:t>
+      </w:r>
+      <w:r>
+        <w:rPr>
+          <w:color w:val="auto"/>
+          <w:sz w:val="22"/>
+          <w:szCs w:val="28"/>
+        </w:rPr>
+        <w:t>vitar restricciones legales</w:t>
+      </w:r>
+      <w:r>
+        <w:rPr>
+          <w:color w:val="auto"/>
+          <w:sz w:val="22"/>
+          <w:szCs w:val="28"/>
+        </w:rPr>
+        <w:t xml:space="preserve"> y</w:t>
+      </w:r>
+      <w:r>
+        <w:rPr>
+          <w:color w:val="auto"/>
+          <w:sz w:val="22"/>
+          <w:szCs w:val="28"/>
+        </w:rPr>
+        <w:t xml:space="preserve"> técnicas</w:t>
+      </w:r>
+      <w:r>
+        <w:rPr>
+          <w:color w:val="auto"/>
+          <w:sz w:val="22"/>
+          <w:szCs w:val="28"/>
+        </w:rPr>
+        <w:t>,</w:t>
+      </w:r>
+      <w:r>
+        <w:rPr>
+          <w:color w:val="auto"/>
+          <w:sz w:val="22"/>
+          <w:szCs w:val="28"/>
+        </w:rPr>
+        <w:t xml:space="preserve"> y</w:t>
+      </w:r>
+    </w:p>
+    <w:p>
+      <w:pPr>
+        <w:pStyle w:val="-iralndice-"/>
+        <w:numPr>
+          <w:ilvl w:val="0"/>
+          <w:numId w:val="80"/>
+        </w:numPr>
+        <w:rPr>
+          <w:color w:val="auto"/>
+          <w:sz w:val="22"/>
+          <w:szCs w:val="28"/>
+        </w:rPr>
+      </w:pPr>
+      <w:r>
+        <w:rPr>
+          <w:color w:val="auto"/>
+          <w:sz w:val="22"/>
+          <w:szCs w:val="28"/>
+        </w:rPr>
+        <w:t>monopolio de las tiendas oficiales como son</w:t>
+      </w:r>
+      <w:r>
+        <w:rPr>
+          <w:color w:val="auto"/>
+          <w:sz w:val="22"/>
+          <w:szCs w:val="28"/>
+        </w:rPr>
+        <w:t xml:space="preserve"> Google Play y Apple Store.</w:t>
+      </w:r>
+    </w:p>
+    <w:p>
+      <w:pPr>
+        <w:pStyle w:val="-iralndice-"/>
+        <w:rPr>
+          <w:color w:val="auto"/>
+          <w:sz w:val="22"/>
+          <w:szCs w:val="28"/>
+        </w:rPr>
+      </w:pPr>
+    </w:p>
+    <w:p>
+      <w:pPr>
+        <w:pStyle w:val="Ttulo1"/>
+        <w:rPr>
+          <w:color w:val="auto"/>
+        </w:rPr>
+      </w:pPr>
+      <w:bookmarkStart w:id="13" w:name="_OBJETIVOS_DEL_PROYECTO"/>
+      <w:bookmarkEnd w:id="13"/>
+      <w:r>
+        <w:t>OBJETIVOS DEL PROYECTO</w:t>
+      </w:r>
+      <w:r>
+        <w:rPr>
+          <w:rFonts w:cs="Calibri Light"/>
+          <w:caps w:val="0"/>
+          <w:sz w:val="18"/>
+          <w:szCs w:val="18"/>
+        </w:rPr>
+        <w:t xml:space="preserve"> </w:t>
+      </w:r>
+      <w:hyperlink w:anchor="_ÍNDICE" w:history="1">
+        <w:r>
+          <w:rPr>
+            <w:rStyle w:val="HipervnculoalndiceCar"/>
+            <w:rFonts w:ascii="Calibri Light" w:hAnsi="Calibri Light" w:cs="Calibri Light"/>
+            <w:caps w:val="0"/>
+            <w:szCs w:val="18"/>
+          </w:rPr>
+          <w:t>- ir al índice -</w:t>
+        </w:r>
+      </w:hyperlink>
+    </w:p>
+    <w:p>
+      <w:pPr>
+        <w:jc w:val="both"/>
+      </w:pPr>
+    </w:p>
+    <w:p>
+      <w:pPr>
+        <w:pStyle w:val="Ttulo2"/>
+      </w:pPr>
+      <w:bookmarkStart w:id="14" w:name="_Objetivo_general"/>
+      <w:bookmarkEnd w:id="14"/>
+      <w:r>
+        <w:t>Objetivo general</w:t>
+      </w:r>
+    </w:p>
+    <w:p>
+      <w:r>
+        <w:t>Diseñar y desarrollar una aplicación móvil funcional, privada y mantenible, que cumpla los requisitos definidos por el propio usuario-cliente.</w:t>
+      </w:r>
+    </w:p>
+    <w:p/>
+    <w:p>
+      <w:pPr>
+        <w:pStyle w:val="Ttulo2"/>
+      </w:pPr>
+      <w:bookmarkStart w:id="15" w:name="_Objetivos_específicos"/>
+      <w:bookmarkEnd w:id="15"/>
+      <w:r>
+        <w:t>Objetivos específicos</w:t>
+      </w:r>
+    </w:p>
+    <w:p>
+      <w:pPr>
+        <w:jc w:val="both"/>
+      </w:pPr>
+      <w:r>
+        <w:t>Entregar una versión 0.1.0 funcional con:</w:t>
+      </w:r>
+    </w:p>
+    <w:p>
+      <w:pPr>
+        <w:jc w:val="both"/>
+      </w:pPr>
+    </w:p>
+    <w:p>
+      <w:pPr>
+        <w:numPr>
+          <w:ilvl w:val="0"/>
+          <w:numId w:val="73"/>
+        </w:numPr>
+        <w:jc w:val="both"/>
+      </w:pPr>
+      <w:r>
+        <w:t>grabación manual de llamadas en Android 10+,</w:t>
+      </w:r>
+    </w:p>
+    <w:p>
+      <w:pPr>
+        <w:numPr>
+          <w:ilvl w:val="0"/>
+          <w:numId w:val="73"/>
+        </w:numPr>
+        <w:jc w:val="both"/>
+      </w:pPr>
+      <w:r>
+        <w:t>listado y reproducción de grabaciones con metadatos básicos,</w:t>
+      </w:r>
+    </w:p>
+    <w:p>
+      <w:pPr>
+        <w:pStyle w:val="Prrafodelista"/>
+        <w:numPr>
+          <w:ilvl w:val="0"/>
+          <w:numId w:val="73"/>
+        </w:numPr>
+        <w:jc w:val="both"/>
+      </w:pPr>
+      <w:r>
+        <w:t>definir correctamente requisitos funcionales y no funcionales.</w:t>
+      </w:r>
+    </w:p>
+    <w:p>
+      <w:pPr>
+        <w:pStyle w:val="Prrafodelista"/>
+        <w:numPr>
+          <w:ilvl w:val="0"/>
+          <w:numId w:val="73"/>
+        </w:numPr>
+        <w:jc w:val="both"/>
+      </w:pPr>
+      <w:r>
+        <w:t>mantener el proyecto alineado con buenas prácticas de gestión y desarrollo</w:t>
+      </w:r>
+    </w:p>
+    <w:p>
+      <w:pPr>
+        <w:numPr>
+          <w:ilvl w:val="0"/>
+          <w:numId w:val="73"/>
+        </w:numPr>
+        <w:jc w:val="both"/>
+      </w:pPr>
+      <w:r>
+        <w:t>implementar una arquitectura comprensible y trazable</w:t>
+      </w:r>
+      <w:r>
+        <w:t xml:space="preserve"> </w:t>
+      </w:r>
+      <w:r>
+        <w:t>en Ionic</w:t>
+      </w:r>
+      <w:r>
+        <w:t>(</w:t>
+      </w:r>
+      <w:r>
+        <w:t>Angular</w:t>
+      </w:r>
+      <w:r>
+        <w:t xml:space="preserve">), </w:t>
+      </w:r>
+      <w:r>
+        <w:t>Capacitor</w:t>
+      </w:r>
+      <w:r>
+        <w:t xml:space="preserve">, con </w:t>
+      </w:r>
+      <w:r>
+        <w:t>plugins</w:t>
+      </w:r>
+      <w:r>
+        <w:t xml:space="preserve"> </w:t>
+      </w:r>
+      <w:r>
+        <w:t>Java.</w:t>
+      </w:r>
+    </w:p>
+    <w:p>
+      <w:pPr>
+        <w:numPr>
+          <w:ilvl w:val="0"/>
+          <w:numId w:val="73"/>
+        </w:numPr>
+        <w:jc w:val="both"/>
+      </w:pPr>
+      <w:r>
+        <w:t>d</w:t>
+      </w:r>
+      <w:r>
+        <w:t xml:space="preserve">ocumentar </w:t>
+      </w:r>
+      <w:r>
+        <w:t>las decisiones técnicas y de producto</w:t>
+      </w:r>
+      <w:r>
+        <w:t xml:space="preserve"> </w:t>
+      </w:r>
+      <w:r>
+        <w:t>(visión, requisitos, arquitectura, planificación, pruebas, riesgos).</w:t>
+      </w:r>
+    </w:p>
+    <w:p>
+      <w:pPr>
+        <w:jc w:val="both"/>
+      </w:pPr>
+    </w:p>
+    <w:p>
+      <w:pPr>
+        <w:pStyle w:val="Ttulo1"/>
+      </w:pPr>
+      <w:bookmarkStart w:id="16" w:name="_ALCANCE_ALTO_NIVEL"/>
+      <w:bookmarkEnd w:id="16"/>
+      <w:r>
+        <w:t>ALCANCE ALTO NIVEL</w:t>
+      </w:r>
+      <w:r>
+        <w:rPr>
+          <w:rFonts w:cs="Calibri Light"/>
+          <w:caps w:val="0"/>
+          <w:sz w:val="18"/>
+          <w:szCs w:val="18"/>
+        </w:rPr>
+        <w:t xml:space="preserve"> </w:t>
+      </w:r>
+      <w:hyperlink w:anchor="_ÍNDICE" w:history="1">
+        <w:r>
+          <w:rPr>
+            <w:rStyle w:val="HipervnculoalndiceCar"/>
+            <w:rFonts w:ascii="Calibri Light" w:hAnsi="Calibri Light" w:cs="Calibri Light"/>
+            <w:caps w:val="0"/>
+            <w:szCs w:val="18"/>
+          </w:rPr>
+          <w:t>- ir al índice -</w:t>
+        </w:r>
+      </w:hyperlink>
+    </w:p>
+    <w:p>
+      <w:pPr>
+        <w:jc w:val="both"/>
+      </w:pPr>
+    </w:p>
+    <w:p>
+      <w:pPr>
+        <w:pStyle w:val="Ttulo2"/>
+      </w:pPr>
+      <w:bookmarkStart w:id="17" w:name="_Incluido"/>
+      <w:bookmarkEnd w:id="17"/>
+      <w:r>
+        <w:t>Incluido</w:t>
+      </w:r>
+    </w:p>
+    <w:p>
+      <w:pPr>
+        <w:pStyle w:val="Prrafodelista"/>
+        <w:numPr>
+          <w:ilvl w:val="0"/>
+          <w:numId w:val="81"/>
+        </w:numPr>
+        <w:jc w:val="both"/>
+      </w:pPr>
+      <w:r>
+        <w:t>Análisis y documentación del proyecto</w:t>
+      </w:r>
+      <w:r>
+        <w:t>.</w:t>
+      </w:r>
+    </w:p>
+    <w:p>
+      <w:pPr>
+        <w:pStyle w:val="Prrafodelista"/>
+        <w:numPr>
+          <w:ilvl w:val="0"/>
+          <w:numId w:val="81"/>
+        </w:numPr>
+        <w:jc w:val="both"/>
+      </w:pPr>
+      <w:r>
+        <w:t>Desarrollo de la aplicación móvil</w:t>
+      </w:r>
+      <w:r>
+        <w:t>:</w:t>
+      </w:r>
+    </w:p>
+    <w:p>
+      <w:pPr>
+        <w:numPr>
+          <w:ilvl w:val="1"/>
+          <w:numId w:val="81"/>
+        </w:numPr>
+        <w:jc w:val="both"/>
+      </w:pPr>
+      <w:r>
+        <w:t>P</w:t>
+      </w:r>
+      <w:r>
+        <w:t>lataforma</w:t>
+      </w:r>
+      <w:r>
+        <w:t xml:space="preserve"> inicial</w:t>
+      </w:r>
+      <w:r>
+        <w:t>: Android 10</w:t>
+      </w:r>
+      <w:r>
+        <w:t>+,</w:t>
+      </w:r>
+    </w:p>
+    <w:p>
+      <w:pPr>
+        <w:numPr>
+          <w:ilvl w:val="1"/>
+          <w:numId w:val="81"/>
+        </w:numPr>
+        <w:jc w:val="both"/>
+      </w:pPr>
+      <w:r>
+        <w:t>s</w:t>
+      </w:r>
+      <w:r>
+        <w:t xml:space="preserve">in </w:t>
+      </w:r>
+      <w:r>
+        <w:t>B</w:t>
+      </w:r>
+      <w:r>
+        <w:t>ack</w:t>
+      </w:r>
+      <w:r>
+        <w:t>E</w:t>
+      </w:r>
+      <w:r>
+        <w:t xml:space="preserve">nd, </w:t>
+      </w:r>
+    </w:p>
+    <w:p>
+      <w:pPr>
+        <w:numPr>
+          <w:ilvl w:val="1"/>
+          <w:numId w:val="81"/>
+        </w:numPr>
+        <w:jc w:val="both"/>
+      </w:pPr>
+      <w:r>
+        <w:t>sin servicios externos</w:t>
+      </w:r>
+      <w:r>
+        <w:t>.</w:t>
+      </w:r>
+    </w:p>
+    <w:p>
+      <w:pPr>
+        <w:pStyle w:val="Prrafodelista"/>
+        <w:numPr>
+          <w:ilvl w:val="0"/>
+          <w:numId w:val="81"/>
+        </w:numPr>
+        <w:jc w:val="both"/>
+      </w:pPr>
+      <w:r>
+        <w:t>Pruebas básicas y validación funcional.</w:t>
+      </w:r>
+    </w:p>
+    <w:p>
+      <w:pPr>
+        <w:pStyle w:val="Prrafodelista"/>
+        <w:numPr>
+          <w:ilvl w:val="0"/>
+          <w:numId w:val="81"/>
+        </w:numPr>
+        <w:jc w:val="both"/>
+      </w:pPr>
+      <w:r>
+        <w:t>Con d</w:t>
+      </w:r>
+      <w:r>
+        <w:t>ocumentación técnica esencial.</w:t>
+      </w:r>
+    </w:p>
+    <w:p>
+      <w:pPr>
+        <w:numPr>
+          <w:ilvl w:val="0"/>
+          <w:numId w:val="74"/>
+        </w:numPr>
+        <w:jc w:val="both"/>
+      </w:pPr>
+      <w:r>
+        <w:t>Foco en uso interno / personal y en calidad técnica/documental.</w:t>
+      </w:r>
+    </w:p>
+    <w:p>
+      <w:pPr>
+        <w:numPr>
+          <w:ilvl w:val="0"/>
+          <w:numId w:val="74"/>
+        </w:numPr>
+        <w:jc w:val="both"/>
+      </w:pPr>
+      <w:r>
+        <w:t>Sin modelo de negocio ni objetivos de ingreso asociados</w:t>
+      </w:r>
+      <w:r>
+        <w:t>.</w:t>
+      </w:r>
+    </w:p>
+    <w:p>
+      <w:pPr>
+        <w:jc w:val="both"/>
+      </w:pPr>
+    </w:p>
+    <w:p>
+      <w:pPr>
+        <w:pStyle w:val="Ttulo2"/>
+      </w:pPr>
+      <w:bookmarkStart w:id="18" w:name="_Excluido"/>
+      <w:bookmarkEnd w:id="18"/>
+      <w:r>
+        <w:t>Excluido</w:t>
+      </w:r>
+    </w:p>
+    <w:p>
+      <w:pPr>
+        <w:pStyle w:val="Prrafodelista"/>
+        <w:numPr>
+          <w:ilvl w:val="0"/>
+          <w:numId w:val="82"/>
+        </w:numPr>
+        <w:jc w:val="both"/>
+      </w:pPr>
+      <w:r>
+        <w:t xml:space="preserve">Publicación en </w:t>
+      </w:r>
+      <w:r>
+        <w:t xml:space="preserve">tiendas oficial es como </w:t>
+      </w:r>
+      <w:r>
+        <w:t>Google Play o Apple Store.</w:t>
+      </w:r>
+    </w:p>
+    <w:p>
+      <w:pPr>
+        <w:pStyle w:val="Prrafodelista"/>
+        <w:numPr>
+          <w:ilvl w:val="0"/>
+          <w:numId w:val="82"/>
+        </w:numPr>
+        <w:jc w:val="both"/>
+      </w:pPr>
+      <w:r>
+        <w:t>Soporte a terceros.</w:t>
+      </w:r>
+    </w:p>
+    <w:p>
+      <w:pPr>
+        <w:pStyle w:val="Prrafodelista"/>
+        <w:numPr>
+          <w:ilvl w:val="0"/>
+          <w:numId w:val="82"/>
+        </w:numPr>
+        <w:jc w:val="both"/>
+      </w:pPr>
+      <w:r>
+        <w:t>Cumplimiento normativo para distribución comercial.</w:t>
+      </w:r>
+    </w:p>
+    <w:p>
+      <w:pPr>
+        <w:jc w:val="both"/>
+      </w:pPr>
+    </w:p>
+    <w:p>
+      <w:pPr>
+        <w:pStyle w:val="Ttulo1"/>
+      </w:pPr>
+      <w:bookmarkStart w:id="19" w:name="_STAKEHOLDERS,_ROLES_Y"/>
+      <w:bookmarkEnd w:id="19"/>
+      <w:r>
+        <w:lastRenderedPageBreak/>
+        <w:t xml:space="preserve">STAKEHOLDERS, </w:t>
+      </w:r>
+      <w:r>
+        <w:t>ROLES Y RESPONSABILIDADES</w:t>
+      </w:r>
+      <w:r>
+        <w:rPr>
+          <w:rFonts w:cs="Calibri Light"/>
+          <w:caps w:val="0"/>
+          <w:sz w:val="18"/>
+          <w:szCs w:val="18"/>
+        </w:rPr>
+        <w:t xml:space="preserve"> </w:t>
+      </w:r>
+      <w:hyperlink w:anchor="_ÍNDICE" w:history="1">
+        <w:r>
+          <w:rPr>
+            <w:rStyle w:val="HipervnculoalndiceCar"/>
+            <w:rFonts w:ascii="Calibri Light" w:hAnsi="Calibri Light" w:cs="Calibri Light"/>
+            <w:caps w:val="0"/>
+            <w:szCs w:val="18"/>
+          </w:rPr>
+          <w:t>- ir al índice -</w:t>
+        </w:r>
+      </w:hyperlink>
+    </w:p>
+    <w:p>
+      <w:pPr>
+        <w:jc w:val="both"/>
+      </w:pPr>
+    </w:p>
+    <w:p>
+      <w:pPr>
+        <w:jc w:val="both"/>
+      </w:pPr>
+      <w:r>
+        <w:t>S</w:t>
+      </w:r>
+      <w:r>
+        <w:t>e distinguen los siguientes roles dentro</w:t>
+      </w:r>
+      <w:r>
+        <w:rPr>
+          <w:vertAlign w:val="superscript"/>
+        </w:rPr>
+        <w:t>1</w:t>
+      </w:r>
+      <w:r>
+        <w:t xml:space="preserve"> de </w:t>
+      </w:r>
+      <w:hyperlink r:id="rId17" w:history="1">
+        <w:r>
+          <w:rPr>
+            <w:rStyle w:val="Hipervnculo"/>
+            <w:b/>
+            <w:bCs/>
+          </w:rPr>
+          <w:t>dcueli.com</w:t>
+        </w:r>
+      </w:hyperlink>
+      <w:r>
+        <w:t>:</w:t>
+      </w:r>
+    </w:p>
+    <w:p>
+      <w:pPr>
+        <w:jc w:val="both"/>
+      </w:pPr>
+    </w:p>
+    <w:p>
+      <w:pPr>
+        <w:numPr>
+          <w:ilvl w:val="0"/>
+          <w:numId w:val="75"/>
+        </w:numPr>
+        <w:jc w:val="both"/>
+      </w:pPr>
+      <w:r>
+        <w:rPr>
+          <w:b/>
+          <w:bCs/>
+        </w:rPr>
+        <w:t>Sponsor</w:t>
+      </w:r>
+      <w:r>
+        <w:t>: Usuario/Cliente</w:t>
+      </w:r>
+    </w:p>
+    <w:p>
+      <w:pPr>
+        <w:numPr>
+          <w:ilvl w:val="0"/>
+          <w:numId w:val="75"/>
+        </w:numPr>
+        <w:jc w:val="both"/>
+      </w:pPr>
+      <w:r>
+        <w:rPr>
+          <w:b/>
+          <w:bCs/>
+        </w:rPr>
+        <w:t>Project Manager (PM)</w:t>
+      </w:r>
+      <w:r>
+        <w:t>: Planifica, hace seguimiento, gestiona riesgos y documentación.</w:t>
+      </w:r>
+    </w:p>
+    <w:p>
+      <w:pPr>
+        <w:numPr>
+          <w:ilvl w:val="0"/>
+          <w:numId w:val="75"/>
+        </w:numPr>
+        <w:jc w:val="both"/>
+      </w:pPr>
+      <w:r>
+        <w:rPr>
+          <w:b/>
+          <w:bCs/>
+        </w:rPr>
+        <w:t>Product Owner (PO)</w:t>
+      </w:r>
+      <w:r>
+        <w:t>: Define visión del producto y prioriza el backlog.</w:t>
+      </w:r>
+    </w:p>
+    <w:p>
+      <w:pPr>
+        <w:numPr>
+          <w:ilvl w:val="0"/>
+          <w:numId w:val="75"/>
+        </w:numPr>
+        <w:jc w:val="both"/>
+      </w:pPr>
+      <w:r>
+        <w:rPr>
+          <w:b/>
+          <w:bCs/>
+        </w:rPr>
+        <w:t>Software Architect (SA)</w:t>
+      </w:r>
+      <w:r>
+        <w:t>: Diseña arquitectura técnica y toma decisiones de diseño.</w:t>
+      </w:r>
+    </w:p>
+    <w:p>
+      <w:pPr>
+        <w:numPr>
+          <w:ilvl w:val="0"/>
+          <w:numId w:val="75"/>
+        </w:numPr>
+        <w:jc w:val="both"/>
+      </w:pPr>
+      <w:r>
+        <w:rPr>
+          <w:b/>
+          <w:bCs/>
+        </w:rPr>
+        <w:t>Desarrollador</w:t>
+      </w:r>
+      <w:r>
+        <w:t>: Implementa frontend, plugins nativos y lógica de negocio.</w:t>
+      </w:r>
+    </w:p>
+    <w:p>
+      <w:pPr>
+        <w:numPr>
+          <w:ilvl w:val="0"/>
+          <w:numId w:val="75"/>
+        </w:numPr>
+        <w:jc w:val="both"/>
+      </w:pPr>
+      <w:r>
+        <w:rPr>
+          <w:b/>
+          <w:bCs/>
+        </w:rPr>
+        <w:t>QA / Tester</w:t>
+      </w:r>
+      <w:r>
+        <w:t>: Diseña y ejecuta pruebas funcionales y de calidad.</w:t>
+      </w:r>
+    </w:p>
+    <w:p>
+      <w:pPr>
+        <w:numPr>
+          <w:ilvl w:val="0"/>
+          <w:numId w:val="75"/>
+        </w:numPr>
+        <w:jc w:val="both"/>
+      </w:pPr>
+      <w:r>
+        <w:rPr>
+          <w:b/>
+          <w:bCs/>
+        </w:rPr>
+        <w:t>Scrum Master</w:t>
+      </w:r>
+      <w:r>
+        <w:t>: Vela por la aplicación de prácticas ágiles.</w:t>
+      </w:r>
+    </w:p>
+    <w:p>
+      <w:pPr>
+        <w:jc w:val="both"/>
+      </w:pPr>
+    </w:p>
+    <w:p>
+      <w:pPr>
+        <w:jc w:val="both"/>
+        <w:rPr>
+          <w:rStyle w:val="Textodelmarcadordeposicin"/>
+        </w:rPr>
+      </w:pPr>
+      <w:r>
+        <w:rPr>
+          <w:rStyle w:val="Textodelmarcadordeposicin"/>
+        </w:rPr>
+        <w:t>1.</w:t>
+      </w:r>
+      <w:r>
+        <w:rPr>
+          <w:rStyle w:val="Textodelmarcadordeposicin"/>
+        </w:rPr>
+        <w:t xml:space="preserve"> Aunque todas las funciones recaen sobre una misma persona, a nivel formal</w:t>
+      </w:r>
+      <w:r>
+        <w:rPr>
+          <w:rStyle w:val="Textodelmarcadordeposicin"/>
+        </w:rPr>
+        <w:t xml:space="preserve"> dcueli.com se divide en los roles mencionados</w:t>
+      </w:r>
+    </w:p>
+    <w:p>
+      <w:pPr>
+        <w:jc w:val="both"/>
+      </w:pPr>
+    </w:p>
+    <w:p>
+      <w:pPr>
+        <w:pStyle w:val="Ttulo1"/>
+        <w:rPr>
+          <w:b/>
+          <w:bCs/>
+        </w:rPr>
+      </w:pPr>
+      <w:bookmarkStart w:id="20" w:name="_RIESGOS_PRINCIPALES_-"/>
+      <w:bookmarkEnd w:id="20"/>
+      <w:r>
+        <w:rPr>
+          <w:rStyle w:val="Ttulo1Car"/>
+        </w:rPr>
+        <w:t>RIESGOS PRINCIPALES</w:t>
+      </w:r>
+      <w:r>
+        <w:rPr>
+          <w:rFonts w:cs="Calibri Light"/>
+          <w:caps w:val="0"/>
+          <w:sz w:val="18"/>
+          <w:szCs w:val="18"/>
+        </w:rPr>
+        <w:t xml:space="preserve"> </w:t>
+      </w:r>
+      <w:hyperlink w:anchor="_ÍNDICE" w:history="1">
+        <w:r>
+          <w:rPr>
+            <w:rStyle w:val="HipervnculoalndiceCar"/>
+            <w:rFonts w:ascii="Calibri Light" w:hAnsi="Calibri Light" w:cs="Calibri Light"/>
+            <w:caps w:val="0"/>
+            <w:szCs w:val="18"/>
+          </w:rPr>
+          <w:t>- ir al índice -</w:t>
+        </w:r>
+      </w:hyperlink>
+    </w:p>
+    <w:p>
+      <w:pPr>
+        <w:jc w:val="both"/>
+      </w:pPr>
+    </w:p>
+    <w:p>
+      <w:pPr>
+        <w:pStyle w:val="Ttulo2"/>
+      </w:pPr>
+      <w:bookmarkStart w:id="21" w:name="_Técnicos"/>
+      <w:bookmarkEnd w:id="21"/>
+      <w:r>
+        <w:t>Técnicos</w:t>
+      </w:r>
+    </w:p>
+    <w:p>
+      <w:pPr>
+        <w:pStyle w:val="Prrafodelista"/>
+        <w:numPr>
+          <w:ilvl w:val="0"/>
+          <w:numId w:val="83"/>
+        </w:numPr>
+        <w:jc w:val="both"/>
+      </w:pPr>
+      <w:r>
+        <w:t>Introducción innecesaria de complejidad técnica.</w:t>
+      </w:r>
+    </w:p>
+    <w:p>
+      <w:pPr>
+        <w:pStyle w:val="Prrafodelista"/>
+        <w:numPr>
+          <w:ilvl w:val="0"/>
+          <w:numId w:val="83"/>
+        </w:numPr>
+        <w:jc w:val="both"/>
+      </w:pPr>
+      <w:r>
+        <w:t>Limitaciones de APIs de Android para grabación de llamadas en ciertas versiones/dispositivos.</w:t>
+      </w:r>
+    </w:p>
+    <w:p>
+      <w:pPr>
+        <w:jc w:val="both"/>
+      </w:pPr>
+    </w:p>
+    <w:p>
+      <w:pPr>
+        <w:pStyle w:val="Ttulo2"/>
+      </w:pPr>
+      <w:bookmarkStart w:id="22" w:name="_Legales"/>
+      <w:bookmarkEnd w:id="22"/>
+      <w:r>
+        <w:t>Legales</w:t>
+      </w:r>
+    </w:p>
+    <w:p>
+      <w:pPr>
+        <w:pStyle w:val="Prrafodelista"/>
+        <w:numPr>
+          <w:ilvl w:val="0"/>
+          <w:numId w:val="84"/>
+        </w:numPr>
+        <w:jc w:val="both"/>
+      </w:pPr>
+      <w:r>
+        <w:t>El proyecto se desarrolla sin presión comercial.</w:t>
+      </w:r>
+    </w:p>
+    <w:p>
+      <w:pPr>
+        <w:pStyle w:val="Prrafodelista"/>
+        <w:numPr>
+          <w:ilvl w:val="0"/>
+          <w:numId w:val="84"/>
+        </w:numPr>
+        <w:jc w:val="both"/>
+      </w:pPr>
+      <w:r>
+        <w:t>Limitaciones para distribución pública</w:t>
+      </w:r>
+      <w:r>
+        <w:t>.</w:t>
+      </w:r>
+    </w:p>
+    <w:p>
+      <w:pPr>
+        <w:pStyle w:val="Prrafodelista"/>
+        <w:numPr>
+          <w:ilvl w:val="0"/>
+          <w:numId w:val="84"/>
+        </w:numPr>
+        <w:jc w:val="both"/>
+      </w:pPr>
+      <w:r>
+        <w:t>Requisitos de privacidad y consentimiento para la grabación de comunicaciones, tanto a nivel local como internacional.</w:t>
+      </w:r>
+    </w:p>
+    <w:p>
+      <w:pPr>
+        <w:jc w:val="both"/>
+      </w:pPr>
+    </w:p>
+    <w:p>
+      <w:pPr>
+        <w:pStyle w:val="Ttulo2"/>
+      </w:pPr>
+      <w:bookmarkStart w:id="23" w:name="_1De_capacidad"/>
+      <w:bookmarkEnd w:id="23"/>
+      <w:r>
+        <w:rPr>
+          <w:vertAlign w:val="superscript"/>
+        </w:rPr>
+        <w:t>1</w:t>
+      </w:r>
+      <w:r>
+        <w:t>De capacidad</w:t>
+      </w:r>
+    </w:p>
+    <w:p>
+      <w:pPr>
+        <w:pStyle w:val="Prrafodelista"/>
+        <w:numPr>
+          <w:ilvl w:val="0"/>
+          <w:numId w:val="84"/>
+        </w:numPr>
+        <w:jc w:val="both"/>
+      </w:pPr>
+      <w:r>
+        <w:t>Proyecto sostenido por un único recurso</w:t>
+      </w:r>
+      <w:r>
+        <w:t>:</w:t>
+      </w:r>
+      <w:r>
+        <w:t xml:space="preserve"> </w:t>
+      </w:r>
+      <w:hyperlink r:id="rId18" w:history="1">
+        <w:r>
+          <w:rPr>
+            <w:rStyle w:val="Hipervnculo"/>
+            <w:b/>
+            <w:bCs/>
+          </w:rPr>
+          <w:t>dcueli.com</w:t>
+        </w:r>
+      </w:hyperlink>
+      <w:r>
+        <w:t>, con dedicación parcial.</w:t>
+      </w:r>
+    </w:p>
+    <w:p>
+      <w:pPr>
+        <w:pStyle w:val="Prrafodelista"/>
+        <w:numPr>
+          <w:ilvl w:val="0"/>
+          <w:numId w:val="84"/>
+        </w:numPr>
+        <w:jc w:val="both"/>
+      </w:pPr>
+      <w:r>
+        <w:t>Sobredimensionamiento del alcance.</w:t>
+      </w:r>
+    </w:p>
+    <w:p>
+      <w:pPr>
+        <w:pStyle w:val="Prrafodelista"/>
+        <w:numPr>
+          <w:ilvl w:val="0"/>
+          <w:numId w:val="84"/>
+        </w:numPr>
+        <w:jc w:val="both"/>
+      </w:pPr>
+      <w:r>
+        <w:t>Falta de continuidad temporal.</w:t>
+      </w:r>
+    </w:p>
+    <w:p>
+      <w:pPr>
+        <w:jc w:val="both"/>
+        <w:rPr>
+          <w:i/>
+          <w:iCs/>
+        </w:rPr>
+      </w:pPr>
+    </w:p>
+    <w:p>
+      <w:pPr>
+        <w:jc w:val="both"/>
+        <w:rPr>
+          <w:rStyle w:val="Textodelmarcadordeposicin"/>
+        </w:rPr>
+      </w:pPr>
+      <w:r>
+        <w:rPr>
+          <w:rStyle w:val="Textodelmarcadordeposicin"/>
+        </w:rPr>
+        <w:t>1.</w:t>
+      </w:r>
+      <w:r>
+        <w:rPr>
+          <w:rStyle w:val="Textodelmarcadordeposicin"/>
+        </w:rPr>
+        <w:t xml:space="preserve"> </w:t>
+      </w:r>
+      <w:r>
+        <w:rPr>
+          <w:rStyle w:val="Textodelmarcadordeposicin"/>
+        </w:rPr>
+        <w:t>El detalle se desarrollará en el Registro de Riesgos.</w:t>
+      </w:r>
+    </w:p>
+    <w:p>
+      <w:pPr>
+        <w:jc w:val="both"/>
+      </w:pPr>
+    </w:p>
+    <w:p>
+      <w:pPr>
+        <w:pStyle w:val="Ttulo1"/>
+      </w:pPr>
+      <w:bookmarkStart w:id="24" w:name="_PRESUPUESTO_Y_RECURSOS"/>
+      <w:bookmarkEnd w:id="24"/>
+      <w:r>
+        <w:t>PRESUPUESTO Y RECURSOS</w:t>
+      </w:r>
+      <w:r>
+        <w:rPr>
+          <w:rFonts w:cs="Calibri Light"/>
+          <w:caps w:val="0"/>
+          <w:sz w:val="18"/>
+          <w:szCs w:val="18"/>
+        </w:rPr>
+        <w:t xml:space="preserve"> </w:t>
+      </w:r>
+      <w:hyperlink w:anchor="_ÍNDICE" w:history="1">
+        <w:r>
+          <w:rPr>
+            <w:rStyle w:val="HipervnculoalndiceCar"/>
+            <w:rFonts w:ascii="Calibri Light" w:hAnsi="Calibri Light" w:cs="Calibri Light"/>
+            <w:caps w:val="0"/>
+            <w:szCs w:val="18"/>
+          </w:rPr>
+          <w:t>- ir al índice -</w:t>
+        </w:r>
+      </w:hyperlink>
+    </w:p>
+    <w:p>
+      <w:pPr>
+        <w:jc w:val="both"/>
+      </w:pPr>
+    </w:p>
+    <w:p>
+      <w:pPr>
+        <w:jc w:val="both"/>
+      </w:pPr>
+      <w:r>
+        <w:t xml:space="preserve">El </w:t>
+      </w:r>
+      <w:r>
+        <w:rPr>
+          <w:i/>
+          <w:iCs/>
+        </w:rPr>
+        <w:t>Presupuesto interno teórico</w:t>
+      </w:r>
+      <w:r>
+        <w:t xml:space="preserve"> para </w:t>
       </w:r>
       <w:r>
         <w:rPr>
@@ -2281,430 +3829,321 @@
         </w:rPr>
         <w:t>Mexus</w:t>
       </w:r>
-    </w:p>
-    <w:p>
+      <w:r>
+        <w:t xml:space="preserve">, versión inicial </w:t>
+      </w:r>
       <w:r>
         <w:rPr>
           <w:i/>
           <w:iCs/>
         </w:rPr>
-        <w:t>Fecha de inicio</w:t>
-      </w:r>
-      <w:r>
-        <w:t xml:space="preserve">: </w:t>
+        <w:t>0.1.0</w:t>
+      </w:r>
+      <w:r>
+        <w:t>: </w:t>
       </w:r>
       <w:r>
         <w:rPr>
           <w:b/>
           <w:bCs/>
         </w:rPr>
-        <w:t>27/ene/2026</w:t>
-      </w:r>
-      <w:r>
+        <w:t>8</w:t>
+      </w:r>
+      <w:r>
+        <w:rPr>
+          <w:b/>
+          <w:bCs/>
+        </w:rPr>
         <w:t>.</w:t>
+      </w:r>
+      <w:r>
+        <w:rPr>
+          <w:b/>
+          <w:bCs/>
+        </w:rPr>
+        <w:t>8</w:t>
+      </w:r>
+      <w:r>
+        <w:rPr>
+          <w:b/>
+          <w:bCs/>
+        </w:rPr>
+        <w:t>00 €</w:t>
+      </w:r>
+      <w:r>
+        <w:rPr>
+          <w:b/>
+          <w:bCs/>
+          <w:vertAlign w:val="superscript"/>
+        </w:rPr>
+        <w:t>1</w:t>
+      </w:r>
+      <w:r>
+        <w:t>, correspondiente a unas 110 horas de trabajo estimadas.</w:t>
       </w:r>
     </w:p>
     <w:p>
+      <w:pPr>
+        <w:jc w:val="both"/>
+      </w:pPr>
+    </w:p>
+    <w:p>
+      <w:pPr>
+        <w:jc w:val="both"/>
+      </w:pPr>
+      <w:r>
+        <w:t>Recursos</w:t>
+      </w:r>
+      <w:r>
+        <w:t xml:space="preserve"> asignados de </w:t>
+      </w:r>
       <w:r>
         <w:rPr>
           <w:i/>
           <w:iCs/>
         </w:rPr>
-        <w:t>Versión de referencia</w:t>
-      </w:r>
-      <w:r>
-        <w:t xml:space="preserve">: </w:t>
+        <w:t>1 FTE</w:t>
+      </w:r>
+      <w:r>
+        <w:rPr>
+          <w:vertAlign w:val="superscript"/>
+        </w:rPr>
+        <w:t>2</w:t>
+      </w:r>
+      <w:r>
+        <w:t xml:space="preserve"> equivalente.</w:t>
+      </w:r>
+    </w:p>
+    <w:p>
+      <w:pPr>
+        <w:jc w:val="both"/>
+      </w:pPr>
+    </w:p>
+    <w:p>
+      <w:pPr>
+        <w:jc w:val="both"/>
+        <w:rPr>
+          <w:rStyle w:val="Textodelmarcadordeposicin"/>
+        </w:rPr>
+      </w:pPr>
+      <w:r>
+        <w:rPr>
+          <w:rStyle w:val="Textodelmarcadordeposicin"/>
+        </w:rPr>
+        <w:t>1.</w:t>
+      </w:r>
+      <w:r>
+        <w:rPr>
+          <w:rStyle w:val="Textodelmarcadordeposicin"/>
+        </w:rPr>
+        <w:t xml:space="preserve"> Los valores monetarios indicados en el documento son orientativos y ficticios.</w:t>
+      </w:r>
+    </w:p>
+    <w:p>
+      <w:pPr>
+        <w:jc w:val="both"/>
+        <w:rPr>
+          <w:rStyle w:val="Textodelmarcadordeposicin"/>
+        </w:rPr>
+      </w:pPr>
+      <w:r>
+        <w:rPr>
+          <w:rStyle w:val="Textodelmarcadordeposicin"/>
+        </w:rPr>
+        <w:t xml:space="preserve">2. </w:t>
+      </w:r>
+      <w:hyperlink r:id="rId19" w:history="1">
+        <w:r>
+          <w:rPr>
+            <w:rStyle w:val="Hipervnculo"/>
+            <w:rFonts w:ascii="Calibri Light" w:hAnsi="Calibri Light"/>
+            <w:b/>
+            <w:bCs/>
+            <w:sz w:val="18"/>
+          </w:rPr>
+          <w:t>dcueli.com</w:t>
+        </w:r>
+      </w:hyperlink>
+      <w:r>
+        <w:rPr>
+          <w:rStyle w:val="Textodelmarcadordeposicin"/>
+        </w:rPr>
+        <w:t xml:space="preserve"> aporta el equivalente a una persona a tiempo completo para realizar todas las funciones del proyecto </w:t>
+      </w:r>
+      <w:r>
+        <w:rPr>
+          <w:rStyle w:val="Textodelmarcadordeposicin"/>
+          <w:b/>
+          <w:bCs/>
+        </w:rPr>
+        <w:t>Mexus</w:t>
+      </w:r>
+      <w:r>
+        <w:rPr>
+          <w:rStyle w:val="Textodelmarcadordeposicin"/>
+        </w:rPr>
+        <w:t xml:space="preserve"> durante el periodo considerado</w:t>
+      </w:r>
+    </w:p>
+    <w:p>
+      <w:pPr>
+        <w:jc w:val="both"/>
+        <w:rPr>
+          <w:rStyle w:val="Textodelmarcadordeposicin"/>
+        </w:rPr>
+      </w:pPr>
+    </w:p>
+    <w:p>
+      <w:pPr>
+        <w:pStyle w:val="Ttulo1"/>
+        <w:rPr>
+          <w:rFonts w:eastAsia="Times New Roman"/>
+          <w:sz w:val="36"/>
+          <w:szCs w:val="36"/>
+        </w:rPr>
+      </w:pPr>
+      <w:bookmarkStart w:id="25" w:name="_Autoridad_y_toma"/>
+      <w:bookmarkEnd w:id="25"/>
+      <w:r>
+        <w:rPr>
+          <w:caps w:val="0"/>
+        </w:rPr>
+        <w:lastRenderedPageBreak/>
+        <w:t>AUTORIDAD Y TOMA DE DECISIONES</w:t>
+      </w:r>
+      <w:r>
+        <w:rPr>
+          <w:rFonts w:cs="Calibri Light"/>
+          <w:caps w:val="0"/>
+          <w:sz w:val="18"/>
+          <w:szCs w:val="18"/>
+        </w:rPr>
+        <w:t xml:space="preserve"> </w:t>
+      </w:r>
+      <w:hyperlink w:anchor="_ÍNDICE" w:history="1">
+        <w:r>
+          <w:rPr>
+            <w:rStyle w:val="HipervnculoalndiceCar"/>
+            <w:rFonts w:ascii="Calibri Light" w:hAnsi="Calibri Light" w:cs="Calibri Light"/>
+            <w:caps w:val="0"/>
+            <w:szCs w:val="18"/>
+          </w:rPr>
+          <w:t>- ir al índice -</w:t>
+        </w:r>
+      </w:hyperlink>
+    </w:p>
+    <w:p/>
+    <w:p>
+      <w:r>
+        <w:t>El usuario actúa como autoridad final en todas las decisiones de alcance, producto y técnica.</w:t>
+      </w:r>
+    </w:p>
+    <w:p>
+      <w:r>
+        <w:t>El Project Manager propone, documenta y estructura, pero no impone decisiones</w:t>
+      </w:r>
+      <w:r>
+        <w:t>, ningún rol impone decisiones.</w:t>
+      </w:r>
+    </w:p>
+    <w:p>
+      <w:pPr>
+        <w:jc w:val="both"/>
+      </w:pPr>
+    </w:p>
+    <w:p>
+      <w:pPr>
+        <w:pStyle w:val="Ttulo1"/>
+      </w:pPr>
+      <w:bookmarkStart w:id="26" w:name="_CRITERIOS_DE_ÉXITO"/>
+      <w:bookmarkEnd w:id="26"/>
+      <w:r>
+        <w:t>CRITERIOS DE ÉXITO</w:t>
+      </w:r>
+      <w:r>
+        <w:rPr>
+          <w:rFonts w:cs="Calibri Light"/>
+          <w:caps w:val="0"/>
+          <w:sz w:val="18"/>
+          <w:szCs w:val="18"/>
+        </w:rPr>
+        <w:t xml:space="preserve"> </w:t>
+      </w:r>
+      <w:hyperlink w:anchor="_ÍNDICE" w:history="1">
+        <w:r>
+          <w:rPr>
+            <w:rStyle w:val="HipervnculoalndiceCar"/>
+            <w:rFonts w:ascii="Calibri Light" w:hAnsi="Calibri Light" w:cs="Calibri Light"/>
+            <w:caps w:val="0"/>
+            <w:szCs w:val="18"/>
+          </w:rPr>
+          <w:t>- ir al índice -</w:t>
+        </w:r>
+      </w:hyperlink>
+    </w:p>
+    <w:p>
+      <w:pPr>
+        <w:jc w:val="both"/>
+      </w:pPr>
+    </w:p>
+    <w:p>
+      <w:pPr>
+        <w:jc w:val="both"/>
+      </w:pPr>
+      <w:r>
+        <w:t xml:space="preserve">El proyecto </w:t>
       </w:r>
       <w:r>
         <w:rPr>
           <w:b/>
           <w:bCs/>
         </w:rPr>
-        <w:t>Mexus 0.1.0 (MVP interno)</w:t>
-      </w:r>
-    </w:p>
-    <w:p/>
-    <w:p>
-      <w:pPr>
-        <w:pStyle w:val="Ttulo1"/>
-      </w:pPr>
-      <w:r>
-        <w:t>RESUMEN EJECUTIVO</w:t>
-      </w:r>
-    </w:p>
-    <w:p/>
-    <w:p>
+        <w:t xml:space="preserve">Mexus </w:t>
+      </w:r>
       <w:r>
         <w:rPr>
           <w:b/>
           <w:bCs/>
         </w:rPr>
-        <w:t>Mexus</w:t>
-      </w:r>
-      <w:r>
-        <w:t xml:space="preserve"> es un proyecto de desarrollo de software privado cuyo objetivo es crear una aplicación Android para la grabación controlada y local de llamadas telefónicas propias.</w:t>
-      </w:r>
-    </w:p>
-    <w:p/>
-    <w:p>
-      <w:r>
-        <w:t>El proyecto no persigue fines comerciales ni de distribución pública. Su valor reside en la utilidad personal, el aprendizaje profundo y la aplicación rigurosa de buenas prácticas de gestión de proyectos, arquitectura y desarrollo. </w:t>
-      </w:r>
-    </w:p>
-    <w:p/>
-    <w:p>
-      <w:pPr>
-        <w:pStyle w:val="Ttulo1"/>
-      </w:pPr>
-      <w:r>
-        <w:t>JUSTIFICACIÓN Y CASO DE NEGOCIO</w:t>
-      </w:r>
-    </w:p>
-    <w:p/>
-    <w:p>
-      <w:pPr>
-        <w:pStyle w:val="Ttulo2"/>
-      </w:pPr>
-      <w:r>
-        <w:lastRenderedPageBreak/>
-        <w:t>Problema u oportunidad</w:t>
-      </w:r>
-    </w:p>
-    <w:p>
-      <w:r>
-        <w:t>El usuario necesita una solución fiable y privada para grabar determinadas llamadas telefónicas en su dispositivo Android, sin depender de aplicaciones de terceros que puedan introducir riesgos de privacidad, publicidad</w:t>
-      </w:r>
-      <w:r>
-        <w:t xml:space="preserve"> </w:t>
-      </w:r>
-      <w:r>
-        <w:t>o pérdida de control sobre los datos.</w:t>
-      </w:r>
-    </w:p>
-    <w:p/>
-    <w:p>
-      <w:r>
-        <w:t>La existencia de restricciones técnicas y legales en l</w:t>
-      </w:r>
-      <w:r>
-        <w:t>os</w:t>
-      </w:r>
-      <w:r>
-        <w:t xml:space="preserve"> ecosistema</w:t>
-      </w:r>
-      <w:r>
-        <w:t>s</w:t>
-      </w:r>
-      <w:r>
-        <w:t xml:space="preserve"> </w:t>
-      </w:r>
-      <w:r>
-        <w:t>móviles</w:t>
-      </w:r>
-      <w:r>
-        <w:t xml:space="preserve"> hace especialmente valioso disponer de una solución propia, controlada y diseñada a medida de las necesidades del usuario.</w:t>
-      </w:r>
-    </w:p>
-    <w:p/>
-    <w:p>
-      <w:pPr>
-        <w:pStyle w:val="Ttulo2"/>
-      </w:pPr>
-      <w:r>
-        <w:t>Motivos funcionales</w:t>
-      </w:r>
-    </w:p>
-    <w:p>
-      <w:r>
-        <w:t>Existe una necesidad real de disponer de una herramienta que permita:</w:t>
-      </w:r>
-    </w:p>
-    <w:p/>
-    <w:p>
-      <w:pPr>
-        <w:numPr>
-          <w:ilvl w:val="0"/>
-          <w:numId w:val="62"/>
-        </w:numPr>
-      </w:pPr>
-      <w:r>
-        <w:t>r</w:t>
-      </w:r>
-      <w:r>
-        <w:t>egistrar conversaciones telefónicas propias</w:t>
-      </w:r>
-      <w:r>
-        <w:t>,</w:t>
-      </w:r>
-    </w:p>
-    <w:p>
-      <w:pPr>
-        <w:numPr>
-          <w:ilvl w:val="0"/>
-          <w:numId w:val="62"/>
-        </w:numPr>
-      </w:pPr>
-      <w:r>
-        <w:t>r</w:t>
-      </w:r>
-      <w:r>
-        <w:t>evisar hechos pasados con precisión</w:t>
-      </w:r>
-      <w:r>
-        <w:t>,</w:t>
-      </w:r>
-    </w:p>
-    <w:p>
-      <w:pPr>
-        <w:numPr>
-          <w:ilvl w:val="0"/>
-          <w:numId w:val="62"/>
-        </w:numPr>
-      </w:pPr>
-      <w:r>
-        <w:t>a</w:t>
-      </w:r>
-      <w:r>
-        <w:t>poyar la memoria y la trazabilidad de acuerdos</w:t>
-      </w:r>
-    </w:p>
-    <w:p/>
-    <w:p>
-      <w:r>
-        <w:t>Las soluciones existentes no cubren esta necesidad de forma satisfactoria debido a:</w:t>
-      </w:r>
-    </w:p>
-    <w:p/>
-    <w:p>
-      <w:pPr>
-        <w:numPr>
-          <w:ilvl w:val="0"/>
-          <w:numId w:val="63"/>
-        </w:numPr>
-      </w:pPr>
-      <w:r>
-        <w:t>r</w:t>
-      </w:r>
-      <w:r>
-        <w:t>estricciones impuestas por los stores oficiales</w:t>
-      </w:r>
-      <w:r>
-        <w:t>,</w:t>
-      </w:r>
-    </w:p>
-    <w:p>
-      <w:pPr>
-        <w:numPr>
-          <w:ilvl w:val="0"/>
-          <w:numId w:val="63"/>
-        </w:numPr>
-      </w:pPr>
-      <w:r>
-        <w:t>d</w:t>
-      </w:r>
-      <w:r>
-        <w:t>ependencia de servicios externos</w:t>
-      </w:r>
-      <w:r>
-        <w:t>,</w:t>
-      </w:r>
-    </w:p>
-    <w:p>
-      <w:pPr>
-        <w:numPr>
-          <w:ilvl w:val="0"/>
-          <w:numId w:val="63"/>
-        </w:numPr>
-      </w:pPr>
-      <w:r>
-        <w:t>a</w:t>
-      </w:r>
-      <w:r>
-        <w:t>utomatismos opacos</w:t>
-      </w:r>
-      <w:r>
-        <w:t>,</w:t>
-      </w:r>
-    </w:p>
-    <w:p/>
-    <w:p>
-      <w:pPr>
-        <w:pStyle w:val="Ttulo2"/>
-      </w:pPr>
-      <w:r>
-        <w:t>Motivos técnicos</w:t>
-      </w:r>
-    </w:p>
-    <w:p>
-      <w:r>
-        <w:t>El proyecto permite:</w:t>
-      </w:r>
-    </w:p>
-    <w:p/>
-    <w:p>
-      <w:pPr>
-        <w:numPr>
-          <w:ilvl w:val="0"/>
-          <w:numId w:val="64"/>
-        </w:numPr>
-      </w:pPr>
-      <w:r>
-        <w:t>Profundizar en el uso de APIs nativas Android</w:t>
-      </w:r>
-      <w:r>
-        <w:t>.</w:t>
-      </w:r>
-    </w:p>
-    <w:p>
-      <w:pPr>
-        <w:numPr>
-          <w:ilvl w:val="0"/>
-          <w:numId w:val="64"/>
-        </w:numPr>
-      </w:pPr>
-      <w:r>
-        <w:t>Diseñar plugins Capacitor con responsabilidades bien definidas</w:t>
-      </w:r>
-      <w:r>
-        <w:t>.</w:t>
-      </w:r>
-    </w:p>
-    <w:p>
-      <w:pPr>
-        <w:numPr>
-          <w:ilvl w:val="0"/>
-          <w:numId w:val="64"/>
-        </w:numPr>
-      </w:pPr>
-      <w:r>
-        <w:t>Evitar abstracciones innecesarias</w:t>
-      </w:r>
-      <w:r>
-        <w:t>.</w:t>
-      </w:r>
-    </w:p>
-    <w:p>
-      <w:pPr>
-        <w:numPr>
-          <w:ilvl w:val="0"/>
-          <w:numId w:val="64"/>
-        </w:numPr>
-      </w:pPr>
-      <w:r>
-        <w:t>Comprender el funcionamiento real del sistema operativo</w:t>
-      </w:r>
-      <w:r>
-        <w:t>.</w:t>
-      </w:r>
-    </w:p>
-    <w:p/>
-    <w:p>
+        <w:t>v</w:t>
+      </w:r>
       <w:r>
         <w:rPr>
           <w:b/>
           <w:bCs/>
         </w:rPr>
-        <w:t>Mexus</w:t>
-      </w:r>
-      <w:r>
-        <w:t xml:space="preserve"> </w:t>
-      </w:r>
-      <w:r>
-        <w:rPr>
-          <w:rStyle w:val="nfasis"/>
-        </w:rPr>
-        <w:t>se plantea como un proyecto técnicamente honesto, donde cada capa existe por necesidad y no por moda.</w:t>
-      </w:r>
-    </w:p>
-    <w:p/>
-    <w:p>
-      <w:pPr>
-        <w:pStyle w:val="Ttulo2"/>
-      </w:pPr>
-      <w:r>
-        <w:t>Motivos legales y de control</w:t>
+        <w:t>0.1.0</w:t>
+      </w:r>
+      <w:r>
+        <w:t xml:space="preserve"> se considerará exitoso si:</w:t>
       </w:r>
     </w:p>
     <w:p>
-      <w:r>
-        <w:t>Aunque la grabación de llamadas propias puede ser legal en determinados contextos, las plataformas dominantes bloquean este tipo de aplicaciones por motivos de riesgo sistémico.</w:t>
-      </w:r>
-    </w:p>
-    <w:p/>
-    <w:p>
-      <w:r>
-        <w:t>El proyecto asume este contexto y se diseña como:</w:t>
-      </w:r>
-    </w:p>
-    <w:p/>
-    <w:p>
-      <w:pPr>
-        <w:numPr>
-          <w:ilvl w:val="0"/>
-          <w:numId w:val="65"/>
-        </w:numPr>
-      </w:pPr>
-      <w:r>
-        <w:t>Aplicación privada</w:t>
-      </w:r>
-      <w:r>
-        <w:t>.</w:t>
-      </w:r>
-    </w:p>
-    <w:p>
-      <w:pPr>
-        <w:numPr>
-          <w:ilvl w:val="0"/>
-          <w:numId w:val="65"/>
-        </w:numPr>
-      </w:pPr>
-      <w:r>
-        <w:t>Uso personal</w:t>
-      </w:r>
-      <w:r>
-        <w:t>.</w:t>
-      </w:r>
-    </w:p>
-    <w:p>
-      <w:pPr>
-        <w:numPr>
-          <w:ilvl w:val="0"/>
-          <w:numId w:val="65"/>
-        </w:numPr>
-      </w:pPr>
-      <w:r>
-        <w:t>Sin distribución en stores</w:t>
-      </w:r>
-      <w:r>
-        <w:t>.</w:t>
-      </w:r>
-    </w:p>
-    <w:p/>
-    <w:p>
-      <w:r>
-        <w:t>Esto permite al usuario mantener control total sin delegar responsabilidades en terceros.</w:t>
-      </w:r>
-    </w:p>
-    <w:p/>
-    <w:p>
-      <w:pPr>
-        <w:pStyle w:val="Ttulo2"/>
-      </w:pPr>
-      <w:r>
-        <w:lastRenderedPageBreak/>
-        <w:t>Beneficios esperados</w:t>
-      </w:r>
+      <w:pPr>
+        <w:jc w:val="both"/>
+      </w:pPr>
     </w:p>
     <w:p>
       <w:pPr>
         <w:pStyle w:val="Prrafodelista"/>
         <w:numPr>
           <w:ilvl w:val="0"/>
-          <w:numId w:val="67"/>
+          <w:numId w:val="85"/>
         </w:numPr>
-      </w:pPr>
-      <w:r>
-        <w:t>Control total sobre el comportamiento de la aplicación y el tratamiento de las grabaciones.</w:t>
+        <w:jc w:val="both"/>
+      </w:pPr>
+      <w:hyperlink r:id="rId20" w:history="1">
+        <w:r>
+          <w:rPr>
+            <w:rStyle w:val="Hipervnculo"/>
+            <w:b/>
+            <w:bCs/>
+          </w:rPr>
+          <w:t>dcueli.com</w:t>
+        </w:r>
+      </w:hyperlink>
+      <w:r>
+        <w:t xml:space="preserve"> dispone de una base sólida para futuras versiones de Mexus.</w:t>
       </w:r>
     </w:p>
     <w:p>
@@ -2712,1243 +4151,50 @@
         <w:pStyle w:val="Prrafodelista"/>
         <w:numPr>
           <w:ilvl w:val="0"/>
-          <w:numId w:val="67"/>
+          <w:numId w:val="85"/>
         </w:numPr>
-      </w:pPr>
-      <w:r>
-        <w:t>Eliminación de dependencias de apps comerciales o de terceros.</w:t>
-      </w:r>
-    </w:p>
-    <w:p>
-      <w:pPr>
-        <w:pStyle w:val="Prrafodelista"/>
-        <w:numPr>
-          <w:ilvl w:val="0"/>
-          <w:numId w:val="67"/>
-        </w:numPr>
-      </w:pPr>
-      <w:r>
-        <w:t xml:space="preserve">Oportunidad de aplicar </w:t>
-      </w:r>
-      <w:r>
-        <w:t>para</w:t>
-      </w:r>
-      <w:r>
-        <w:t xml:space="preserve"> consolidar</w:t>
-      </w:r>
-      <w:r>
-        <w:t xml:space="preserve"> y demostrar</w:t>
-      </w:r>
-      <w:r>
-        <w:t xml:space="preserve"> conocimientos</w:t>
-      </w:r>
-      <w:r>
-        <w:t xml:space="preserve"> avanzados, o pilotaje,</w:t>
-      </w:r>
-      <w:r>
-        <w:t xml:space="preserve"> </w:t>
-      </w:r>
-      <w:r>
-        <w:t>ejecutivo</w:t>
-      </w:r>
-      <w:r>
-        <w:t>s</w:t>
-      </w:r>
-      <w:r>
-        <w:t xml:space="preserve"> y </w:t>
-      </w:r>
-      <w:r>
-        <w:t xml:space="preserve">técnicos </w:t>
-      </w:r>
-      <w:r>
-        <w:t>en:</w:t>
-      </w:r>
-    </w:p>
-    <w:p>
-      <w:pPr>
-        <w:pStyle w:val="Prrafodelista"/>
-      </w:pPr>
-    </w:p>
-    <w:p>
-      <w:pPr>
-        <w:pStyle w:val="Prrafodelista"/>
-        <w:numPr>
-          <w:ilvl w:val="1"/>
-          <w:numId w:val="68"/>
-        </w:numPr>
-        <w:ind w:left="1434" w:hanging="357"/>
-      </w:pPr>
-      <w:r>
-        <w:t>desarrollo móvil (Ionic, Angular, Capacitor, Java),</w:t>
-      </w:r>
-    </w:p>
-    <w:p>
-      <w:pPr>
-        <w:pStyle w:val="Prrafodelista"/>
-        <w:numPr>
-          <w:ilvl w:val="1"/>
-          <w:numId w:val="68"/>
-        </w:numPr>
-        <w:ind w:left="1434" w:hanging="357"/>
-      </w:pPr>
-      <w:r>
-        <w:t>gestión de proyectos (PM),</w:t>
-      </w:r>
-    </w:p>
-    <w:p>
-      <w:pPr>
-        <w:pStyle w:val="Prrafodelista"/>
-        <w:numPr>
-          <w:ilvl w:val="1"/>
-          <w:numId w:val="68"/>
-        </w:numPr>
-        <w:ind w:left="1434" w:hanging="357"/>
-      </w:pPr>
-      <w:r>
-        <w:t>gestión de producto (PO),</w:t>
-      </w:r>
-    </w:p>
-    <w:p>
-      <w:pPr>
-        <w:pStyle w:val="Prrafodelista"/>
-        <w:numPr>
-          <w:ilvl w:val="1"/>
-          <w:numId w:val="68"/>
-        </w:numPr>
-        <w:ind w:left="1434" w:hanging="357"/>
-      </w:pPr>
-      <w:r>
-        <w:t>arquitectura de software,</w:t>
-      </w:r>
-    </w:p>
-    <w:p>
-      <w:pPr>
-        <w:pStyle w:val="Prrafodelista"/>
-        <w:numPr>
-          <w:ilvl w:val="1"/>
-          <w:numId w:val="68"/>
-        </w:numPr>
-        <w:ind w:left="1434" w:hanging="357"/>
-      </w:pPr>
-      <w:r>
-        <w:t>metodologías ágiles (Scrum/Kanban).</w:t>
-      </w:r>
-    </w:p>
-    <w:p/>
-    <w:p>
-      <w:pPr>
-        <w:pStyle w:val="Ttulo2"/>
-      </w:pPr>
-      <w:r>
-        <w:t>Alternativas consideradas</w:t>
-      </w:r>
-    </w:p>
-    <w:p>
-      <w:r>
-        <w:t>Usar aplicaciones de terceros de grabación de llamadas: descartado por falta de control sobre datos, posibles costes, publicidad y cambios de política.</w:t>
-      </w:r>
-    </w:p>
-    <w:p>
-      <w:r>
-        <w:t>No desarrollar la aplicación: descartado porque se perdería la oportunidad de aprendizaje y de disponer de una herramienta a medida.</w:t>
-      </w:r>
-    </w:p>
-    <w:p/>
-    <w:p>
-      <w:pPr>
-        <w:pStyle w:val="Ttulo1"/>
-      </w:pPr>
-      <w:r>
-        <w:t>3. Objetivos del proyecto</w:t>
-      </w:r>
-    </w:p>
-    <w:p>
-      <w:pPr>
-        <w:pStyle w:val="Ttulo2"/>
-      </w:pPr>
-      <w:r>
-        <w:t>3.1. Objetivo general</w:t>
-      </w:r>
-    </w:p>
-    <w:p>
-      <w:r>
-        <w:t>Diseñar, desarrollar y mantener una aplicación propia de grabación de llamadas para Android (Mexus), que cumpla con los requisitos funcionales mínimos definidos para la versión 0.1.0 (MVP) y sirva como base para futuras iteraciones y mejoras.</w:t>
-      </w:r>
-    </w:p>
-    <w:p>
-      <w:pPr>
-        <w:pStyle w:val="Ttulo2"/>
-      </w:pPr>
-      <w:r>
-        <w:t>3.2. Objetivos específicos de la versión 0.1.0</w:t>
-      </w:r>
-    </w:p>
-    <w:p>
-      <w:r>
-        <w:t>Implementar un núcleo funcional que permita:</w:t>
-      </w:r>
-    </w:p>
-    <w:p>
-      <w:r>
-        <w:t>detectar llamadas en Android 10+,</w:t>
-      </w:r>
-    </w:p>
-    <w:p>
-      <w:r>
-        <w:t>grabar llamadas manualmente mediante un botón visible,</w:t>
-      </w:r>
-    </w:p>
-    <w:p>
-      <w:r>
-        <w:t>listar y reproducir las grabaciones con metadatos básicos.</w:t>
-      </w:r>
-    </w:p>
-    <w:p>
-      <w:r>
-        <w:t>Establecer una arquitectura limpia con plugins nativos separados y capa UI en Ionic+Angular.</w:t>
-      </w:r>
-    </w:p>
-    <w:p>
-      <w:r>
-        <w:t>Documentar visión, requisitos, arquitectura y plan de pruebas, siguiendo buenas prácticas de gestión de proyectos TI.</w:t>
-      </w:r>
-    </w:p>
-    <w:p/>
-    <w:p>
-      <w:pPr>
-        <w:pStyle w:val="Ttulo1"/>
-      </w:pPr>
-      <w:r>
-        <w:t>4. Alcance alto nivel</w:t>
-      </w:r>
-    </w:p>
-    <w:p>
-      <w:r>
-        <w:t>[Documento de Visión y Alcance]</w:t>
-      </w:r>
-    </w:p>
-    <w:p>
-      <w:r>
-        <w:t>Plataforma objetivo: Android 10 o superior.</w:t>
-      </w:r>
-    </w:p>
-    <w:p>
-      <w:r>
-        <w:t>Sin backend, sin almacenamiento en la nube, sin publicación en stores, sin monetización.</w:t>
-      </w:r>
-    </w:p>
-    <w:p>
-      <w:r>
-        <w:t>Funcionalidad mínima centrada en grabación y gestión local de llamadas, con robustez y control de privacidad básicos.</w:t>
-      </w:r>
-    </w:p>
-    <w:p>
-      <w:r>
-        <w:t>________________________________________</w:t>
-      </w:r>
-    </w:p>
-    <w:p>
-      <w:r>
-        <w:t>5. Riesgos principales (resumen)</w:t>
-      </w:r>
-    </w:p>
-    <w:p>
-      <w:r>
-        <w:t>(El detalle irá en el Registro de Riesgos, esto es un resumen ejecutivo)</w:t>
-      </w:r>
-    </w:p>
-    <w:p>
-      <w:r>
-        <w:t>Riesgos técnicos:</w:t>
-      </w:r>
-    </w:p>
-    <w:p>
-      <w:r>
-        <w:lastRenderedPageBreak/>
-        <w:t>Limitaciones de APIs de Android para grabación de llamadas, comportamiento distinto según versión y fabricante.</w:t>
-      </w:r>
-    </w:p>
-    <w:p>
-      <w:r>
-        <w:t>Riesgos legales:</w:t>
-      </w:r>
-    </w:p>
-    <w:p>
-      <w:r>
-        <w:t>Normativas de privacidad y grabación de comunicaciones que pueden afectar al uso de la aplicación según el país.</w:t>
-      </w:r>
-    </w:p>
-    <w:p>
-      <w:r>
-        <w:t>Riesgos de capacidad:</w:t>
-      </w:r>
-    </w:p>
-    <w:p>
-      <w:r>
-        <w:t>El proyecto depende de un único recurso (tú), con tiempo limitado y necesidad de reengancharse a Angular.</w:t>
-      </w:r>
-    </w:p>
-    <w:p>
-      <w:r>
-        <w:t>________________________________________</w:t>
-      </w:r>
-    </w:p>
-    <w:p>
-      <w:r>
-        <w:t>6. Presupuesto estimado (ficticio)</w:t>
-      </w:r>
-    </w:p>
-    <w:p>
-      <w:r>
-        <w:t>(Valores de ejemplo, ajusta importes y horas a tu criterio)</w:t>
-      </w:r>
-    </w:p>
-    <w:p>
-      <w:r>
-        <w:t>6.1. Estimación de esfuerzo</w:t>
-      </w:r>
-    </w:p>
-    <w:p>
-      <w:r>
-        <w:t>Esfuerzo total estimado v0.1.0: 55 puntos (según estimaciones Fibonacci sobre IRF_XX).</w:t>
-      </w:r>
-    </w:p>
-    <w:p>
-      <w:r>
-        <w:t>Para efectos de presupuesto, se asume una equivalencia por ejemplo:</w:t>
-      </w:r>
-    </w:p>
-    <w:p>
-      <w:r>
-        <w:t>1 punto ≈ 2 horas de trabajo (ajustable).</w:t>
-      </w:r>
-    </w:p>
-    <w:p>
-      <w:r>
-        <w:t>Total ≈ 110 horas.</w:t>
-      </w:r>
-    </w:p>
-    <w:p>
-      <w:r>
-        <w:t>6.2. Coste teórico</w:t>
-      </w:r>
-    </w:p>
-    <w:p>
-      <w:r>
-        <w:t>Tarifa interna de referencia: por ejemplo, 40 €/h.</w:t>
-      </w:r>
-    </w:p>
-    <w:p>
-      <w:r>
-        <w:t>Presupuesto teórico: 110 h × 40 €/h = 4.400 €.</w:t>
-      </w:r>
-    </w:p>
-    <w:p>
-      <w:r>
-        <w:t>6.3. Distribución por fases</w:t>
-      </w:r>
-    </w:p>
-    <w:p>
-      <w:r>
-        <w:t>Tomando como referencia las proporciones de esfuerzo:</w:t>
-      </w:r>
-    </w:p>
-    <w:p>
-      <w:r>
-        <w:rPr>
-          <w:rFonts w:hint="eastAsia"/>
-        </w:rPr>
-        <w:t>Análisis y diseño (20</w:t>
-      </w:r>
-      <w:r>
-        <w:rPr>
-          <w:rFonts w:hint="eastAsia"/>
-        </w:rPr>
-        <w:t>–</w:t>
-      </w:r>
-      <w:r>
-        <w:rPr>
-          <w:rFonts w:hint="eastAsia"/>
-        </w:rPr>
-        <w:t>25%): ~22</w:t>
-      </w:r>
-      <w:r>
-        <w:rPr>
-          <w:rFonts w:hint="eastAsia"/>
-        </w:rPr>
-        <w:t>–</w:t>
-      </w:r>
-      <w:r>
-        <w:rPr>
-          <w:rFonts w:hint="eastAsia"/>
-        </w:rPr>
-        <w:t xml:space="preserve">28 h </w:t>
-      </w:r>
-      <w:r>
-        <w:rPr>
-          <w:rFonts w:hint="eastAsia"/>
-        </w:rPr>
-        <w:t>→</w:t>
-      </w:r>
-      <w:r>
-        <w:rPr>
-          <w:rFonts w:hint="eastAsia"/>
-        </w:rPr>
-        <w:t xml:space="preserve"> 880</w:t>
-      </w:r>
-      <w:r>
-        <w:rPr>
-          <w:rFonts w:hint="eastAsia"/>
-        </w:rPr>
-        <w:t>–</w:t>
-      </w:r>
-      <w:r>
-        <w:rPr>
-          <w:rFonts w:hint="eastAsia"/>
-        </w:rPr>
-        <w:t xml:space="preserve">1.120 </w:t>
-      </w:r>
-      <w:r>
-        <w:rPr>
-          <w:rFonts w:hint="eastAsia"/>
-        </w:rPr>
-        <w:t>€</w:t>
-      </w:r>
-      <w:r>
-        <w:rPr>
-          <w:rFonts w:hint="eastAsia"/>
-        </w:rPr>
-        <w:t>.</w:t>
-      </w:r>
-    </w:p>
-    <w:p>
-      <w:r>
-        <w:rPr>
-          <w:rFonts w:hint="eastAsia"/>
-        </w:rPr>
-        <w:t>Desarrollo (50</w:t>
-      </w:r>
-      <w:r>
-        <w:rPr>
-          <w:rFonts w:hint="eastAsia"/>
-        </w:rPr>
-        <w:t>–</w:t>
-      </w:r>
-      <w:r>
-        <w:rPr>
-          <w:rFonts w:hint="eastAsia"/>
-        </w:rPr>
-        <w:t>60%): ~55</w:t>
-      </w:r>
-      <w:r>
-        <w:rPr>
-          <w:rFonts w:hint="eastAsia"/>
-        </w:rPr>
-        <w:t>–</w:t>
-      </w:r>
-      <w:r>
-        <w:rPr>
-          <w:rFonts w:hint="eastAsia"/>
-        </w:rPr>
-        <w:t xml:space="preserve">66 h </w:t>
-      </w:r>
-      <w:r>
-        <w:rPr>
-          <w:rFonts w:hint="eastAsia"/>
-        </w:rPr>
-        <w:t>→</w:t>
-      </w:r>
-      <w:r>
-        <w:rPr>
-          <w:rFonts w:hint="eastAsia"/>
-        </w:rPr>
-        <w:t xml:space="preserve"> 2.200</w:t>
-      </w:r>
-      <w:r>
-        <w:rPr>
-          <w:rFonts w:hint="eastAsia"/>
-        </w:rPr>
-        <w:t>–</w:t>
-      </w:r>
-      <w:r>
-        <w:rPr>
-          <w:rFonts w:hint="eastAsia"/>
-        </w:rPr>
-        <w:t xml:space="preserve">2.640 </w:t>
-      </w:r>
-      <w:r>
-        <w:rPr>
-          <w:rFonts w:hint="eastAsia"/>
-        </w:rPr>
-        <w:t>€</w:t>
-      </w:r>
-      <w:r>
-        <w:rPr>
-          <w:rFonts w:hint="eastAsia"/>
-        </w:rPr>
-        <w:t>.</w:t>
-      </w:r>
-    </w:p>
-    <w:p>
-      <w:r>
-        <w:rPr>
-          <w:rFonts w:hint="eastAsia"/>
-        </w:rPr>
-        <w:t xml:space="preserve">Pruebas, documentación y </w:t>
-      </w:r>
-      <w:r>
-        <w:rPr>
-          <w:rFonts w:hint="eastAsia"/>
-        </w:rPr>
-        <w:t>“</w:t>
-      </w:r>
-      <w:r>
-        <w:rPr>
-          <w:rFonts w:hint="eastAsia"/>
-        </w:rPr>
-        <w:t>operación</w:t>
-      </w:r>
-      <w:r>
-        <w:rPr>
-          <w:rFonts w:hint="eastAsia"/>
-        </w:rPr>
-        <w:t>”</w:t>
-      </w:r>
-      <w:r>
-        <w:rPr>
-          <w:rFonts w:hint="eastAsia"/>
-        </w:rPr>
-        <w:t xml:space="preserve"> (20</w:t>
-      </w:r>
-      <w:r>
-        <w:rPr>
-          <w:rFonts w:hint="eastAsia"/>
-        </w:rPr>
-        <w:t>–</w:t>
-      </w:r>
-      <w:r>
-        <w:rPr>
-          <w:rFonts w:hint="eastAsia"/>
-        </w:rPr>
-        <w:t>30%): ~22</w:t>
-      </w:r>
-      <w:r>
-        <w:rPr>
-          <w:rFonts w:hint="eastAsia"/>
-        </w:rPr>
-        <w:t>–</w:t>
-      </w:r>
-      <w:r>
-        <w:rPr>
-          <w:rFonts w:hint="eastAsia"/>
-        </w:rPr>
-        <w:t xml:space="preserve">33 h </w:t>
-      </w:r>
-      <w:r>
-        <w:rPr>
-          <w:rFonts w:hint="eastAsia"/>
-        </w:rPr>
-        <w:t>→</w:t>
-      </w:r>
-      <w:r>
-        <w:rPr>
-          <w:rFonts w:hint="eastAsia"/>
-        </w:rPr>
-        <w:t xml:space="preserve"> 880</w:t>
-      </w:r>
-      <w:r>
-        <w:rPr>
-          <w:rFonts w:hint="eastAsia"/>
-        </w:rPr>
-        <w:t>–</w:t>
-      </w:r>
-      <w:r>
-        <w:rPr>
-          <w:rFonts w:hint="eastAsia"/>
-        </w:rPr>
-        <w:t xml:space="preserve">1.320 </w:t>
-      </w:r>
-      <w:r>
-        <w:rPr>
-          <w:rFonts w:hint="eastAsia"/>
-        </w:rPr>
-        <w:t>€</w:t>
-      </w:r>
-      <w:r>
-        <w:rPr>
-          <w:rFonts w:hint="eastAsia"/>
-        </w:rPr>
-        <w:t>.</w:t>
-      </w:r>
-    </w:p>
-    <w:p>
-      <w:r>
-        <w:t>(En el Plan de Proyecto ya bajaremos más al detalle si quieres repartir por “departamentos” ficticios: PO/PM, Dev, QA, etc.)</w:t>
-      </w:r>
-    </w:p>
-    <w:p>
-      <w:r>
-        <w:t>________________________________________</w:t>
-      </w:r>
-    </w:p>
-    <w:p>
-      <w:r>
-        <w:t>7. Criterios de éxito y aceptación del proyecto</w:t>
-      </w:r>
-    </w:p>
-    <w:p>
-      <w:r>
-        <w:t>La versión 0.1.0 de Mexus se considera aceptada cuando:</w:t>
-      </w:r>
-    </w:p>
-    <w:p>
-      <w:r>
-        <w:t>se ha implementado la funcionalidad mínima definida en la SRS para 0.1.0,</w:t>
-      </w:r>
-    </w:p>
-    <w:p>
-      <w:r>
-        <w:t>existe documentación básica (Visión, Acta de Constitución, SRS, Arquitectura, Plan de Pruebas),</w:t>
-      </w:r>
-    </w:p>
-    <w:p>
-      <w:r>
-        <w:t>la aplicación funciona de forma estable en el dispositivo Android objetivo,</w:t>
-      </w:r>
-    </w:p>
-    <w:p>
-      <w:r>
-        <w:t>y se han identificado y documentado los riesgos y siguientes pasos para versiones posteriores.</w:t>
-      </w:r>
-    </w:p>
-    <w:p>
-      <w:r>
-        <w:t>________________________________________</w:t>
-      </w:r>
-    </w:p>
-    <w:p>
-      <w:r>
-        <w:t>8. Aprobación</w:t>
-      </w:r>
-    </w:p>
-    <w:p>
-      <w:r>
-        <w:t>(Aquí puedes dejar un bloque tipo firma)</w:t>
-      </w:r>
-    </w:p>
-    <w:p>
-      <w:r>
-        <w:t>Aprobado por:</w:t>
-      </w:r>
-    </w:p>
-    <w:p>
-      <w:r>
-        <w:t>Nombre:</w:t>
-      </w:r>
-    </w:p>
-    <w:p>
-      <w:r>
-        <w:t>Rol: Patrocinador / Responsable del Proyecto</w:t>
-      </w:r>
-    </w:p>
-    <w:p>
-      <w:r>
-        <w:t>Fecha:</w:t>
-      </w:r>
-    </w:p>
-    <w:p>
-      <w:pPr>
-        <w:pStyle w:val="Ttulo2"/>
-      </w:pPr>
-    </w:p>
-    <w:p/>
-    <w:p>
-      <w:pPr>
         <w:jc w:val="both"/>
       </w:pPr>
-    </w:p>
-    <w:p>
-      <w:pPr>
-        <w:jc w:val="both"/>
+      <w:r>
+        <w:t xml:space="preserve">La aplicación cumple los requisitos </w:t>
+      </w:r>
+      <w:r>
+        <w:t>definidos (en el codumento SRS) según</w:t>
+      </w:r>
+      <w:r>
+        <w:t xml:space="preserve"> las funcionalidades </w:t>
+      </w:r>
+      <w:r>
+        <w:t xml:space="preserve">establecidas </w:t>
+      </w:r>
+      <w:r>
+        <w:t xml:space="preserve">como </w:t>
+      </w:r>
+      <w:r>
         <w:rPr>
           <w:b/>
           <w:bCs/>
         </w:rPr>
-      </w:pPr>
+        <w:t>Must</w:t>
+      </w:r>
+      <w:r>
+        <w:t xml:space="preserve"> en</w:t>
+      </w:r>
+      <w:r>
+        <w:t xml:space="preserve"> </w:t>
+      </w:r>
       <w:r>
         <w:rPr>
           <w:b/>
           <w:bCs/>
         </w:rPr>
-        <w:t>1. Datos generales</w:t>
-      </w:r>
-    </w:p>
-    <w:p>
-      <w:pPr>
-        <w:numPr>
-          <w:ilvl w:val="0"/>
-          <w:numId w:val="72"/>
-        </w:numPr>
-        <w:jc w:val="both"/>
-      </w:pPr>
-      <w:r>
-        <w:t>Organización: </w:t>
-      </w:r>
-      <w:r>
-        <w:rPr>
-          <w:b/>
-          <w:bCs/>
-        </w:rPr>
-        <w:t>dcueli.com</w:t>
-      </w:r>
-    </w:p>
-    <w:p>
-      <w:pPr>
-        <w:numPr>
-          <w:ilvl w:val="0"/>
-          <w:numId w:val="72"/>
-        </w:numPr>
-        <w:jc w:val="both"/>
-      </w:pPr>
-      <w:r>
-        <w:t>Proyecto: </w:t>
-      </w:r>
-      <w:r>
-        <w:rPr>
-          <w:b/>
-          <w:bCs/>
-        </w:rPr>
-        <w:t>Mexus</w:t>
-      </w:r>
-    </w:p>
-    <w:p>
-      <w:pPr>
-        <w:numPr>
-          <w:ilvl w:val="0"/>
-          <w:numId w:val="72"/>
-        </w:numPr>
-        <w:jc w:val="both"/>
-      </w:pPr>
-      <w:r>
-        <w:t>Fecha de inicio: </w:t>
-      </w:r>
-      <w:r>
-        <w:rPr>
-          <w:i/>
-          <w:iCs/>
-        </w:rPr>
-        <w:t>(a completar)</w:t>
-      </w:r>
-    </w:p>
-    <w:p>
-      <w:pPr>
-        <w:numPr>
-          <w:ilvl w:val="0"/>
-          <w:numId w:val="72"/>
-        </w:numPr>
-        <w:jc w:val="both"/>
-      </w:pPr>
-      <w:r>
-        <w:t>Versión de referencia: </w:t>
-      </w:r>
-      <w:r>
-        <w:rPr>
-          <w:b/>
-          <w:bCs/>
-        </w:rPr>
-        <w:t>Mexus 0.1.0 (MVP interno)</w:t>
+        <w:t>M</w:t>
+      </w:r>
+      <w:r>
+        <w:t>oSCoW</w:t>
       </w:r>
       <w:r>
         <w:t>.</w:t>
-      </w:r>
-    </w:p>
-    <w:p>
-      <w:pPr>
-        <w:jc w:val="both"/>
-        <w:rPr>
-          <w:b/>
-          <w:bCs/>
-        </w:rPr>
-      </w:pPr>
-      <w:r>
-        <w:rPr>
-          <w:b/>
-          <w:bCs/>
-        </w:rPr>
-        <w:t>2. Propósito del proyecto</w:t>
-      </w:r>
-    </w:p>
-    <w:p>
-      <w:pPr>
-        <w:jc w:val="both"/>
-      </w:pPr>
-      <w:r>
-        <w:lastRenderedPageBreak/>
-        <w:t>Establecer formalmente el inicio del proyecto Mexus dentro de dcueli.com, definiendo objetivos, alcance alto nivel, roles, riesgos principales y el compromiso de dedicar los recursos necesarios para completar la versión 0.1.0 según los requisitos definidos.</w:t>
-      </w:r>
-    </w:p>
-    <w:p>
-      <w:pPr>
-        <w:jc w:val="both"/>
-        <w:rPr>
-          <w:b/>
-          <w:bCs/>
-        </w:rPr>
-      </w:pPr>
-      <w:r>
-        <w:rPr>
-          <w:b/>
-          <w:bCs/>
-        </w:rPr>
-        <w:t>3. Objetivos del proyecto</w:t>
-      </w:r>
-    </w:p>
-    <w:p>
-      <w:pPr>
-        <w:numPr>
-          <w:ilvl w:val="0"/>
-          <w:numId w:val="73"/>
-        </w:numPr>
-        <w:jc w:val="both"/>
-      </w:pPr>
-      <w:r>
-        <w:t>Entregar una versión 0.1.0 funcional de Mexus con:</w:t>
-      </w:r>
-    </w:p>
-    <w:p>
-      <w:pPr>
-        <w:numPr>
-          <w:ilvl w:val="1"/>
-          <w:numId w:val="73"/>
-        </w:numPr>
-        <w:jc w:val="both"/>
-      </w:pPr>
-      <w:r>
-        <w:t>grabación manual de llamadas en Android 10+,</w:t>
-      </w:r>
-    </w:p>
-    <w:p>
-      <w:pPr>
-        <w:numPr>
-          <w:ilvl w:val="1"/>
-          <w:numId w:val="73"/>
-        </w:numPr>
-        <w:jc w:val="both"/>
-      </w:pPr>
-      <w:r>
-        <w:t>listado y reproducción de grabaciones con metadatos básicos,</w:t>
-      </w:r>
-    </w:p>
-    <w:p>
-      <w:pPr>
-        <w:numPr>
-          <w:ilvl w:val="1"/>
-          <w:numId w:val="73"/>
-        </w:numPr>
-        <w:jc w:val="both"/>
-      </w:pPr>
-      <w:r>
-        <w:t>arquitectura basada en Ionic+Angular+Capacitor+plugins Java.</w:t>
-      </w:r>
-    </w:p>
-    <w:p>
-      <w:pPr>
-        <w:numPr>
-          <w:ilvl w:val="0"/>
-          <w:numId w:val="73"/>
-        </w:numPr>
-        <w:jc w:val="both"/>
-      </w:pPr>
-      <w:r>
-        <w:t>Documentar el ciclo de vida del proyecto (visión, requisitos, arquitectura, planificación, pruebas, riesgos).</w:t>
-      </w:r>
-    </w:p>
-    <w:p>
-      <w:pPr>
-        <w:jc w:val="both"/>
-        <w:rPr>
-          <w:b/>
-          <w:bCs/>
-        </w:rPr>
-      </w:pPr>
-      <w:r>
-        <w:rPr>
-          <w:b/>
-          <w:bCs/>
-        </w:rPr>
-        <w:t>4. Alcance alto nivel</w:t>
-      </w:r>
-    </w:p>
-    <w:p>
-      <w:pPr>
-        <w:numPr>
-          <w:ilvl w:val="0"/>
-          <w:numId w:val="74"/>
-        </w:numPr>
-        <w:jc w:val="both"/>
-      </w:pPr>
-      <w:r>
-        <w:t>Plataforma: Android (10 o superior).</w:t>
-      </w:r>
-    </w:p>
-    <w:p>
-      <w:pPr>
-        <w:numPr>
-          <w:ilvl w:val="0"/>
-          <w:numId w:val="74"/>
-        </w:numPr>
-        <w:jc w:val="both"/>
-      </w:pPr>
-      <w:r>
-        <w:t>Sin backend, sin servicios externos, sin publicación en stores.</w:t>
-      </w:r>
-    </w:p>
-    <w:p>
-      <w:pPr>
-        <w:numPr>
-          <w:ilvl w:val="0"/>
-          <w:numId w:val="74"/>
-        </w:numPr>
-        <w:jc w:val="both"/>
-      </w:pPr>
-      <w:r>
-        <w:t>Sin modelo de negocio ni objetivos de ingreso asociados.</w:t>
-      </w:r>
-    </w:p>
-    <w:p>
-      <w:pPr>
-        <w:numPr>
-          <w:ilvl w:val="0"/>
-          <w:numId w:val="74"/>
-        </w:numPr>
-        <w:jc w:val="both"/>
-      </w:pPr>
-      <w:r>
-        <w:t>Foco en uso interno / personal y en calidad técnica/documental.</w:t>
-      </w:r>
-    </w:p>
-    <w:p>
-      <w:pPr>
-        <w:jc w:val="both"/>
-        <w:rPr>
-          <w:b/>
-          <w:bCs/>
-        </w:rPr>
-      </w:pPr>
-      <w:r>
-        <w:rPr>
-          <w:b/>
-          <w:bCs/>
-        </w:rPr>
-        <w:t>5. Roles y responsabilidades</w:t>
-      </w:r>
-    </w:p>
-    <w:p>
-      <w:pPr>
-        <w:jc w:val="both"/>
-      </w:pPr>
-      <w:r>
-        <w:t>Aunque todas las funciones recaen sobre una misma persona, a nivel formal se distinguen los siguientes roles dentro de dcueli.com:</w:t>
-      </w:r>
-    </w:p>
-    <w:p>
-      <w:pPr>
-        <w:numPr>
-          <w:ilvl w:val="0"/>
-          <w:numId w:val="75"/>
-        </w:numPr>
-        <w:jc w:val="both"/>
-      </w:pPr>
-      <w:r>
-        <w:rPr>
-          <w:b/>
-          <w:bCs/>
-        </w:rPr>
-        <w:t>Product Owner (PO)</w:t>
-      </w:r>
-      <w:r>
-        <w:t>: Define visión del producto y prioriza el backlog.</w:t>
-      </w:r>
-    </w:p>
-    <w:p>
-      <w:pPr>
-        <w:numPr>
-          <w:ilvl w:val="0"/>
-          <w:numId w:val="75"/>
-        </w:numPr>
-        <w:jc w:val="both"/>
-      </w:pPr>
-      <w:r>
-        <w:rPr>
-          <w:b/>
-          <w:bCs/>
-        </w:rPr>
-        <w:t>Project Manager (PM)</w:t>
-      </w:r>
-      <w:r>
-        <w:t>: Planifica, hace seguimiento, gestiona riesgos y documentación.</w:t>
-      </w:r>
-    </w:p>
-    <w:p>
-      <w:pPr>
-        <w:numPr>
-          <w:ilvl w:val="0"/>
-          <w:numId w:val="75"/>
-        </w:numPr>
-        <w:jc w:val="both"/>
-      </w:pPr>
-      <w:r>
-        <w:rPr>
-          <w:b/>
-          <w:bCs/>
-        </w:rPr>
-        <w:t>Software Architect (SA)</w:t>
-      </w:r>
-      <w:r>
-        <w:t>: Diseña arquitectura técnica y toma decisiones de diseño.</w:t>
-      </w:r>
-    </w:p>
-    <w:p>
-      <w:pPr>
-        <w:numPr>
-          <w:ilvl w:val="0"/>
-          <w:numId w:val="75"/>
-        </w:numPr>
-        <w:jc w:val="both"/>
-      </w:pPr>
-      <w:r>
-        <w:rPr>
-          <w:b/>
-          <w:bCs/>
-        </w:rPr>
-        <w:t>Desarrollador</w:t>
-      </w:r>
-      <w:r>
-        <w:t>: Implementa frontend, plugins nativos y lógica de negocio.</w:t>
-      </w:r>
-    </w:p>
-    <w:p>
-      <w:pPr>
-        <w:numPr>
-          <w:ilvl w:val="0"/>
-          <w:numId w:val="75"/>
-        </w:numPr>
-        <w:jc w:val="both"/>
-      </w:pPr>
-      <w:r>
-        <w:rPr>
-          <w:b/>
-          <w:bCs/>
-        </w:rPr>
-        <w:t>QA / Tester</w:t>
-      </w:r>
-      <w:r>
-        <w:t>: Diseña y ejecuta pruebas funcionales y de calidad.</w:t>
-      </w:r>
-    </w:p>
-    <w:p>
-      <w:pPr>
-        <w:numPr>
-          <w:ilvl w:val="0"/>
-          <w:numId w:val="75"/>
-        </w:numPr>
-        <w:jc w:val="both"/>
-      </w:pPr>
-      <w:r>
-        <w:rPr>
-          <w:b/>
-          <w:bCs/>
-        </w:rPr>
-        <w:t>Scrum Master</w:t>
-      </w:r>
-      <w:r>
-        <w:t>: Vela por la aplicación de prácticas ágiles (aunque sea en equipo unipersonal).</w:t>
-      </w:r>
-    </w:p>
-    <w:p>
-      <w:pPr>
-        <w:jc w:val="both"/>
-        <w:rPr>
-          <w:b/>
-          <w:bCs/>
-        </w:rPr>
-      </w:pPr>
-      <w:r>
-        <w:rPr>
-          <w:b/>
-          <w:bCs/>
-        </w:rPr>
-        <w:t>6. Riesgos principales (resumen)</w:t>
-      </w:r>
-    </w:p>
-    <w:p>
-      <w:pPr>
-        <w:numPr>
-          <w:ilvl w:val="0"/>
-          <w:numId w:val="76"/>
-        </w:numPr>
-        <w:jc w:val="both"/>
-      </w:pPr>
-      <w:r>
-        <w:t>Técnicos:</w:t>
-      </w:r>
-    </w:p>
-    <w:p>
-      <w:pPr>
-        <w:numPr>
-          <w:ilvl w:val="1"/>
-          <w:numId w:val="76"/>
-        </w:numPr>
-        <w:jc w:val="both"/>
-      </w:pPr>
-      <w:r>
-        <w:t>Limitaciones de APIs de Android para grabación de llamadas en ciertas versiones/dispositivos.</w:t>
-      </w:r>
-    </w:p>
-    <w:p>
-      <w:pPr>
-        <w:numPr>
-          <w:ilvl w:val="0"/>
-          <w:numId w:val="76"/>
-        </w:numPr>
-        <w:jc w:val="both"/>
-      </w:pPr>
-      <w:r>
-        <w:t>Legales:</w:t>
-      </w:r>
-    </w:p>
-    <w:p>
-      <w:pPr>
-        <w:numPr>
-          <w:ilvl w:val="1"/>
-          <w:numId w:val="76"/>
-        </w:numPr>
-        <w:jc w:val="both"/>
-      </w:pPr>
-      <w:r>
-        <w:t>Requisitos de privacidad y consentimiento para la grabación de comunicaciones, tanto a nivel local como internacional.</w:t>
-      </w:r>
-    </w:p>
-    <w:p>
-      <w:pPr>
-        <w:numPr>
-          <w:ilvl w:val="0"/>
-          <w:numId w:val="76"/>
-        </w:numPr>
-        <w:jc w:val="both"/>
-      </w:pPr>
-      <w:r>
-        <w:t>De capacidad:</w:t>
-      </w:r>
-    </w:p>
-    <w:p>
-      <w:pPr>
-        <w:numPr>
-          <w:ilvl w:val="1"/>
-          <w:numId w:val="76"/>
-        </w:numPr>
-        <w:jc w:val="both"/>
-      </w:pPr>
-      <w:r>
-        <w:t>Proyecto sostenido por un único recurso de dcueli.com, con dedicación parcial.</w:t>
-      </w:r>
-    </w:p>
-    <w:p>
-      <w:pPr>
-        <w:jc w:val="both"/>
-      </w:pPr>
-      <w:r>
-        <w:rPr>
-          <w:i/>
-          <w:iCs/>
-        </w:rPr>
-        <w:t>(El detalle se desarrollará en el Registro de Riesgos.)</w:t>
-      </w:r>
-    </w:p>
-    <w:p>
-      <w:pPr>
-        <w:jc w:val="both"/>
-        <w:rPr>
-          <w:b/>
-          <w:bCs/>
-        </w:rPr>
-      </w:pPr>
-      <w:r>
-        <w:rPr>
-          <w:b/>
-          <w:bCs/>
-        </w:rPr>
-        <w:t>7. Presupuesto y recursos</w:t>
-      </w:r>
-    </w:p>
-    <w:p>
-      <w:pPr>
-        <w:numPr>
-          <w:ilvl w:val="0"/>
-          <w:numId w:val="77"/>
-        </w:numPr>
-        <w:jc w:val="both"/>
-      </w:pPr>
-      <w:r>
-        <w:t>Presupuesto interno teórico para Mexus 0.1.0: </w:t>
-      </w:r>
-      <w:r>
-        <w:rPr>
-          <w:b/>
-          <w:bCs/>
-        </w:rPr>
-        <w:t>4.400 €</w:t>
-      </w:r>
-      <w:r>
-        <w:t>, correspondiente a unas 110 horas de trabajo estimadas.</w:t>
-      </w:r>
-    </w:p>
-    <w:p>
-      <w:pPr>
-        <w:numPr>
-          <w:ilvl w:val="0"/>
-          <w:numId w:val="77"/>
-        </w:numPr>
-        <w:jc w:val="both"/>
-      </w:pPr>
-      <w:r>
-        <w:t>Recursos:</w:t>
-      </w:r>
-    </w:p>
-    <w:p>
-      <w:pPr>
-        <w:numPr>
-          <w:ilvl w:val="1"/>
-          <w:numId w:val="77"/>
-        </w:numPr>
-        <w:jc w:val="both"/>
-      </w:pPr>
-      <w:r>
-        <w:t>1 FTE equivalente (la persona de dcueli.com que ejerce todos los roles del proyecto).</w:t>
-      </w:r>
-    </w:p>
-    <w:p>
-      <w:pPr>
-        <w:jc w:val="both"/>
-        <w:rPr>
-          <w:b/>
-          <w:bCs/>
-        </w:rPr>
-      </w:pPr>
-      <w:r>
-        <w:rPr>
-          <w:b/>
-          <w:bCs/>
-        </w:rPr>
-        <w:t>8. Criterios de éxito</w:t>
-      </w:r>
-    </w:p>
-    <w:p>
-      <w:pPr>
-        <w:jc w:val="both"/>
-      </w:pPr>
-      <w:r>
-        <w:t>El proyecto Mexus 0.1.0 se considerará exitoso si:</w:t>
       </w:r>
     </w:p>
     <w:p>
@@ -3960,11 +4206,18 @@
         <w:jc w:val="both"/>
       </w:pPr>
       <w:r>
-        <w:t>se implementan las funcionalidades definidas como Must en la SRS,</w:t>
+        <w:t>L</w:t>
+      </w:r>
+      <w:r>
+        <w:t>a documentación clave (Visión, Caso de Negocio, Acta, SRS, Arquitectura, Plan de Pruebas) está completa y coherente</w:t>
+      </w:r>
+      <w:r>
+        <w:t>, y</w:t>
       </w:r>
     </w:p>
     <w:p>
       <w:pPr>
+        <w:pStyle w:val="Prrafodelista"/>
         <w:numPr>
           <w:ilvl w:val="0"/>
           <w:numId w:val="78"/>
@@ -3972,7 +4225,7 @@
         <w:jc w:val="both"/>
       </w:pPr>
       <w:r>
-        <w:t>la app funciona de forma estable en al menos un dispositivo Android objetivo,</w:t>
+        <w:t>permite retomar el proyecto en cualquier momento.</w:t>
       </w:r>
     </w:p>
     <w:p>
@@ -3984,11 +4237,21 @@
         <w:jc w:val="both"/>
       </w:pPr>
       <w:r>
-        <w:t>la documentación clave (Visión, Caso de Negocio, Acta, SRS, Arquitectura, Plan de Pruebas) está completa y coherente,</w:t>
+        <w:t>L</w:t>
+      </w:r>
+      <w:r>
+        <w:t xml:space="preserve">a </w:t>
+      </w:r>
+      <w:r>
+        <w:t xml:space="preserve">aplicación </w:t>
+      </w:r>
+      <w:r>
+        <w:t>funciona de forma estable en al menos un dispositivo Android objetivo,</w:t>
       </w:r>
     </w:p>
     <w:p>
       <w:pPr>
+        <w:pStyle w:val="Prrafodelista"/>
         <w:numPr>
           <w:ilvl w:val="0"/>
           <w:numId w:val="78"/>
@@ -3996,24 +4259,61 @@
         <w:jc w:val="both"/>
       </w:pPr>
       <w:r>
-        <w:t>y dcueli.com dispone de una base sólida para futuras versiones de Mexus.</w:t>
+        <w:t>El usuario comprende plenamente el funcionamiento del sistema.</w:t>
       </w:r>
     </w:p>
     <w:p>
       <w:pPr>
         <w:jc w:val="both"/>
+      </w:pPr>
+    </w:p>
+    <w:p>
+      <w:pPr>
+        <w:pStyle w:val="Ttulo1"/>
+      </w:pPr>
+      <w:bookmarkStart w:id="27" w:name="_APROBACIÓN_-_ir"/>
+      <w:bookmarkEnd w:id="27"/>
+      <w:r>
+        <w:t>APROBACIÓN</w:t>
+      </w:r>
+      <w:r>
         <w:rPr>
-          <w:b/>
-          <w:bCs/>
+          <w:rFonts w:cs="Calibri Light"/>
+          <w:caps w:val="0"/>
+          <w:sz w:val="18"/>
+          <w:szCs w:val="18"/>
         </w:rPr>
-      </w:pPr>
-      <w:r>
-        <w:rPr>
-          <w:b/>
-          <w:bCs/>
-        </w:rPr>
-        <w:t>9. Aprobación</w:t>
-      </w:r>
+        <w:t xml:space="preserve"> </w:t>
+      </w:r>
+      <w:hyperlink w:anchor="_ÍNDICE" w:history="1">
+        <w:r>
+          <w:rPr>
+            <w:rStyle w:val="HipervnculoalndiceCar"/>
+            <w:rFonts w:ascii="Calibri Light" w:hAnsi="Calibri Light" w:cs="Calibri Light"/>
+            <w:caps w:val="0"/>
+            <w:szCs w:val="18"/>
+          </w:rPr>
+          <w:t>- ir al índice -</w:t>
+        </w:r>
+      </w:hyperlink>
+    </w:p>
+    <w:p>
+      <w:pPr>
+        <w:jc w:val="both"/>
+      </w:pPr>
+    </w:p>
+    <w:p>
+      <w:pPr>
+        <w:jc w:val="both"/>
+      </w:pPr>
+      <w:r>
+        <w:t>Aprobado por:</w:t>
+      </w:r>
+    </w:p>
+    <w:p>
+      <w:pPr>
+        <w:jc w:val="both"/>
+      </w:pPr>
     </w:p>
     <w:p>
       <w:pPr>
@@ -4024,68 +4324,177 @@
         <w:jc w:val="both"/>
       </w:pPr>
       <w:r>
-        <w:t>Aprobado por:</w:t>
-      </w:r>
-    </w:p>
-    <w:p>
-      <w:pPr>
-        <w:numPr>
-          <w:ilvl w:val="1"/>
-          <w:numId w:val="79"/>
-        </w:numPr>
-        <w:jc w:val="both"/>
-      </w:pPr>
-      <w:r>
-        <w:t>Nombre: </w:t>
-      </w:r>
-      <w:r>
         <w:rPr>
           <w:i/>
           <w:iCs/>
         </w:rPr>
-        <w:t>(tu nombre)</w:t>
+        <w:t>Nombre</w:t>
+      </w:r>
+      <w:r>
+        <w:t>: </w:t>
+      </w:r>
+      <w:r>
+        <w:rPr>
+          <w:b/>
+          <w:bCs/>
+        </w:rPr>
+        <w:t>D</w:t>
+      </w:r>
+      <w:r>
+        <w:rPr>
+          <w:b/>
+          <w:bCs/>
+          <w:i/>
+          <w:iCs/>
+        </w:rPr>
+        <w:t>avid Cueli Chavarría</w:t>
       </w:r>
     </w:p>
     <w:p>
       <w:pPr>
         <w:numPr>
-          <w:ilvl w:val="1"/>
+          <w:ilvl w:val="0"/>
           <w:numId w:val="79"/>
         </w:numPr>
         <w:jc w:val="both"/>
       </w:pPr>
-      <w:r>
-        <w:t>Rol: Patrocinador / Responsable de Proyecto de dcueli.com</w:t>
-      </w:r>
-    </w:p>
-    <w:p>
-      <w:pPr>
-        <w:numPr>
-          <w:ilvl w:val="1"/>
-          <w:numId w:val="79"/>
-        </w:numPr>
-        <w:jc w:val="both"/>
-      </w:pPr>
-      <w:r>
-        <w:t>Fecha: </w:t>
-      </w:r>
       <w:r>
         <w:rPr>
           <w:i/>
           <w:iCs/>
         </w:rPr>
-        <w:t>(a completar)</w:t>
-      </w:r>
+        <w:t>Rol</w:t>
+      </w:r>
+      <w:r>
+        <w:t xml:space="preserve">: </w:t>
+      </w:r>
+      <w:r>
+        <w:rPr>
+          <w:b/>
+          <w:bCs/>
+        </w:rPr>
+        <w:t>Patrocinador / Responsable de Proyecto</w:t>
+      </w:r>
+      <w:r>
+        <w:t xml:space="preserve"> </w:t>
+      </w:r>
+      <w:r>
+        <w:t>en</w:t>
+      </w:r>
+      <w:r>
+        <w:t xml:space="preserve"> </w:t>
+      </w:r>
+      <w:hyperlink r:id="rId21" w:history="1">
+        <w:r>
+          <w:rPr>
+            <w:rStyle w:val="Hipervnculo"/>
+            <w:b/>
+            <w:bCs/>
+          </w:rPr>
+          <w:t>dcueli.com</w:t>
+        </w:r>
+      </w:hyperlink>
     </w:p>
     <w:p>
       <w:pPr>
+        <w:numPr>
+          <w:ilvl w:val="0"/>
+          <w:numId w:val="79"/>
+        </w:numPr>
         <w:jc w:val="both"/>
       </w:pPr>
+      <w:r>
+        <w:rPr>
+          <w:i/>
+          <w:iCs/>
+        </w:rPr>
+        <w:t>Fecha</w:t>
+      </w:r>
+      <w:r>
+        <w:t>: </w:t>
+      </w:r>
+      <w:r>
+        <w:rPr>
+          <w:b/>
+          <w:bCs/>
+          <w:i/>
+          <w:iCs/>
+        </w:rPr>
+        <w:t>02/feb/2026</w:t>
+      </w:r>
+    </w:p>
+    <w:p>
+      <w:pPr>
+        <w:jc w:val="both"/>
+        <w:rPr>
+          <w:i/>
+          <w:iCs/>
+        </w:rPr>
+      </w:pPr>
+    </w:p>
+    <w:p>
+      <w:pPr>
+        <w:pStyle w:val="Ttulo1"/>
+      </w:pPr>
+      <w:bookmarkStart w:id="28" w:name="_ESTADO_DEL_DOCUMENTO"/>
+      <w:bookmarkEnd w:id="28"/>
+      <w:r>
+        <w:t>ESTADO DEL DOCUMENTO</w:t>
+      </w:r>
+      <w:r>
+        <w:rPr>
+          <w:caps w:val="0"/>
+        </w:rPr>
+        <w:t xml:space="preserve"> </w:t>
+      </w:r>
+      <w:hyperlink w:anchor="_ÍNDICE" w:history="1">
+        <w:r>
+          <w:rPr>
+            <w:rStyle w:val="HipervnculoalndiceCar"/>
+            <w:caps w:val="0"/>
+          </w:rPr>
+          <w:t>- ir al índice -</w:t>
+        </w:r>
+      </w:hyperlink>
     </w:p>
     <w:p/>
+    <w:p>
+      <w:pPr>
+        <w:pStyle w:val="Prrafodelista"/>
+        <w:numPr>
+          <w:ilvl w:val="0"/>
+          <w:numId w:val="54"/>
+        </w:numPr>
+      </w:pPr>
+      <w:hyperlink w:anchor="Version_1_0_de_documento" w:history="1">
+        <w:r>
+          <w:rPr>
+            <w:rStyle w:val="Hipervnculo"/>
+          </w:rPr>
+          <w:t>Versión: 1.0</w:t>
+        </w:r>
+      </w:hyperlink>
+    </w:p>
+    <w:p>
+      <w:pPr>
+        <w:pStyle w:val="Prrafodelista"/>
+        <w:numPr>
+          <w:ilvl w:val="0"/>
+          <w:numId w:val="54"/>
+        </w:numPr>
+      </w:pPr>
+      <w:r>
+        <w:t>Estado: Borrador validable</w:t>
+      </w:r>
+    </w:p>
+    <w:p>
+      <w:pPr>
+        <w:jc w:val="both"/>
+      </w:pPr>
+    </w:p>
     <w:sectPr>
-      <w:headerReference w:type="default" r:id="rId16"/>
-      <w:footerReference w:type="default" r:id="rId17"/>
+      <w:headerReference w:type="default" r:id="rId22"/>
+      <w:footerReference w:type="default" r:id="rId23"/>
       <w:pgSz w:w="11906" w:h="16838" w:code="9"/>
       <w:pgMar w:top="720" w:right="936" w:bottom="720" w:left="936" w:header="0" w:footer="289" w:gutter="0"/>
       <w:pgNumType w:start="1"/>
@@ -4500,13 +4909,24 @@
           <w:pPr>
             <w:pStyle w:val="Piedepgina"/>
             <w:jc w:val="right"/>
+            <w:rPr>
+              <w:color w:val="767171" w:themeColor="background2" w:themeShade="80"/>
+              <w:sz w:val="20"/>
+            </w:rPr>
           </w:pPr>
           <w:r>
             <w:rPr>
               <w:color w:val="767171" w:themeColor="background2" w:themeShade="80"/>
               <w:sz w:val="20"/>
             </w:rPr>
-            <w:t>Acta de constitución del proyecto</w:t>
+            <w:t>Acta de constituci</w:t>
+          </w:r>
+          <w:r>
+            <w:rPr>
+              <w:color w:val="767171" w:themeColor="background2" w:themeShade="80"/>
+              <w:sz w:val="20"/>
+            </w:rPr>
+            <w:t>ón</w:t>
           </w:r>
         </w:p>
       </w:tc>
@@ -4519,14 +4939,18 @@
         <w:p>
           <w:pPr>
             <w:rPr>
+              <w:b/>
+              <w:bCs/>
               <w:i/>
             </w:rPr>
           </w:pPr>
           <w:r>
             <w:rPr>
+              <w:b/>
+              <w:bCs/>
               <w:i/>
             </w:rPr>
-            <w:t>DAVID CUELI CHAVARRÍA</w:t>
+            <w:t>DAVID CUELI</w:t>
           </w:r>
         </w:p>
       </w:tc>
@@ -4538,11 +4962,15 @@
           <w:pPr>
             <w:jc w:val="right"/>
             <w:rPr>
+              <w:b/>
+              <w:bCs/>
               <w:i/>
             </w:rPr>
           </w:pPr>
           <w:r>
             <w:rPr>
+              <w:b/>
+              <w:bCs/>
               <w:i/>
             </w:rPr>
             <w:t>Mexus</w:t>
@@ -4951,6 +5379,119 @@
     </w:lvl>
   </w:abstractNum>
   <w:abstractNum w:abstractNumId="3" w15:restartNumberingAfterBreak="0">
+    <w:nsid w:val="08C64F37"/>
+    <w:multiLevelType w:val="hybridMultilevel"/>
+    <w:tmpl w:val="C3D2F242"/>
+    <w:lvl w:ilvl="0" w:tplc="0C0A0001">
+      <w:start w:val="1"/>
+      <w:numFmt w:val="bullet"/>
+      <w:lvlText w:val=""/>
+      <w:lvlJc w:val="left"/>
+      <w:pPr>
+        <w:ind w:left="720" w:hanging="360"/>
+      </w:pPr>
+      <w:rPr>
+        <w:rFonts w:ascii="Symbol" w:hAnsi="Symbol" w:hint="default"/>
+      </w:rPr>
+    </w:lvl>
+    <w:lvl w:ilvl="1" w:tplc="0C0A0003" w:tentative="1">
+      <w:start w:val="1"/>
+      <w:numFmt w:val="bullet"/>
+      <w:lvlText w:val="o"/>
+      <w:lvlJc w:val="left"/>
+      <w:pPr>
+        <w:ind w:left="1440" w:hanging="360"/>
+      </w:pPr>
+      <w:rPr>
+        <w:rFonts w:ascii="Courier New" w:hAnsi="Courier New" w:cs="Courier New" w:hint="default"/>
+      </w:rPr>
+    </w:lvl>
+    <w:lvl w:ilvl="2" w:tplc="0C0A0005" w:tentative="1">
+      <w:start w:val="1"/>
+      <w:numFmt w:val="bullet"/>
+      <w:lvlText w:val=""/>
+      <w:lvlJc w:val="left"/>
+      <w:pPr>
+        <w:ind w:left="2160" w:hanging="360"/>
+      </w:pPr>
+      <w:rPr>
+        <w:rFonts w:ascii="Wingdings" w:hAnsi="Wingdings" w:hint="default"/>
+      </w:rPr>
+    </w:lvl>
+    <w:lvl w:ilvl="3" w:tplc="0C0A0001" w:tentative="1">
+      <w:start w:val="1"/>
+      <w:numFmt w:val="bullet"/>
+      <w:lvlText w:val=""/>
+      <w:lvlJc w:val="left"/>
+      <w:pPr>
+        <w:ind w:left="2880" w:hanging="360"/>
+      </w:pPr>
+      <w:rPr>
+        <w:rFonts w:ascii="Symbol" w:hAnsi="Symbol" w:hint="default"/>
+      </w:rPr>
+    </w:lvl>
+    <w:lvl w:ilvl="4" w:tplc="0C0A0003" w:tentative="1">
+      <w:start w:val="1"/>
+      <w:numFmt w:val="bullet"/>
+      <w:lvlText w:val="o"/>
+      <w:lvlJc w:val="left"/>
+      <w:pPr>
+        <w:ind w:left="3600" w:hanging="360"/>
+      </w:pPr>
+      <w:rPr>
+        <w:rFonts w:ascii="Courier New" w:hAnsi="Courier New" w:cs="Courier New" w:hint="default"/>
+      </w:rPr>
+    </w:lvl>
+    <w:lvl w:ilvl="5" w:tplc="0C0A0005" w:tentative="1">
+      <w:start w:val="1"/>
+      <w:numFmt w:val="bullet"/>
+      <w:lvlText w:val=""/>
+      <w:lvlJc w:val="left"/>
+      <w:pPr>
+        <w:ind w:left="4320" w:hanging="360"/>
+      </w:pPr>
+      <w:rPr>
+        <w:rFonts w:ascii="Wingdings" w:hAnsi="Wingdings" w:hint="default"/>
+      </w:rPr>
+    </w:lvl>
+    <w:lvl w:ilvl="6" w:tplc="0C0A0001" w:tentative="1">
+      <w:start w:val="1"/>
+      <w:numFmt w:val="bullet"/>
+      <w:lvlText w:val=""/>
+      <w:lvlJc w:val="left"/>
+      <w:pPr>
+        <w:ind w:left="5040" w:hanging="360"/>
+      </w:pPr>
+      <w:rPr>
+        <w:rFonts w:ascii="Symbol" w:hAnsi="Symbol" w:hint="default"/>
+      </w:rPr>
+    </w:lvl>
+    <w:lvl w:ilvl="7" w:tplc="0C0A0003" w:tentative="1">
+      <w:start w:val="1"/>
+      <w:numFmt w:val="bullet"/>
+      <w:lvlText w:val="o"/>
+      <w:lvlJc w:val="left"/>
+      <w:pPr>
+        <w:ind w:left="5760" w:hanging="360"/>
+      </w:pPr>
+      <w:rPr>
+        <w:rFonts w:ascii="Courier New" w:hAnsi="Courier New" w:cs="Courier New" w:hint="default"/>
+      </w:rPr>
+    </w:lvl>
+    <w:lvl w:ilvl="8" w:tplc="0C0A0005" w:tentative="1">
+      <w:start w:val="1"/>
+      <w:numFmt w:val="bullet"/>
+      <w:lvlText w:val=""/>
+      <w:lvlJc w:val="left"/>
+      <w:pPr>
+        <w:ind w:left="6480" w:hanging="360"/>
+      </w:pPr>
+      <w:rPr>
+        <w:rFonts w:ascii="Wingdings" w:hAnsi="Wingdings" w:hint="default"/>
+      </w:rPr>
+    </w:lvl>
+  </w:abstractNum>
+  <w:abstractNum w:abstractNumId="4" w15:restartNumberingAfterBreak="0">
     <w:nsid w:val="095B071C"/>
     <w:multiLevelType w:val="multilevel"/>
     <w:tmpl w:val="FB1AB51C"/>
@@ -5099,7 +5640,7 @@
       </w:rPr>
     </w:lvl>
   </w:abstractNum>
-  <w:abstractNum w:abstractNumId="4" w15:restartNumberingAfterBreak="0">
+  <w:abstractNum w:abstractNumId="5" w15:restartNumberingAfterBreak="0">
     <w:nsid w:val="09EA0C02"/>
     <w:multiLevelType w:val="multilevel"/>
     <w:tmpl w:val="9156098E"/>
@@ -5248,7 +5789,7 @@
       </w:rPr>
     </w:lvl>
   </w:abstractNum>
-  <w:abstractNum w:abstractNumId="5" w15:restartNumberingAfterBreak="0">
+  <w:abstractNum w:abstractNumId="6" w15:restartNumberingAfterBreak="0">
     <w:nsid w:val="0DE364DC"/>
     <w:multiLevelType w:val="hybridMultilevel"/>
     <w:tmpl w:val="1844357E"/>
@@ -5361,7 +5902,7 @@
       </w:rPr>
     </w:lvl>
   </w:abstractNum>
-  <w:abstractNum w:abstractNumId="6" w15:restartNumberingAfterBreak="0">
+  <w:abstractNum w:abstractNumId="7" w15:restartNumberingAfterBreak="0">
     <w:nsid w:val="113D78B0"/>
     <w:multiLevelType w:val="hybridMultilevel"/>
     <w:tmpl w:val="8E9EF0C6"/>
@@ -5447,7 +5988,7 @@
       </w:pPr>
     </w:lvl>
   </w:abstractNum>
-  <w:abstractNum w:abstractNumId="7" w15:restartNumberingAfterBreak="0">
+  <w:abstractNum w:abstractNumId="8" w15:restartNumberingAfterBreak="0">
     <w:nsid w:val="12D23720"/>
     <w:multiLevelType w:val="hybridMultilevel"/>
     <w:tmpl w:val="ECC87842"/>
@@ -5560,7 +6101,7 @@
       </w:rPr>
     </w:lvl>
   </w:abstractNum>
-  <w:abstractNum w:abstractNumId="8" w15:restartNumberingAfterBreak="0">
+  <w:abstractNum w:abstractNumId="9" w15:restartNumberingAfterBreak="0">
     <w:nsid w:val="16E17375"/>
     <w:multiLevelType w:val="multilevel"/>
     <w:tmpl w:val="1F068E96"/>
@@ -5709,7 +6250,7 @@
       </w:rPr>
     </w:lvl>
   </w:abstractNum>
-  <w:abstractNum w:abstractNumId="9" w15:restartNumberingAfterBreak="0">
+  <w:abstractNum w:abstractNumId="10" w15:restartNumberingAfterBreak="0">
     <w:nsid w:val="17362330"/>
     <w:multiLevelType w:val="hybridMultilevel"/>
     <w:tmpl w:val="65BAEAF8"/>
@@ -5822,7 +6363,7 @@
       </w:rPr>
     </w:lvl>
   </w:abstractNum>
-  <w:abstractNum w:abstractNumId="10" w15:restartNumberingAfterBreak="0">
+  <w:abstractNum w:abstractNumId="11" w15:restartNumberingAfterBreak="0">
     <w:nsid w:val="17EA312B"/>
     <w:multiLevelType w:val="multilevel"/>
     <w:tmpl w:val="43AA61C4"/>
@@ -5944,7 +6485,7 @@
       </w:rPr>
     </w:lvl>
   </w:abstractNum>
-  <w:abstractNum w:abstractNumId="11" w15:restartNumberingAfterBreak="0">
+  <w:abstractNum w:abstractNumId="12" w15:restartNumberingAfterBreak="0">
     <w:nsid w:val="187157A7"/>
     <w:multiLevelType w:val="hybridMultilevel"/>
     <w:tmpl w:val="09EE4C20"/>
@@ -6030,7 +6571,7 @@
       </w:pPr>
     </w:lvl>
   </w:abstractNum>
-  <w:abstractNum w:abstractNumId="12" w15:restartNumberingAfterBreak="0">
+  <w:abstractNum w:abstractNumId="13" w15:restartNumberingAfterBreak="0">
     <w:nsid w:val="188F4C77"/>
     <w:multiLevelType w:val="multilevel"/>
     <w:tmpl w:val="63AAFD52"/>
@@ -6179,7 +6720,7 @@
       </w:rPr>
     </w:lvl>
   </w:abstractNum>
-  <w:abstractNum w:abstractNumId="13" w15:restartNumberingAfterBreak="0">
+  <w:abstractNum w:abstractNumId="14" w15:restartNumberingAfterBreak="0">
     <w:nsid w:val="18F770EB"/>
     <w:multiLevelType w:val="hybridMultilevel"/>
     <w:tmpl w:val="52781714"/>
@@ -6292,7 +6833,7 @@
       </w:rPr>
     </w:lvl>
   </w:abstractNum>
-  <w:abstractNum w:abstractNumId="14" w15:restartNumberingAfterBreak="0">
+  <w:abstractNum w:abstractNumId="15" w15:restartNumberingAfterBreak="0">
     <w:nsid w:val="1ED45166"/>
     <w:multiLevelType w:val="hybridMultilevel"/>
     <w:tmpl w:val="22963CEA"/>
@@ -6413,7 +6954,7 @@
       </w:rPr>
     </w:lvl>
   </w:abstractNum>
-  <w:abstractNum w:abstractNumId="15" w15:restartNumberingAfterBreak="0">
+  <w:abstractNum w:abstractNumId="16" w15:restartNumberingAfterBreak="0">
     <w:nsid w:val="23744895"/>
     <w:multiLevelType w:val="hybridMultilevel"/>
     <w:tmpl w:val="63260728"/>
@@ -6526,7 +7067,7 @@
       </w:rPr>
     </w:lvl>
   </w:abstractNum>
-  <w:abstractNum w:abstractNumId="16" w15:restartNumberingAfterBreak="0">
+  <w:abstractNum w:abstractNumId="17" w15:restartNumberingAfterBreak="0">
     <w:nsid w:val="24045FD6"/>
     <w:multiLevelType w:val="hybridMultilevel"/>
     <w:tmpl w:val="B7CEF076"/>
@@ -6639,7 +7180,7 @@
       </w:rPr>
     </w:lvl>
   </w:abstractNum>
-  <w:abstractNum w:abstractNumId="17" w15:restartNumberingAfterBreak="0">
+  <w:abstractNum w:abstractNumId="18" w15:restartNumberingAfterBreak="0">
     <w:nsid w:val="25235DE1"/>
     <w:multiLevelType w:val="hybridMultilevel"/>
     <w:tmpl w:val="70364434"/>
@@ -6752,7 +7293,7 @@
       </w:rPr>
     </w:lvl>
   </w:abstractNum>
-  <w:abstractNum w:abstractNumId="18" w15:restartNumberingAfterBreak="0">
+  <w:abstractNum w:abstractNumId="19" w15:restartNumberingAfterBreak="0">
     <w:nsid w:val="269F6984"/>
     <w:multiLevelType w:val="hybridMultilevel"/>
     <w:tmpl w:val="6DE0BD5C"/>
@@ -6865,7 +7406,7 @@
       </w:rPr>
     </w:lvl>
   </w:abstractNum>
-  <w:abstractNum w:abstractNumId="19" w15:restartNumberingAfterBreak="0">
+  <w:abstractNum w:abstractNumId="20" w15:restartNumberingAfterBreak="0">
     <w:nsid w:val="26A96A04"/>
     <w:multiLevelType w:val="hybridMultilevel"/>
     <w:tmpl w:val="F544D7E6"/>
@@ -6978,7 +7519,7 @@
       </w:rPr>
     </w:lvl>
   </w:abstractNum>
-  <w:abstractNum w:abstractNumId="20" w15:restartNumberingAfterBreak="0">
+  <w:abstractNum w:abstractNumId="21" w15:restartNumberingAfterBreak="0">
     <w:nsid w:val="291720D3"/>
     <w:multiLevelType w:val="hybridMultilevel"/>
     <w:tmpl w:val="66F8C08C"/>
@@ -7067,7 +7608,120 @@
       </w:pPr>
     </w:lvl>
   </w:abstractNum>
-  <w:abstractNum w:abstractNumId="21" w15:restartNumberingAfterBreak="0">
+  <w:abstractNum w:abstractNumId="22" w15:restartNumberingAfterBreak="0">
+    <w:nsid w:val="2A857D12"/>
+    <w:multiLevelType w:val="hybridMultilevel"/>
+    <w:tmpl w:val="ED3CAB46"/>
+    <w:lvl w:ilvl="0" w:tplc="0C0A0001">
+      <w:start w:val="1"/>
+      <w:numFmt w:val="bullet"/>
+      <w:lvlText w:val=""/>
+      <w:lvlJc w:val="left"/>
+      <w:pPr>
+        <w:ind w:left="720" w:hanging="360"/>
+      </w:pPr>
+      <w:rPr>
+        <w:rFonts w:ascii="Symbol" w:hAnsi="Symbol" w:hint="default"/>
+      </w:rPr>
+    </w:lvl>
+    <w:lvl w:ilvl="1" w:tplc="0C0A0003" w:tentative="1">
+      <w:start w:val="1"/>
+      <w:numFmt w:val="bullet"/>
+      <w:lvlText w:val="o"/>
+      <w:lvlJc w:val="left"/>
+      <w:pPr>
+        <w:ind w:left="1440" w:hanging="360"/>
+      </w:pPr>
+      <w:rPr>
+        <w:rFonts w:ascii="Courier New" w:hAnsi="Courier New" w:cs="Courier New" w:hint="default"/>
+      </w:rPr>
+    </w:lvl>
+    <w:lvl w:ilvl="2" w:tplc="0C0A0005" w:tentative="1">
+      <w:start w:val="1"/>
+      <w:numFmt w:val="bullet"/>
+      <w:lvlText w:val=""/>
+      <w:lvlJc w:val="left"/>
+      <w:pPr>
+        <w:ind w:left="2160" w:hanging="360"/>
+      </w:pPr>
+      <w:rPr>
+        <w:rFonts w:ascii="Wingdings" w:hAnsi="Wingdings" w:hint="default"/>
+      </w:rPr>
+    </w:lvl>
+    <w:lvl w:ilvl="3" w:tplc="0C0A0001" w:tentative="1">
+      <w:start w:val="1"/>
+      <w:numFmt w:val="bullet"/>
+      <w:lvlText w:val=""/>
+      <w:lvlJc w:val="left"/>
+      <w:pPr>
+        <w:ind w:left="2880" w:hanging="360"/>
+      </w:pPr>
+      <w:rPr>
+        <w:rFonts w:ascii="Symbol" w:hAnsi="Symbol" w:hint="default"/>
+      </w:rPr>
+    </w:lvl>
+    <w:lvl w:ilvl="4" w:tplc="0C0A0003" w:tentative="1">
+      <w:start w:val="1"/>
+      <w:numFmt w:val="bullet"/>
+      <w:lvlText w:val="o"/>
+      <w:lvlJc w:val="left"/>
+      <w:pPr>
+        <w:ind w:left="3600" w:hanging="360"/>
+      </w:pPr>
+      <w:rPr>
+        <w:rFonts w:ascii="Courier New" w:hAnsi="Courier New" w:cs="Courier New" w:hint="default"/>
+      </w:rPr>
+    </w:lvl>
+    <w:lvl w:ilvl="5" w:tplc="0C0A0005" w:tentative="1">
+      <w:start w:val="1"/>
+      <w:numFmt w:val="bullet"/>
+      <w:lvlText w:val=""/>
+      <w:lvlJc w:val="left"/>
+      <w:pPr>
+        <w:ind w:left="4320" w:hanging="360"/>
+      </w:pPr>
+      <w:rPr>
+        <w:rFonts w:ascii="Wingdings" w:hAnsi="Wingdings" w:hint="default"/>
+      </w:rPr>
+    </w:lvl>
+    <w:lvl w:ilvl="6" w:tplc="0C0A0001" w:tentative="1">
+      <w:start w:val="1"/>
+      <w:numFmt w:val="bullet"/>
+      <w:lvlText w:val=""/>
+      <w:lvlJc w:val="left"/>
+      <w:pPr>
+        <w:ind w:left="5040" w:hanging="360"/>
+      </w:pPr>
+      <w:rPr>
+        <w:rFonts w:ascii="Symbol" w:hAnsi="Symbol" w:hint="default"/>
+      </w:rPr>
+    </w:lvl>
+    <w:lvl w:ilvl="7" w:tplc="0C0A0003" w:tentative="1">
+      <w:start w:val="1"/>
+      <w:numFmt w:val="bullet"/>
+      <w:lvlText w:val="o"/>
+      <w:lvlJc w:val="left"/>
+      <w:pPr>
+        <w:ind w:left="5760" w:hanging="360"/>
+      </w:pPr>
+      <w:rPr>
+        <w:rFonts w:ascii="Courier New" w:hAnsi="Courier New" w:cs="Courier New" w:hint="default"/>
+      </w:rPr>
+    </w:lvl>
+    <w:lvl w:ilvl="8" w:tplc="0C0A0005" w:tentative="1">
+      <w:start w:val="1"/>
+      <w:numFmt w:val="bullet"/>
+      <w:lvlText w:val=""/>
+      <w:lvlJc w:val="left"/>
+      <w:pPr>
+        <w:ind w:left="6480" w:hanging="360"/>
+      </w:pPr>
+      <w:rPr>
+        <w:rFonts w:ascii="Wingdings" w:hAnsi="Wingdings" w:hint="default"/>
+      </w:rPr>
+    </w:lvl>
+  </w:abstractNum>
+  <w:abstractNum w:abstractNumId="23" w15:restartNumberingAfterBreak="0">
     <w:nsid w:val="2AA119EC"/>
     <w:multiLevelType w:val="multilevel"/>
     <w:tmpl w:val="561A7D28"/>
@@ -7216,7 +7870,7 @@
       </w:rPr>
     </w:lvl>
   </w:abstractNum>
-  <w:abstractNum w:abstractNumId="22" w15:restartNumberingAfterBreak="0">
+  <w:abstractNum w:abstractNumId="24" w15:restartNumberingAfterBreak="0">
     <w:nsid w:val="2B2F7482"/>
     <w:multiLevelType w:val="multilevel"/>
     <w:tmpl w:val="F4448112"/>
@@ -7365,7 +8019,7 @@
       </w:rPr>
     </w:lvl>
   </w:abstractNum>
-  <w:abstractNum w:abstractNumId="23" w15:restartNumberingAfterBreak="0">
+  <w:abstractNum w:abstractNumId="25" w15:restartNumberingAfterBreak="0">
     <w:nsid w:val="2D566AEF"/>
     <w:multiLevelType w:val="hybridMultilevel"/>
     <w:tmpl w:val="33AA802C"/>
@@ -7451,7 +8105,7 @@
       </w:pPr>
     </w:lvl>
   </w:abstractNum>
-  <w:abstractNum w:abstractNumId="24" w15:restartNumberingAfterBreak="0">
+  <w:abstractNum w:abstractNumId="26" w15:restartNumberingAfterBreak="0">
     <w:nsid w:val="3050374F"/>
     <w:multiLevelType w:val="hybridMultilevel"/>
     <w:tmpl w:val="9778869A"/>
@@ -7543,7 +8197,7 @@
       </w:pPr>
     </w:lvl>
   </w:abstractNum>
-  <w:abstractNum w:abstractNumId="25" w15:restartNumberingAfterBreak="0">
+  <w:abstractNum w:abstractNumId="27" w15:restartNumberingAfterBreak="0">
     <w:nsid w:val="30F14EA2"/>
     <w:multiLevelType w:val="multilevel"/>
     <w:tmpl w:val="43AA61C4"/>
@@ -7665,7 +8319,7 @@
       </w:rPr>
     </w:lvl>
   </w:abstractNum>
-  <w:abstractNum w:abstractNumId="26" w15:restartNumberingAfterBreak="0">
+  <w:abstractNum w:abstractNumId="28" w15:restartNumberingAfterBreak="0">
     <w:nsid w:val="312A4B8E"/>
     <w:multiLevelType w:val="hybridMultilevel"/>
     <w:tmpl w:val="AF781EEA"/>
@@ -7778,7 +8432,120 @@
       </w:rPr>
     </w:lvl>
   </w:abstractNum>
-  <w:abstractNum w:abstractNumId="27" w15:restartNumberingAfterBreak="0">
+  <w:abstractNum w:abstractNumId="29" w15:restartNumberingAfterBreak="0">
+    <w:nsid w:val="316A7594"/>
+    <w:multiLevelType w:val="hybridMultilevel"/>
+    <w:tmpl w:val="8434547C"/>
+    <w:lvl w:ilvl="0" w:tplc="0C0A0001">
+      <w:start w:val="1"/>
+      <w:numFmt w:val="bullet"/>
+      <w:lvlText w:val=""/>
+      <w:lvlJc w:val="left"/>
+      <w:pPr>
+        <w:ind w:left="720" w:hanging="360"/>
+      </w:pPr>
+      <w:rPr>
+        <w:rFonts w:ascii="Symbol" w:hAnsi="Symbol" w:hint="default"/>
+      </w:rPr>
+    </w:lvl>
+    <w:lvl w:ilvl="1" w:tplc="7E5890D6">
+      <w:start w:val="1"/>
+      <w:numFmt w:val="bullet"/>
+      <w:lvlText w:val=""/>
+      <w:lvlJc w:val="left"/>
+      <w:pPr>
+        <w:ind w:left="1440" w:hanging="360"/>
+      </w:pPr>
+      <w:rPr>
+        <w:rFonts w:ascii="Symbol" w:hAnsi="Symbol" w:hint="default"/>
+      </w:rPr>
+    </w:lvl>
+    <w:lvl w:ilvl="2" w:tplc="0C0A0005" w:tentative="1">
+      <w:start w:val="1"/>
+      <w:numFmt w:val="bullet"/>
+      <w:lvlText w:val=""/>
+      <w:lvlJc w:val="left"/>
+      <w:pPr>
+        <w:ind w:left="2160" w:hanging="360"/>
+      </w:pPr>
+      <w:rPr>
+        <w:rFonts w:ascii="Wingdings" w:hAnsi="Wingdings" w:hint="default"/>
+      </w:rPr>
+    </w:lvl>
+    <w:lvl w:ilvl="3" w:tplc="0C0A0001" w:tentative="1">
+      <w:start w:val="1"/>
+      <w:numFmt w:val="bullet"/>
+      <w:lvlText w:val=""/>
+      <w:lvlJc w:val="left"/>
+      <w:pPr>
+        <w:ind w:left="2880" w:hanging="360"/>
+      </w:pPr>
+      <w:rPr>
+        <w:rFonts w:ascii="Symbol" w:hAnsi="Symbol" w:hint="default"/>
+      </w:rPr>
+    </w:lvl>
+    <w:lvl w:ilvl="4" w:tplc="0C0A0003" w:tentative="1">
+      <w:start w:val="1"/>
+      <w:numFmt w:val="bullet"/>
+      <w:lvlText w:val="o"/>
+      <w:lvlJc w:val="left"/>
+      <w:pPr>
+        <w:ind w:left="3600" w:hanging="360"/>
+      </w:pPr>
+      <w:rPr>
+        <w:rFonts w:ascii="Courier New" w:hAnsi="Courier New" w:cs="Courier New" w:hint="default"/>
+      </w:rPr>
+    </w:lvl>
+    <w:lvl w:ilvl="5" w:tplc="0C0A0005" w:tentative="1">
+      <w:start w:val="1"/>
+      <w:numFmt w:val="bullet"/>
+      <w:lvlText w:val=""/>
+      <w:lvlJc w:val="left"/>
+      <w:pPr>
+        <w:ind w:left="4320" w:hanging="360"/>
+      </w:pPr>
+      <w:rPr>
+        <w:rFonts w:ascii="Wingdings" w:hAnsi="Wingdings" w:hint="default"/>
+      </w:rPr>
+    </w:lvl>
+    <w:lvl w:ilvl="6" w:tplc="0C0A0001" w:tentative="1">
+      <w:start w:val="1"/>
+      <w:numFmt w:val="bullet"/>
+      <w:lvlText w:val=""/>
+      <w:lvlJc w:val="left"/>
+      <w:pPr>
+        <w:ind w:left="5040" w:hanging="360"/>
+      </w:pPr>
+      <w:rPr>
+        <w:rFonts w:ascii="Symbol" w:hAnsi="Symbol" w:hint="default"/>
+      </w:rPr>
+    </w:lvl>
+    <w:lvl w:ilvl="7" w:tplc="0C0A0003" w:tentative="1">
+      <w:start w:val="1"/>
+      <w:numFmt w:val="bullet"/>
+      <w:lvlText w:val="o"/>
+      <w:lvlJc w:val="left"/>
+      <w:pPr>
+        <w:ind w:left="5760" w:hanging="360"/>
+      </w:pPr>
+      <w:rPr>
+        <w:rFonts w:ascii="Courier New" w:hAnsi="Courier New" w:cs="Courier New" w:hint="default"/>
+      </w:rPr>
+    </w:lvl>
+    <w:lvl w:ilvl="8" w:tplc="0C0A0005" w:tentative="1">
+      <w:start w:val="1"/>
+      <w:numFmt w:val="bullet"/>
+      <w:lvlText w:val=""/>
+      <w:lvlJc w:val="left"/>
+      <w:pPr>
+        <w:ind w:left="6480" w:hanging="360"/>
+      </w:pPr>
+      <w:rPr>
+        <w:rFonts w:ascii="Wingdings" w:hAnsi="Wingdings" w:hint="default"/>
+      </w:rPr>
+    </w:lvl>
+  </w:abstractNum>
+  <w:abstractNum w:abstractNumId="30" w15:restartNumberingAfterBreak="0">
     <w:nsid w:val="320B1104"/>
     <w:multiLevelType w:val="multilevel"/>
     <w:tmpl w:val="EF5C1AB0"/>
@@ -7927,7 +8694,7 @@
       </w:rPr>
     </w:lvl>
   </w:abstractNum>
-  <w:abstractNum w:abstractNumId="28" w15:restartNumberingAfterBreak="0">
+  <w:abstractNum w:abstractNumId="31" w15:restartNumberingAfterBreak="0">
     <w:nsid w:val="350C45F7"/>
     <w:multiLevelType w:val="hybridMultilevel"/>
     <w:tmpl w:val="AB1CD680"/>
@@ -8040,7 +8807,7 @@
       </w:rPr>
     </w:lvl>
   </w:abstractNum>
-  <w:abstractNum w:abstractNumId="29" w15:restartNumberingAfterBreak="0">
+  <w:abstractNum w:abstractNumId="32" w15:restartNumberingAfterBreak="0">
     <w:nsid w:val="374343AA"/>
     <w:multiLevelType w:val="hybridMultilevel"/>
     <w:tmpl w:val="6E7622B4"/>
@@ -8132,7 +8899,7 @@
       </w:pPr>
     </w:lvl>
   </w:abstractNum>
-  <w:abstractNum w:abstractNumId="30" w15:restartNumberingAfterBreak="0">
+  <w:abstractNum w:abstractNumId="33" w15:restartNumberingAfterBreak="0">
     <w:nsid w:val="37BF4879"/>
     <w:multiLevelType w:val="hybridMultilevel"/>
     <w:tmpl w:val="773A6DE4"/>
@@ -8222,7 +8989,7 @@
       </w:pPr>
     </w:lvl>
   </w:abstractNum>
-  <w:abstractNum w:abstractNumId="31" w15:restartNumberingAfterBreak="0">
+  <w:abstractNum w:abstractNumId="34" w15:restartNumberingAfterBreak="0">
     <w:nsid w:val="386364A0"/>
     <w:multiLevelType w:val="hybridMultilevel"/>
     <w:tmpl w:val="31EE00F2"/>
@@ -8311,7 +9078,7 @@
       </w:pPr>
     </w:lvl>
   </w:abstractNum>
-  <w:abstractNum w:abstractNumId="32" w15:restartNumberingAfterBreak="0">
+  <w:abstractNum w:abstractNumId="35" w15:restartNumberingAfterBreak="0">
     <w:nsid w:val="39A94CE3"/>
     <w:multiLevelType w:val="hybridMultilevel"/>
     <w:tmpl w:val="AAEE1E26"/>
@@ -8424,7 +9191,7 @@
       </w:rPr>
     </w:lvl>
   </w:abstractNum>
-  <w:abstractNum w:abstractNumId="33" w15:restartNumberingAfterBreak="0">
+  <w:abstractNum w:abstractNumId="36" w15:restartNumberingAfterBreak="0">
     <w:nsid w:val="3B26602D"/>
     <w:multiLevelType w:val="hybridMultilevel"/>
     <w:tmpl w:val="F6A6BE9C"/>
@@ -8513,7 +9280,7 @@
       </w:pPr>
     </w:lvl>
   </w:abstractNum>
-  <w:abstractNum w:abstractNumId="34" w15:restartNumberingAfterBreak="0">
+  <w:abstractNum w:abstractNumId="37" w15:restartNumberingAfterBreak="0">
     <w:nsid w:val="3BA97E2B"/>
     <w:multiLevelType w:val="hybridMultilevel"/>
     <w:tmpl w:val="3D6830AC"/>
@@ -8625,7 +9392,120 @@
       </w:rPr>
     </w:lvl>
   </w:abstractNum>
-  <w:abstractNum w:abstractNumId="35" w15:restartNumberingAfterBreak="0">
+  <w:abstractNum w:abstractNumId="38" w15:restartNumberingAfterBreak="0">
+    <w:nsid w:val="3D7E47F3"/>
+    <w:multiLevelType w:val="hybridMultilevel"/>
+    <w:tmpl w:val="17D4A3BE"/>
+    <w:lvl w:ilvl="0" w:tplc="0C0A0001">
+      <w:start w:val="1"/>
+      <w:numFmt w:val="bullet"/>
+      <w:lvlText w:val=""/>
+      <w:lvlJc w:val="left"/>
+      <w:pPr>
+        <w:ind w:left="720" w:hanging="360"/>
+      </w:pPr>
+      <w:rPr>
+        <w:rFonts w:ascii="Symbol" w:hAnsi="Symbol" w:hint="default"/>
+      </w:rPr>
+    </w:lvl>
+    <w:lvl w:ilvl="1" w:tplc="0C0A0003" w:tentative="1">
+      <w:start w:val="1"/>
+      <w:numFmt w:val="bullet"/>
+      <w:lvlText w:val="o"/>
+      <w:lvlJc w:val="left"/>
+      <w:pPr>
+        <w:ind w:left="1440" w:hanging="360"/>
+      </w:pPr>
+      <w:rPr>
+        <w:rFonts w:ascii="Courier New" w:hAnsi="Courier New" w:cs="Courier New" w:hint="default"/>
+      </w:rPr>
+    </w:lvl>
+    <w:lvl w:ilvl="2" w:tplc="0C0A0005" w:tentative="1">
+      <w:start w:val="1"/>
+      <w:numFmt w:val="bullet"/>
+      <w:lvlText w:val=""/>
+      <w:lvlJc w:val="left"/>
+      <w:pPr>
+        <w:ind w:left="2160" w:hanging="360"/>
+      </w:pPr>
+      <w:rPr>
+        <w:rFonts w:ascii="Wingdings" w:hAnsi="Wingdings" w:hint="default"/>
+      </w:rPr>
+    </w:lvl>
+    <w:lvl w:ilvl="3" w:tplc="0C0A0001" w:tentative="1">
+      <w:start w:val="1"/>
+      <w:numFmt w:val="bullet"/>
+      <w:lvlText w:val=""/>
+      <w:lvlJc w:val="left"/>
+      <w:pPr>
+        <w:ind w:left="2880" w:hanging="360"/>
+      </w:pPr>
+      <w:rPr>
+        <w:rFonts w:ascii="Symbol" w:hAnsi="Symbol" w:hint="default"/>
+      </w:rPr>
+    </w:lvl>
+    <w:lvl w:ilvl="4" w:tplc="0C0A0003" w:tentative="1">
+      <w:start w:val="1"/>
+      <w:numFmt w:val="bullet"/>
+      <w:lvlText w:val="o"/>
+      <w:lvlJc w:val="left"/>
+      <w:pPr>
+        <w:ind w:left="3600" w:hanging="360"/>
+      </w:pPr>
+      <w:rPr>
+        <w:rFonts w:ascii="Courier New" w:hAnsi="Courier New" w:cs="Courier New" w:hint="default"/>
+      </w:rPr>
+    </w:lvl>
+    <w:lvl w:ilvl="5" w:tplc="0C0A0005" w:tentative="1">
+      <w:start w:val="1"/>
+      <w:numFmt w:val="bullet"/>
+      <w:lvlText w:val=""/>
+      <w:lvlJc w:val="left"/>
+      <w:pPr>
+        <w:ind w:left="4320" w:hanging="360"/>
+      </w:pPr>
+      <w:rPr>
+        <w:rFonts w:ascii="Wingdings" w:hAnsi="Wingdings" w:hint="default"/>
+      </w:rPr>
+    </w:lvl>
+    <w:lvl w:ilvl="6" w:tplc="0C0A0001" w:tentative="1">
+      <w:start w:val="1"/>
+      <w:numFmt w:val="bullet"/>
+      <w:lvlText w:val=""/>
+      <w:lvlJc w:val="left"/>
+      <w:pPr>
+        <w:ind w:left="5040" w:hanging="360"/>
+      </w:pPr>
+      <w:rPr>
+        <w:rFonts w:ascii="Symbol" w:hAnsi="Symbol" w:hint="default"/>
+      </w:rPr>
+    </w:lvl>
+    <w:lvl w:ilvl="7" w:tplc="0C0A0003" w:tentative="1">
+      <w:start w:val="1"/>
+      <w:numFmt w:val="bullet"/>
+      <w:lvlText w:val="o"/>
+      <w:lvlJc w:val="left"/>
+      <w:pPr>
+        <w:ind w:left="5760" w:hanging="360"/>
+      </w:pPr>
+      <w:rPr>
+        <w:rFonts w:ascii="Courier New" w:hAnsi="Courier New" w:cs="Courier New" w:hint="default"/>
+      </w:rPr>
+    </w:lvl>
+    <w:lvl w:ilvl="8" w:tplc="0C0A0005" w:tentative="1">
+      <w:start w:val="1"/>
+      <w:numFmt w:val="bullet"/>
+      <w:lvlText w:val=""/>
+      <w:lvlJc w:val="left"/>
+      <w:pPr>
+        <w:ind w:left="6480" w:hanging="360"/>
+      </w:pPr>
+      <w:rPr>
+        <w:rFonts w:ascii="Wingdings" w:hAnsi="Wingdings" w:hint="default"/>
+      </w:rPr>
+    </w:lvl>
+  </w:abstractNum>
+  <w:abstractNum w:abstractNumId="39" w15:restartNumberingAfterBreak="0">
     <w:nsid w:val="3E447B91"/>
     <w:multiLevelType w:val="hybridMultilevel"/>
     <w:tmpl w:val="87765E60"/>
@@ -8740,7 +9620,156 @@
       </w:rPr>
     </w:lvl>
   </w:abstractNum>
-  <w:abstractNum w:abstractNumId="36" w15:restartNumberingAfterBreak="0">
+  <w:abstractNum w:abstractNumId="40" w15:restartNumberingAfterBreak="0">
+    <w:nsid w:val="3F0F674A"/>
+    <w:multiLevelType w:val="multilevel"/>
+    <w:tmpl w:val="ADF2A944"/>
+    <w:lvl w:ilvl="0">
+      <w:start w:val="1"/>
+      <w:numFmt w:val="bullet"/>
+      <w:lvlText w:val=""/>
+      <w:lvlJc w:val="left"/>
+      <w:pPr>
+        <w:tabs>
+          <w:tab w:val="num" w:pos="720"/>
+        </w:tabs>
+        <w:ind w:left="720" w:hanging="360"/>
+      </w:pPr>
+      <w:rPr>
+        <w:rFonts w:ascii="Symbol" w:hAnsi="Symbol" w:hint="default"/>
+        <w:sz w:val="20"/>
+      </w:rPr>
+    </w:lvl>
+    <w:lvl w:ilvl="1" w:tentative="1">
+      <w:start w:val="1"/>
+      <w:numFmt w:val="bullet"/>
+      <w:lvlText w:val=""/>
+      <w:lvlJc w:val="left"/>
+      <w:pPr>
+        <w:tabs>
+          <w:tab w:val="num" w:pos="1440"/>
+        </w:tabs>
+        <w:ind w:left="1440" w:hanging="360"/>
+      </w:pPr>
+      <w:rPr>
+        <w:rFonts w:ascii="Symbol" w:hAnsi="Symbol" w:hint="default"/>
+        <w:sz w:val="20"/>
+      </w:rPr>
+    </w:lvl>
+    <w:lvl w:ilvl="2" w:tentative="1">
+      <w:start w:val="1"/>
+      <w:numFmt w:val="bullet"/>
+      <w:lvlText w:val=""/>
+      <w:lvlJc w:val="left"/>
+      <w:pPr>
+        <w:tabs>
+          <w:tab w:val="num" w:pos="2160"/>
+        </w:tabs>
+        <w:ind w:left="2160" w:hanging="360"/>
+      </w:pPr>
+      <w:rPr>
+        <w:rFonts w:ascii="Symbol" w:hAnsi="Symbol" w:hint="default"/>
+        <w:sz w:val="20"/>
+      </w:rPr>
+    </w:lvl>
+    <w:lvl w:ilvl="3" w:tentative="1">
+      <w:start w:val="1"/>
+      <w:numFmt w:val="bullet"/>
+      <w:lvlText w:val=""/>
+      <w:lvlJc w:val="left"/>
+      <w:pPr>
+        <w:tabs>
+          <w:tab w:val="num" w:pos="2880"/>
+        </w:tabs>
+        <w:ind w:left="2880" w:hanging="360"/>
+      </w:pPr>
+      <w:rPr>
+        <w:rFonts w:ascii="Symbol" w:hAnsi="Symbol" w:hint="default"/>
+        <w:sz w:val="20"/>
+      </w:rPr>
+    </w:lvl>
+    <w:lvl w:ilvl="4" w:tentative="1">
+      <w:start w:val="1"/>
+      <w:numFmt w:val="bullet"/>
+      <w:lvlText w:val=""/>
+      <w:lvlJc w:val="left"/>
+      <w:pPr>
+        <w:tabs>
+          <w:tab w:val="num" w:pos="3600"/>
+        </w:tabs>
+        <w:ind w:left="3600" w:hanging="360"/>
+      </w:pPr>
+      <w:rPr>
+        <w:rFonts w:ascii="Symbol" w:hAnsi="Symbol" w:hint="default"/>
+        <w:sz w:val="20"/>
+      </w:rPr>
+    </w:lvl>
+    <w:lvl w:ilvl="5" w:tentative="1">
+      <w:start w:val="1"/>
+      <w:numFmt w:val="bullet"/>
+      <w:lvlText w:val=""/>
+      <w:lvlJc w:val="left"/>
+      <w:pPr>
+        <w:tabs>
+          <w:tab w:val="num" w:pos="4320"/>
+        </w:tabs>
+        <w:ind w:left="4320" w:hanging="360"/>
+      </w:pPr>
+      <w:rPr>
+        <w:rFonts w:ascii="Symbol" w:hAnsi="Symbol" w:hint="default"/>
+        <w:sz w:val="20"/>
+      </w:rPr>
+    </w:lvl>
+    <w:lvl w:ilvl="6" w:tentative="1">
+      <w:start w:val="1"/>
+      <w:numFmt w:val="bullet"/>
+      <w:lvlText w:val=""/>
+      <w:lvlJc w:val="left"/>
+      <w:pPr>
+        <w:tabs>
+          <w:tab w:val="num" w:pos="5040"/>
+        </w:tabs>
+        <w:ind w:left="5040" w:hanging="360"/>
+      </w:pPr>
+      <w:rPr>
+        <w:rFonts w:ascii="Symbol" w:hAnsi="Symbol" w:hint="default"/>
+        <w:sz w:val="20"/>
+      </w:rPr>
+    </w:lvl>
+    <w:lvl w:ilvl="7" w:tentative="1">
+      <w:start w:val="1"/>
+      <w:numFmt w:val="bullet"/>
+      <w:lvlText w:val=""/>
+      <w:lvlJc w:val="left"/>
+      <w:pPr>
+        <w:tabs>
+          <w:tab w:val="num" w:pos="5760"/>
+        </w:tabs>
+        <w:ind w:left="5760" w:hanging="360"/>
+      </w:pPr>
+      <w:rPr>
+        <w:rFonts w:ascii="Symbol" w:hAnsi="Symbol" w:hint="default"/>
+        <w:sz w:val="20"/>
+      </w:rPr>
+    </w:lvl>
+    <w:lvl w:ilvl="8" w:tentative="1">
+      <w:start w:val="1"/>
+      <w:numFmt w:val="bullet"/>
+      <w:lvlText w:val=""/>
+      <w:lvlJc w:val="left"/>
+      <w:pPr>
+        <w:tabs>
+          <w:tab w:val="num" w:pos="6480"/>
+        </w:tabs>
+        <w:ind w:left="6480" w:hanging="360"/>
+      </w:pPr>
+      <w:rPr>
+        <w:rFonts w:ascii="Symbol" w:hAnsi="Symbol" w:hint="default"/>
+        <w:sz w:val="20"/>
+      </w:rPr>
+    </w:lvl>
+  </w:abstractNum>
+  <w:abstractNum w:abstractNumId="41" w15:restartNumberingAfterBreak="0">
     <w:nsid w:val="3FD47AAA"/>
     <w:multiLevelType w:val="multilevel"/>
     <w:tmpl w:val="38B009E2"/>
@@ -8853,7 +9882,7 @@
       </w:rPr>
     </w:lvl>
   </w:abstractNum>
-  <w:abstractNum w:abstractNumId="37" w15:restartNumberingAfterBreak="0">
+  <w:abstractNum w:abstractNumId="42" w15:restartNumberingAfterBreak="0">
     <w:nsid w:val="409E345B"/>
     <w:multiLevelType w:val="hybridMultilevel"/>
     <w:tmpl w:val="9170E098"/>
@@ -8966,7 +9995,7 @@
       </w:rPr>
     </w:lvl>
   </w:abstractNum>
-  <w:abstractNum w:abstractNumId="38" w15:restartNumberingAfterBreak="0">
+  <w:abstractNum w:abstractNumId="43" w15:restartNumberingAfterBreak="0">
     <w:nsid w:val="40B51113"/>
     <w:multiLevelType w:val="hybridMultilevel"/>
     <w:tmpl w:val="513E2BDA"/>
@@ -9055,7 +10084,7 @@
       </w:pPr>
     </w:lvl>
   </w:abstractNum>
-  <w:abstractNum w:abstractNumId="39" w15:restartNumberingAfterBreak="0">
+  <w:abstractNum w:abstractNumId="44" w15:restartNumberingAfterBreak="0">
     <w:nsid w:val="416346D8"/>
     <w:multiLevelType w:val="multilevel"/>
     <w:tmpl w:val="FF5ABEFA"/>
@@ -9204,7 +10233,95 @@
       </w:rPr>
     </w:lvl>
   </w:abstractNum>
-  <w:abstractNum w:abstractNumId="40" w15:restartNumberingAfterBreak="0">
+  <w:abstractNum w:abstractNumId="45" w15:restartNumberingAfterBreak="0">
+    <w:nsid w:val="41AB0A67"/>
+    <w:multiLevelType w:val="hybridMultilevel"/>
+    <w:tmpl w:val="5FEAE76A"/>
+    <w:lvl w:ilvl="0" w:tplc="1A94FB3A">
+      <w:numFmt w:val="decimal"/>
+      <w:lvlText w:val="2.%1."/>
+      <w:lvlJc w:val="left"/>
+      <w:pPr>
+        <w:ind w:left="1440" w:hanging="360"/>
+      </w:pPr>
+      <w:rPr>
+        <w:rFonts w:hint="default"/>
+      </w:rPr>
+    </w:lvl>
+    <w:lvl w:ilvl="1" w:tplc="0C0A0019" w:tentative="1">
+      <w:start w:val="1"/>
+      <w:numFmt w:val="lowerLetter"/>
+      <w:lvlText w:val="%2."/>
+      <w:lvlJc w:val="left"/>
+      <w:pPr>
+        <w:ind w:left="1440" w:hanging="360"/>
+      </w:pPr>
+    </w:lvl>
+    <w:lvl w:ilvl="2" w:tplc="0C0A001B" w:tentative="1">
+      <w:start w:val="1"/>
+      <w:numFmt w:val="lowerRoman"/>
+      <w:lvlText w:val="%3."/>
+      <w:lvlJc w:val="right"/>
+      <w:pPr>
+        <w:ind w:left="2160" w:hanging="180"/>
+      </w:pPr>
+    </w:lvl>
+    <w:lvl w:ilvl="3" w:tplc="0C0A000F" w:tentative="1">
+      <w:start w:val="1"/>
+      <w:numFmt w:val="decimal"/>
+      <w:lvlText w:val="%4."/>
+      <w:lvlJc w:val="left"/>
+      <w:pPr>
+        <w:ind w:left="2880" w:hanging="360"/>
+      </w:pPr>
+    </w:lvl>
+    <w:lvl w:ilvl="4" w:tplc="0C0A0019" w:tentative="1">
+      <w:start w:val="1"/>
+      <w:numFmt w:val="lowerLetter"/>
+      <w:lvlText w:val="%5."/>
+      <w:lvlJc w:val="left"/>
+      <w:pPr>
+        <w:ind w:left="3600" w:hanging="360"/>
+      </w:pPr>
+    </w:lvl>
+    <w:lvl w:ilvl="5" w:tplc="0C0A001B" w:tentative="1">
+      <w:start w:val="1"/>
+      <w:numFmt w:val="lowerRoman"/>
+      <w:lvlText w:val="%6."/>
+      <w:lvlJc w:val="right"/>
+      <w:pPr>
+        <w:ind w:left="4320" w:hanging="180"/>
+      </w:pPr>
+    </w:lvl>
+    <w:lvl w:ilvl="6" w:tplc="0C0A000F" w:tentative="1">
+      <w:start w:val="1"/>
+      <w:numFmt w:val="decimal"/>
+      <w:lvlText w:val="%7."/>
+      <w:lvlJc w:val="left"/>
+      <w:pPr>
+        <w:ind w:left="5040" w:hanging="360"/>
+      </w:pPr>
+    </w:lvl>
+    <w:lvl w:ilvl="7" w:tplc="0C0A0019" w:tentative="1">
+      <w:start w:val="1"/>
+      <w:numFmt w:val="lowerLetter"/>
+      <w:lvlText w:val="%8."/>
+      <w:lvlJc w:val="left"/>
+      <w:pPr>
+        <w:ind w:left="5760" w:hanging="360"/>
+      </w:pPr>
+    </w:lvl>
+    <w:lvl w:ilvl="8" w:tplc="0C0A001B" w:tentative="1">
+      <w:start w:val="1"/>
+      <w:numFmt w:val="lowerRoman"/>
+      <w:lvlText w:val="%9."/>
+      <w:lvlJc w:val="right"/>
+      <w:pPr>
+        <w:ind w:left="6480" w:hanging="180"/>
+      </w:pPr>
+    </w:lvl>
+  </w:abstractNum>
+  <w:abstractNum w:abstractNumId="46" w15:restartNumberingAfterBreak="0">
     <w:nsid w:val="424808D2"/>
     <w:multiLevelType w:val="multilevel"/>
     <w:tmpl w:val="FCF6049C"/>
@@ -9353,7 +10470,7 @@
       </w:rPr>
     </w:lvl>
   </w:abstractNum>
-  <w:abstractNum w:abstractNumId="41" w15:restartNumberingAfterBreak="0">
+  <w:abstractNum w:abstractNumId="47" w15:restartNumberingAfterBreak="0">
     <w:nsid w:val="435670B1"/>
     <w:multiLevelType w:val="hybridMultilevel"/>
     <w:tmpl w:val="05E43B8C"/>
@@ -9443,7 +10560,7 @@
       </w:pPr>
     </w:lvl>
   </w:abstractNum>
-  <w:abstractNum w:abstractNumId="42" w15:restartNumberingAfterBreak="0">
+  <w:abstractNum w:abstractNumId="48" w15:restartNumberingAfterBreak="0">
     <w:nsid w:val="43F545FB"/>
     <w:multiLevelType w:val="multilevel"/>
     <w:tmpl w:val="43AA61C4"/>
@@ -9565,7 +10682,7 @@
       </w:rPr>
     </w:lvl>
   </w:abstractNum>
-  <w:abstractNum w:abstractNumId="43" w15:restartNumberingAfterBreak="0">
+  <w:abstractNum w:abstractNumId="49" w15:restartNumberingAfterBreak="0">
     <w:nsid w:val="446507D2"/>
     <w:multiLevelType w:val="multilevel"/>
     <w:tmpl w:val="7EE2475E"/>
@@ -9714,7 +10831,7 @@
       </w:rPr>
     </w:lvl>
   </w:abstractNum>
-  <w:abstractNum w:abstractNumId="44" w15:restartNumberingAfterBreak="0">
+  <w:abstractNum w:abstractNumId="50" w15:restartNumberingAfterBreak="0">
     <w:nsid w:val="446E0401"/>
     <w:multiLevelType w:val="hybridMultilevel"/>
     <w:tmpl w:val="7B12DAF2"/>
@@ -9806,7 +10923,7 @@
       </w:pPr>
     </w:lvl>
   </w:abstractNum>
-  <w:abstractNum w:abstractNumId="45" w15:restartNumberingAfterBreak="0">
+  <w:abstractNum w:abstractNumId="51" w15:restartNumberingAfterBreak="0">
     <w:nsid w:val="44900C9E"/>
     <w:multiLevelType w:val="hybridMultilevel"/>
     <w:tmpl w:val="B610F256"/>
@@ -9899,7 +11016,7 @@
       </w:pPr>
     </w:lvl>
   </w:abstractNum>
-  <w:abstractNum w:abstractNumId="46" w15:restartNumberingAfterBreak="0">
+  <w:abstractNum w:abstractNumId="52" w15:restartNumberingAfterBreak="0">
     <w:nsid w:val="46E16413"/>
     <w:multiLevelType w:val="hybridMultilevel"/>
     <w:tmpl w:val="C20022DC"/>
@@ -9988,7 +11105,7 @@
       </w:pPr>
     </w:lvl>
   </w:abstractNum>
-  <w:abstractNum w:abstractNumId="47" w15:restartNumberingAfterBreak="0">
+  <w:abstractNum w:abstractNumId="53" w15:restartNumberingAfterBreak="0">
     <w:nsid w:val="477A688C"/>
     <w:multiLevelType w:val="hybridMultilevel"/>
     <w:tmpl w:val="2DF479A8"/>
@@ -10074,7 +11191,7 @@
       </w:pPr>
     </w:lvl>
   </w:abstractNum>
-  <w:abstractNum w:abstractNumId="48" w15:restartNumberingAfterBreak="0">
+  <w:abstractNum w:abstractNumId="54" w15:restartNumberingAfterBreak="0">
     <w:nsid w:val="47EE26C8"/>
     <w:multiLevelType w:val="hybridMultilevel"/>
     <w:tmpl w:val="B6509890"/>
@@ -10164,7 +11281,7 @@
       </w:pPr>
     </w:lvl>
   </w:abstractNum>
-  <w:abstractNum w:abstractNumId="49" w15:restartNumberingAfterBreak="0">
+  <w:abstractNum w:abstractNumId="55" w15:restartNumberingAfterBreak="0">
     <w:nsid w:val="48356000"/>
     <w:multiLevelType w:val="hybridMultilevel"/>
     <w:tmpl w:val="58F2C608"/>
@@ -10278,7 +11395,7 @@
       </w:rPr>
     </w:lvl>
   </w:abstractNum>
-  <w:abstractNum w:abstractNumId="50" w15:restartNumberingAfterBreak="0">
+  <w:abstractNum w:abstractNumId="56" w15:restartNumberingAfterBreak="0">
     <w:nsid w:val="48D54728"/>
     <w:multiLevelType w:val="hybridMultilevel"/>
     <w:tmpl w:val="926A914C"/>
@@ -10393,7 +11510,7 @@
       </w:rPr>
     </w:lvl>
   </w:abstractNum>
-  <w:abstractNum w:abstractNumId="51" w15:restartNumberingAfterBreak="0">
+  <w:abstractNum w:abstractNumId="57" w15:restartNumberingAfterBreak="0">
     <w:nsid w:val="4A086B9A"/>
     <w:multiLevelType w:val="hybridMultilevel"/>
     <w:tmpl w:val="9476DBFE"/>
@@ -10505,7 +11622,7 @@
       </w:rPr>
     </w:lvl>
   </w:abstractNum>
-  <w:abstractNum w:abstractNumId="52" w15:restartNumberingAfterBreak="0">
+  <w:abstractNum w:abstractNumId="58" w15:restartNumberingAfterBreak="0">
     <w:nsid w:val="4A584FA5"/>
     <w:multiLevelType w:val="hybridMultilevel"/>
     <w:tmpl w:val="179E794E"/>
@@ -10618,7 +11735,7 @@
       </w:rPr>
     </w:lvl>
   </w:abstractNum>
-  <w:abstractNum w:abstractNumId="53" w15:restartNumberingAfterBreak="0">
+  <w:abstractNum w:abstractNumId="59" w15:restartNumberingAfterBreak="0">
     <w:nsid w:val="4ACE7390"/>
     <w:multiLevelType w:val="hybridMultilevel"/>
     <w:tmpl w:val="6A7A4F2A"/>
@@ -10704,7 +11821,7 @@
       </w:pPr>
     </w:lvl>
   </w:abstractNum>
-  <w:abstractNum w:abstractNumId="54" w15:restartNumberingAfterBreak="0">
+  <w:abstractNum w:abstractNumId="60" w15:restartNumberingAfterBreak="0">
     <w:nsid w:val="4C4378A8"/>
     <w:multiLevelType w:val="hybridMultilevel"/>
     <w:tmpl w:val="1D385DF6"/>
@@ -10817,7 +11934,7 @@
       </w:rPr>
     </w:lvl>
   </w:abstractNum>
-  <w:abstractNum w:abstractNumId="55" w15:restartNumberingAfterBreak="0">
+  <w:abstractNum w:abstractNumId="61" w15:restartNumberingAfterBreak="0">
     <w:nsid w:val="4E74022A"/>
     <w:multiLevelType w:val="multilevel"/>
     <w:tmpl w:val="43AA61C4"/>
@@ -10939,7 +12056,7 @@
       </w:rPr>
     </w:lvl>
   </w:abstractNum>
-  <w:abstractNum w:abstractNumId="56" w15:restartNumberingAfterBreak="0">
+  <w:abstractNum w:abstractNumId="62" w15:restartNumberingAfterBreak="0">
     <w:nsid w:val="5178268F"/>
     <w:multiLevelType w:val="multilevel"/>
     <w:tmpl w:val="F9FA9B52"/>
@@ -11088,7 +12205,7 @@
       </w:rPr>
     </w:lvl>
   </w:abstractNum>
-  <w:abstractNum w:abstractNumId="57" w15:restartNumberingAfterBreak="0">
+  <w:abstractNum w:abstractNumId="63" w15:restartNumberingAfterBreak="0">
     <w:nsid w:val="522D45AC"/>
     <w:multiLevelType w:val="multilevel"/>
     <w:tmpl w:val="443E6B66"/>
@@ -11237,7 +12354,7 @@
       </w:rPr>
     </w:lvl>
   </w:abstractNum>
-  <w:abstractNum w:abstractNumId="58" w15:restartNumberingAfterBreak="0">
+  <w:abstractNum w:abstractNumId="64" w15:restartNumberingAfterBreak="0">
     <w:nsid w:val="53122EA6"/>
     <w:multiLevelType w:val="hybridMultilevel"/>
     <w:tmpl w:val="A43AC1CA"/>
@@ -11323,7 +12440,7 @@
       </w:pPr>
     </w:lvl>
   </w:abstractNum>
-  <w:abstractNum w:abstractNumId="59" w15:restartNumberingAfterBreak="0">
+  <w:abstractNum w:abstractNumId="65" w15:restartNumberingAfterBreak="0">
     <w:nsid w:val="53477FDB"/>
     <w:multiLevelType w:val="multilevel"/>
     <w:tmpl w:val="ADF2A944"/>
@@ -11472,7 +12589,7 @@
       </w:rPr>
     </w:lvl>
   </w:abstractNum>
-  <w:abstractNum w:abstractNumId="60" w15:restartNumberingAfterBreak="0">
+  <w:abstractNum w:abstractNumId="66" w15:restartNumberingAfterBreak="0">
     <w:nsid w:val="58ED4A0B"/>
     <w:multiLevelType w:val="hybridMultilevel"/>
     <w:tmpl w:val="B1A0D958"/>
@@ -11585,7 +12702,120 @@
       </w:rPr>
     </w:lvl>
   </w:abstractNum>
-  <w:abstractNum w:abstractNumId="61" w15:restartNumberingAfterBreak="0">
+  <w:abstractNum w:abstractNumId="67" w15:restartNumberingAfterBreak="0">
+    <w:nsid w:val="59D20400"/>
+    <w:multiLevelType w:val="hybridMultilevel"/>
+    <w:tmpl w:val="68201A42"/>
+    <w:lvl w:ilvl="0" w:tplc="0C0A0001">
+      <w:start w:val="1"/>
+      <w:numFmt w:val="bullet"/>
+      <w:lvlText w:val=""/>
+      <w:lvlJc w:val="left"/>
+      <w:pPr>
+        <w:ind w:left="720" w:hanging="360"/>
+      </w:pPr>
+      <w:rPr>
+        <w:rFonts w:ascii="Symbol" w:hAnsi="Symbol" w:hint="default"/>
+      </w:rPr>
+    </w:lvl>
+    <w:lvl w:ilvl="1" w:tplc="0C0A0003" w:tentative="1">
+      <w:start w:val="1"/>
+      <w:numFmt w:val="bullet"/>
+      <w:lvlText w:val="o"/>
+      <w:lvlJc w:val="left"/>
+      <w:pPr>
+        <w:ind w:left="1440" w:hanging="360"/>
+      </w:pPr>
+      <w:rPr>
+        <w:rFonts w:ascii="Courier New" w:hAnsi="Courier New" w:cs="Courier New" w:hint="default"/>
+      </w:rPr>
+    </w:lvl>
+    <w:lvl w:ilvl="2" w:tplc="0C0A0005" w:tentative="1">
+      <w:start w:val="1"/>
+      <w:numFmt w:val="bullet"/>
+      <w:lvlText w:val=""/>
+      <w:lvlJc w:val="left"/>
+      <w:pPr>
+        <w:ind w:left="2160" w:hanging="360"/>
+      </w:pPr>
+      <w:rPr>
+        <w:rFonts w:ascii="Wingdings" w:hAnsi="Wingdings" w:hint="default"/>
+      </w:rPr>
+    </w:lvl>
+    <w:lvl w:ilvl="3" w:tplc="0C0A0001" w:tentative="1">
+      <w:start w:val="1"/>
+      <w:numFmt w:val="bullet"/>
+      <w:lvlText w:val=""/>
+      <w:lvlJc w:val="left"/>
+      <w:pPr>
+        <w:ind w:left="2880" w:hanging="360"/>
+      </w:pPr>
+      <w:rPr>
+        <w:rFonts w:ascii="Symbol" w:hAnsi="Symbol" w:hint="default"/>
+      </w:rPr>
+    </w:lvl>
+    <w:lvl w:ilvl="4" w:tplc="0C0A0003" w:tentative="1">
+      <w:start w:val="1"/>
+      <w:numFmt w:val="bullet"/>
+      <w:lvlText w:val="o"/>
+      <w:lvlJc w:val="left"/>
+      <w:pPr>
+        <w:ind w:left="3600" w:hanging="360"/>
+      </w:pPr>
+      <w:rPr>
+        <w:rFonts w:ascii="Courier New" w:hAnsi="Courier New" w:cs="Courier New" w:hint="default"/>
+      </w:rPr>
+    </w:lvl>
+    <w:lvl w:ilvl="5" w:tplc="0C0A0005" w:tentative="1">
+      <w:start w:val="1"/>
+      <w:numFmt w:val="bullet"/>
+      <w:lvlText w:val=""/>
+      <w:lvlJc w:val="left"/>
+      <w:pPr>
+        <w:ind w:left="4320" w:hanging="360"/>
+      </w:pPr>
+      <w:rPr>
+        <w:rFonts w:ascii="Wingdings" w:hAnsi="Wingdings" w:hint="default"/>
+      </w:rPr>
+    </w:lvl>
+    <w:lvl w:ilvl="6" w:tplc="0C0A0001" w:tentative="1">
+      <w:start w:val="1"/>
+      <w:numFmt w:val="bullet"/>
+      <w:lvlText w:val=""/>
+      <w:lvlJc w:val="left"/>
+      <w:pPr>
+        <w:ind w:left="5040" w:hanging="360"/>
+      </w:pPr>
+      <w:rPr>
+        <w:rFonts w:ascii="Symbol" w:hAnsi="Symbol" w:hint="default"/>
+      </w:rPr>
+    </w:lvl>
+    <w:lvl w:ilvl="7" w:tplc="0C0A0003" w:tentative="1">
+      <w:start w:val="1"/>
+      <w:numFmt w:val="bullet"/>
+      <w:lvlText w:val="o"/>
+      <w:lvlJc w:val="left"/>
+      <w:pPr>
+        <w:ind w:left="5760" w:hanging="360"/>
+      </w:pPr>
+      <w:rPr>
+        <w:rFonts w:ascii="Courier New" w:hAnsi="Courier New" w:cs="Courier New" w:hint="default"/>
+      </w:rPr>
+    </w:lvl>
+    <w:lvl w:ilvl="8" w:tplc="0C0A0005" w:tentative="1">
+      <w:start w:val="1"/>
+      <w:numFmt w:val="bullet"/>
+      <w:lvlText w:val=""/>
+      <w:lvlJc w:val="left"/>
+      <w:pPr>
+        <w:ind w:left="6480" w:hanging="360"/>
+      </w:pPr>
+      <w:rPr>
+        <w:rFonts w:ascii="Wingdings" w:hAnsi="Wingdings" w:hint="default"/>
+      </w:rPr>
+    </w:lvl>
+  </w:abstractNum>
+  <w:abstractNum w:abstractNumId="68" w15:restartNumberingAfterBreak="0">
     <w:nsid w:val="5D76329A"/>
     <w:multiLevelType w:val="hybridMultilevel"/>
     <w:tmpl w:val="E7A2F67E"/>
@@ -11698,7 +12928,7 @@
       </w:rPr>
     </w:lvl>
   </w:abstractNum>
-  <w:abstractNum w:abstractNumId="62" w15:restartNumberingAfterBreak="0">
+  <w:abstractNum w:abstractNumId="69" w15:restartNumberingAfterBreak="0">
     <w:nsid w:val="5D8D418A"/>
     <w:multiLevelType w:val="hybridMultilevel"/>
     <w:tmpl w:val="237A5BC8"/>
@@ -11790,7 +13020,7 @@
       </w:pPr>
     </w:lvl>
   </w:abstractNum>
-  <w:abstractNum w:abstractNumId="63" w15:restartNumberingAfterBreak="0">
+  <w:abstractNum w:abstractNumId="70" w15:restartNumberingAfterBreak="0">
     <w:nsid w:val="5FA20AFF"/>
     <w:multiLevelType w:val="hybridMultilevel"/>
     <w:tmpl w:val="0A688DFC"/>
@@ -11903,7 +13133,7 @@
       </w:rPr>
     </w:lvl>
   </w:abstractNum>
-  <w:abstractNum w:abstractNumId="64" w15:restartNumberingAfterBreak="0">
+  <w:abstractNum w:abstractNumId="71" w15:restartNumberingAfterBreak="0">
     <w:nsid w:val="5FA63F9A"/>
     <w:multiLevelType w:val="hybridMultilevel"/>
     <w:tmpl w:val="85EC26D2"/>
@@ -11989,7 +13219,7 @@
       </w:pPr>
     </w:lvl>
   </w:abstractNum>
-  <w:abstractNum w:abstractNumId="65" w15:restartNumberingAfterBreak="0">
+  <w:abstractNum w:abstractNumId="72" w15:restartNumberingAfterBreak="0">
     <w:nsid w:val="644D2E79"/>
     <w:multiLevelType w:val="multilevel"/>
     <w:tmpl w:val="4A04D3A4"/>
@@ -12138,7 +13368,7 @@
       </w:rPr>
     </w:lvl>
   </w:abstractNum>
-  <w:abstractNum w:abstractNumId="66" w15:restartNumberingAfterBreak="0">
+  <w:abstractNum w:abstractNumId="73" w15:restartNumberingAfterBreak="0">
     <w:nsid w:val="651C3CE5"/>
     <w:multiLevelType w:val="hybridMultilevel"/>
     <w:tmpl w:val="103AF862"/>
@@ -12251,7 +13481,7 @@
       </w:rPr>
     </w:lvl>
   </w:abstractNum>
-  <w:abstractNum w:abstractNumId="67" w15:restartNumberingAfterBreak="0">
+  <w:abstractNum w:abstractNumId="74" w15:restartNumberingAfterBreak="0">
     <w:nsid w:val="68804733"/>
     <w:multiLevelType w:val="hybridMultilevel"/>
     <w:tmpl w:val="1D1033D6"/>
@@ -12343,7 +13573,7 @@
       </w:pPr>
     </w:lvl>
   </w:abstractNum>
-  <w:abstractNum w:abstractNumId="68" w15:restartNumberingAfterBreak="0">
+  <w:abstractNum w:abstractNumId="75" w15:restartNumberingAfterBreak="0">
     <w:nsid w:val="69971059"/>
     <w:multiLevelType w:val="multilevel"/>
     <w:tmpl w:val="C4AEC3A6"/>
@@ -12492,7 +13722,7 @@
       </w:rPr>
     </w:lvl>
   </w:abstractNum>
-  <w:abstractNum w:abstractNumId="69" w15:restartNumberingAfterBreak="0">
+  <w:abstractNum w:abstractNumId="76" w15:restartNumberingAfterBreak="0">
     <w:nsid w:val="69EE2AD1"/>
     <w:multiLevelType w:val="hybridMultilevel"/>
     <w:tmpl w:val="7902D734"/>
@@ -12582,7 +13812,212 @@
       </w:pPr>
     </w:lvl>
   </w:abstractNum>
-  <w:abstractNum w:abstractNumId="70" w15:restartNumberingAfterBreak="0">
+  <w:abstractNum w:abstractNumId="77" w15:restartNumberingAfterBreak="0">
+    <w:nsid w:val="6BEE4E73"/>
+    <w:multiLevelType w:val="hybridMultilevel"/>
+    <w:tmpl w:val="0D887672"/>
+    <w:lvl w:ilvl="0" w:tplc="C7907D98">
+      <w:start w:val="1"/>
+      <w:numFmt w:val="decimal"/>
+      <w:lvlText w:val="7.%1."/>
+      <w:lvlJc w:val="left"/>
+      <w:pPr>
+        <w:ind w:left="1440" w:hanging="360"/>
+      </w:pPr>
+      <w:rPr>
+        <w:rFonts w:hint="default"/>
+        <w:color w:val="242D5B"/>
+      </w:rPr>
+    </w:lvl>
+    <w:lvl w:ilvl="1" w:tplc="0C0A0019" w:tentative="1">
+      <w:start w:val="1"/>
+      <w:numFmt w:val="lowerLetter"/>
+      <w:lvlText w:val="%2."/>
+      <w:lvlJc w:val="left"/>
+      <w:pPr>
+        <w:ind w:left="1440" w:hanging="360"/>
+      </w:pPr>
+    </w:lvl>
+    <w:lvl w:ilvl="2" w:tplc="0C0A001B" w:tentative="1">
+      <w:start w:val="1"/>
+      <w:numFmt w:val="lowerRoman"/>
+      <w:lvlText w:val="%3."/>
+      <w:lvlJc w:val="right"/>
+      <w:pPr>
+        <w:ind w:left="2160" w:hanging="180"/>
+      </w:pPr>
+    </w:lvl>
+    <w:lvl w:ilvl="3" w:tplc="0C0A000F" w:tentative="1">
+      <w:start w:val="1"/>
+      <w:numFmt w:val="decimal"/>
+      <w:lvlText w:val="%4."/>
+      <w:lvlJc w:val="left"/>
+      <w:pPr>
+        <w:ind w:left="2880" w:hanging="360"/>
+      </w:pPr>
+    </w:lvl>
+    <w:lvl w:ilvl="4" w:tplc="0C0A0019" w:tentative="1">
+      <w:start w:val="1"/>
+      <w:numFmt w:val="lowerLetter"/>
+      <w:lvlText w:val="%5."/>
+      <w:lvlJc w:val="left"/>
+      <w:pPr>
+        <w:ind w:left="3600" w:hanging="360"/>
+      </w:pPr>
+    </w:lvl>
+    <w:lvl w:ilvl="5" w:tplc="0C0A001B" w:tentative="1">
+      <w:start w:val="1"/>
+      <w:numFmt w:val="lowerRoman"/>
+      <w:lvlText w:val="%6."/>
+      <w:lvlJc w:val="right"/>
+      <w:pPr>
+        <w:ind w:left="4320" w:hanging="180"/>
+      </w:pPr>
+    </w:lvl>
+    <w:lvl w:ilvl="6" w:tplc="0C0A000F" w:tentative="1">
+      <w:start w:val="1"/>
+      <w:numFmt w:val="decimal"/>
+      <w:lvlText w:val="%7."/>
+      <w:lvlJc w:val="left"/>
+      <w:pPr>
+        <w:ind w:left="5040" w:hanging="360"/>
+      </w:pPr>
+    </w:lvl>
+    <w:lvl w:ilvl="7" w:tplc="0C0A0019" w:tentative="1">
+      <w:start w:val="1"/>
+      <w:numFmt w:val="lowerLetter"/>
+      <w:lvlText w:val="%8."/>
+      <w:lvlJc w:val="left"/>
+      <w:pPr>
+        <w:ind w:left="5760" w:hanging="360"/>
+      </w:pPr>
+    </w:lvl>
+    <w:lvl w:ilvl="8" w:tplc="0C0A001B" w:tentative="1">
+      <w:start w:val="1"/>
+      <w:numFmt w:val="lowerRoman"/>
+      <w:lvlText w:val="%9."/>
+      <w:lvlJc w:val="right"/>
+      <w:pPr>
+        <w:ind w:left="6480" w:hanging="180"/>
+      </w:pPr>
+    </w:lvl>
+  </w:abstractNum>
+  <w:abstractNum w:abstractNumId="78" w15:restartNumberingAfterBreak="0">
+    <w:nsid w:val="6CF66924"/>
+    <w:multiLevelType w:val="hybridMultilevel"/>
+    <w:tmpl w:val="89ECC8C4"/>
+    <w:lvl w:ilvl="0" w:tplc="ADE24CBE">
+      <w:start w:val="1"/>
+      <w:numFmt w:val="bullet"/>
+      <w:lvlText w:val=""/>
+      <w:lvlJc w:val="left"/>
+      <w:pPr>
+        <w:ind w:left="720" w:hanging="360"/>
+      </w:pPr>
+      <w:rPr>
+        <w:rFonts w:ascii="Symbol" w:hAnsi="Symbol" w:hint="default"/>
+        <w:sz w:val="18"/>
+        <w:szCs w:val="18"/>
+      </w:rPr>
+    </w:lvl>
+    <w:lvl w:ilvl="1" w:tplc="0C0A0003" w:tentative="1">
+      <w:start w:val="1"/>
+      <w:numFmt w:val="bullet"/>
+      <w:lvlText w:val="o"/>
+      <w:lvlJc w:val="left"/>
+      <w:pPr>
+        <w:ind w:left="1440" w:hanging="360"/>
+      </w:pPr>
+      <w:rPr>
+        <w:rFonts w:ascii="Courier New" w:hAnsi="Courier New" w:cs="Courier New" w:hint="default"/>
+      </w:rPr>
+    </w:lvl>
+    <w:lvl w:ilvl="2" w:tplc="0C0A0005" w:tentative="1">
+      <w:start w:val="1"/>
+      <w:numFmt w:val="bullet"/>
+      <w:lvlText w:val=""/>
+      <w:lvlJc w:val="left"/>
+      <w:pPr>
+        <w:ind w:left="2160" w:hanging="360"/>
+      </w:pPr>
+      <w:rPr>
+        <w:rFonts w:ascii="Wingdings" w:hAnsi="Wingdings" w:hint="default"/>
+      </w:rPr>
+    </w:lvl>
+    <w:lvl w:ilvl="3" w:tplc="0C0A0001" w:tentative="1">
+      <w:start w:val="1"/>
+      <w:numFmt w:val="bullet"/>
+      <w:lvlText w:val=""/>
+      <w:lvlJc w:val="left"/>
+      <w:pPr>
+        <w:ind w:left="2880" w:hanging="360"/>
+      </w:pPr>
+      <w:rPr>
+        <w:rFonts w:ascii="Symbol" w:hAnsi="Symbol" w:hint="default"/>
+      </w:rPr>
+    </w:lvl>
+    <w:lvl w:ilvl="4" w:tplc="0C0A0003" w:tentative="1">
+      <w:start w:val="1"/>
+      <w:numFmt w:val="bullet"/>
+      <w:lvlText w:val="o"/>
+      <w:lvlJc w:val="left"/>
+      <w:pPr>
+        <w:ind w:left="3600" w:hanging="360"/>
+      </w:pPr>
+      <w:rPr>
+        <w:rFonts w:ascii="Courier New" w:hAnsi="Courier New" w:cs="Courier New" w:hint="default"/>
+      </w:rPr>
+    </w:lvl>
+    <w:lvl w:ilvl="5" w:tplc="0C0A0005" w:tentative="1">
+      <w:start w:val="1"/>
+      <w:numFmt w:val="bullet"/>
+      <w:lvlText w:val=""/>
+      <w:lvlJc w:val="left"/>
+      <w:pPr>
+        <w:ind w:left="4320" w:hanging="360"/>
+      </w:pPr>
+      <w:rPr>
+        <w:rFonts w:ascii="Wingdings" w:hAnsi="Wingdings" w:hint="default"/>
+      </w:rPr>
+    </w:lvl>
+    <w:lvl w:ilvl="6" w:tplc="0C0A0001" w:tentative="1">
+      <w:start w:val="1"/>
+      <w:numFmt w:val="bullet"/>
+      <w:lvlText w:val=""/>
+      <w:lvlJc w:val="left"/>
+      <w:pPr>
+        <w:ind w:left="5040" w:hanging="360"/>
+      </w:pPr>
+      <w:rPr>
+        <w:rFonts w:ascii="Symbol" w:hAnsi="Symbol" w:hint="default"/>
+      </w:rPr>
+    </w:lvl>
+    <w:lvl w:ilvl="7" w:tplc="0C0A0003" w:tentative="1">
+      <w:start w:val="1"/>
+      <w:numFmt w:val="bullet"/>
+      <w:lvlText w:val="o"/>
+      <w:lvlJc w:val="left"/>
+      <w:pPr>
+        <w:ind w:left="5760" w:hanging="360"/>
+      </w:pPr>
+      <w:rPr>
+        <w:rFonts w:ascii="Courier New" w:hAnsi="Courier New" w:cs="Courier New" w:hint="default"/>
+      </w:rPr>
+    </w:lvl>
+    <w:lvl w:ilvl="8" w:tplc="0C0A0005" w:tentative="1">
+      <w:start w:val="1"/>
+      <w:numFmt w:val="bullet"/>
+      <w:lvlText w:val=""/>
+      <w:lvlJc w:val="left"/>
+      <w:pPr>
+        <w:ind w:left="6480" w:hanging="360"/>
+      </w:pPr>
+      <w:rPr>
+        <w:rFonts w:ascii="Wingdings" w:hAnsi="Wingdings" w:hint="default"/>
+      </w:rPr>
+    </w:lvl>
+  </w:abstractNum>
+  <w:abstractNum w:abstractNumId="79" w15:restartNumberingAfterBreak="0">
     <w:nsid w:val="6D257D12"/>
     <w:multiLevelType w:val="hybridMultilevel"/>
     <w:tmpl w:val="D2386116"/>
@@ -12697,7 +14132,7 @@
       </w:rPr>
     </w:lvl>
   </w:abstractNum>
-  <w:abstractNum w:abstractNumId="71" w15:restartNumberingAfterBreak="0">
+  <w:abstractNum w:abstractNumId="80" w15:restartNumberingAfterBreak="0">
     <w:nsid w:val="70873546"/>
     <w:multiLevelType w:val="multilevel"/>
     <w:tmpl w:val="43AA61C4"/>
@@ -12819,7 +14254,7 @@
       </w:rPr>
     </w:lvl>
   </w:abstractNum>
-  <w:abstractNum w:abstractNumId="72" w15:restartNumberingAfterBreak="0">
+  <w:abstractNum w:abstractNumId="81" w15:restartNumberingAfterBreak="0">
     <w:nsid w:val="72BC7866"/>
     <w:multiLevelType w:val="multilevel"/>
     <w:tmpl w:val="6D3AC186"/>
@@ -12968,7 +14403,7 @@
       </w:rPr>
     </w:lvl>
   </w:abstractNum>
-  <w:abstractNum w:abstractNumId="73" w15:restartNumberingAfterBreak="0">
+  <w:abstractNum w:abstractNumId="82" w15:restartNumberingAfterBreak="0">
     <w:nsid w:val="72C6560B"/>
     <w:multiLevelType w:val="hybridMultilevel"/>
     <w:tmpl w:val="5E5A0ED2"/>
@@ -13057,7 +14492,7 @@
       </w:pPr>
     </w:lvl>
   </w:abstractNum>
-  <w:abstractNum w:abstractNumId="74" w15:restartNumberingAfterBreak="0">
+  <w:abstractNum w:abstractNumId="83" w15:restartNumberingAfterBreak="0">
     <w:nsid w:val="74011DF0"/>
     <w:multiLevelType w:val="multilevel"/>
     <w:tmpl w:val="43AA61C4"/>
@@ -13179,7 +14614,7 @@
       </w:rPr>
     </w:lvl>
   </w:abstractNum>
-  <w:abstractNum w:abstractNumId="75" w15:restartNumberingAfterBreak="0">
+  <w:abstractNum w:abstractNumId="84" w15:restartNumberingAfterBreak="0">
     <w:nsid w:val="761130A1"/>
     <w:multiLevelType w:val="hybridMultilevel"/>
     <w:tmpl w:val="3F04D048"/>
@@ -13292,7 +14727,7 @@
       </w:rPr>
     </w:lvl>
   </w:abstractNum>
-  <w:abstractNum w:abstractNumId="76" w15:restartNumberingAfterBreak="0">
+  <w:abstractNum w:abstractNumId="85" w15:restartNumberingAfterBreak="0">
     <w:nsid w:val="76660959"/>
     <w:multiLevelType w:val="hybridMultilevel"/>
     <w:tmpl w:val="75D28A3C"/>
@@ -13381,7 +14816,96 @@
       </w:pPr>
     </w:lvl>
   </w:abstractNum>
-  <w:abstractNum w:abstractNumId="77" w15:restartNumberingAfterBreak="0">
+  <w:abstractNum w:abstractNumId="86" w15:restartNumberingAfterBreak="0">
+    <w:nsid w:val="784B29C5"/>
+    <w:multiLevelType w:val="hybridMultilevel"/>
+    <w:tmpl w:val="038213A6"/>
+    <w:lvl w:ilvl="0" w:tplc="D9AAF3D2">
+      <w:start w:val="1"/>
+      <w:numFmt w:val="decimal"/>
+      <w:lvlText w:val="5.%1."/>
+      <w:lvlJc w:val="left"/>
+      <w:pPr>
+        <w:ind w:left="1440" w:hanging="360"/>
+      </w:pPr>
+      <w:rPr>
+        <w:rFonts w:hint="default"/>
+      </w:rPr>
+    </w:lvl>
+    <w:lvl w:ilvl="1" w:tplc="0C0A0019" w:tentative="1">
+      <w:start w:val="1"/>
+      <w:numFmt w:val="lowerLetter"/>
+      <w:lvlText w:val="%2."/>
+      <w:lvlJc w:val="left"/>
+      <w:pPr>
+        <w:ind w:left="2160" w:hanging="360"/>
+      </w:pPr>
+    </w:lvl>
+    <w:lvl w:ilvl="2" w:tplc="0C0A001B" w:tentative="1">
+      <w:start w:val="1"/>
+      <w:numFmt w:val="lowerRoman"/>
+      <w:lvlText w:val="%3."/>
+      <w:lvlJc w:val="right"/>
+      <w:pPr>
+        <w:ind w:left="2880" w:hanging="180"/>
+      </w:pPr>
+    </w:lvl>
+    <w:lvl w:ilvl="3" w:tplc="0C0A000F" w:tentative="1">
+      <w:start w:val="1"/>
+      <w:numFmt w:val="decimal"/>
+      <w:lvlText w:val="%4."/>
+      <w:lvlJc w:val="left"/>
+      <w:pPr>
+        <w:ind w:left="3600" w:hanging="360"/>
+      </w:pPr>
+    </w:lvl>
+    <w:lvl w:ilvl="4" w:tplc="0C0A0019" w:tentative="1">
+      <w:start w:val="1"/>
+      <w:numFmt w:val="lowerLetter"/>
+      <w:lvlText w:val="%5."/>
+      <w:lvlJc w:val="left"/>
+      <w:pPr>
+        <w:ind w:left="4320" w:hanging="360"/>
+      </w:pPr>
+    </w:lvl>
+    <w:lvl w:ilvl="5" w:tplc="0C0A001B" w:tentative="1">
+      <w:start w:val="1"/>
+      <w:numFmt w:val="lowerRoman"/>
+      <w:lvlText w:val="%6."/>
+      <w:lvlJc w:val="right"/>
+      <w:pPr>
+        <w:ind w:left="5040" w:hanging="180"/>
+      </w:pPr>
+    </w:lvl>
+    <w:lvl w:ilvl="6" w:tplc="0C0A000F" w:tentative="1">
+      <w:start w:val="1"/>
+      <w:numFmt w:val="decimal"/>
+      <w:lvlText w:val="%7."/>
+      <w:lvlJc w:val="left"/>
+      <w:pPr>
+        <w:ind w:left="5760" w:hanging="360"/>
+      </w:pPr>
+    </w:lvl>
+    <w:lvl w:ilvl="7" w:tplc="0C0A0019" w:tentative="1">
+      <w:start w:val="1"/>
+      <w:numFmt w:val="lowerLetter"/>
+      <w:lvlText w:val="%8."/>
+      <w:lvlJc w:val="left"/>
+      <w:pPr>
+        <w:ind w:left="6480" w:hanging="360"/>
+      </w:pPr>
+    </w:lvl>
+    <w:lvl w:ilvl="8" w:tplc="0C0A001B" w:tentative="1">
+      <w:start w:val="1"/>
+      <w:numFmt w:val="lowerRoman"/>
+      <w:lvlText w:val="%9."/>
+      <w:lvlJc w:val="right"/>
+      <w:pPr>
+        <w:ind w:left="7200" w:hanging="180"/>
+      </w:pPr>
+    </w:lvl>
+  </w:abstractNum>
+  <w:abstractNum w:abstractNumId="87" w15:restartNumberingAfterBreak="0">
     <w:nsid w:val="797C637B"/>
     <w:multiLevelType w:val="multilevel"/>
     <w:tmpl w:val="6CE05428"/>
@@ -13530,7 +15054,7 @@
       </w:rPr>
     </w:lvl>
   </w:abstractNum>
-  <w:abstractNum w:abstractNumId="78" w15:restartNumberingAfterBreak="0">
+  <w:abstractNum w:abstractNumId="88" w15:restartNumberingAfterBreak="0">
     <w:nsid w:val="79F742A8"/>
     <w:multiLevelType w:val="multilevel"/>
     <w:tmpl w:val="EDC8A15E"/>
@@ -13680,241 +15204,271 @@
     </w:lvl>
   </w:abstractNum>
   <w:num w:numId="1" w16cid:durableId="82264625">
-    <w:abstractNumId w:val="55"/>
+    <w:abstractNumId w:val="61"/>
   </w:num>
   <w:num w:numId="2" w16cid:durableId="902325847">
-    <w:abstractNumId w:val="25"/>
+    <w:abstractNumId w:val="27"/>
   </w:num>
   <w:num w:numId="3" w16cid:durableId="988821880">
-    <w:abstractNumId w:val="10"/>
+    <w:abstractNumId w:val="11"/>
   </w:num>
   <w:num w:numId="4" w16cid:durableId="1096286354">
-    <w:abstractNumId w:val="71"/>
+    <w:abstractNumId w:val="80"/>
   </w:num>
   <w:num w:numId="5" w16cid:durableId="1564828212">
-    <w:abstractNumId w:val="74"/>
+    <w:abstractNumId w:val="83"/>
   </w:num>
   <w:num w:numId="6" w16cid:durableId="408036902">
-    <w:abstractNumId w:val="42"/>
+    <w:abstractNumId w:val="48"/>
   </w:num>
   <w:num w:numId="7" w16cid:durableId="552619947">
     <w:abstractNumId w:val="1"/>
   </w:num>
   <w:num w:numId="8" w16cid:durableId="1162701328">
-    <w:abstractNumId w:val="67"/>
+    <w:abstractNumId w:val="74"/>
   </w:num>
   <w:num w:numId="9" w16cid:durableId="814100682">
-    <w:abstractNumId w:val="37"/>
+    <w:abstractNumId w:val="42"/>
   </w:num>
   <w:num w:numId="10" w16cid:durableId="180318813">
-    <w:abstractNumId w:val="15"/>
+    <w:abstractNumId w:val="16"/>
   </w:num>
   <w:num w:numId="11" w16cid:durableId="1079794263">
     <w:abstractNumId w:val="0"/>
   </w:num>
   <w:num w:numId="12" w16cid:durableId="730806067">
-    <w:abstractNumId w:val="13"/>
+    <w:abstractNumId w:val="14"/>
   </w:num>
   <w:num w:numId="13" w16cid:durableId="1002659298">
-    <w:abstractNumId w:val="27"/>
+    <w:abstractNumId w:val="30"/>
   </w:num>
   <w:num w:numId="14" w16cid:durableId="2095736121">
-    <w:abstractNumId w:val="3"/>
+    <w:abstractNumId w:val="4"/>
   </w:num>
   <w:num w:numId="15" w16cid:durableId="1001929712">
+    <w:abstractNumId w:val="63"/>
+  </w:num>
+  <w:num w:numId="16" w16cid:durableId="219025717">
+    <w:abstractNumId w:val="49"/>
+  </w:num>
+  <w:num w:numId="17" w16cid:durableId="492066569">
+    <w:abstractNumId w:val="24"/>
+  </w:num>
+  <w:num w:numId="18" w16cid:durableId="638078303">
+    <w:abstractNumId w:val="9"/>
+  </w:num>
+  <w:num w:numId="19" w16cid:durableId="43650790">
+    <w:abstractNumId w:val="10"/>
+  </w:num>
+  <w:num w:numId="20" w16cid:durableId="549732192">
+    <w:abstractNumId w:val="15"/>
+  </w:num>
+  <w:num w:numId="21" w16cid:durableId="1468738966">
+    <w:abstractNumId w:val="39"/>
+  </w:num>
+  <w:num w:numId="22" w16cid:durableId="2062630928">
+    <w:abstractNumId w:val="55"/>
+  </w:num>
+  <w:num w:numId="23" w16cid:durableId="1364210148">
+    <w:abstractNumId w:val="60"/>
+  </w:num>
+  <w:num w:numId="24" w16cid:durableId="1382941373">
+    <w:abstractNumId w:val="32"/>
+  </w:num>
+  <w:num w:numId="25" w16cid:durableId="1110663902">
+    <w:abstractNumId w:val="21"/>
+  </w:num>
+  <w:num w:numId="26" w16cid:durableId="312684505">
+    <w:abstractNumId w:val="50"/>
+  </w:num>
+  <w:num w:numId="27" w16cid:durableId="623192434">
+    <w:abstractNumId w:val="26"/>
+  </w:num>
+  <w:num w:numId="28" w16cid:durableId="716857032">
+    <w:abstractNumId w:val="82"/>
+  </w:num>
+  <w:num w:numId="29" w16cid:durableId="1258443407">
+    <w:abstractNumId w:val="51"/>
+  </w:num>
+  <w:num w:numId="30" w16cid:durableId="880946462">
+    <w:abstractNumId w:val="6"/>
+  </w:num>
+  <w:num w:numId="31" w16cid:durableId="925918693">
+    <w:abstractNumId w:val="68"/>
+  </w:num>
+  <w:num w:numId="32" w16cid:durableId="2097970418">
+    <w:abstractNumId w:val="28"/>
+  </w:num>
+  <w:num w:numId="33" w16cid:durableId="741099369">
     <w:abstractNumId w:val="57"/>
   </w:num>
-  <w:num w:numId="16" w16cid:durableId="219025717">
-    <w:abstractNumId w:val="43"/>
-  </w:num>
-  <w:num w:numId="17" w16cid:durableId="492066569">
-    <w:abstractNumId w:val="22"/>
-  </w:num>
-  <w:num w:numId="18" w16cid:durableId="638078303">
-    <w:abstractNumId w:val="8"/>
-  </w:num>
-  <w:num w:numId="19" w16cid:durableId="43650790">
-    <w:abstractNumId w:val="9"/>
-  </w:num>
-  <w:num w:numId="20" w16cid:durableId="549732192">
-    <w:abstractNumId w:val="14"/>
-  </w:num>
-  <w:num w:numId="21" w16cid:durableId="1468738966">
-    <w:abstractNumId w:val="35"/>
-  </w:num>
-  <w:num w:numId="22" w16cid:durableId="2062630928">
-    <w:abstractNumId w:val="49"/>
-  </w:num>
-  <w:num w:numId="23" w16cid:durableId="1364210148">
-    <w:abstractNumId w:val="54"/>
-  </w:num>
-  <w:num w:numId="24" w16cid:durableId="1382941373">
-    <w:abstractNumId w:val="29"/>
-  </w:num>
-  <w:num w:numId="25" w16cid:durableId="1110663902">
-    <w:abstractNumId w:val="20"/>
-  </w:num>
-  <w:num w:numId="26" w16cid:durableId="312684505">
-    <w:abstractNumId w:val="44"/>
-  </w:num>
-  <w:num w:numId="27" w16cid:durableId="623192434">
-    <w:abstractNumId w:val="24"/>
-  </w:num>
-  <w:num w:numId="28" w16cid:durableId="716857032">
-    <w:abstractNumId w:val="73"/>
-  </w:num>
-  <w:num w:numId="29" w16cid:durableId="1258443407">
-    <w:abstractNumId w:val="45"/>
-  </w:num>
-  <w:num w:numId="30" w16cid:durableId="880946462">
-    <w:abstractNumId w:val="5"/>
-  </w:num>
-  <w:num w:numId="31" w16cid:durableId="925918693">
-    <w:abstractNumId w:val="61"/>
-  </w:num>
-  <w:num w:numId="32" w16cid:durableId="2097970418">
-    <w:abstractNumId w:val="26"/>
-  </w:num>
-  <w:num w:numId="33" w16cid:durableId="741099369">
-    <w:abstractNumId w:val="51"/>
-  </w:num>
   <w:num w:numId="34" w16cid:durableId="1128352080">
-    <w:abstractNumId w:val="34"/>
+    <w:abstractNumId w:val="37"/>
   </w:num>
   <w:num w:numId="35" w16cid:durableId="1528062044">
-    <w:abstractNumId w:val="75"/>
+    <w:abstractNumId w:val="84"/>
   </w:num>
   <w:num w:numId="36" w16cid:durableId="2066830880">
-    <w:abstractNumId w:val="41"/>
+    <w:abstractNumId w:val="47"/>
   </w:num>
   <w:num w:numId="37" w16cid:durableId="1429545440">
-    <w:abstractNumId w:val="69"/>
+    <w:abstractNumId w:val="76"/>
   </w:num>
   <w:num w:numId="38" w16cid:durableId="1947735070">
     <w:abstractNumId w:val="2"/>
   </w:num>
   <w:num w:numId="39" w16cid:durableId="1521819505">
+    <w:abstractNumId w:val="71"/>
+  </w:num>
+  <w:num w:numId="40" w16cid:durableId="166024332">
+    <w:abstractNumId w:val="59"/>
+  </w:num>
+  <w:num w:numId="41" w16cid:durableId="2101676064">
+    <w:abstractNumId w:val="52"/>
+  </w:num>
+  <w:num w:numId="42" w16cid:durableId="1359696986">
     <w:abstractNumId w:val="64"/>
   </w:num>
-  <w:num w:numId="40" w16cid:durableId="166024332">
+  <w:num w:numId="43" w16cid:durableId="1531143192">
     <w:abstractNumId w:val="53"/>
   </w:num>
-  <w:num w:numId="41" w16cid:durableId="2101676064">
+  <w:num w:numId="44" w16cid:durableId="1686201787">
+    <w:abstractNumId w:val="12"/>
+  </w:num>
+  <w:num w:numId="45" w16cid:durableId="1416904238">
+    <w:abstractNumId w:val="31"/>
+  </w:num>
+  <w:num w:numId="46" w16cid:durableId="2026319050">
+    <w:abstractNumId w:val="8"/>
+  </w:num>
+  <w:num w:numId="47" w16cid:durableId="514225857">
+    <w:abstractNumId w:val="19"/>
+  </w:num>
+  <w:num w:numId="48" w16cid:durableId="545068969">
+    <w:abstractNumId w:val="73"/>
+  </w:num>
+  <w:num w:numId="49" w16cid:durableId="1824933259">
+    <w:abstractNumId w:val="20"/>
+  </w:num>
+  <w:num w:numId="50" w16cid:durableId="1069352379">
+    <w:abstractNumId w:val="58"/>
+  </w:num>
+  <w:num w:numId="51" w16cid:durableId="461309903">
+    <w:abstractNumId w:val="35"/>
+  </w:num>
+  <w:num w:numId="52" w16cid:durableId="445545886">
+    <w:abstractNumId w:val="70"/>
+  </w:num>
+  <w:num w:numId="53" w16cid:durableId="967781129">
+    <w:abstractNumId w:val="18"/>
+  </w:num>
+  <w:num w:numId="54" w16cid:durableId="1982688472">
+    <w:abstractNumId w:val="66"/>
+  </w:num>
+  <w:num w:numId="55" w16cid:durableId="1291209225">
+    <w:abstractNumId w:val="7"/>
+  </w:num>
+  <w:num w:numId="56" w16cid:durableId="389694142">
+    <w:abstractNumId w:val="36"/>
+  </w:num>
+  <w:num w:numId="57" w16cid:durableId="490948039">
+    <w:abstractNumId w:val="33"/>
+  </w:num>
+  <w:num w:numId="58" w16cid:durableId="809830526">
+    <w:abstractNumId w:val="41"/>
+  </w:num>
+  <w:num w:numId="59" w16cid:durableId="185488541">
+    <w:abstractNumId w:val="56"/>
+  </w:num>
+  <w:num w:numId="60" w16cid:durableId="442458979">
+    <w:abstractNumId w:val="17"/>
+  </w:num>
+  <w:num w:numId="61" w16cid:durableId="1954898027">
+    <w:abstractNumId w:val="34"/>
+  </w:num>
+  <w:num w:numId="62" w16cid:durableId="1716350385">
+    <w:abstractNumId w:val="13"/>
+  </w:num>
+  <w:num w:numId="63" w16cid:durableId="1954944771">
+    <w:abstractNumId w:val="81"/>
+  </w:num>
+  <w:num w:numId="64" w16cid:durableId="766269299">
+    <w:abstractNumId w:val="75"/>
+  </w:num>
+  <w:num w:numId="65" w16cid:durableId="1663241880">
+    <w:abstractNumId w:val="23"/>
+  </w:num>
+  <w:num w:numId="66" w16cid:durableId="1369791328">
+    <w:abstractNumId w:val="25"/>
+  </w:num>
+  <w:num w:numId="67" w16cid:durableId="1550267102">
+    <w:abstractNumId w:val="85"/>
+  </w:num>
+  <w:num w:numId="68" w16cid:durableId="274137233">
+    <w:abstractNumId w:val="69"/>
+  </w:num>
+  <w:num w:numId="69" w16cid:durableId="1456560849">
+    <w:abstractNumId w:val="43"/>
+  </w:num>
+  <w:num w:numId="70" w16cid:durableId="325983809">
+    <w:abstractNumId w:val="54"/>
+  </w:num>
+  <w:num w:numId="71" w16cid:durableId="106506998">
+    <w:abstractNumId w:val="79"/>
+  </w:num>
+  <w:num w:numId="72" w16cid:durableId="281228336">
+    <w:abstractNumId w:val="44"/>
+  </w:num>
+  <w:num w:numId="73" w16cid:durableId="500581696">
     <w:abstractNumId w:val="46"/>
   </w:num>
-  <w:num w:numId="42" w16cid:durableId="1359696986">
-    <w:abstractNumId w:val="58"/>
+  <w:num w:numId="74" w16cid:durableId="247151471">
+    <w:abstractNumId w:val="87"/>
   </w:num>
-  <w:num w:numId="43" w16cid:durableId="1531143192">
-    <w:abstractNumId w:val="47"/>
+  <w:num w:numId="75" w16cid:durableId="442306129">
+    <w:abstractNumId w:val="62"/>
   </w:num>
-  <w:num w:numId="44" w16cid:durableId="1686201787">
-    <w:abstractNumId w:val="11"/>
+  <w:num w:numId="76" w16cid:durableId="98259902">
+    <w:abstractNumId w:val="88"/>
   </w:num>
-  <w:num w:numId="45" w16cid:durableId="1416904238">
-    <w:abstractNumId w:val="28"/>
-  </w:num>
-  <w:num w:numId="46" w16cid:durableId="2026319050">
-    <w:abstractNumId w:val="7"/>
-  </w:num>
-  <w:num w:numId="47" w16cid:durableId="514225857">
-    <w:abstractNumId w:val="18"/>
-  </w:num>
-  <w:num w:numId="48" w16cid:durableId="545068969">
-    <w:abstractNumId w:val="66"/>
-  </w:num>
-  <w:num w:numId="49" w16cid:durableId="1824933259">
-    <w:abstractNumId w:val="19"/>
-  </w:num>
-  <w:num w:numId="50" w16cid:durableId="1069352379">
-    <w:abstractNumId w:val="52"/>
-  </w:num>
-  <w:num w:numId="51" w16cid:durableId="461309903">
-    <w:abstractNumId w:val="32"/>
-  </w:num>
-  <w:num w:numId="52" w16cid:durableId="445545886">
-    <w:abstractNumId w:val="63"/>
-  </w:num>
-  <w:num w:numId="53" w16cid:durableId="967781129">
-    <w:abstractNumId w:val="17"/>
-  </w:num>
-  <w:num w:numId="54" w16cid:durableId="1982688472">
-    <w:abstractNumId w:val="60"/>
-  </w:num>
-  <w:num w:numId="55" w16cid:durableId="1291209225">
-    <w:abstractNumId w:val="6"/>
-  </w:num>
-  <w:num w:numId="56" w16cid:durableId="389694142">
-    <w:abstractNumId w:val="33"/>
-  </w:num>
-  <w:num w:numId="57" w16cid:durableId="490948039">
-    <w:abstractNumId w:val="30"/>
-  </w:num>
-  <w:num w:numId="58" w16cid:durableId="809830526">
-    <w:abstractNumId w:val="36"/>
-  </w:num>
-  <w:num w:numId="59" w16cid:durableId="185488541">
-    <w:abstractNumId w:val="50"/>
-  </w:num>
-  <w:num w:numId="60" w16cid:durableId="442458979">
-    <w:abstractNumId w:val="16"/>
-  </w:num>
-  <w:num w:numId="61" w16cid:durableId="1954898027">
-    <w:abstractNumId w:val="31"/>
-  </w:num>
-  <w:num w:numId="62" w16cid:durableId="1716350385">
-    <w:abstractNumId w:val="12"/>
-  </w:num>
-  <w:num w:numId="63" w16cid:durableId="1954944771">
+  <w:num w:numId="77" w16cid:durableId="1656950022">
     <w:abstractNumId w:val="72"/>
   </w:num>
-  <w:num w:numId="64" w16cid:durableId="766269299">
-    <w:abstractNumId w:val="68"/>
+  <w:num w:numId="78" w16cid:durableId="21976109">
+    <w:abstractNumId w:val="65"/>
   </w:num>
-  <w:num w:numId="65" w16cid:durableId="1663241880">
-    <w:abstractNumId w:val="21"/>
+  <w:num w:numId="79" w16cid:durableId="1893611530">
+    <w:abstractNumId w:val="5"/>
   </w:num>
-  <w:num w:numId="66" w16cid:durableId="1369791328">
-    <w:abstractNumId w:val="23"/>
+  <w:num w:numId="80" w16cid:durableId="370810510">
+    <w:abstractNumId w:val="67"/>
   </w:num>
-  <w:num w:numId="67" w16cid:durableId="1550267102">
-    <w:abstractNumId w:val="76"/>
+  <w:num w:numId="81" w16cid:durableId="551188305">
+    <w:abstractNumId w:val="29"/>
   </w:num>
-  <w:num w:numId="68" w16cid:durableId="274137233">
-    <w:abstractNumId w:val="62"/>
+  <w:num w:numId="82" w16cid:durableId="673995121">
+    <w:abstractNumId w:val="3"/>
   </w:num>
-  <w:num w:numId="69" w16cid:durableId="1456560849">
+  <w:num w:numId="83" w16cid:durableId="2103600809">
     <w:abstractNumId w:val="38"/>
   </w:num>
-  <w:num w:numId="70" w16cid:durableId="325983809">
-    <w:abstractNumId w:val="48"/>
+  <w:num w:numId="84" w16cid:durableId="1714842425">
+    <w:abstractNumId w:val="22"/>
   </w:num>
-  <w:num w:numId="71" w16cid:durableId="106506998">
-    <w:abstractNumId w:val="70"/>
-  </w:num>
-  <w:num w:numId="72" w16cid:durableId="281228336">
-    <w:abstractNumId w:val="39"/>
-  </w:num>
-  <w:num w:numId="73" w16cid:durableId="500581696">
+  <w:num w:numId="85" w16cid:durableId="1027684073">
     <w:abstractNumId w:val="40"/>
   </w:num>
-  <w:num w:numId="74" w16cid:durableId="247151471">
-    <w:abstractNumId w:val="77"/>
-  </w:num>
-  <w:num w:numId="75" w16cid:durableId="442306129">
-    <w:abstractNumId w:val="56"/>
-  </w:num>
-  <w:num w:numId="76" w16cid:durableId="98259902">
+  <w:num w:numId="86" w16cid:durableId="1668902865">
     <w:abstractNumId w:val="78"/>
   </w:num>
-  <w:num w:numId="77" w16cid:durableId="1656950022">
-    <w:abstractNumId w:val="65"/>
+  <w:num w:numId="87" w16cid:durableId="1048528031">
+    <w:abstractNumId w:val="45"/>
   </w:num>
-  <w:num w:numId="78" w16cid:durableId="21976109">
-    <w:abstractNumId w:val="59"/>
+  <w:num w:numId="88" w16cid:durableId="936787894">
+    <w:abstractNumId w:val="86"/>
   </w:num>
-  <w:num w:numId="79" w16cid:durableId="1893611530">
-    <w:abstractNumId w:val="4"/>
+  <w:num w:numId="89" w16cid:durableId="1551916320">
+    <w:abstractNumId w:val="77"/>
   </w:num>
 </w:numbering>
 </file>
@@ -14334,7 +15888,7 @@
     <w:autoRedefine/>
     <w:uiPriority w:val="4"/>
     <w:qFormat/>
-    <w:rsid w:val="008352C1"/>
+    <w:rsid w:val="00FE143C"/>
     <w:pPr>
       <w:keepNext/>
       <w:shd w:val="solid" w:color="4E91CD" w:fill="FFFFFF" w:themeFill="background1"/>
@@ -14343,6 +15897,7 @@
     </w:pPr>
     <w:rPr>
       <w:rFonts w:ascii="Calibri Light" w:eastAsiaTheme="majorEastAsia" w:hAnsi="Calibri Light" w:cstheme="majorBidi"/>
+      <w:caps/>
       <w:color w:val="FFFFFF" w:themeColor="background1"/>
       <w:kern w:val="28"/>
       <w:sz w:val="44"/>
@@ -14447,7 +16002,6 @@
   <w:style w:type="character" w:default="1" w:styleId="Fuentedeprrafopredeter">
     <w:name w:val="Default Paragraph Font"/>
     <w:uiPriority w:val="1"/>
-    <w:semiHidden/>
     <w:unhideWhenUsed/>
   </w:style>
   <w:style w:type="table" w:default="1" w:styleId="Tablanormal">
@@ -14534,7 +16088,7 @@
     </w:pPr>
     <w:rPr>
       <w:b/>
-      <w:caps/>
+      <w:caps w:val="0"/>
       <w:color w:val="767171" w:themeColor="background2" w:themeShade="80"/>
       <w:spacing w:val="20"/>
       <w:sz w:val="32"/>
@@ -14567,10 +16121,10 @@
     <w:basedOn w:val="Fuentedeprrafopredeter"/>
     <w:link w:val="Ttulo1"/>
     <w:uiPriority w:val="4"/>
-    <w:rsid w:val="008352C1"/>
+    <w:rsid w:val="00FE143C"/>
     <w:rPr>
       <w:rFonts w:ascii="Calibri Light" w:eastAsiaTheme="majorEastAsia" w:hAnsi="Calibri Light" w:cstheme="majorBidi"/>
-      <w:b/>
+      <w:caps/>
       <w:color w:val="FFFFFF" w:themeColor="background1"/>
       <w:kern w:val="28"/>
       <w:sz w:val="44"/>
@@ -14670,12 +16224,18 @@
   </w:style>
   <w:style w:type="character" w:styleId="Textodelmarcadordeposicin">
     <w:name w:val="Placeholder Text"/>
+    <w:aliases w:val="Notas:"/>
     <w:basedOn w:val="Fuentedeprrafopredeter"/>
     <w:uiPriority w:val="99"/>
     <w:unhideWhenUsed/>
-    <w:rsid w:val="00D86945"/>
+    <w:rsid w:val="00F8365F"/>
     <w:rPr>
+      <w:rFonts w:ascii="Calibri Light" w:hAnsi="Calibri Light"/>
+      <w:i/>
       <w:color w:val="808080"/>
+      <w:sz w:val="18"/>
+      <w:bdr w:val="none" w:sz="0" w:space="0" w:color="auto"/>
+      <w:shd w:val="clear" w:color="auto" w:fill="auto"/>
     </w:rPr>
   </w:style>
   <w:style w:type="paragraph" w:customStyle="1" w:styleId="Contenido">
@@ -14739,20 +16299,19 @@
     <w:uiPriority w:val="99"/>
     <w:unhideWhenUsed/>
     <w:qFormat/>
-    <w:rsid w:val="00742301"/>
+    <w:rsid w:val="008F2D67"/>
     <w:pPr>
       <w:spacing w:before="120" w:after="60" w:line="240" w:lineRule="auto"/>
     </w:pPr>
     <w:rPr>
       <w:rFonts w:ascii="Calibri Light" w:eastAsia="Times New Roman" w:hAnsi="Calibri Light" w:cs="Times New Roman"/>
-      <w:b/>
       <w:i/>
       <w:color w:val="808080" w:themeColor="background1" w:themeShade="80"/>
       <w:szCs w:val="24"/>
       <w:lang w:eastAsia="es-ES"/>
     </w:rPr>
   </w:style>
-  <w:style w:type="character" w:styleId="Textoennegrita">
+  <w:style w:type="character" w:styleId="Fuerte">
     <w:name w:val="Strong"/>
     <w:uiPriority w:val="22"/>
     <w:qFormat/>
@@ -15324,6 +16883,18 @@
       <w:rFonts w:ascii="Consolas" w:eastAsiaTheme="minorEastAsia" w:hAnsi="Consolas"/>
       <w:sz w:val="20"/>
       <w:szCs w:val="20"/>
+    </w:rPr>
+  </w:style>
+  <w:style w:type="paragraph" w:customStyle="1" w:styleId="-iralndice-">
+    <w:name w:val="- ir al índice -"/>
+    <w:basedOn w:val="Normal"/>
+    <w:rsid w:val="00FE143C"/>
+    <w:pPr>
+      <w:jc w:val="both"/>
+    </w:pPr>
+    <w:rPr>
+      <w:color w:val="FFFFFF" w:themeColor="background1"/>
+      <w:sz w:val="18"/>
     </w:rPr>
   </w:style>
 </w:styles>
@@ -15552,12 +17123,16 @@
     <w:rsid w:val="00491E1D"/>
     <w:rsid w:val="005B625B"/>
     <w:rsid w:val="006B176B"/>
+    <w:rsid w:val="00815D96"/>
     <w:rsid w:val="00960C1A"/>
     <w:rsid w:val="00C94860"/>
     <w:rsid w:val="00C974A8"/>
     <w:rsid w:val="00D6343F"/>
+    <w:rsid w:val="00E62476"/>
     <w:rsid w:val="00EF27E6"/>
+    <w:rsid w:val="00F010AA"/>
     <w:rsid w:val="00F658D2"/>
+    <w:rsid w:val="00FB13D8"/>
   </w:rsids>
   <m:mathPr>
     <m:mathFont m:val="Cambria Math"/>
